--- a/docx/ch07_ai_intro.docx
+++ b/docx/ch07_ai_intro.docx
@@ -7,7 +7,67 @@
         <w:pStyle w:val="Title"/>
       </w:pPr>
       <w:r>
-        <w:t xml:space="preserve">Chapter 7: Introduction to Artificial Intelligence | Computing &amp; AI Ethics</w:t>
+        <w:t xml:space="preserve">Chapter</w:t>
+      </w:r>
+      <w:r>
+        <w:t xml:space="preserve"> </w:t>
+      </w:r>
+      <w:r>
+        <w:t xml:space="preserve">7:</w:t>
+      </w:r>
+      <w:r>
+        <w:t xml:space="preserve"> </w:t>
+      </w:r>
+      <w:r>
+        <w:t xml:space="preserve">Introduction</w:t>
+      </w:r>
+      <w:r>
+        <w:t xml:space="preserve"> </w:t>
+      </w:r>
+      <w:r>
+        <w:t xml:space="preserve">to</w:t>
+      </w:r>
+      <w:r>
+        <w:t xml:space="preserve"> </w:t>
+      </w:r>
+      <w:r>
+        <w:t xml:space="preserve">Artificial</w:t>
+      </w:r>
+      <w:r>
+        <w:t xml:space="preserve"> </w:t>
+      </w:r>
+      <w:r>
+        <w:t xml:space="preserve">Intelligence</w:t>
+      </w:r>
+      <w:r>
+        <w:t xml:space="preserve"> </w:t>
+      </w:r>
+      <w:r>
+        <w:t xml:space="preserve">|</w:t>
+      </w:r>
+      <w:r>
+        <w:t xml:space="preserve"> </w:t>
+      </w:r>
+      <w:r>
+        <w:t xml:space="preserve">Computing</w:t>
+      </w:r>
+      <w:r>
+        <w:t xml:space="preserve"> </w:t>
+      </w:r>
+      <w:r>
+        <w:t xml:space="preserve">&amp;</w:t>
+      </w:r>
+      <w:r>
+        <w:t xml:space="preserve"> </w:t>
+      </w:r>
+      <w:r>
+        <w:t xml:space="preserve">AI</w:t>
+      </w:r>
+      <w:r>
+        <w:t xml:space="preserve"> </w:t>
+      </w:r>
+      <w:r>
+        <w:t xml:space="preserve">Ethics</w:t>
       </w:r>
     </w:p>
     <w:p>
@@ -15,11 +75,49 @@
         <w:pStyle w:val="Author"/>
       </w:pPr>
       <w:r>
-        <w:t xml:space="preserve">Brendan Shea, PhD</w:t>
-      </w:r>
-    </w:p>
-    <w:bookmarkStart w:id="10" w:name="central-questions"/>
-    <w:bookmarkStart w:id="9" w:name="cq-heading"/>
+        <w:t xml:space="preserve">Brendan</w:t>
+      </w:r>
+      <w:r>
+        <w:t xml:space="preserve"> </w:t>
+      </w:r>
+      <w:r>
+        <w:t xml:space="preserve">Shea,</w:t>
+      </w:r>
+      <w:r>
+        <w:t xml:space="preserve"> </w:t>
+      </w:r>
+      <w:r>
+        <w:t xml:space="preserve">PhD</w:t>
+      </w:r>
+    </w:p>
+    <w:p>
+      <w:pPr>
+        <w:pStyle w:val="ChapterEyebrow"/>
+      </w:pPr>
+      <w:r>
+        <w:t xml:space="preserve">Chapter 7</w:t>
+      </w:r>
+    </w:p>
+    <w:bookmarkStart w:id="20" w:name="introduction-to-artificial-intelligence"/>
+    <w:p>
+      <w:pPr>
+        <w:pStyle w:val="Heading1"/>
+      </w:pPr>
+      <w:r>
+        <w:t xml:space="preserve">Introduction to Artificial Intelligence</w:t>
+      </w:r>
+    </w:p>
+    <w:p>
+      <w:pPr>
+        <w:pStyle w:val="ChapterSubtitle"/>
+      </w:pPr>
+      <w:r>
+        <w:t xml:space="preserve">Definitions, Debates, and Implications</w:t>
+      </w:r>
+    </w:p>
+    <w:bookmarkEnd w:id="20"/>
+    <w:bookmarkStart w:id="22" w:name="central-questions"/>
+    <w:bookmarkStart w:id="21" w:name="cq-heading"/>
     <w:p>
       <w:pPr>
         <w:pStyle w:val="Heading2"/>
@@ -30,11 +128,11 @@
     </w:p>
     <w:p>
       <w:pPr>
-        <w:pStyle w:val="Compact"/>
         <w:numPr>
           <w:ilvl w:val="0"/>
           <w:numId w:val="1001"/>
         </w:numPr>
+        <w:pStyle w:val="Compact"/>
       </w:pPr>
       <w:r>
         <w:t xml:space="preserve">What</w:t>
@@ -44,8 +142,8 @@
       </w:r>
       <w:r>
         <w:rPr>
+          <w:iCs/>
           <w:i/>
-          <w:iCs/>
         </w:rPr>
         <w:t xml:space="preserve">is</w:t>
       </w:r>
@@ -58,11 +156,11 @@
     </w:p>
     <w:p>
       <w:pPr>
-        <w:pStyle w:val="Compact"/>
         <w:numPr>
           <w:ilvl w:val="0"/>
           <w:numId w:val="1001"/>
         </w:numPr>
+        <w:pStyle w:val="Compact"/>
       </w:pPr>
       <w:r>
         <w:t xml:space="preserve">How has AI evolved from logic-based systems to neural networks — and what does that history reveal?</w:t>
@@ -70,11 +168,11 @@
     </w:p>
     <w:p>
       <w:pPr>
-        <w:pStyle w:val="Compact"/>
         <w:numPr>
           <w:ilvl w:val="0"/>
           <w:numId w:val="1001"/>
         </w:numPr>
+        <w:pStyle w:val="Compact"/>
       </w:pPr>
       <w:r>
         <w:t xml:space="preserve">What do Lovelace, Turing, and Searle argue about machine intelligence, and who has the better case?</w:t>
@@ -82,11 +180,11 @@
     </w:p>
     <w:p>
       <w:pPr>
-        <w:pStyle w:val="Compact"/>
         <w:numPr>
           <w:ilvl w:val="0"/>
           <w:numId w:val="1001"/>
         </w:numPr>
+        <w:pStyle w:val="Compact"/>
       </w:pPr>
       <w:r>
         <w:t xml:space="preserve">What is the difference between narrow and general AI, and between weak and strong AI?</w:t>
@@ -94,20 +192,20 @@
     </w:p>
     <w:p>
       <w:pPr>
-        <w:pStyle w:val="Compact"/>
         <w:numPr>
           <w:ilvl w:val="0"/>
           <w:numId w:val="1001"/>
         </w:numPr>
+        <w:pStyle w:val="Compact"/>
       </w:pPr>
       <w:r>
         <w:t xml:space="preserve">How do definitional choices shape AI ethics, policy, and our understanding of our own intelligence?</w:t>
       </w:r>
     </w:p>
-    <w:bookmarkEnd w:id="9"/>
-    <w:bookmarkEnd w:id="10"/>
-    <w:bookmarkStart w:id="14" w:name="defining-ai"/>
-    <w:bookmarkStart w:id="13" w:name="s1-heading"/>
+    <w:bookmarkEnd w:id="21"/>
+    <w:bookmarkEnd w:id="22"/>
+    <w:bookmarkStart w:id="26" w:name="defining-ai"/>
+    <w:bookmarkStart w:id="25" w:name="s1-heading"/>
     <w:p>
       <w:pPr>
         <w:pStyle w:val="Heading2"/>
@@ -186,7 +284,7 @@
         <w:t xml:space="preserve">and these classifications have real consequences for funding, regulation, and public trust.</w:t>
       </w:r>
     </w:p>
-    <w:bookmarkStart w:id="11" w:name="the-moving-goalposts-problem"/>
+    <w:bookmarkStart w:id="23" w:name="the-moving-goalposts-problem"/>
     <w:p>
       <w:pPr>
         <w:pStyle w:val="Heading3"/>
@@ -207,8 +305,8 @@
       </w:r>
       <w:r>
         <w:rPr>
+          <w:bCs/>
           <w:b/>
-          <w:bCs/>
         </w:rPr>
         <w:t xml:space="preserve">Tesler's Theorem</w:t>
       </w:r>
@@ -216,7 +314,19 @@
         <w:t xml:space="preserve"> </w:t>
       </w:r>
       <w:r>
-        <w:t xml:space="preserve">after computer scientist Larry Tesler: "AI is whatever hasn't been done yet." Whenever an AI</w:t>
+        <w:t xml:space="preserve">after computer scientist Larry Tesler: "AI is whatever hasn't been done yet." (Tesler's own</w:t>
+      </w:r>
+      <w:r>
+        <w:t xml:space="preserve"> </w:t>
+      </w:r>
+      <w:r>
+        <w:t xml:space="preserve">wording was slightly different — "Intelligence is whatever machines haven't done yet" — but the</w:t>
+      </w:r>
+      <w:r>
+        <w:t xml:space="preserve"> </w:t>
+      </w:r>
+      <w:r>
+        <w:t xml:space="preserve">snappier version, popularized by Douglas Hofstadter, is the one that stuck.) Whenever an AI</w:t>
       </w:r>
       <w:r>
         <w:t xml:space="preserve"> </w:t>
@@ -244,6 +354,7 @@
         <w:tblStyle w:val="Table"/>
         <w:tblW w:type="auto" w:w="0"/>
         <w:tblLook w:firstRow="1" w:lastRow="0" w:firstColumn="0" w:lastColumn="0" w:noHBand="0" w:noVBand="0" w:val="0020"/>
+        <w:jc w:val="start"/>
         <w:tblCaption w:val="Table 7.1 — The Moving Goalposts: Technologies Once Called AI"/>
       </w:tblPr>
       <w:tblGrid>
@@ -253,13 +364,14 @@
       </w:tblGrid>
       <w:tr>
         <w:trPr>
-          <w:tblHeader w:val="on"/>
+          <w:tblHeader w:val="true"/>
         </w:trPr>
         <w:tc>
           <w:tcPr/>
           <w:p>
             <w:pPr>
               <w:pStyle w:val="Compact"/>
+              <w:jc w:val="left"/>
             </w:pPr>
             <w:r>
               <w:t xml:space="preserve">Technology</w:t>
@@ -271,6 +383,7 @@
           <w:p>
             <w:pPr>
               <w:pStyle w:val="Compact"/>
+              <w:jc w:val="left"/>
             </w:pPr>
             <w:r>
               <w:t xml:space="preserve">Once Called</w:t>
@@ -282,6 +395,7 @@
           <w:p>
             <w:pPr>
               <w:pStyle w:val="Compact"/>
+              <w:jc w:val="left"/>
             </w:pPr>
             <w:r>
               <w:t xml:space="preserve">Now Called</w:t>
@@ -295,6 +409,7 @@
           <w:p>
             <w:pPr>
               <w:pStyle w:val="Compact"/>
+              <w:jc w:val="left"/>
             </w:pPr>
             <w:r>
               <w:t xml:space="preserve">Chess playing (Deep Blue, 1997)</w:t>
@@ -306,6 +421,7 @@
           <w:p>
             <w:pPr>
               <w:pStyle w:val="Compact"/>
+              <w:jc w:val="left"/>
             </w:pPr>
             <w:r>
               <w:t xml:space="preserve">Artificial Intelligence</w:t>
@@ -317,6 +433,7 @@
           <w:p>
             <w:pPr>
               <w:pStyle w:val="Compact"/>
+              <w:jc w:val="left"/>
             </w:pPr>
             <w:r>
               <w:t xml:space="preserve">"Just search algorithms"</w:t>
@@ -330,6 +447,7 @@
           <w:p>
             <w:pPr>
               <w:pStyle w:val="Compact"/>
+              <w:jc w:val="left"/>
             </w:pPr>
             <w:r>
               <w:t xml:space="preserve">Speech recognition</w:t>
@@ -341,6 +459,7 @@
           <w:p>
             <w:pPr>
               <w:pStyle w:val="Compact"/>
+              <w:jc w:val="left"/>
             </w:pPr>
             <w:r>
               <w:t xml:space="preserve">AI breakthrough</w:t>
@@ -352,6 +471,7 @@
           <w:p>
             <w:pPr>
               <w:pStyle w:val="Compact"/>
+              <w:jc w:val="left"/>
             </w:pPr>
             <w:r>
               <w:t xml:space="preserve">"Just statistics"</w:t>
@@ -365,6 +485,7 @@
           <w:p>
             <w:pPr>
               <w:pStyle w:val="Compact"/>
+              <w:jc w:val="left"/>
             </w:pPr>
             <w:r>
               <w:t xml:space="preserve">Spam filtering</w:t>
@@ -376,6 +497,7 @@
           <w:p>
             <w:pPr>
               <w:pStyle w:val="Compact"/>
+              <w:jc w:val="left"/>
             </w:pPr>
             <w:r>
               <w:t xml:space="preserve">Machine learning</w:t>
@@ -387,6 +509,7 @@
           <w:p>
             <w:pPr>
               <w:pStyle w:val="Compact"/>
+              <w:jc w:val="left"/>
             </w:pPr>
             <w:r>
               <w:t xml:space="preserve">"Just classification"</w:t>
@@ -400,6 +523,7 @@
           <w:p>
             <w:pPr>
               <w:pStyle w:val="Compact"/>
+              <w:jc w:val="left"/>
             </w:pPr>
             <w:r>
               <w:t xml:space="preserve">Route optimization (GPS)</w:t>
@@ -411,6 +535,7 @@
           <w:p>
             <w:pPr>
               <w:pStyle w:val="Compact"/>
+              <w:jc w:val="left"/>
             </w:pPr>
             <w:r>
               <w:t xml:space="preserve">Intelligent systems</w:t>
@@ -422,6 +547,7 @@
           <w:p>
             <w:pPr>
               <w:pStyle w:val="Compact"/>
+              <w:jc w:val="left"/>
             </w:pPr>
             <w:r>
               <w:t xml:space="preserve">"Just algorithms"</w:t>
@@ -435,6 +561,7 @@
           <w:p>
             <w:pPr>
               <w:pStyle w:val="Compact"/>
+              <w:jc w:val="left"/>
             </w:pPr>
             <w:r>
               <w:t xml:space="preserve">Optical character recognition</w:t>
@@ -446,6 +573,7 @@
           <w:p>
             <w:pPr>
               <w:pStyle w:val="Compact"/>
+              <w:jc w:val="left"/>
             </w:pPr>
             <w:r>
               <w:t xml:space="preserve">Pattern recognition AI</w:t>
@@ -457,6 +585,7 @@
           <w:p>
             <w:pPr>
               <w:pStyle w:val="Compact"/>
+              <w:jc w:val="left"/>
             </w:pPr>
             <w:r>
               <w:t xml:space="preserve">Standard software</w:t>
@@ -531,8 +660,8 @@
         <w:t xml:space="preserve">The goalposts move with every success, making AI an ever-retreating horizon.</w:t>
       </w:r>
     </w:p>
-    <w:bookmarkEnd w:id="11"/>
-    <w:bookmarkStart w:id="12" w:name="a-taxonomy-of-ai-distinctions"/>
+    <w:bookmarkEnd w:id="23"/>
+    <w:bookmarkStart w:id="24" w:name="a-taxonomy-of-ai-distinctions"/>
     <w:p>
       <w:pPr>
         <w:pStyle w:val="Heading3"/>
@@ -574,6 +703,7 @@
         <w:tblStyle w:val="Table"/>
         <w:tblW w:type="auto" w:w="0"/>
         <w:tblLook w:firstRow="1" w:lastRow="0" w:firstColumn="0" w:lastColumn="0" w:noHBand="0" w:noVBand="0" w:val="0020"/>
+        <w:jc w:val="start"/>
         <w:tblCaption w:val="Table 7.2 — Core Distinctions in AI Discourse"/>
       </w:tblPr>
       <w:tblGrid>
@@ -583,13 +713,14 @@
       </w:tblGrid>
       <w:tr>
         <w:trPr>
-          <w:tblHeader w:val="on"/>
+          <w:tblHeader w:val="true"/>
         </w:trPr>
         <w:tc>
           <w:tcPr/>
           <w:p>
             <w:pPr>
               <w:pStyle w:val="Compact"/>
+              <w:jc w:val="left"/>
             </w:pPr>
             <w:r>
               <w:t xml:space="preserve">Distinction</w:t>
@@ -601,6 +732,7 @@
           <w:p>
             <w:pPr>
               <w:pStyle w:val="Compact"/>
+              <w:jc w:val="left"/>
             </w:pPr>
             <w:r>
               <w:t xml:space="preserve">First Term</w:t>
@@ -612,6 +744,7 @@
           <w:p>
             <w:pPr>
               <w:pStyle w:val="Compact"/>
+              <w:jc w:val="left"/>
             </w:pPr>
             <w:r>
               <w:t xml:space="preserve">Second Term</w:t>
@@ -625,11 +758,12 @@
           <w:p>
             <w:pPr>
               <w:pStyle w:val="Compact"/>
+              <w:jc w:val="left"/>
             </w:pPr>
             <w:r>
               <w:rPr>
+                <w:bCs/>
                 <w:b/>
-                <w:bCs/>
               </w:rPr>
               <w:t xml:space="preserve">Narrow vs. General</w:t>
             </w:r>
@@ -640,6 +774,7 @@
           <w:p>
             <w:pPr>
               <w:pStyle w:val="Compact"/>
+              <w:jc w:val="left"/>
             </w:pPr>
             <w:r>
               <w:t xml:space="preserve">Excels at one specific task (chess, translation, image recognition)</w:t>
@@ -651,6 +786,7 @@
           <w:p>
             <w:pPr>
               <w:pStyle w:val="Compact"/>
+              <w:jc w:val="left"/>
             </w:pPr>
             <w:r>
               <w:t xml:space="preserve">Performs any intellectual task a human can (AGI)</w:t>
@@ -664,11 +800,12 @@
           <w:p>
             <w:pPr>
               <w:pStyle w:val="Compact"/>
+              <w:jc w:val="left"/>
             </w:pPr>
             <w:r>
               <w:rPr>
+                <w:bCs/>
                 <w:b/>
-                <w:bCs/>
               </w:rPr>
               <w:t xml:space="preserve">Weak vs. Strong</w:t>
             </w:r>
@@ -679,6 +816,7 @@
           <w:p>
             <w:pPr>
               <w:pStyle w:val="Compact"/>
+              <w:jc w:val="left"/>
             </w:pPr>
             <w:r>
               <w:t xml:space="preserve">Simulates intelligent behavior without possessing a mind</w:t>
@@ -690,6 +828,7 @@
           <w:p>
             <w:pPr>
               <w:pStyle w:val="Compact"/>
+              <w:jc w:val="left"/>
             </w:pPr>
             <w:r>
               <w:t xml:space="preserve">Actually has genuine mental states — understanding, consciousness</w:t>
@@ -703,11 +842,12 @@
           <w:p>
             <w:pPr>
               <w:pStyle w:val="Compact"/>
+              <w:jc w:val="left"/>
             </w:pPr>
             <w:r>
               <w:rPr>
+                <w:bCs/>
                 <w:b/>
-                <w:bCs/>
               </w:rPr>
               <w:t xml:space="preserve">Symbolic vs. Connectionist</w:t>
             </w:r>
@@ -718,6 +858,7 @@
           <w:p>
             <w:pPr>
               <w:pStyle w:val="Compact"/>
+              <w:jc w:val="left"/>
             </w:pPr>
             <w:r>
               <w:t xml:space="preserve">Rule-based reasoning; explicit knowledge representation (GOFAI)</w:t>
@@ -729,6 +870,7 @@
           <w:p>
             <w:pPr>
               <w:pStyle w:val="Compact"/>
+              <w:jc w:val="left"/>
             </w:pPr>
             <w:r>
               <w:t xml:space="preserve">Neural networks that learn patterns from data</w:t>
@@ -742,11 +884,12 @@
           <w:p>
             <w:pPr>
               <w:pStyle w:val="Compact"/>
+              <w:jc w:val="left"/>
             </w:pPr>
             <w:r>
               <w:rPr>
+                <w:bCs/>
                 <w:b/>
-                <w:bCs/>
               </w:rPr>
               <w:t xml:space="preserve">Tool vs. Agent</w:t>
             </w:r>
@@ -757,6 +900,7 @@
           <w:p>
             <w:pPr>
               <w:pStyle w:val="Compact"/>
+              <w:jc w:val="left"/>
             </w:pPr>
             <w:r>
               <w:t xml:space="preserve">Used by humans to perform specific tasks</w:t>
@@ -768,6 +912,7 @@
           <w:p>
             <w:pPr>
               <w:pStyle w:val="Compact"/>
+              <w:jc w:val="left"/>
             </w:pPr>
             <w:r>
               <w:t xml:space="preserve">Acts autonomously toward goals in an environment</w:t>
@@ -788,8 +933,8 @@
       </w:r>
       <w:r>
         <w:rPr>
+          <w:iCs/>
           <w:i/>
-          <w:iCs/>
         </w:rPr>
         <w:t xml:space="preserve">narrow</w:t>
       </w:r>
@@ -810,8 +955,8 @@
       </w:r>
       <w:r>
         <w:rPr>
+          <w:iCs/>
           <w:i/>
-          <w:iCs/>
         </w:rPr>
         <w:t xml:space="preserve">weak</w:t>
       </w:r>
@@ -832,8 +977,8 @@
       </w:r>
       <w:r>
         <w:rPr>
+          <w:iCs/>
           <w:i/>
-          <w:iCs/>
         </w:rPr>
         <w:t xml:space="preserve">connectionist</w:t>
       </w:r>
@@ -854,8 +999,8 @@
       </w:r>
       <w:r>
         <w:rPr>
+          <w:iCs/>
           <w:i/>
-          <w:iCs/>
         </w:rPr>
         <w:t xml:space="preserve">agent-like</w:t>
       </w:r>
@@ -884,11 +1029,115 @@
         <w:t xml:space="preserve">domain raises different ethical questions than one that might approach general capability.</w:t>
       </w:r>
     </w:p>
-    <w:bookmarkEnd w:id="12"/>
-    <w:bookmarkEnd w:id="13"/>
-    <w:bookmarkEnd w:id="14"/>
-    <w:bookmarkStart w:id="32" w:name="history-ai"/>
-    <w:bookmarkStart w:id="31" w:name="s2-heading"/>
+    <w:p>
+      <w:pPr>
+        <w:pStyle w:val="BoxLabel"/>
+      </w:pPr>
+      <w:r>
+        <w:t xml:space="preserve">Thought Questions</w:t>
+      </w:r>
+    </w:p>
+    <w:p>
+      <w:pPr>
+        <w:numPr>
+          <w:ilvl w:val="0"/>
+          <w:numId w:val="1002"/>
+        </w:numPr>
+        <w:pStyle w:val="Compact"/>
+      </w:pPr>
+      <w:r>
+        <w:t xml:space="preserve">Tesler's Theorem says "AI is whatever hasn't been done yet." Do you find this</w:t>
+      </w:r>
+      <w:r>
+        <w:t xml:space="preserve"> </w:t>
+      </w:r>
+      <w:r>
+        <w:t xml:space="preserve">pattern troubling, or does it show that "AI" is just a name for problems at</w:t>
+      </w:r>
+      <w:r>
+        <w:t xml:space="preserve"> </w:t>
+      </w:r>
+      <w:r>
+        <w:t xml:space="preserve">the frontier of computing — and that's fine?</w:t>
+      </w:r>
+    </w:p>
+    <w:p>
+      <w:pPr>
+        <w:numPr>
+          <w:ilvl w:val="0"/>
+          <w:numId w:val="1002"/>
+        </w:numPr>
+        <w:pStyle w:val="Compact"/>
+      </w:pPr>
+      <w:r>
+        <w:t xml:space="preserve">Pick one piece of software you used today. Which side of each distinction in</w:t>
+      </w:r>
+      <w:r>
+        <w:t xml:space="preserve"> </w:t>
+      </w:r>
+      <w:r>
+        <w:t xml:space="preserve">Table 7.2 does it fall on? Were any of the four distinctions hard to apply, and</w:t>
+      </w:r>
+      <w:r>
+        <w:t xml:space="preserve"> </w:t>
+      </w:r>
+      <w:r>
+        <w:t xml:space="preserve">what does that difficulty tell you?</w:t>
+      </w:r>
+    </w:p>
+    <w:p>
+      <w:pPr>
+        <w:numPr>
+          <w:ilvl w:val="0"/>
+          <w:numId w:val="1002"/>
+        </w:numPr>
+        <w:pStyle w:val="Compact"/>
+      </w:pPr>
+      <w:r>
+        <w:t xml:space="preserve">Suppose a legislature has to write the word "AI" into a statute. Which of the</w:t>
+      </w:r>
+      <w:r>
+        <w:t xml:space="preserve"> </w:t>
+      </w:r>
+      <w:r>
+        <w:t xml:space="preserve">distinctions in this section would you want the drafters to use, and which would</w:t>
+      </w:r>
+      <w:r>
+        <w:t xml:space="preserve"> </w:t>
+      </w:r>
+      <w:r>
+        <w:t xml:space="preserve">you want them to avoid? Why?</w:t>
+      </w:r>
+    </w:p>
+    <w:p>
+      <w:pPr>
+        <w:numPr>
+          <w:ilvl w:val="0"/>
+          <w:numId w:val="1002"/>
+        </w:numPr>
+        <w:pStyle w:val="Compact"/>
+      </w:pPr>
+      <w:r>
+        <w:t xml:space="preserve">Steelman the opposite view: make the strongest case that "artificial intelligence"</w:t>
+      </w:r>
+      <w:r>
+        <w:t xml:space="preserve"> </w:t>
+      </w:r>
+      <w:r>
+        <w:t xml:space="preserve">is a marketing term with no stable content, and that we should stop using it in</w:t>
+      </w:r>
+      <w:r>
+        <w:t xml:space="preserve"> </w:t>
+      </w:r>
+      <w:r>
+        <w:t xml:space="preserve">serious argument altogether.</w:t>
+      </w:r>
+    </w:p>
+    <w:bookmarkEnd w:id="24"/>
+    <w:bookmarkEnd w:id="25"/>
+    <w:bookmarkEnd w:id="26"/>
+    <w:bookmarkStart w:id="45" w:name="history-ai"/>
+    <w:bookmarkStart w:id="44" w:name="s2-heading"/>
     <w:p>
       <w:pPr>
         <w:pStyle w:val="Heading2"/>
@@ -929,7 +1178,7 @@
         <w:t xml:space="preserve">eventually deliver on its promises.</w:t>
       </w:r>
     </w:p>
-    <w:bookmarkStart w:id="19" w:name="prehistory-dreams-of-artificial-minds"/>
+    <w:bookmarkStart w:id="31" w:name="prehistory-dreams-of-artificial-minds"/>
     <w:p>
       <w:pPr>
         <w:pStyle w:val="Heading3"/>
@@ -988,8 +1237,8 @@
       </w:r>
       <w:r>
         <w:rPr>
+          <w:iCs/>
           <w:i/>
-          <w:iCs/>
         </w:rPr>
         <w:t xml:space="preserve">calculus ratiocinator</w:t>
       </w:r>
@@ -1033,18 +1282,18 @@
           <wp:inline>
             <wp:extent cx="2255520" cy="3102864"/>
             <wp:effectExtent b="0" l="0" r="0" t="0"/>
-            <wp:docPr descr="Daguerreotype of Ada Lovelace, c. 1843" title="" id="16" name="Picture"/>
+            <wp:docPr descr="Daguerreotype of Ada Lovelace, c. 1843" title="" id="28" name="Picture"/>
             <a:graphic>
               <a:graphicData uri="http://schemas.openxmlformats.org/drawingml/2006/picture">
                 <pic:pic>
                   <pic:nvPicPr>
-                    <pic:cNvPr descr="C:/Users/brend/OneDrive/Documents/Github/computing_ai_ethics/images/ada_lovelace.jpg" id="17" name="Picture"/>
+                    <pic:cNvPr descr="/home/user/computing_ai_ethics/images/ada_lovelace.jpg" id="29" name="Picture"/>
                     <pic:cNvPicPr>
                       <a:picLocks noChangeArrowheads="1" noChangeAspect="1"/>
                     </pic:cNvPicPr>
                   </pic:nvPicPr>
                   <pic:blipFill>
-                    <a:blip r:embed="rId15"/>
+                    <a:blip r:embed="rId27"/>
                     <a:stretch>
                       <a:fillRect/>
                     </a:stretch>
@@ -1079,7 +1328,7 @@
         <w:t xml:space="preserve">Key Thinker</w:t>
       </w:r>
     </w:p>
-    <w:bookmarkStart w:id="18" w:name="ada-lovelace-18151852"/>
+    <w:bookmarkStart w:id="30" w:name="ada-lovelace-18151852"/>
     <w:p>
       <w:pPr>
         <w:pStyle w:val="Heading3"/>
@@ -1094,7 +1343,7 @@
         <w:t xml:space="preserve">(1815–1852)</w:t>
       </w:r>
     </w:p>
-    <w:bookmarkEnd w:id="18"/>
+    <w:bookmarkEnd w:id="30"/>
     <w:p>
       <w:pPr>
         <w:pStyle w:val="KeyThinker"/>
@@ -1136,7 +1385,13 @@
         <w:t xml:space="preserve"> </w:t>
       </w:r>
       <w:r>
-        <w:t xml:space="preserve">The Ada programming language was named in her honor by the US Department of Defense in 1980.</w:t>
+        <w:t xml:space="preserve">The Ada programming language, developed for the US Department of Defense, was named in</w:t>
+      </w:r>
+      <w:r>
+        <w:t xml:space="preserve"> </w:t>
+      </w:r>
+      <w:r>
+        <w:t xml:space="preserve">her honor in 1979; its 1980 military standard was numbered MIL-STD-1815 after her year of birth.</w:t>
       </w:r>
     </w:p>
     <w:p>
@@ -1151,8 +1406,8 @@
       </w:r>
       <w:r>
         <w:rPr>
+          <w:iCs/>
           <w:i/>
-          <w:iCs/>
         </w:rPr>
         <w:t xml:space="preserve">not</w:t>
       </w:r>
@@ -1172,7 +1427,7 @@
         <w:t xml:space="preserve"> </w:t>
       </w:r>
       <w:r>
-        <w:t xml:space="preserve">Analytical Engine "has no power of originating anything." Machines, she argued, can</w:t>
+        <w:t xml:space="preserve">Analytical Engine "has no pretensions whatever to originate any thing." Machines, she argued, can</w:t>
       </w:r>
       <w:r>
         <w:t xml:space="preserve"> </w:t>
@@ -1225,8 +1480,8 @@
         <w:t xml:space="preserve">and whether sufficiently complex recombination constitutes genuine creation.</w:t>
       </w:r>
     </w:p>
-    <w:bookmarkEnd w:id="19"/>
-    <w:bookmarkStart w:id="23" w:name="alan-turing-and-the-birth-of-computing"/>
+    <w:bookmarkEnd w:id="31"/>
+    <w:bookmarkStart w:id="35" w:name="alan-turing-and-the-birth-of-computing"/>
     <w:p>
       <w:pPr>
         <w:pStyle w:val="Heading3"/>
@@ -1244,18 +1499,18 @@
           <wp:inline>
             <wp:extent cx="5334000" cy="7262142"/>
             <wp:effectExtent b="0" l="0" r="0" t="0"/>
-            <wp:docPr descr="Portrait of Alan Turing, aged 16, c. 1928" title="" id="21" name="Picture"/>
+            <wp:docPr descr="Portrait of Alan Turing, aged 16, c. 1928" title="" id="33" name="Picture"/>
             <a:graphic>
               <a:graphicData uri="http://schemas.openxmlformats.org/drawingml/2006/picture">
                 <pic:pic>
                   <pic:nvPicPr>
-                    <pic:cNvPr descr="C:/Users/brend/OneDrive/Documents/Github/computing_ai_ethics/images/alan_turing.jpg" id="22" name="Picture"/>
+                    <pic:cNvPr descr="/home/user/computing_ai_ethics/images/alan_turing.jpg" id="34" name="Picture"/>
                     <pic:cNvPicPr>
                       <a:picLocks noChangeArrowheads="1" noChangeAspect="1"/>
                     </pic:cNvPicPr>
                   </pic:nvPicPr>
                   <pic:blipFill>
-                    <a:blip r:embed="rId20"/>
+                    <a:blip r:embed="rId32"/>
                     <a:stretch>
                       <a:fillRect/>
                     </a:stretch>
@@ -1319,31 +1574,49 @@
         <w:t xml:space="preserve"> </w:t>
       </w:r>
       <w:r>
-        <w:t xml:space="preserve">a rigorous scientific question. In 1936, before electronic computers existed, Turing proved</w:t>
-      </w:r>
-      <w:r>
-        <w:t xml:space="preserve"> </w:t>
-      </w:r>
-      <w:r>
-        <w:t xml:space="preserve">the theoretical foundations of computation with his concept of the Universal Turing Machine —</w:t>
-      </w:r>
-      <w:r>
-        <w:t xml:space="preserve"> </w:t>
-      </w:r>
-      <w:r>
-        <w:t xml:space="preserve">a simple abstract device that could, in principle, compute anything computable. During World</w:t>
-      </w:r>
-      <w:r>
-        <w:t xml:space="preserve"> </w:t>
-      </w:r>
-      <w:r>
-        <w:t xml:space="preserve">War II, he led the team at Bletchley Park that cracked the German Enigma cipher, arguably</w:t>
-      </w:r>
-      <w:r>
-        <w:t xml:space="preserve"> </w:t>
-      </w:r>
-      <w:r>
-        <w:t xml:space="preserve">shortening the war by years. In 1950, he published "Computing Machinery and Intelligence,"</w:t>
+        <w:t xml:space="preserve">a rigorous scientific question. In 1936, before electronic computers existed, Turing laid the</w:t>
+      </w:r>
+      <w:r>
+        <w:t xml:space="preserve"> </w:t>
+      </w:r>
+      <w:r>
+        <w:t xml:space="preserve">theoretical foundations of computation in "On Computable Numbers," introducing the Universal</w:t>
+      </w:r>
+      <w:r>
+        <w:t xml:space="preserve"> </w:t>
+      </w:r>
+      <w:r>
+        <w:t xml:space="preserve">Turing Machine — a simple abstract device that could, in principle, compute anything computable —</w:t>
+      </w:r>
+      <w:r>
+        <w:t xml:space="preserve"> </w:t>
+      </w:r>
+      <w:r>
+        <w:t xml:space="preserve">and proving that some precisely stated mathematical questions cannot be settled by any procedure</w:t>
+      </w:r>
+      <w:r>
+        <w:t xml:space="preserve"> </w:t>
+      </w:r>
+      <w:r>
+        <w:t xml:space="preserve">at all. During World War II, he led Hut 8, the Bletchley Park section attacking German naval</w:t>
+      </w:r>
+      <w:r>
+        <w:t xml:space="preserve"> </w:t>
+      </w:r>
+      <w:r>
+        <w:t xml:space="preserve">Enigma, and designed the electromechanical "Bombe" that made the attack practical. Historians</w:t>
+      </w:r>
+      <w:r>
+        <w:t xml:space="preserve"> </w:t>
+      </w:r>
+      <w:r>
+        <w:t xml:space="preserve">of the codebreaking effort have credited it with shortening the war by two to four years.</w:t>
+      </w:r>
+      <w:r>
+        <w:t xml:space="preserve"> </w:t>
+      </w:r>
+      <w:r>
+        <w:t xml:space="preserve">In 1950, he published "Computing Machinery and Intelligence,"</w:t>
       </w:r>
       <w:r>
         <w:t xml:space="preserve"> </w:t>
@@ -1387,19 +1660,64 @@
         <w:t xml:space="preserve"> </w:t>
       </w:r>
       <w:r>
-        <w:t xml:space="preserve">a human, there would be no principled reason to deny it intelligence. He predicted that</w:t>
-      </w:r>
-      <w:r>
-        <w:t xml:space="preserve"> </w:t>
-      </w:r>
-      <w:r>
-        <w:t xml:space="preserve">by 2000, machines would fool 30% of interrogators after five minutes of conversation.</w:t>
-      </w:r>
-      <w:r>
-        <w:t xml:space="preserve"> </w:t>
-      </w:r>
-      <w:r>
-        <w:t xml:space="preserve">(The prediction proved roughly accurate — and spawned decades of debate about what it means.)</w:t>
+        <w:t xml:space="preserve">a human, there would be no principled reason to deny it intelligence. He predicted that in</w:t>
+      </w:r>
+      <w:r>
+        <w:t xml:space="preserve"> </w:t>
+      </w:r>
+      <w:r>
+        <w:t xml:space="preserve">about fifty years' time — so, around 2000 — an average interrogator would have no better than</w:t>
+      </w:r>
+      <w:r>
+        <w:t xml:space="preserve"> </w:t>
+      </w:r>
+      <w:r>
+        <w:t xml:space="preserve">a 70% chance of identifying the machine correctly after five minutes of questioning. Nothing</w:t>
+      </w:r>
+      <w:r>
+        <w:t xml:space="preserve"> </w:t>
+      </w:r>
+      <w:r>
+        <w:t xml:space="preserve">in 2000 clearly met that bar. The first controlled study to report a machine passing the</w:t>
+      </w:r>
+      <w:r>
+        <w:t xml:space="preserve"> </w:t>
+      </w:r>
+      <w:r>
+        <w:t xml:space="preserve">standard three-party version of the test was published in 2025 by Cameron Jones and Benjamin</w:t>
+      </w:r>
+      <w:r>
+        <w:t xml:space="preserve"> </w:t>
+      </w:r>
+      <w:r>
+        <w:t xml:space="preserve">Bergen at the University of California, San Diego, in which a leading language model prompted</w:t>
+      </w:r>
+      <w:r>
+        <w:t xml:space="preserve"> </w:t>
+      </w:r>
+      <w:r>
+        <w:t xml:space="preserve">to adopt a human persona was judged to be the human 73% of the time</w:t>
+      </w:r>
+      <w:r>
+        <w:t xml:space="preserve"> </w:t>
+      </w:r>
+      <w:r>
+        <w:t xml:space="preserve">(Jones &amp; Bergen, 2025)</w:t>
+      </w:r>
+      <w:r>
+        <w:t xml:space="preserve">. Turing was roughly a</w:t>
+      </w:r>
+      <w:r>
+        <w:t xml:space="preserve"> </w:t>
+      </w:r>
+      <w:r>
+        <w:t xml:space="preserve">quarter-century optimistic — and, as we will see, what such a result actually shows remains</w:t>
+      </w:r>
+      <w:r>
+        <w:t xml:space="preserve"> </w:t>
+      </w:r>
+      <w:r>
+        <w:t xml:space="preserve">exactly as contested as it was in 1950.</w:t>
       </w:r>
     </w:p>
     <w:p>
@@ -1446,8 +1764,8 @@
         <w:t xml:space="preserve">technologies are themselves vulnerable to the social structures around them.</w:t>
       </w:r>
     </w:p>
-    <w:bookmarkEnd w:id="23"/>
-    <w:bookmarkStart w:id="24" w:name="X3613766e79adfdd63a139f172d33ae48e49aba7"/>
+    <w:bookmarkEnd w:id="35"/>
+    <w:bookmarkStart w:id="36" w:name="X3613766e79adfdd63a139f172d33ae48e49aba7"/>
     <w:p>
       <w:pPr>
         <w:pStyle w:val="Heading3"/>
@@ -1542,8 +1860,8 @@
       </w:r>
       <w:r>
         <w:rPr>
+          <w:bCs/>
           <w:b/>
-          <w:bCs/>
         </w:rPr>
         <w:t xml:space="preserve">Symbolic AI</w:t>
       </w:r>
@@ -1551,31 +1869,69 @@
         <w:t xml:space="preserve"> </w:t>
       </w:r>
       <w:r>
-        <w:t xml:space="preserve">— the approach McCarthy</w:t>
-      </w:r>
-      <w:r>
-        <w:t xml:space="preserve"> </w:t>
-      </w:r>
-      <w:r>
-        <w:t xml:space="preserve">called "Good Old-Fashioned AI" (GOFAI). The core idea was that intelligence consists of</w:t>
-      </w:r>
-      <w:r>
-        <w:t xml:space="preserve"> </w:t>
-      </w:r>
-      <w:r>
-        <w:t xml:space="preserve">manipulating symbols according to explicit rules. Programs like the Logic Theorist (1956,</w:t>
-      </w:r>
-      <w:r>
-        <w:t xml:space="preserve"> </w:t>
-      </w:r>
-      <w:r>
-        <w:t xml:space="preserve">which proved mathematical theorems) and General Problem Solver (1959) achieved genuine</w:t>
-      </w:r>
-      <w:r>
-        <w:t xml:space="preserve"> </w:t>
-      </w:r>
-      <w:r>
-        <w:t xml:space="preserve">successes in constrained domains. SHRDLU (1970) could understand natural language commands</w:t>
+        <w:t xml:space="preserve">— the approach the</w:t>
+      </w:r>
+      <w:r>
+        <w:t xml:space="preserve"> </w:t>
+      </w:r>
+      <w:r>
+        <w:t xml:space="preserve">philosopher John Haugeland later nicknamed "Good Old-Fashioned AI" (GOFAI) in his 1985 book</w:t>
+      </w:r>
+      <w:r>
+        <w:t xml:space="preserve"> </w:t>
+      </w:r>
+      <w:r>
+        <w:rPr>
+          <w:iCs/>
+          <w:i/>
+        </w:rPr>
+        <w:t xml:space="preserve">Artificial Intelligence: The Very Idea</w:t>
+      </w:r>
+      <w:r>
+        <w:t xml:space="preserve"> </w:t>
+      </w:r>
+      <w:r>
+        <w:t xml:space="preserve">(Haugeland, 1985)</w:t>
+      </w:r>
+      <w:r>
+        <w:t xml:space="preserve">. The core idea was that intelligence consists of</w:t>
+      </w:r>
+      <w:r>
+        <w:t xml:space="preserve"> </w:t>
+      </w:r>
+      <w:r>
+        <w:t xml:space="preserve">manipulating symbols according to explicit rules. Allen Newell and Herbert Simon's Logic</w:t>
+      </w:r>
+      <w:r>
+        <w:t xml:space="preserve"> </w:t>
+      </w:r>
+      <w:r>
+        <w:t xml:space="preserve">Theorist (1956) proved theorems from Whitehead and Russell's</w:t>
+      </w:r>
+      <w:r>
+        <w:t xml:space="preserve"> </w:t>
+      </w:r>
+      <w:r>
+        <w:rPr>
+          <w:iCs/>
+          <w:i/>
+        </w:rPr>
+        <w:t xml:space="preserve">Principia Mathematica</w:t>
+      </w:r>
+      <w:r>
+        <w:t xml:space="preserve">;</w:t>
+      </w:r>
+      <w:r>
+        <w:t xml:space="preserve"> </w:t>
+      </w:r>
+      <w:r>
+        <w:t xml:space="preserve">their General Problem Solver (1959) attempted domain-general reasoning. Terry Winograd's</w:t>
+      </w:r>
+      <w:r>
+        <w:t xml:space="preserve"> </w:t>
+      </w:r>
+      <w:r>
+        <w:t xml:space="preserve">SHRDLU (1970) could follow natural language commands</w:t>
       </w:r>
       <w:r>
         <w:t xml:space="preserve"> </w:t>
@@ -1584,8 +1940,8 @@
         <w:t xml:space="preserve">in a simple blocks-world environment with impressive fluency.</w:t>
       </w:r>
     </w:p>
-    <w:bookmarkEnd w:id="24"/>
-    <w:bookmarkStart w:id="28" w:name="ai-winters-and-expert-systems"/>
+    <w:bookmarkEnd w:id="36"/>
+    <w:bookmarkStart w:id="40" w:name="ai-winters-and-expert-systems"/>
     <w:p>
       <w:pPr>
         <w:pStyle w:val="Heading3"/>
@@ -1627,20 +1983,20 @@
       <w:r>
         <w:drawing>
           <wp:inline>
-            <wp:extent cx="5334000" cy="1773977"/>
+            <wp:extent cx="5334000" cy="1617095"/>
             <wp:effectExtent b="0" l="0" r="0" t="0"/>
-            <wp:docPr descr="Diagram 1" title="" id="26" name="Picture"/>
+            <wp:docPr descr="Diagram 1" title="" id="38" name="Picture"/>
             <a:graphic>
               <a:graphicData uri="http://schemas.openxmlformats.org/drawingml/2006/picture">
                 <pic:pic>
                   <pic:nvPicPr>
-                    <pic:cNvPr descr="C:/Users/brend/AppData/Local/Temp/docx-build-2So8QR/ch07_ai_intro-diagrams/diag_0.png" id="27" name="Picture"/>
+                    <pic:cNvPr descr="/tmp/docx-build-87TwSJ/ch07_ai_intro-diagrams/diag_0.png" id="39" name="Picture"/>
                     <pic:cNvPicPr>
                       <a:picLocks noChangeArrowheads="1" noChangeAspect="1"/>
                     </pic:cNvPicPr>
                   </pic:nvPicPr>
                   <pic:blipFill>
-                    <a:blip r:embed="rId25"/>
+                    <a:blip r:embed="rId37"/>
                     <a:stretch>
                       <a:fillRect/>
                     </a:stretch>
@@ -1648,7 +2004,7 @@
                   <pic:spPr bwMode="auto">
                     <a:xfrm>
                       <a:off x="0" y="0"/>
-                      <a:ext cx="5334000" cy="1773977"/>
+                      <a:ext cx="5334000" cy="1617095"/>
                     </a:xfrm>
                     <a:prstGeom prst="rect">
                       <a:avLst/>
@@ -1698,25 +2054,37 @@
         <w:t xml:space="preserve"> </w:t>
       </w:r>
       <w:r>
-        <w:t xml:space="preserve">narrow and general intelligence. MYCIN could diagnose blood infections with physician-level</w:t>
-      </w:r>
-      <w:r>
-        <w:t xml:space="preserve"> </w:t>
-      </w:r>
-      <w:r>
-        <w:t xml:space="preserve">accuracy in its specific domain. DENDRAL could identify chemical structures from mass</w:t>
-      </w:r>
-      <w:r>
-        <w:t xml:space="preserve"> </w:t>
-      </w:r>
-      <w:r>
-        <w:t xml:space="preserve">spectrometry data. XCON saved Digital Equipment Corporation millions by configuring</w:t>
-      </w:r>
-      <w:r>
-        <w:t xml:space="preserve"> </w:t>
-      </w:r>
-      <w:r>
-        <w:t xml:space="preserve">computer orders. These were genuine, commercially valuable achievements.</w:t>
+        <w:t xml:space="preserve">narrow and general intelligence. MYCIN, built at Stanford during the 1970s, recommended</w:t>
+      </w:r>
+      <w:r>
+        <w:t xml:space="preserve"> </w:t>
+      </w:r>
+      <w:r>
+        <w:t xml:space="preserve">antibiotic therapies for blood infections; in a blinded 1979 evaluation its recommendations</w:t>
+      </w:r>
+      <w:r>
+        <w:t xml:space="preserve"> </w:t>
+      </w:r>
+      <w:r>
+        <w:t xml:space="preserve">were rated acceptable at least as often as those of Stanford faculty — though it was never</w:t>
+      </w:r>
+      <w:r>
+        <w:t xml:space="preserve"> </w:t>
+      </w:r>
+      <w:r>
+        <w:t xml:space="preserve">used on actual patients. DENDRAL could identify chemical structures from mass</w:t>
+      </w:r>
+      <w:r>
+        <w:t xml:space="preserve"> </w:t>
+      </w:r>
+      <w:r>
+        <w:t xml:space="preserve">spectrometry data. XCON saved Digital Equipment Corporation tens of millions of dollars a</w:t>
+      </w:r>
+      <w:r>
+        <w:t xml:space="preserve"> </w:t>
+      </w:r>
+      <w:r>
+        <w:t xml:space="preserve">year by configuring computer orders. These were genuine, commercially valuable achievements.</w:t>
       </w:r>
     </w:p>
     <w:p>
@@ -1742,13 +2110,13 @@
         <w:t xml:space="preserve"> </w:t>
       </w:r>
       <w:r>
-        <w:t xml:space="preserve">catastrophically just outside it. A medical system trained on adult diagnoses would</w:t>
-      </w:r>
-      <w:r>
-        <w:t xml:space="preserve"> </w:t>
-      </w:r>
-      <w:r>
-        <w:t xml:space="preserve">apply the same rules to pediatric patients with no adjustment. The fundamental problem</w:t>
+        <w:t xml:space="preserve">catastrophically just outside it. A rule base assembled from adult cases had no way of</w:t>
+      </w:r>
+      <w:r>
+        <w:t xml:space="preserve"> </w:t>
+      </w:r>
+      <w:r>
+        <w:t xml:space="preserve">knowing that it should not be applied unchanged to a six-year-old. The fundamental problem</w:t>
       </w:r>
       <w:r>
         <w:t xml:space="preserve"> </w:t>
@@ -1761,8 +2129,8 @@
       </w:r>
       <w:r>
         <w:rPr>
+          <w:iCs/>
           <w:i/>
-          <w:iCs/>
         </w:rPr>
         <w:t xml:space="preserve">tacit</w:t>
       </w:r>
@@ -1776,59 +2144,200 @@
         <w:t xml:space="preserve"> </w:t>
       </w:r>
       <w:r>
-        <w:t xml:space="preserve">what they know, making it impossible to extract and encode. IBM's Watson for Oncology</w:t>
-      </w:r>
-      <w:r>
-        <w:t xml:space="preserve"> </w:t>
-      </w:r>
-      <w:r>
-        <w:t xml:space="preserve">illustrated this failure on a grand scale a generation later. Launched in 2013 with</w:t>
-      </w:r>
-      <w:r>
-        <w:t xml:space="preserve"> </w:t>
-      </w:r>
-      <w:r>
-        <w:t xml:space="preserve">enormous fanfare — IBM claimed it could ingest all cancer literature and give</w:t>
-      </w:r>
-      <w:r>
-        <w:t xml:space="preserve"> </w:t>
-      </w:r>
-      <w:r>
-        <w:t xml:space="preserve">treatment recommendations — it was quietly abandoned by hospital after hospital</w:t>
-      </w:r>
-      <w:r>
-        <w:t xml:space="preserve"> </w:t>
-      </w:r>
-      <w:r>
-        <w:t xml:space="preserve">between 2017 and 2020. Internal documents leaked to STAT News revealed that the</w:t>
-      </w:r>
-      <w:r>
-        <w:t xml:space="preserve"> </w:t>
-      </w:r>
-      <w:r>
-        <w:t xml:space="preserve">system recommended "unsafe and incorrect" treatments because its human trainers</w:t>
-      </w:r>
-      <w:r>
-        <w:t xml:space="preserve"> </w:t>
-      </w:r>
-      <w:r>
-        <w:t xml:space="preserve">had encoded their own biases and hypotheticals rather than actual clinical practice.</w:t>
-      </w:r>
-      <w:r>
-        <w:t xml:space="preserve"> </w:t>
-      </w:r>
-      <w:r>
-        <w:t xml:space="preserve">The knowledge bottleneck had not been overcome; it had been obscured by more</w:t>
-      </w:r>
-      <w:r>
-        <w:t xml:space="preserve"> </w:t>
-      </w:r>
-      <w:r>
-        <w:t xml:space="preserve">sophisticated marketing.</w:t>
-      </w:r>
-    </w:p>
-    <w:bookmarkEnd w:id="28"/>
-    <w:bookmarkStart w:id="29" w:name="machine-learning-and-deep-learning"/>
+        <w:t xml:space="preserve">what they know, which makes it very hard to extract and encode. That bottleneck did not</w:t>
+      </w:r>
+      <w:r>
+        <w:t xml:space="preserve"> </w:t>
+      </w:r>
+      <w:r>
+        <w:t xml:space="preserve">disappear when the marketing improved, as the most expensive medical AI project of the</w:t>
+      </w:r>
+      <w:r>
+        <w:t xml:space="preserve"> </w:t>
+      </w:r>
+      <w:r>
+        <w:t xml:space="preserve">following generation demonstrated.</w:t>
+      </w:r>
+    </w:p>
+    <w:p>
+      <w:pPr>
+        <w:pStyle w:val="BoxLabel"/>
+      </w:pPr>
+      <w:r>
+        <w:t xml:space="preserve">Case Study</w:t>
+      </w:r>
+    </w:p>
+    <w:p>
+      <w:pPr>
+        <w:pStyle w:val="BoxTitle"/>
+      </w:pPr>
+      <w:r>
+        <w:t xml:space="preserve">IBM Watson for Oncology (2012–2022)</w:t>
+      </w:r>
+    </w:p>
+    <w:p>
+      <w:pPr>
+        <w:pStyle w:val="CaseStudy"/>
+      </w:pPr>
+      <w:r>
+        <w:t xml:space="preserve">After Watson beat two human champions at</w:t>
+      </w:r>
+      <w:r>
+        <w:t xml:space="preserve"> </w:t>
+      </w:r>
+      <w:r>
+        <w:rPr>
+          <w:iCs/>
+          <w:i/>
+        </w:rPr>
+        <w:t xml:space="preserve">Jeopardy!</w:t>
+      </w:r>
+      <w:r>
+        <w:t xml:space="preserve"> </w:t>
+      </w:r>
+      <w:r>
+        <w:t xml:space="preserve">in 2011, IBM announced that the</w:t>
+      </w:r>
+      <w:r>
+        <w:t xml:space="preserve"> </w:t>
+      </w:r>
+      <w:r>
+        <w:t xml:space="preserve">same technology would be turned on cancer. In 2012 the University of Texas MD Anderson</w:t>
+      </w:r>
+      <w:r>
+        <w:t xml:space="preserve"> </w:t>
+      </w:r>
+      <w:r>
+        <w:t xml:space="preserve">Cancer Center began building an "Oncology Expert Advisor" with IBM; IBM separately trained</w:t>
+      </w:r>
+      <w:r>
+        <w:t xml:space="preserve"> </w:t>
+      </w:r>
+      <w:r>
+        <w:t xml:space="preserve">a commercial product, Watson for Oncology, with clinicians at Memorial Sloan Kettering.</w:t>
+      </w:r>
+      <w:r>
+        <w:t xml:space="preserve"> </w:t>
+      </w:r>
+      <w:r>
+        <w:t xml:space="preserve">The promise was that a machine could read the entire oncology literature and recommend</w:t>
+      </w:r>
+      <w:r>
+        <w:t xml:space="preserve"> </w:t>
+      </w:r>
+      <w:r>
+        <w:t xml:space="preserve">treatments no single physician could keep up with.</w:t>
+      </w:r>
+    </w:p>
+    <w:p>
+      <w:pPr>
+        <w:pStyle w:val="CaseStudy"/>
+      </w:pPr>
+      <w:r>
+        <w:t xml:space="preserve">A University of Texas audit released in February 2017 found that MD Anderson had spent</w:t>
+      </w:r>
+      <w:r>
+        <w:t xml:space="preserve"> </w:t>
+      </w:r>
+      <w:r>
+        <w:t xml:space="preserve">roughly $62 million on the project, that it had never been integrated with the hospital's</w:t>
+      </w:r>
+      <w:r>
+        <w:t xml:space="preserve"> </w:t>
+      </w:r>
+      <w:r>
+        <w:t xml:space="preserve">electronic medical records, and that it had never been used on a patient. The contract was</w:t>
+      </w:r>
+      <w:r>
+        <w:t xml:space="preserve"> </w:t>
+      </w:r>
+      <w:r>
+        <w:t xml:space="preserve">allowed to lapse. In July 2018, STAT News obtained internal IBM presentations from the</w:t>
+      </w:r>
+      <w:r>
+        <w:t xml:space="preserve"> </w:t>
+      </w:r>
+      <w:r>
+        <w:t xml:space="preserve">previous year showing that Watson for Oncology had produced "unsafe and incorrect"</w:t>
+      </w:r>
+      <w:r>
+        <w:t xml:space="preserve"> </w:t>
+      </w:r>
+      <w:r>
+        <w:t xml:space="preserve">treatment recommendations</w:t>
+      </w:r>
+      <w:r>
+        <w:t xml:space="preserve"> </w:t>
+      </w:r>
+      <w:r>
+        <w:t xml:space="preserve">(Ross &amp; Swetlitz, 2018)</w:t>
+      </w:r>
+      <w:r>
+        <w:t xml:space="preserve">. The cause was instructive: rather than learning from real</w:t>
+      </w:r>
+      <w:r>
+        <w:t xml:space="preserve"> </w:t>
+      </w:r>
+      <w:r>
+        <w:t xml:space="preserve">patient records, the system had been trained on a small number of</w:t>
+      </w:r>
+      <w:r>
+        <w:t xml:space="preserve"> </w:t>
+      </w:r>
+      <w:r>
+        <w:rPr>
+          <w:iCs/>
+          <w:i/>
+        </w:rPr>
+        <w:t xml:space="preserve">hypothetical</w:t>
+      </w:r>
+      <w:r>
+        <w:t xml:space="preserve"> </w:t>
+      </w:r>
+      <w:r>
+        <w:t xml:space="preserve">cases written by a handful of specialists, so it reproduced those specialists' preferences</w:t>
+      </w:r>
+      <w:r>
+        <w:t xml:space="preserve"> </w:t>
+      </w:r>
+      <w:r>
+        <w:t xml:space="preserve">and blind spots and presented them with the authority of a machine. IBM sold the Watson</w:t>
+      </w:r>
+      <w:r>
+        <w:t xml:space="preserve"> </w:t>
+      </w:r>
+      <w:r>
+        <w:t xml:space="preserve">Health assets in 2022.</w:t>
+      </w:r>
+    </w:p>
+    <w:p>
+      <w:pPr>
+        <w:pStyle w:val="CaseStudy"/>
+      </w:pPr>
+      <w:r>
+        <w:t xml:space="preserve">Watson for Oncology was not an expert system in the 1980s sense — it used modern statistical</w:t>
+      </w:r>
+      <w:r>
+        <w:t xml:space="preserve"> </w:t>
+      </w:r>
+      <w:r>
+        <w:t xml:space="preserve">methods. But it failed in the 1980s way. The expertise still had to come from somewhere, and</w:t>
+      </w:r>
+      <w:r>
+        <w:t xml:space="preserve"> </w:t>
+      </w:r>
+      <w:r>
+        <w:t xml:space="preserve">what got encoded was not "all of oncology" but the tacit judgments of a few people in a few</w:t>
+      </w:r>
+      <w:r>
+        <w:t xml:space="preserve"> </w:t>
+      </w:r>
+      <w:r>
+        <w:t xml:space="preserve">rooms. The knowledge bottleneck had been obscured, not overcome.</w:t>
+      </w:r>
+    </w:p>
+    <w:bookmarkEnd w:id="40"/>
+    <w:bookmarkStart w:id="41" w:name="machine-learning-and-deep-learning"/>
     <w:p>
       <w:pPr>
         <w:pStyle w:val="Heading3"/>
@@ -1876,6 +2385,7 @@
         <w:tblStyle w:val="Table"/>
         <w:tblW w:type="auto" w:w="0"/>
         <w:tblLook w:firstRow="1" w:lastRow="0" w:firstColumn="0" w:lastColumn="0" w:noHBand="0" w:noVBand="0" w:val="0020"/>
+        <w:jc w:val="start"/>
         <w:tblCaption w:val="Table 7.3 — The Three Paradigms of Machine Learning"/>
       </w:tblPr>
       <w:tblGrid>
@@ -1885,13 +2395,14 @@
       </w:tblGrid>
       <w:tr>
         <w:trPr>
-          <w:tblHeader w:val="on"/>
+          <w:tblHeader w:val="true"/>
         </w:trPr>
         <w:tc>
           <w:tcPr/>
           <w:p>
             <w:pPr>
               <w:pStyle w:val="Compact"/>
+              <w:jc w:val="left"/>
             </w:pPr>
             <w:r>
               <w:t xml:space="preserve">Paradigm</w:t>
@@ -1903,6 +2414,7 @@
           <w:p>
             <w:pPr>
               <w:pStyle w:val="Compact"/>
+              <w:jc w:val="left"/>
             </w:pPr>
             <w:r>
               <w:t xml:space="preserve">How It Works</w:t>
@@ -1914,6 +2426,7 @@
           <w:p>
             <w:pPr>
               <w:pStyle w:val="Compact"/>
+              <w:jc w:val="left"/>
             </w:pPr>
             <w:r>
               <w:t xml:space="preserve">Examples</w:t>
@@ -1927,11 +2440,12 @@
           <w:p>
             <w:pPr>
               <w:pStyle w:val="Compact"/>
+              <w:jc w:val="left"/>
             </w:pPr>
             <w:r>
               <w:rPr>
+                <w:bCs/>
                 <w:b/>
-                <w:bCs/>
               </w:rPr>
               <w:t xml:space="preserve">Supervised Learning</w:t>
             </w:r>
@@ -1942,6 +2456,7 @@
           <w:p>
             <w:pPr>
               <w:pStyle w:val="Compact"/>
+              <w:jc w:val="left"/>
             </w:pPr>
             <w:r>
               <w:t xml:space="preserve">Learn from labeled examples (input → correct output)</w:t>
@@ -1953,6 +2468,7 @@
           <w:p>
             <w:pPr>
               <w:pStyle w:val="Compact"/>
+              <w:jc w:val="left"/>
             </w:pPr>
             <w:r>
               <w:t xml:space="preserve">Spam detection, image classification, medical diagnosis</w:t>
@@ -1966,11 +2482,12 @@
           <w:p>
             <w:pPr>
               <w:pStyle w:val="Compact"/>
+              <w:jc w:val="left"/>
             </w:pPr>
             <w:r>
               <w:rPr>
+                <w:bCs/>
                 <w:b/>
-                <w:bCs/>
               </w:rPr>
               <w:t xml:space="preserve">Unsupervised Learning</w:t>
             </w:r>
@@ -1981,6 +2498,7 @@
           <w:p>
             <w:pPr>
               <w:pStyle w:val="Compact"/>
+              <w:jc w:val="left"/>
             </w:pPr>
             <w:r>
               <w:t xml:space="preserve">Find structure in unlabeled data</w:t>
@@ -1992,6 +2510,7 @@
           <w:p>
             <w:pPr>
               <w:pStyle w:val="Compact"/>
+              <w:jc w:val="left"/>
             </w:pPr>
             <w:r>
               <w:t xml:space="preserve">Customer segmentation, anomaly detection, topic modeling</w:t>
@@ -2005,11 +2524,12 @@
           <w:p>
             <w:pPr>
               <w:pStyle w:val="Compact"/>
+              <w:jc w:val="left"/>
             </w:pPr>
             <w:r>
               <w:rPr>
+                <w:bCs/>
                 <w:b/>
-                <w:bCs/>
               </w:rPr>
               <w:t xml:space="preserve">Reinforcement Learning</w:t>
             </w:r>
@@ -2020,6 +2540,7 @@
           <w:p>
             <w:pPr>
               <w:pStyle w:val="Compact"/>
+              <w:jc w:val="left"/>
             </w:pPr>
             <w:r>
               <w:t xml:space="preserve">Learn from rewards and penalties through trial and error</w:t>
@@ -2031,6 +2552,7 @@
           <w:p>
             <w:pPr>
               <w:pStyle w:val="Compact"/>
+              <w:jc w:val="left"/>
             </w:pPr>
             <w:r>
               <w:t xml:space="preserve">Game playing (AlphaGo), robotics, recommendation systems</w:t>
@@ -2044,25 +2566,126 @@
         <w:pStyle w:val="BodyText"/>
       </w:pPr>
       <w:r>
+        <w:t xml:space="preserve">What the three paradigms have in common is that the human contribution moves upstream. Nobody</w:t>
+      </w:r>
+      <w:r>
+        <w:t xml:space="preserve"> </w:t>
+      </w:r>
+      <w:r>
+        <w:t xml:space="preserve">writes the rules; people choose the data, the labels, or the reward, and the system works out</w:t>
+      </w:r>
+      <w:r>
+        <w:t xml:space="preserve"> </w:t>
+      </w:r>
+      <w:r>
+        <w:t xml:space="preserve">the rules for itself. That shift is what dissolved the knowledge bottleneck — and it is also</w:t>
+      </w:r>
+      <w:r>
+        <w:t xml:space="preserve"> </w:t>
+      </w:r>
+      <w:r>
+        <w:t xml:space="preserve">why questions about training data, labeling labor, and reward design became</w:t>
+      </w:r>
+      <w:r>
+        <w:t xml:space="preserve"> </w:t>
+      </w:r>
+      <w:r>
+        <w:rPr>
+          <w:iCs/>
+          <w:i/>
+        </w:rPr>
+        <w:t xml:space="preserve">ethical</w:t>
+      </w:r>
+      <w:r>
+        <w:t xml:space="preserve"> </w:t>
+      </w:r>
+      <w:r>
+        <w:t xml:space="preserve">questions rather than merely technical ones.</w:t>
+      </w:r>
+    </w:p>
+    <w:p>
+      <w:pPr>
+        <w:pStyle w:val="DefinitionTerm"/>
+      </w:pPr>
+      <w:r>
+        <w:t xml:space="preserve">Neural Network</w:t>
+      </w:r>
+    </w:p>
+    <w:p>
+      <w:pPr>
+        <w:pStyle w:val="DefinitionBody"/>
+      </w:pPr>
+      <w:r>
+        <w:t xml:space="preserve">A network of simple units ("neurons") arranged in layers. Each unit adds up the numbers</w:t>
+      </w:r>
+      <w:r>
+        <w:t xml:space="preserve"> </w:t>
+      </w:r>
+      <w:r>
+        <w:t xml:space="preserve">coming into it, each multiplied by an adjustable</w:t>
+      </w:r>
+      <w:r>
+        <w:t xml:space="preserve"> </w:t>
+      </w:r>
+      <w:r>
+        <w:rPr>
+          <w:iCs/>
+          <w:i/>
+        </w:rPr>
+        <w:t xml:space="preserve">weight</w:t>
+      </w:r>
+      <w:r>
+        <w:t xml:space="preserve">, and passes the result on if</w:t>
+      </w:r>
+      <w:r>
+        <w:t xml:space="preserve"> </w:t>
+      </w:r>
+      <w:r>
+        <w:t xml:space="preserve">it is large enough. Training means repeatedly nudging those weights so the network's output</w:t>
+      </w:r>
+      <w:r>
+        <w:t xml:space="preserve"> </w:t>
+      </w:r>
+      <w:r>
+        <w:t xml:space="preserve">gets closer to the desired one. Nothing in the network stores a rule or a fact; what it</w:t>
+      </w:r>
+      <w:r>
+        <w:t xml:space="preserve"> </w:t>
+      </w:r>
+      <w:r>
+        <w:t xml:space="preserve">stores is a very large list of numbers. The name is borrowed from biology, but the</w:t>
+      </w:r>
+      <w:r>
+        <w:t xml:space="preserve"> </w:t>
+      </w:r>
+      <w:r>
+        <w:t xml:space="preserve">resemblance to actual brains is loose.</w:t>
+      </w:r>
+    </w:p>
+    <w:p>
+      <w:pPr>
+        <w:pStyle w:val="BodyText"/>
+      </w:pPr>
+      <w:r>
         <w:t xml:space="preserve">The current deep learning revolution traces to a single moment: AlexNet's victory in the</w:t>
       </w:r>
       <w:r>
         <w:t xml:space="preserve"> </w:t>
       </w:r>
       <w:r>
-        <w:t xml:space="preserve">2012 ImageNet competition. A deep neural network trained on GPUs dramatically outperformed</w:t>
-      </w:r>
-      <w:r>
-        <w:t xml:space="preserve"> </w:t>
-      </w:r>
-      <w:r>
-        <w:t xml:space="preserve">all other approaches in image recognition, reducing the error rate by nearly half. The</w:t>
-      </w:r>
-      <w:r>
-        <w:t xml:space="preserve"> </w:t>
-      </w:r>
-      <w:r>
-        <w:t xml:space="preserve">result was not just a technical achievement but a paradigm shift. Deep learning — neural</w:t>
+        <w:t xml:space="preserve">2012 ImageNet competition. A deep neural network trained on consumer graphics cards cut the</w:t>
+      </w:r>
+      <w:r>
+        <w:t xml:space="preserve"> </w:t>
+      </w:r>
+      <w:r>
+        <w:t xml:space="preserve">top-five error rate from about 26% to about 15%, leaving every competing approach far behind.</w:t>
+      </w:r>
+      <w:r>
+        <w:t xml:space="preserve"> </w:t>
+      </w:r>
+      <w:r>
+        <w:t xml:space="preserve">The result was not just a technical achievement but a paradigm shift. Deep learning — neural</w:t>
       </w:r>
       <w:r>
         <w:t xml:space="preserve"> </w:t>
@@ -2080,13 +2703,19 @@
         <w:t xml:space="preserve"> </w:t>
       </w:r>
       <w:r>
-        <w:t xml:space="preserve">vastly more computing power (from GPUs), and better algorithms (backpropagation, dropout,</w:t>
-      </w:r>
-      <w:r>
-        <w:t xml:space="preserve"> </w:t>
-      </w:r>
-      <w:r>
-        <w:t xml:space="preserve">batch normalization).</w:t>
+        <w:t xml:space="preserve">vastly more computing power (from GPUs), and better training techniques (backpropagation,</w:t>
+      </w:r>
+      <w:r>
+        <w:t xml:space="preserve"> </w:t>
+      </w:r>
+      <w:r>
+        <w:t xml:space="preserve">rectified linear activations, and dropout, later joined by innovations such as batch</w:t>
+      </w:r>
+      <w:r>
+        <w:t xml:space="preserve"> </w:t>
+      </w:r>
+      <w:r>
+        <w:t xml:space="preserve">normalization).</w:t>
       </w:r>
     </w:p>
     <w:p>
@@ -2100,13 +2729,83 @@
         <w:t xml:space="preserve"> </w:t>
       </w:r>
       <w:r>
-        <w:t xml:space="preserve">transformer architecture ("Attention Is All You Need") enabled training language models at</w:t>
-      </w:r>
-      <w:r>
-        <w:t xml:space="preserve"> </w:t>
-      </w:r>
-      <w:r>
-        <w:t xml:space="preserve">scales previously impossible. GPT-3 (2020) showed that scaling alone produced remarkable</w:t>
+        <w:t xml:space="preserve">transformer architecture, introduced in a paper titled "Attention Is All You Need," enabled</w:t>
+      </w:r>
+      <w:r>
+        <w:t xml:space="preserve"> </w:t>
+      </w:r>
+      <w:r>
+        <w:t xml:space="preserve">training language models at scales previously impossible</w:t>
+      </w:r>
+      <w:r>
+        <w:t xml:space="preserve"> </w:t>
+      </w:r>
+      <w:r>
+        <w:t xml:space="preserve">(Vaswani et al., 2017)</w:t>
+      </w:r>
+      <w:r>
+        <w:t xml:space="preserve">.</w:t>
+      </w:r>
+      <w:r>
+        <w:t xml:space="preserve"> </w:t>
+      </w:r>
+      <w:r>
+        <w:t xml:space="preserve">Its central trick,</w:t>
+      </w:r>
+      <w:r>
+        <w:t xml:space="preserve"> </w:t>
+      </w:r>
+      <w:r>
+        <w:rPr>
+          <w:iCs/>
+          <w:i/>
+        </w:rPr>
+        <w:t xml:space="preserve">attention</w:t>
+      </w:r>
+      <w:r>
+        <w:t xml:space="preserve">, lets the network decide, for every word it is</w:t>
+      </w:r>
+      <w:r>
+        <w:t xml:space="preserve"> </w:t>
+      </w:r>
+      <w:r>
+        <w:t xml:space="preserve">processing, how much weight to give every other word in the passage — so that "it" can be</w:t>
+      </w:r>
+      <w:r>
+        <w:t xml:space="preserve"> </w:t>
+      </w:r>
+      <w:r>
+        <w:t xml:space="preserve">connected to the right noun forty words earlier. Because those comparisons can all be done at</w:t>
+      </w:r>
+      <w:r>
+        <w:t xml:space="preserve"> </w:t>
+      </w:r>
+      <w:r>
+        <w:t xml:space="preserve">once rather than one word after another, transformers train efficiently on very large numbers</w:t>
+      </w:r>
+      <w:r>
+        <w:t xml:space="preserve"> </w:t>
+      </w:r>
+      <w:r>
+        <w:t xml:space="preserve">of processors, which is what made internet-scale training practical. The model is then trained</w:t>
+      </w:r>
+      <w:r>
+        <w:t xml:space="preserve"> </w:t>
+      </w:r>
+      <w:r>
+        <w:t xml:space="preserve">on an enormously simple task: predict the next chunk of text. Everything else the system</w:t>
+      </w:r>
+      <w:r>
+        <w:t xml:space="preserve"> </w:t>
+      </w:r>
+      <w:r>
+        <w:t xml:space="preserve">appears to do is a side effect of getting very good at that.</w:t>
+      </w:r>
+      <w:r>
+        <w:t xml:space="preserve"> </w:t>
+      </w:r>
+      <w:r>
+        <w:t xml:space="preserve">GPT-3 (2020) was widely read as showing that scaling alone produced</w:t>
       </w:r>
       <w:r>
         <w:t xml:space="preserve"> </w:t>
@@ -2118,19 +2817,40 @@
         <w:t xml:space="preserve"> </w:t>
       </w:r>
       <w:r>
-        <w:t xml:space="preserve">explicitly trained. ChatGPT's launch in November 2022 brought these capabilities to</w:t>
-      </w:r>
-      <w:r>
-        <w:t xml:space="preserve"> </w:t>
-      </w:r>
-      <w:r>
-        <w:t xml:space="preserve">hundreds of millions of users almost overnight, triggering the latest wave of AI hype,</w:t>
-      </w:r>
-      <w:r>
-        <w:t xml:space="preserve"> </w:t>
-      </w:r>
-      <w:r>
-        <w:t xml:space="preserve">anxiety, and genuine uncertainty.</w:t>
+        <w:t xml:space="preserve">explicitly trained. That reading is contested: later work argued that many apparent</w:t>
+      </w:r>
+      <w:r>
+        <w:t xml:space="preserve"> </w:t>
+      </w:r>
+      <w:r>
+        <w:t xml:space="preserve">discontinuities are artifacts of the all-or-nothing metrics researchers chose, and that the</w:t>
+      </w:r>
+      <w:r>
+        <w:t xml:space="preserve"> </w:t>
+      </w:r>
+      <w:r>
+        <w:t xml:space="preserve">underlying improvement is smooth</w:t>
+      </w:r>
+      <w:r>
+        <w:t xml:space="preserve"> </w:t>
+      </w:r>
+      <w:r>
+        <w:t xml:space="preserve">(Schaeffer et al., 2023)</w:t>
+      </w:r>
+      <w:r>
+        <w:t xml:space="preserve">. ChatGPT's launch in November 2022 brought these capabilities</w:t>
+      </w:r>
+      <w:r>
+        <w:t xml:space="preserve"> </w:t>
+      </w:r>
+      <w:r>
+        <w:t xml:space="preserve">to a very wide public very quickly — roughly a hundred million monthly users within two</w:t>
+      </w:r>
+      <w:r>
+        <w:t xml:space="preserve"> </w:t>
+      </w:r>
+      <w:r>
+        <w:t xml:space="preserve">months — triggering the latest wave of AI hype, anxiety, and genuine uncertainty.</w:t>
       </w:r>
     </w:p>
     <w:p>
@@ -2146,6 +2866,7 @@
         <w:tblStyle w:val="Table"/>
         <w:tblW w:type="auto" w:w="0"/>
         <w:tblLook w:firstRow="1" w:lastRow="0" w:firstColumn="0" w:lastColumn="0" w:noHBand="0" w:noVBand="0" w:val="0020"/>
+        <w:jc w:val="start"/>
         <w:tblCaption w:val="Table 7.4 — Milestones in Large Language Models"/>
       </w:tblPr>
       <w:tblGrid>
@@ -2154,13 +2875,14 @@
       </w:tblGrid>
       <w:tr>
         <w:trPr>
-          <w:tblHeader w:val="on"/>
+          <w:tblHeader w:val="true"/>
         </w:trPr>
         <w:tc>
           <w:tcPr/>
           <w:p>
             <w:pPr>
               <w:pStyle w:val="Compact"/>
+              <w:jc w:val="left"/>
             </w:pPr>
             <w:r>
               <w:t xml:space="preserve">Year</w:t>
@@ -2172,6 +2894,7 @@
           <w:p>
             <w:pPr>
               <w:pStyle w:val="Compact"/>
+              <w:jc w:val="left"/>
             </w:pPr>
             <w:r>
               <w:t xml:space="preserve">Milestone</w:t>
@@ -2185,6 +2908,7 @@
           <w:p>
             <w:pPr>
               <w:pStyle w:val="Compact"/>
+              <w:jc w:val="left"/>
             </w:pPr>
             <w:r>
               <w:t xml:space="preserve">2017</w:t>
@@ -2196,6 +2920,7 @@
           <w:p>
             <w:pPr>
               <w:pStyle w:val="Compact"/>
+              <w:jc w:val="left"/>
             </w:pPr>
             <w:r>
               <w:t xml:space="preserve">Transformer architecture introduced ("Attention Is All You Need")</w:t>
@@ -2209,6 +2934,7 @@
           <w:p>
             <w:pPr>
               <w:pStyle w:val="Compact"/>
+              <w:jc w:val="left"/>
             </w:pPr>
             <w:r>
               <w:t xml:space="preserve">2018</w:t>
@@ -2220,6 +2946,7 @@
           <w:p>
             <w:pPr>
               <w:pStyle w:val="Compact"/>
+              <w:jc w:val="left"/>
             </w:pPr>
             <w:r>
               <w:t xml:space="preserve">GPT-1 and BERT demonstrate transfer learning for language</w:t>
@@ -2233,6 +2960,7 @@
           <w:p>
             <w:pPr>
               <w:pStyle w:val="Compact"/>
+              <w:jc w:val="left"/>
             </w:pPr>
             <w:r>
               <w:t xml:space="preserve">2020</w:t>
@@ -2244,9 +2972,10 @@
           <w:p>
             <w:pPr>
               <w:pStyle w:val="Compact"/>
-            </w:pPr>
-            <w:r>
-              <w:t xml:space="preserve">GPT-3 shows emergent capabilities at scale</w:t>
+              <w:jc w:val="left"/>
+            </w:pPr>
+            <w:r>
+              <w:t xml:space="preserve">GPT-3: scale alone yields capabilities nobody trained for (the "emergence" framing later contested)</w:t>
             </w:r>
           </w:p>
         </w:tc>
@@ -2257,6 +2986,7 @@
           <w:p>
             <w:pPr>
               <w:pStyle w:val="Compact"/>
+              <w:jc w:val="left"/>
             </w:pPr>
             <w:r>
               <w:t xml:space="preserve">2022</w:t>
@@ -2268,6 +2998,7 @@
           <w:p>
             <w:pPr>
               <w:pStyle w:val="Compact"/>
+              <w:jc w:val="left"/>
             </w:pPr>
             <w:r>
               <w:t xml:space="preserve">ChatGPT launches; DALL-E 2 and Stable Diffusion for images</w:t>
@@ -2281,27 +3012,862 @@
           <w:p>
             <w:pPr>
               <w:pStyle w:val="Compact"/>
-            </w:pPr>
-            <w:r>
-              <w:t xml:space="preserve">2023–25</w:t>
-            </w:r>
-          </w:p>
-        </w:tc>
-        <w:tc>
-          <w:tcPr/>
-          <w:p>
-            <w:pPr>
-              <w:pStyle w:val="Compact"/>
-            </w:pPr>
-            <w:r>
-              <w:t xml:space="preserve">GPT-4, Claude, Gemini; multimodal models; AI agents and assistants</w:t>
+              <w:jc w:val="left"/>
+            </w:pPr>
+            <w:r>
+              <w:t xml:space="preserve">2023–24</w:t>
+            </w:r>
+          </w:p>
+        </w:tc>
+        <w:tc>
+          <w:tcPr/>
+          <w:p>
+            <w:pPr>
+              <w:pStyle w:val="Compact"/>
+              <w:jc w:val="left"/>
+            </w:pPr>
+            <w:r>
+              <w:t xml:space="preserve">Multimodal models (text, images, audio in one system) become standard</w:t>
+            </w:r>
+          </w:p>
+        </w:tc>
+      </w:tr>
+      <w:tr>
+        <w:tc>
+          <w:tcPr/>
+          <w:p>
+            <w:pPr>
+              <w:pStyle w:val="Compact"/>
+              <w:jc w:val="left"/>
+            </w:pPr>
+            <w:r>
+              <w:t xml:space="preserve">2025</w:t>
+            </w:r>
+          </w:p>
+        </w:tc>
+        <w:tc>
+          <w:tcPr/>
+          <w:p>
+            <w:pPr>
+              <w:pStyle w:val="Compact"/>
+              <w:jc w:val="left"/>
+            </w:pPr>
+            <w:r>
+              <w:rPr>
+                <w:bCs/>
+                <w:b/>
+              </w:rPr>
+              <w:t xml:space="preserve">Reasoning models:</w:t>
+            </w:r>
+            <w:r>
+              <w:t xml:space="preserve"> </w:t>
+            </w:r>
+            <w:r>
+              <w:t xml:space="preserve">capability begins scaling with thinking time at the moment of use, not only with training scale. Capable open-weight models match closed ones at a fraction of the cost</w:t>
+            </w:r>
+          </w:p>
+        </w:tc>
+      </w:tr>
+      <w:tr>
+        <w:tc>
+          <w:tcPr/>
+          <w:p>
+            <w:pPr>
+              <w:pStyle w:val="Compact"/>
+              <w:jc w:val="left"/>
+            </w:pPr>
+            <w:r>
+              <w:t xml:space="preserve">2026</w:t>
+            </w:r>
+          </w:p>
+        </w:tc>
+        <w:tc>
+          <w:tcPr/>
+          <w:p>
+            <w:pPr>
+              <w:pStyle w:val="Compact"/>
+              <w:jc w:val="left"/>
+            </w:pPr>
+            <w:r>
+              <w:rPr>
+                <w:bCs/>
+                <w:b/>
+              </w:rPr>
+              <w:t xml:space="preserve">Agents:</w:t>
+            </w:r>
+            <w:r>
+              <w:t xml:space="preserve"> </w:t>
+            </w:r>
+            <w:r>
+              <w:t xml:space="preserve">systems that operate software and act, rather than only answer. Release cycles compress to weeks</w:t>
             </w:r>
           </w:p>
         </w:tc>
       </w:tr>
     </w:tbl>
-    <w:bookmarkEnd w:id="29"/>
-    <w:bookmarkStart w:id="30" w:name="ai-in-consequential-decisions"/>
+    <w:p>
+      <w:pPr>
+        <w:pStyle w:val="BodyText"/>
+      </w:pPr>
+      <w:r>
+        <w:t xml:space="preserve">Something changes character in that table around 2025. Every earlier entry is about making the</w:t>
+      </w:r>
+      <w:r>
+        <w:t xml:space="preserve"> </w:t>
+      </w:r>
+      <w:r>
+        <w:rPr>
+          <w:iCs/>
+          <w:i/>
+        </w:rPr>
+        <w:t xml:space="preserve">model</w:t>
+      </w:r>
+      <w:r>
+        <w:t xml:space="preserve"> </w:t>
+      </w:r>
+      <w:r>
+        <w:t xml:space="preserve">better before it ships. The last two are about what happens afterward — how long</w:t>
+      </w:r>
+      <w:r>
+        <w:t xml:space="preserve"> </w:t>
+      </w:r>
+      <w:r>
+        <w:t xml:space="preserve">the system is allowed to think while you wait, and whether it answers you or goes off and does</w:t>
+      </w:r>
+      <w:r>
+        <w:t xml:space="preserve"> </w:t>
+      </w:r>
+      <w:r>
+        <w:t xml:space="preserve">something. Those are different kinds of change, and they deserve to be named.</w:t>
+      </w:r>
+    </w:p>
+    <w:bookmarkEnd w:id="41"/>
+    <w:bookmarkStart w:id="42" w:name="two-changes-worth-naming-20252026"/>
+    <w:p>
+      <w:pPr>
+        <w:pStyle w:val="Heading3"/>
+      </w:pPr>
+      <w:r>
+        <w:t xml:space="preserve">Two Changes Worth Naming (2025–2026)</w:t>
+      </w:r>
+    </w:p>
+    <w:p>
+      <w:pPr>
+        <w:pStyle w:val="FirstParagraph"/>
+      </w:pPr>
+      <w:r>
+        <w:t xml:space="preserve">The first is a</w:t>
+      </w:r>
+      <w:r>
+        <w:t xml:space="preserve"> </w:t>
+      </w:r>
+      <w:r>
+        <w:rPr>
+          <w:bCs/>
+          <w:b/>
+        </w:rPr>
+        <w:t xml:space="preserve">second scaling axis</w:t>
+      </w:r>
+      <w:r>
+        <w:t xml:space="preserve">. For roughly a decade, "more capable" meant</w:t>
+      </w:r>
+      <w:r>
+        <w:t xml:space="preserve"> </w:t>
+      </w:r>
+      <w:r>
+        <w:t xml:space="preserve">"trained on more data with more compute." From 2025, systems began to improve measurably by</w:t>
+      </w:r>
+      <w:r>
+        <w:t xml:space="preserve"> </w:t>
+      </w:r>
+      <w:r>
+        <w:t xml:space="preserve">being given more compute</w:t>
+      </w:r>
+      <w:r>
+        <w:t xml:space="preserve"> </w:t>
+      </w:r>
+      <w:r>
+        <w:rPr>
+          <w:iCs/>
+          <w:i/>
+        </w:rPr>
+        <w:t xml:space="preserve">at the moment of use</w:t>
+      </w:r>
+      <w:r>
+        <w:t xml:space="preserve"> </w:t>
+      </w:r>
+      <w:r>
+        <w:t xml:space="preserve">— time to work through a problem step by</w:t>
+      </w:r>
+      <w:r>
+        <w:t xml:space="preserve"> </w:t>
+      </w:r>
+      <w:r>
+        <w:t xml:space="preserve">step before answering. This is called</w:t>
+      </w:r>
+      <w:r>
+        <w:t xml:space="preserve"> </w:t>
+      </w:r>
+      <w:r>
+        <w:rPr>
+          <w:bCs/>
+          <w:b/>
+        </w:rPr>
+        <w:t xml:space="preserve">inference-time compute</w:t>
+      </w:r>
+      <w:r>
+        <w:t xml:space="preserve">, and it changes the</w:t>
+      </w:r>
+      <w:r>
+        <w:t xml:space="preserve"> </w:t>
+      </w:r>
+      <w:r>
+        <w:t xml:space="preserve">economics of AI in a way that matters for almost every ethical question in this book. Under the</w:t>
+      </w:r>
+      <w:r>
+        <w:t xml:space="preserve"> </w:t>
+      </w:r>
+      <w:r>
+        <w:t xml:space="preserve">old model, the enormous cost was paid once, during training, and each answer afterward was</w:t>
+      </w:r>
+      <w:r>
+        <w:t xml:space="preserve"> </w:t>
+      </w:r>
+      <w:r>
+        <w:t xml:space="preserve">nearly free. Under the new one, capability is something you buy per question. Energy use, cost,</w:t>
+      </w:r>
+      <w:r>
+        <w:t xml:space="preserve"> </w:t>
+      </w:r>
+      <w:r>
+        <w:t xml:space="preserve">and environmental footprint now scale with</w:t>
+      </w:r>
+      <w:r>
+        <w:t xml:space="preserve"> </w:t>
+      </w:r>
+      <w:r>
+        <w:rPr>
+          <w:iCs/>
+          <w:i/>
+        </w:rPr>
+        <w:t xml:space="preserve">how hard you ask the system to think</w:t>
+      </w:r>
+      <w:r>
+        <w:t xml:space="preserve">, not</w:t>
+      </w:r>
+      <w:r>
+        <w:t xml:space="preserve"> </w:t>
+      </w:r>
+      <w:r>
+        <w:t xml:space="preserve">just with how it was built.</w:t>
+      </w:r>
+    </w:p>
+    <w:p>
+      <w:pPr>
+        <w:pStyle w:val="DefinitionTerm"/>
+      </w:pPr>
+      <w:r>
+        <w:t xml:space="preserve">Training vs. Inference</w:t>
+      </w:r>
+    </w:p>
+    <w:p>
+      <w:pPr>
+        <w:pStyle w:val="DefinitionBody"/>
+      </w:pPr>
+      <w:r>
+        <w:rPr>
+          <w:iCs/>
+          <w:i/>
+        </w:rPr>
+        <w:t xml:space="preserve">Training</w:t>
+      </w:r>
+      <w:r>
+        <w:t xml:space="preserve"> </w:t>
+      </w:r>
+      <w:r>
+        <w:t xml:space="preserve">is the one-time (and enormously expensive) process of adjusting a model's</w:t>
+      </w:r>
+      <w:r>
+        <w:t xml:space="preserve"> </w:t>
+      </w:r>
+      <w:r>
+        <w:t xml:space="preserve">internal parameters by exposing it to data.</w:t>
+      </w:r>
+      <w:r>
+        <w:t xml:space="preserve"> </w:t>
+      </w:r>
+      <w:r>
+        <w:rPr>
+          <w:iCs/>
+          <w:i/>
+        </w:rPr>
+        <w:t xml:space="preserve">Inference</w:t>
+      </w:r>
+      <w:r>
+        <w:t xml:space="preserve"> </w:t>
+      </w:r>
+      <w:r>
+        <w:t xml:space="preserve">is what happens every time you</w:t>
+      </w:r>
+      <w:r>
+        <w:t xml:space="preserve"> </w:t>
+      </w:r>
+      <w:r>
+        <w:t xml:space="preserve">actually use the finished model to produce an answer. A useful rule of thumb: training is</w:t>
+      </w:r>
+      <w:r>
+        <w:t xml:space="preserve"> </w:t>
+      </w:r>
+      <w:r>
+        <w:t xml:space="preserve">where the model is made; inference is where it is run.</w:t>
+      </w:r>
+    </w:p>
+    <w:p>
+      <w:pPr>
+        <w:pStyle w:val="BodyText"/>
+      </w:pPr>
+      <w:r>
+        <w:t xml:space="preserve">It is worth pausing on how this second axis is usually advertised, because it is a small lesson</w:t>
+      </w:r>
+      <w:r>
+        <w:t xml:space="preserve"> </w:t>
+      </w:r>
+      <w:r>
+        <w:t xml:space="preserve">in reading technical claims. The philosopher Toby Ord pointed out in his 2025 essay "Inference</w:t>
+      </w:r>
+      <w:r>
+        <w:t xml:space="preserve"> </w:t>
+      </w:r>
+      <w:r>
+        <w:t xml:space="preserve">Scaling and the Log-x Chart"</w:t>
+      </w:r>
+      <w:r>
+        <w:t xml:space="preserve"> </w:t>
+      </w:r>
+      <w:r>
+        <w:t xml:space="preserve">(Ord, 2025)</w:t>
+      </w:r>
+      <w:r>
+        <w:t xml:space="preserve"> </w:t>
+      </w:r>
+      <w:r>
+        <w:t xml:space="preserve">that the charts used to showcase inference scaling almost always</w:t>
+      </w:r>
+      <w:r>
+        <w:t xml:space="preserve"> </w:t>
+      </w:r>
+      <w:r>
+        <w:t xml:space="preserve">put compute on a</w:t>
+      </w:r>
+      <w:r>
+        <w:t xml:space="preserve"> </w:t>
+      </w:r>
+      <w:r>
+        <w:rPr>
+          <w:iCs/>
+          <w:i/>
+        </w:rPr>
+        <w:t xml:space="preserve">logarithmic</w:t>
+      </w:r>
+      <w:r>
+        <w:t xml:space="preserve"> </w:t>
+      </w:r>
+      <w:r>
+        <w:t xml:space="preserve">x-axis. A trend line that looks reassuringly straight on</w:t>
+      </w:r>
+      <w:r>
+        <w:t xml:space="preserve"> </w:t>
+      </w:r>
+      <w:r>
+        <w:t xml:space="preserve">such a chart is not linear growth at all: it means that compute — and therefore cost, and</w:t>
+      </w:r>
+      <w:r>
+        <w:t xml:space="preserve"> </w:t>
+      </w:r>
+      <w:r>
+        <w:t xml:space="preserve">therefore electricity — must rise</w:t>
+      </w:r>
+      <w:r>
+        <w:t xml:space="preserve"> </w:t>
+      </w:r>
+      <w:r>
+        <w:rPr>
+          <w:iCs/>
+          <w:i/>
+        </w:rPr>
+        <w:t xml:space="preserve">exponentially</w:t>
+      </w:r>
+      <w:r>
+        <w:t xml:space="preserve"> </w:t>
+      </w:r>
+      <w:r>
+        <w:t xml:space="preserve">to buy each additional constant</w:t>
+      </w:r>
+      <w:r>
+        <w:t xml:space="preserve"> </w:t>
+      </w:r>
+      <w:r>
+        <w:t xml:space="preserve">increment of capability. Nothing in the chart is false. The axis simply flattens the part of</w:t>
+      </w:r>
+      <w:r>
+        <w:t xml:space="preserve"> </w:t>
+      </w:r>
+      <w:r>
+        <w:t xml:space="preserve">the story that is most expensive. We return to what that electricity actually costs, and who</w:t>
+      </w:r>
+      <w:r>
+        <w:t xml:space="preserve"> </w:t>
+      </w:r>
+      <w:r>
+        <w:t xml:space="preserve">pays for it, in Chapter 9.</w:t>
+      </w:r>
+    </w:p>
+    <w:p>
+      <w:pPr>
+        <w:pStyle w:val="BodyText"/>
+      </w:pPr>
+      <w:r>
+        <w:t xml:space="preserve">The second change is about</w:t>
+      </w:r>
+      <w:r>
+        <w:t xml:space="preserve"> </w:t>
+      </w:r>
+      <w:r>
+        <w:rPr>
+          <w:bCs/>
+          <w:b/>
+        </w:rPr>
+        <w:t xml:space="preserve">where capability lives</w:t>
+      </w:r>
+      <w:r>
+        <w:t xml:space="preserve">. Frontier AI has been</w:t>
+      </w:r>
+      <w:r>
+        <w:t xml:space="preserve"> </w:t>
+      </w:r>
+      <w:r>
+        <w:t xml:space="preserve">governed, to the extent it has been governed at all, on an unspoken assumption: that the most</w:t>
+      </w:r>
+      <w:r>
+        <w:t xml:space="preserve"> </w:t>
+      </w:r>
+      <w:r>
+        <w:t xml:space="preserve">capable systems sit inside a small number of well-resourced laboratories, which can therefore be</w:t>
+      </w:r>
+      <w:r>
+        <w:t xml:space="preserve"> </w:t>
+      </w:r>
+      <w:r>
+        <w:t xml:space="preserve">watched, pressured, subpoenaed, or regulated. January 2025 put a large dent in that assumption.</w:t>
+      </w:r>
+    </w:p>
+    <w:p>
+      <w:pPr>
+        <w:pStyle w:val="BoxLabel"/>
+      </w:pPr>
+      <w:r>
+        <w:t xml:space="preserve">Case Study</w:t>
+      </w:r>
+    </w:p>
+    <w:p>
+      <w:pPr>
+        <w:pStyle w:val="BoxTitle"/>
+      </w:pPr>
+      <w:r>
+        <w:t xml:space="preserve">The Open-Weight Shock (January 2025)</w:t>
+      </w:r>
+    </w:p>
+    <w:p>
+      <w:pPr>
+        <w:pStyle w:val="CaseStudy"/>
+      </w:pPr>
+      <w:r>
+        <w:t xml:space="preserve">In January 2025 a research group released a capable reasoning model as</w:t>
+      </w:r>
+      <w:r>
+        <w:t xml:space="preserve"> </w:t>
+      </w:r>
+      <w:r>
+        <w:rPr>
+          <w:bCs/>
+          <w:b/>
+        </w:rPr>
+        <w:t xml:space="preserve">open weights</w:t>
+      </w:r>
+      <w:r>
+        <w:t xml:space="preserve"> </w:t>
+      </w:r>
+      <w:r>
+        <w:t xml:space="preserve">— meaning the trained parameters themselves were published for</w:t>
+      </w:r>
+      <w:r>
+        <w:t xml:space="preserve"> </w:t>
+      </w:r>
+      <w:r>
+        <w:t xml:space="preserve">anyone to download, inspect, modify, and run on their own hardware, rather than being</w:t>
+      </w:r>
+      <w:r>
+        <w:t xml:space="preserve"> </w:t>
+      </w:r>
+      <w:r>
+        <w:t xml:space="preserve">reachable only through the developer's paid interface. The model performed comparably to</w:t>
+      </w:r>
+      <w:r>
+        <w:t xml:space="preserve"> </w:t>
+      </w:r>
+      <w:r>
+        <w:t xml:space="preserve">leading closed systems on public benchmarks, and had reportedly been produced at a small</w:t>
+      </w:r>
+      <w:r>
+        <w:t xml:space="preserve"> </w:t>
+      </w:r>
+      <w:r>
+        <w:t xml:space="preserve">fraction of their cost.</w:t>
+      </w:r>
+    </w:p>
+    <w:p>
+      <w:pPr>
+        <w:pStyle w:val="CaseStudy"/>
+      </w:pPr>
+      <w:r>
+        <w:t xml:space="preserve">Financial markets read the release as a claim that frontier capability was much cheaper than</w:t>
+      </w:r>
+      <w:r>
+        <w:t xml:space="preserve"> </w:t>
+      </w:r>
+      <w:r>
+        <w:t xml:space="preserve">assumed. Nvidia, whose chips underpin most frontier AI training, fell roughly 17% in a single</w:t>
+      </w:r>
+      <w:r>
+        <w:t xml:space="preserve"> </w:t>
+      </w:r>
+      <w:r>
+        <w:t xml:space="preserve">trading session, erasing about $600 billion in market value — the largest one-day loss of</w:t>
+      </w:r>
+      <w:r>
+        <w:t xml:space="preserve"> </w:t>
+      </w:r>
+      <w:r>
+        <w:t xml:space="preserve">market capitalization ever recorded by a public company.</w:t>
+      </w:r>
+    </w:p>
+    <w:p>
+      <w:pPr>
+        <w:pStyle w:val="CaseStudy"/>
+      </w:pPr>
+      <w:r>
+        <w:t xml:space="preserve">It is tempting to file this under national competition, and much of the coverage did. That is</w:t>
+      </w:r>
+      <w:r>
+        <w:t xml:space="preserve"> </w:t>
+      </w:r>
+      <w:r>
+        <w:t xml:space="preserve">the least interesting thing about it. The point that matters for ethics is structural: once</w:t>
+      </w:r>
+      <w:r>
+        <w:t xml:space="preserve"> </w:t>
+      </w:r>
+      <w:r>
+        <w:t xml:space="preserve">weights are published, they cannot be recalled, and once capability is cheap, it is no longer</w:t>
+      </w:r>
+      <w:r>
+        <w:t xml:space="preserve"> </w:t>
+      </w:r>
+      <w:r>
+        <w:t xml:space="preserve">concentrated. Every governance proposal that relies on there being a short list of</w:t>
+      </w:r>
+      <w:r>
+        <w:t xml:space="preserve"> </w:t>
+      </w:r>
+      <w:r>
+        <w:t xml:space="preserve">identifiable labs to regulate — export controls, licensing regimes, mandatory pre-deployment</w:t>
+      </w:r>
+      <w:r>
+        <w:t xml:space="preserve"> </w:t>
+      </w:r>
+      <w:r>
+        <w:t xml:space="preserve">testing — becomes harder to enforce. Open weights also bring real goods: independent safety</w:t>
+      </w:r>
+      <w:r>
+        <w:t xml:space="preserve"> </w:t>
+      </w:r>
+      <w:r>
+        <w:t xml:space="preserve">research, reproducibility, and access for people and institutions that cannot afford to rent</w:t>
+      </w:r>
+      <w:r>
+        <w:t xml:space="preserve"> </w:t>
+      </w:r>
+      <w:r>
+        <w:t xml:space="preserve">a frontier system by the query. The same fact cuts both ways, which is what makes it a</w:t>
+      </w:r>
+      <w:r>
+        <w:t xml:space="preserve"> </w:t>
+      </w:r>
+      <w:r>
+        <w:t xml:space="preserve">genuine ethical problem rather than a simple one.</w:t>
+      </w:r>
+    </w:p>
+    <w:p>
+      <w:pPr>
+        <w:pStyle w:val="BodyText"/>
+      </w:pPr>
+      <w:r>
+        <w:t xml:space="preserve">Pulling in the opposite direction, 2026 was the first year in which</w:t>
+      </w:r>
+      <w:r>
+        <w:t xml:space="preserve"> </w:t>
+      </w:r>
+      <w:r>
+        <w:rPr>
+          <w:bCs/>
+          <w:b/>
+        </w:rPr>
+        <w:t xml:space="preserve">capability began</w:t>
+      </w:r>
+      <w:r>
+        <w:rPr>
+          <w:bCs/>
+          <w:b/>
+        </w:rPr>
+        <w:t xml:space="preserve"> </w:t>
+      </w:r>
+      <w:r>
+        <w:rPr>
+          <w:bCs/>
+          <w:b/>
+        </w:rPr>
+        <w:t xml:space="preserve">constraining release</w:t>
+      </w:r>
+      <w:r>
+        <w:t xml:space="preserve">. One laboratory declined to ship a model because of what it could</w:t>
+      </w:r>
+      <w:r>
+        <w:t xml:space="preserve"> </w:t>
+      </w:r>
+      <w:r>
+        <w:t xml:space="preserve">do without human help in offensive cybersecurity; separately, the US government asked another</w:t>
+      </w:r>
+      <w:r>
+        <w:t xml:space="preserve"> </w:t>
+      </w:r>
+      <w:r>
+        <w:t xml:space="preserve">developer to limit a rollout to trusted partners pending federal evaluation, with the</w:t>
+      </w:r>
+      <w:r>
+        <w:t xml:space="preserve"> </w:t>
+      </w:r>
+      <w:r>
+        <w:t xml:space="preserve">restrictions lifted after testing. Small events in themselves — but the first cases in which</w:t>
+      </w:r>
+      <w:r>
+        <w:t xml:space="preserve"> </w:t>
+      </w:r>
+      <w:r>
+        <w:t xml:space="preserve">the answer to "should we release this?" turned on what the system could do rather than on the</w:t>
+      </w:r>
+      <w:r>
+        <w:t xml:space="preserve"> </w:t>
+      </w:r>
+      <w:r>
+        <w:t xml:space="preserve">calendar. Laboratory leaders have publicly described their situation as a prisoner's dilemma:</w:t>
+      </w:r>
+      <w:r>
+        <w:t xml:space="preserve"> </w:t>
+      </w:r>
+      <w:r>
+        <w:t xml:space="preserve">each would prefer a slower, safer industry, and none can unilaterally slow down without ceding</w:t>
+      </w:r>
+      <w:r>
+        <w:t xml:space="preserve"> </w:t>
+      </w:r>
+      <w:r>
+        <w:t xml:space="preserve">the field to a competitor who will not. That structure — individually rational choices</w:t>
+      </w:r>
+      <w:r>
+        <w:t xml:space="preserve"> </w:t>
+      </w:r>
+      <w:r>
+        <w:t xml:space="preserve">producing a collectively worse outcome — is one we will meet again when we take up governance</w:t>
+      </w:r>
+      <w:r>
+        <w:t xml:space="preserve"> </w:t>
+      </w:r>
+      <w:r>
+        <w:t xml:space="preserve">and existential risk.</w:t>
+      </w:r>
+    </w:p>
+    <w:p>
+      <w:pPr>
+        <w:pStyle w:val="BodyText"/>
+      </w:pPr>
+      <w:r>
+        <w:t xml:space="preserve">These two developments point in opposite directions: one disperses capability beyond the reach</w:t>
+      </w:r>
+      <w:r>
+        <w:t xml:space="preserve"> </w:t>
+      </w:r>
+      <w:r>
+        <w:t xml:space="preserve">of any single regulator, the other tries to hold it in. Running underneath both is the shift</w:t>
+      </w:r>
+      <w:r>
+        <w:t xml:space="preserve"> </w:t>
+      </w:r>
+      <w:r>
+        <w:t xml:space="preserve">the table calls</w:t>
+      </w:r>
+      <w:r>
+        <w:t xml:space="preserve"> </w:t>
+      </w:r>
+      <w:r>
+        <w:rPr>
+          <w:bCs/>
+          <w:b/>
+        </w:rPr>
+        <w:t xml:space="preserve">agents</w:t>
+      </w:r>
+      <w:r>
+        <w:t xml:space="preserve"> </w:t>
+      </w:r>
+      <w:r>
+        <w:t xml:space="preserve">— systems that operate other software and take actions</w:t>
+      </w:r>
+      <w:r>
+        <w:t xml:space="preserve"> </w:t>
+      </w:r>
+      <w:r>
+        <w:t xml:space="preserve">rather than only producing text. That shift matters less for what the systems understand than</w:t>
+      </w:r>
+      <w:r>
+        <w:t xml:space="preserve"> </w:t>
+      </w:r>
+      <w:r>
+        <w:t xml:space="preserve">for what they can be blamed for. When a model answers a question badly, a person still decides</w:t>
+      </w:r>
+      <w:r>
+        <w:t xml:space="preserve"> </w:t>
+      </w:r>
+      <w:r>
+        <w:t xml:space="preserve">what to do about the answer. When a system books the flight, files the ticket, or changes the</w:t>
+      </w:r>
+      <w:r>
+        <w:t xml:space="preserve"> </w:t>
+      </w:r>
+      <w:r>
+        <w:t xml:space="preserve">configuration, the human decision point that accountability normally attaches to may simply not</w:t>
+      </w:r>
+      <w:r>
+        <w:t xml:space="preserve"> </w:t>
+      </w:r>
+      <w:r>
+        <w:t xml:space="preserve">exist. Keep that in view: several arguments later in this book assume there is a person in the</w:t>
+      </w:r>
+      <w:r>
+        <w:t xml:space="preserve"> </w:t>
+      </w:r>
+      <w:r>
+        <w:t xml:space="preserve">loop.</w:t>
+      </w:r>
+    </w:p>
+    <w:p>
+      <w:pPr>
+        <w:pStyle w:val="BoxLabel"/>
+      </w:pPr>
+      <w:r>
+        <w:t xml:space="preserve">Thought Questions</w:t>
+      </w:r>
+    </w:p>
+    <w:p>
+      <w:pPr>
+        <w:numPr>
+          <w:ilvl w:val="0"/>
+          <w:numId w:val="1003"/>
+        </w:numPr>
+        <w:pStyle w:val="Compact"/>
+      </w:pPr>
+      <w:r>
+        <w:t xml:space="preserve">Both AI winters followed the same script: narrow success, overconfident prediction,</w:t>
+      </w:r>
+      <w:r>
+        <w:t xml:space="preserve"> </w:t>
+      </w:r>
+      <w:r>
+        <w:t xml:space="preserve">funding collapse. Which parts of that script do you see in the current moment, and which</w:t>
+      </w:r>
+      <w:r>
+        <w:t xml:space="preserve"> </w:t>
+      </w:r>
+      <w:r>
+        <w:t xml:space="preserve">parts genuinely look different this time?</w:t>
+      </w:r>
+    </w:p>
+    <w:p>
+      <w:pPr>
+        <w:numPr>
+          <w:ilvl w:val="0"/>
+          <w:numId w:val="1003"/>
+        </w:numPr>
+        <w:pStyle w:val="Compact"/>
+      </w:pPr>
+      <w:r>
+        <w:t xml:space="preserve">If capability now costs money per question rather than only per model, who decides how</w:t>
+      </w:r>
+      <w:r>
+        <w:t xml:space="preserve"> </w:t>
+      </w:r>
+      <w:r>
+        <w:t xml:space="preserve">hard an AI system thinks about your case — your doctor, your bank, your school? Does</w:t>
+      </w:r>
+      <w:r>
+        <w:t xml:space="preserve"> </w:t>
+      </w:r>
+      <w:r>
+        <w:t xml:space="preserve">that change what you are owed?</w:t>
+      </w:r>
+    </w:p>
+    <w:p>
+      <w:pPr>
+        <w:numPr>
+          <w:ilvl w:val="0"/>
+          <w:numId w:val="1003"/>
+        </w:numPr>
+        <w:pStyle w:val="Compact"/>
+      </w:pPr>
+      <w:r>
+        <w:t xml:space="preserve">Toby Ord's log-x point is that a chart can be entirely accurate and still mislead. Find</w:t>
+      </w:r>
+      <w:r>
+        <w:t xml:space="preserve"> </w:t>
+      </w:r>
+      <w:r>
+        <w:t xml:space="preserve">a chart in a news story this week and ask what its axes are doing. Is there a version of</w:t>
+      </w:r>
+      <w:r>
+        <w:t xml:space="preserve"> </w:t>
+      </w:r>
+      <w:r>
+        <w:t xml:space="preserve">the same data that would tell a different story?</w:t>
+      </w:r>
+    </w:p>
+    <w:p>
+      <w:pPr>
+        <w:numPr>
+          <w:ilvl w:val="0"/>
+          <w:numId w:val="1003"/>
+        </w:numPr>
+        <w:pStyle w:val="Compact"/>
+      </w:pPr>
+      <w:r>
+        <w:t xml:space="preserve">Argue the other side of the open-weight question: make the strongest case that publishing</w:t>
+      </w:r>
+      <w:r>
+        <w:t xml:space="preserve"> </w:t>
+      </w:r>
+      <w:r>
+        <w:t xml:space="preserve">model weights makes the world safer rather than more dangerous.</w:t>
+      </w:r>
+    </w:p>
+    <w:bookmarkEnd w:id="42"/>
+    <w:bookmarkStart w:id="43" w:name="ai-in-consequential-decisions"/>
     <w:p>
       <w:pPr>
         <w:pStyle w:val="Heading3"/>
@@ -2349,6 +3915,7 @@
         <w:tblStyle w:val="Table"/>
         <w:tblW w:type="auto" w:w="0"/>
         <w:tblLook w:firstRow="1" w:lastRow="0" w:firstColumn="0" w:lastColumn="0" w:noHBand="0" w:noVBand="0" w:val="0020"/>
+        <w:jc w:val="start"/>
         <w:tblCaption w:val="Table 7.5 — AI in High-Stakes Decision-Making"/>
       </w:tblPr>
       <w:tblGrid>
@@ -2358,13 +3925,14 @@
       </w:tblGrid>
       <w:tr>
         <w:trPr>
-          <w:tblHeader w:val="on"/>
+          <w:tblHeader w:val="true"/>
         </w:trPr>
         <w:tc>
           <w:tcPr/>
           <w:p>
             <w:pPr>
               <w:pStyle w:val="Compact"/>
+              <w:jc w:val="left"/>
             </w:pPr>
             <w:r>
               <w:t xml:space="preserve">Domain</w:t>
@@ -2376,6 +3944,7 @@
           <w:p>
             <w:pPr>
               <w:pStyle w:val="Compact"/>
+              <w:jc w:val="left"/>
             </w:pPr>
             <w:r>
               <w:t xml:space="preserve">System</w:t>
@@ -2387,6 +3956,7 @@
           <w:p>
             <w:pPr>
               <w:pStyle w:val="Compact"/>
+              <w:jc w:val="left"/>
             </w:pPr>
             <w:r>
               <w:t xml:space="preserve">What It Predicts or Classifies</w:t>
@@ -2400,6 +3970,7 @@
           <w:p>
             <w:pPr>
               <w:pStyle w:val="Compact"/>
+              <w:jc w:val="left"/>
             </w:pPr>
             <w:r>
               <w:t xml:space="preserve">Criminal justice</w:t>
@@ -2411,6 +3982,7 @@
           <w:p>
             <w:pPr>
               <w:pStyle w:val="Compact"/>
+              <w:jc w:val="left"/>
             </w:pPr>
             <w:r>
               <w:t xml:space="preserve">COMPAS</w:t>
@@ -2422,6 +3994,7 @@
           <w:p>
             <w:pPr>
               <w:pStyle w:val="Compact"/>
+              <w:jc w:val="left"/>
             </w:pPr>
             <w:r>
               <w:t xml:space="preserve">Recidivism risk (likelihood of reoffending)</w:t>
@@ -2435,6 +4008,7 @@
           <w:p>
             <w:pPr>
               <w:pStyle w:val="Compact"/>
+              <w:jc w:val="left"/>
             </w:pPr>
             <w:r>
               <w:t xml:space="preserve">Finance</w:t>
@@ -2446,6 +4020,7 @@
           <w:p>
             <w:pPr>
               <w:pStyle w:val="Compact"/>
+              <w:jc w:val="left"/>
             </w:pPr>
             <w:r>
               <w:t xml:space="preserve">Credit scoring</w:t>
@@ -2457,6 +4032,7 @@
           <w:p>
             <w:pPr>
               <w:pStyle w:val="Compact"/>
+              <w:jc w:val="left"/>
             </w:pPr>
             <w:r>
               <w:t xml:space="preserve">Creditworthiness, loan default probability</w:t>
@@ -2470,6 +4046,7 @@
           <w:p>
             <w:pPr>
               <w:pStyle w:val="Compact"/>
+              <w:jc w:val="left"/>
             </w:pPr>
             <w:r>
               <w:t xml:space="preserve">Employment</w:t>
@@ -2481,6 +4058,7 @@
           <w:p>
             <w:pPr>
               <w:pStyle w:val="Compact"/>
+              <w:jc w:val="left"/>
             </w:pPr>
             <w:r>
               <w:t xml:space="preserve">Résumé screeners</w:t>
@@ -2492,6 +4070,7 @@
           <w:p>
             <w:pPr>
               <w:pStyle w:val="Compact"/>
+              <w:jc w:val="left"/>
             </w:pPr>
             <w:r>
               <w:t xml:space="preserve">Job fit, interview likelihood</w:t>
@@ -2505,6 +4084,7 @@
           <w:p>
             <w:pPr>
               <w:pStyle w:val="Compact"/>
+              <w:jc w:val="left"/>
             </w:pPr>
             <w:r>
               <w:t xml:space="preserve">Healthcare</w:t>
@@ -2516,6 +4096,7 @@
           <w:p>
             <w:pPr>
               <w:pStyle w:val="Compact"/>
+              <w:jc w:val="left"/>
             </w:pPr>
             <w:r>
               <w:t xml:space="preserve">Diagnostic AI</w:t>
@@ -2527,6 +4108,7 @@
           <w:p>
             <w:pPr>
               <w:pStyle w:val="Compact"/>
+              <w:jc w:val="left"/>
             </w:pPr>
             <w:r>
               <w:t xml:space="preserve">Disease probability, treatment recommendations</w:t>
@@ -2540,6 +4122,7 @@
           <w:p>
             <w:pPr>
               <w:pStyle w:val="Compact"/>
+              <w:jc w:val="left"/>
             </w:pPr>
             <w:r>
               <w:t xml:space="preserve">Insurance</w:t>
@@ -2551,6 +4134,7 @@
           <w:p>
             <w:pPr>
               <w:pStyle w:val="Compact"/>
+              <w:jc w:val="left"/>
             </w:pPr>
             <w:r>
               <w:t xml:space="preserve">Risk models</w:t>
@@ -2562,6 +4146,7 @@
           <w:p>
             <w:pPr>
               <w:pStyle w:val="Compact"/>
+              <w:jc w:val="left"/>
             </w:pPr>
             <w:r>
               <w:t xml:space="preserve">Claim likelihood, premium pricing</w:t>
@@ -2575,6 +4160,7 @@
           <w:p>
             <w:pPr>
               <w:pStyle w:val="Compact"/>
+              <w:jc w:val="left"/>
             </w:pPr>
             <w:r>
               <w:t xml:space="preserve">Social services</w:t>
@@ -2586,6 +4172,7 @@
           <w:p>
             <w:pPr>
               <w:pStyle w:val="Compact"/>
+              <w:jc w:val="left"/>
             </w:pPr>
             <w:r>
               <w:t xml:space="preserve">Eligibility systems</w:t>
@@ -2597,6 +4184,7 @@
           <w:p>
             <w:pPr>
               <w:pStyle w:val="Compact"/>
+              <w:jc w:val="left"/>
             </w:pPr>
             <w:r>
               <w:t xml:space="preserve">Benefit eligibility, fraud risk</w:t>
@@ -2617,8 +4205,8 @@
       </w:r>
       <w:r>
         <w:rPr>
+          <w:bCs/>
           <w:b/>
-          <w:bCs/>
         </w:rPr>
         <w:t xml:space="preserve">Bias</w:t>
       </w:r>
@@ -2636,8 +4224,8 @@
       </w:r>
       <w:r>
         <w:rPr>
+          <w:bCs/>
           <w:b/>
-          <w:bCs/>
         </w:rPr>
         <w:t xml:space="preserve">Opacity</w:t>
       </w:r>
@@ -2655,8 +4243,8 @@
       </w:r>
       <w:r>
         <w:rPr>
+          <w:bCs/>
           <w:b/>
-          <w:bCs/>
         </w:rPr>
         <w:t xml:space="preserve">Feedback loops</w:t>
       </w:r>
@@ -2674,8 +4262,8 @@
       </w:r>
       <w:r>
         <w:rPr>
+          <w:bCs/>
           <w:b/>
-          <w:bCs/>
         </w:rPr>
         <w:t xml:space="preserve">Due process</w:t>
       </w:r>
@@ -2692,223 +4280,243 @@
         <w:t xml:space="preserve"> </w:t>
       </w:r>
       <w:r>
-        <w:t xml:space="preserve">Floridi's point, as we will see. These are not hypothetical risks. The COMPAS recidivism</w:t>
-      </w:r>
-      <w:r>
-        <w:t xml:space="preserve"> </w:t>
-      </w:r>
-      <w:r>
-        <w:t xml:space="preserve">tool — used in sentencing decisions in courts across the country — was found by ProPublica</w:t>
-      </w:r>
-      <w:r>
-        <w:t xml:space="preserve"> </w:t>
-      </w:r>
-      <w:r>
-        <w:t xml:space="preserve">in 2016 to falsely flag Black defendants as future criminals at nearly twice the rate of</w:t>
-      </w:r>
-      <w:r>
-        <w:t xml:space="preserve"> </w:t>
-      </w:r>
-      <w:r>
-        <w:t xml:space="preserve">white defendants, even after controlling for criminal history. Amazon's résumé screening</w:t>
-      </w:r>
-      <w:r>
-        <w:t xml:space="preserve"> </w:t>
-      </w:r>
-      <w:r>
-        <w:t xml:space="preserve">tool, trained on a decade of hiring decisions in a male-dominated engineering workforce,</w:t>
-      </w:r>
-      <w:r>
-        <w:t xml:space="preserve"> </w:t>
-      </w:r>
-      <w:r>
-        <w:t xml:space="preserve">learned to penalize applicants who listed "women's" on their résumé — as in "captain of</w:t>
-      </w:r>
-      <w:r>
-        <w:t xml:space="preserve"> </w:t>
-      </w:r>
-      <w:r>
-        <w:t xml:space="preserve">the women's chess team" — and systematically downgraded graduates of all-women's colleges.</w:t>
-      </w:r>
-      <w:r>
-        <w:t xml:space="preserve"> </w:t>
-      </w:r>
-      <w:r>
-        <w:t xml:space="preserve">Amazon shut it down in 2018. A healthcare algorithm used by hospitals across the United</w:t>
-      </w:r>
-      <w:r>
-        <w:t xml:space="preserve"> </w:t>
-      </w:r>
-      <w:r>
-        <w:t xml:space="preserve">States was found to systematically underestimate the care needs of Black patients compared</w:t>
-      </w:r>
-      <w:r>
-        <w:t xml:space="preserve"> </w:t>
-      </w:r>
-      <w:r>
-        <w:t xml:space="preserve">to equally sick white patients, because it used historical spending as a proxy for health</w:t>
-      </w:r>
-      <w:r>
-        <w:t xml:space="preserve"> </w:t>
-      </w:r>
-      <w:r>
-        <w:t xml:space="preserve">need — and historical spending on Black patients had been lower.</w:t>
-      </w:r>
-    </w:p>
-    <w:bookmarkEnd w:id="30"/>
-    <w:bookmarkEnd w:id="31"/>
-    <w:bookmarkEnd w:id="32"/>
-    <w:bookmarkStart w:id="39" w:name="classical-debates"/>
-    <w:bookmarkStart w:id="38" w:name="s3-heading"/>
-    <w:p>
-      <w:pPr>
-        <w:pStyle w:val="Heading2"/>
-      </w:pPr>
-      <w:r>
-        <w:t xml:space="preserve">Part III: Can Machines Think? Classical Philosophical Debates</w:t>
-      </w:r>
-    </w:p>
-    <w:p>
-      <w:pPr>
-        <w:pStyle w:val="FirstParagraph"/>
-      </w:pPr>
-      <w:r>
-        <w:t xml:space="preserve">We have surveyed what AI systems</w:t>
+        <w:t xml:space="preserve">Floridi's point, as we will see</w:t>
+      </w:r>
+      <w:r>
+        <w:t xml:space="preserve"> </w:t>
+      </w:r>
+      <w:r>
+        <w:t xml:space="preserve">(Eubanks, 2019)</w:t>
+      </w:r>
+      <w:r>
+        <w:t xml:space="preserve">.</w:t>
+      </w:r>
+    </w:p>
+    <w:p>
+      <w:pPr>
+        <w:pStyle w:val="BodyText"/>
+      </w:pPr>
+      <w:r>
+        <w:t xml:space="preserve">These are not hypothetical risks. In 2016 ProPublica analyzed COMPAS, a commercial risk tool</w:t>
+      </w:r>
+      <w:r>
+        <w:t xml:space="preserve"> </w:t>
+      </w:r>
+      <w:r>
+        <w:t xml:space="preserve">used in US pretrial, parole, and sometimes sentencing decisions, and reported that among</w:t>
+      </w:r>
+      <w:r>
+        <w:t xml:space="preserve"> </w:t>
+      </w:r>
+      <w:r>
+        <w:t xml:space="preserve">defendants who did not go on to reoffend, Black defendants were labeled high risk at roughly</w:t>
+      </w:r>
+      <w:r>
+        <w:t xml:space="preserve"> </w:t>
+      </w:r>
+      <w:r>
+        <w:t xml:space="preserve">twice the rate of white defendants (about 45% versus 23%); controlling for prior offenses,</w:t>
+      </w:r>
+      <w:r>
+        <w:t xml:space="preserve"> </w:t>
+      </w:r>
+      <w:r>
+        <w:t xml:space="preserve">age, and sex, Black defendants were still 45% more likely to receive a higher risk score</w:t>
+      </w:r>
+      <w:r>
+        <w:t xml:space="preserve"> </w:t>
+      </w:r>
+      <w:r>
+        <w:t xml:space="preserve">(Angwin et al., 2016)</w:t>
+      </w:r>
+      <w:r>
+        <w:t xml:space="preserve">. The</w:t>
+      </w:r>
+      <w:r>
+        <w:t xml:space="preserve"> </w:t>
+      </w:r>
+      <w:r>
+        <w:t xml:space="preserve">tool's vendor replied that COMPAS was equally</w:t>
       </w:r>
       <w:r>
         <w:t xml:space="preserve"> </w:t>
       </w:r>
       <w:r>
         <w:rPr>
+          <w:iCs/>
           <w:i/>
+        </w:rPr>
+        <w:t xml:space="preserve">calibrated</w:t>
+      </w:r>
+      <w:r>
+        <w:t xml:space="preserve"> </w:t>
+      </w:r>
+      <w:r>
+        <w:t xml:space="preserve">for both groups — a given</w:t>
+      </w:r>
+      <w:r>
+        <w:t xml:space="preserve"> </w:t>
+      </w:r>
+      <w:r>
+        <w:t xml:space="preserve">score meant the same reoffending rate whatever the defendant's race — and later work showed</w:t>
+      </w:r>
+      <w:r>
+        <w:t xml:space="preserve"> </w:t>
+      </w:r>
+      <w:r>
+        <w:t xml:space="preserve">that, given unequal base rates, no classifier can satisfy both fairness criteria at once. The</w:t>
+      </w:r>
+      <w:r>
+        <w:t xml:space="preserve"> </w:t>
+      </w:r>
+      <w:r>
+        <w:t xml:space="preserve">disagreement is not really about arithmetic. It is about which definition of fairness a court</w:t>
+      </w:r>
+      <w:r>
+        <w:t xml:space="preserve"> </w:t>
+      </w:r>
+      <w:r>
+        <w:t xml:space="preserve">should be using, and nobody asked the algorithm's designers to settle that question.</w:t>
+      </w:r>
+    </w:p>
+    <w:p>
+      <w:pPr>
+        <w:pStyle w:val="BodyText"/>
+      </w:pPr>
+      <w:r>
+        <w:t xml:space="preserve">Two further cases show how ordinary the mechanism is. Amazon built an experimental résumé</w:t>
+      </w:r>
+      <w:r>
+        <w:t xml:space="preserve"> </w:t>
+      </w:r>
+      <w:r>
+        <w:t xml:space="preserve">screening tool trained on a decade of the company's own hiring decisions in a male-dominated</w:t>
+      </w:r>
+      <w:r>
+        <w:t xml:space="preserve"> </w:t>
+      </w:r>
+      <w:r>
+        <w:t xml:space="preserve">engineering workforce; it learned to penalize résumés containing the word "women's" — as in</w:t>
+      </w:r>
+      <w:r>
+        <w:t xml:space="preserve"> </w:t>
+      </w:r>
+      <w:r>
+        <w:t xml:space="preserve">"captain of the women's chess team" — and downgraded graduates of two all-women's colleges.</w:t>
+      </w:r>
+      <w:r>
+        <w:t xml:space="preserve"> </w:t>
+      </w:r>
+      <w:r>
+        <w:t xml:space="preserve">The team was disbanded by 2017, and Reuters made the story public in 2018; Amazon says the</w:t>
+      </w:r>
+      <w:r>
+        <w:t xml:space="preserve"> </w:t>
+      </w:r>
+      <w:r>
+        <w:t xml:space="preserve">tool was never the sole basis for a hiring decision. And in</w:t>
+      </w:r>
+      <w:r>
+        <w:t xml:space="preserve"> </w:t>
+      </w:r>
+      <w:r>
+        <w:rPr>
           <w:iCs/>
+          <w:i/>
         </w:rPr>
-        <w:t xml:space="preserve">do</w:t>
-      </w:r>
-      <w:r>
-        <w:t xml:space="preserve"> </w:t>
-      </w:r>
-      <w:r>
-        <w:t xml:space="preserve">— from chess to self-driving cars to chatbots.</w:t>
-      </w:r>
-      <w:r>
-        <w:t xml:space="preserve"> </w:t>
-      </w:r>
-      <w:r>
-        <w:t xml:space="preserve">Now we turn to a deeper question: what would it</w:t>
+        <w:t xml:space="preserve">Science</w:t>
+      </w:r>
+      <w:r>
+        <w:t xml:space="preserve"> </w:t>
+      </w:r>
+      <w:r>
+        <w:t xml:space="preserve">in 2019, Ziad</w:t>
+      </w:r>
+      <w:r>
+        <w:t xml:space="preserve"> </w:t>
+      </w:r>
+      <w:r>
+        <w:t xml:space="preserve">Obermeyer and colleagues showed that a commercial algorithm used to select patients for</w:t>
+      </w:r>
+      <w:r>
+        <w:t xml:space="preserve"> </w:t>
+      </w:r>
+      <w:r>
+        <w:t xml:space="preserve">extra care, applied to millions of Americans, systematically underestimated the needs of Black</w:t>
+      </w:r>
+      <w:r>
+        <w:t xml:space="preserve"> </w:t>
+      </w:r>
+      <w:r>
+        <w:t xml:space="preserve">patients, because it used past healthcare</w:t>
       </w:r>
       <w:r>
         <w:t xml:space="preserve"> </w:t>
       </w:r>
       <w:r>
         <w:rPr>
+          <w:iCs/>
           <w:i/>
+        </w:rPr>
+        <w:t xml:space="preserve">spending</w:t>
+      </w:r>
+      <w:r>
+        <w:t xml:space="preserve"> </w:t>
+      </w:r>
+      <w:r>
+        <w:t xml:space="preserve">as a proxy for health</w:t>
+      </w:r>
+      <w:r>
+        <w:t xml:space="preserve"> </w:t>
+      </w:r>
+      <w:r>
+        <w:rPr>
           <w:iCs/>
+          <w:i/>
         </w:rPr>
-        <w:t xml:space="preserve">mean</w:t>
-      </w:r>
-      <w:r>
-        <w:t xml:space="preserve"> </w:t>
-      </w:r>
-      <w:r>
-        <w:t xml:space="preserve">for a machine to be</w:t>
-      </w:r>
-      <w:r>
-        <w:t xml:space="preserve"> </w:t>
-      </w:r>
-      <w:r>
-        <w:t xml:space="preserve">intelligent? This is not merely academic. The answer shapes whether we think current AI</w:t>
-      </w:r>
-      <w:r>
-        <w:t xml:space="preserve"> </w:t>
-      </w:r>
-      <w:r>
-        <w:t xml:space="preserve">systems have achieved something remarkable or merely performed elaborate pattern matching,</w:t>
-      </w:r>
-      <w:r>
-        <w:t xml:space="preserve"> </w:t>
-      </w:r>
-      <w:r>
-        <w:t xml:space="preserve">whether AI systems could deserve moral consideration, and whether there are principled</w:t>
-      </w:r>
-      <w:r>
-        <w:t xml:space="preserve"> </w:t>
-      </w:r>
-      <w:r>
-        <w:t xml:space="preserve">limits to what computation can achieve.</w:t>
-      </w:r>
-    </w:p>
-    <w:p>
-      <w:pPr>
-        <w:pStyle w:val="BodyText"/>
-      </w:pPr>
-      <w:r>
-        <w:t xml:space="preserve">Three philosophical debates — Turing vs. Lovelace, Searle vs. Dennett, and Chalmers on</w:t>
-      </w:r>
-      <w:r>
-        <w:t xml:space="preserve"> </w:t>
-      </w:r>
-      <w:r>
-        <w:t xml:space="preserve">consciousness — frame the issues with unusual clarity and remain remarkably relevant</w:t>
-      </w:r>
-      <w:r>
-        <w:t xml:space="preserve"> </w:t>
-      </w:r>
-      <w:r>
-        <w:t xml:space="preserve">to contemporary AI.</w:t>
-      </w:r>
-    </w:p>
-    <w:bookmarkStart w:id="33" w:name="turings-proposal-the-imitation-game"/>
-    <w:p>
-      <w:pPr>
-        <w:pStyle w:val="Heading3"/>
-      </w:pPr>
-      <w:r>
-        <w:t xml:space="preserve">Turing's Proposal: The Imitation Game</w:t>
-      </w:r>
-    </w:p>
-    <w:p>
-      <w:pPr>
-        <w:pStyle w:val="FirstParagraph"/>
-      </w:pPr>
-      <w:r>
-        <w:t xml:space="preserve">Turing's strategy in his 1950 paper was to sidestep the vague question "Can machines think?"</w:t>
-      </w:r>
-      <w:r>
-        <w:t xml:space="preserve"> </w:t>
-      </w:r>
-      <w:r>
-        <w:t xml:space="preserve">and replace it with a concrete behavioral test.</w:t>
-      </w:r>
-      <w:r>
-        <w:t xml:space="preserve"> </w:t>
-      </w:r>
-      <w:r>
-        <w:t xml:space="preserve">(Turing, 1950)</w:t>
-      </w:r>
-      <w:r>
-        <w:t xml:space="preserve"> </w:t>
-      </w:r>
-      <w:r>
-        <w:t xml:space="preserve">The Imitation Game (now called the Turing Test) sets up a scenario: an interrogator</w:t>
-      </w:r>
-      <w:r>
-        <w:t xml:space="preserve"> </w:t>
-      </w:r>
-      <w:r>
-        <w:t xml:space="preserve">communicates via text with two hidden parties — a human and a machine. The interrogator</w:t>
-      </w:r>
-      <w:r>
-        <w:t xml:space="preserve"> </w:t>
-      </w:r>
-      <w:r>
-        <w:t xml:space="preserve">tries to determine which is which. If the machine consistently fools the interrogator,</w:t>
-      </w:r>
-      <w:r>
-        <w:t xml:space="preserve"> </w:t>
-      </w:r>
-      <w:r>
-        <w:t xml:space="preserve">Turing argued, we have no principled reason to deny it intelligence.</w:t>
+        <w:t xml:space="preserve">need</w:t>
+      </w:r>
+      <w:r>
+        <w:t xml:space="preserve"> </w:t>
+      </w:r>
+      <w:r>
+        <w:t xml:space="preserve">— and less had historically been spent on Black patients at the same level of</w:t>
+      </w:r>
+      <w:r>
+        <w:t xml:space="preserve"> </w:t>
+      </w:r>
+      <w:r>
+        <w:t xml:space="preserve">illness. Correcting the proxy would have raised the share of Black patients flagged for extra</w:t>
+      </w:r>
+      <w:r>
+        <w:t xml:space="preserve"> </w:t>
+      </w:r>
+      <w:r>
+        <w:t xml:space="preserve">help from about 18% to about 46%</w:t>
+      </w:r>
+      <w:r>
+        <w:t xml:space="preserve"> </w:t>
+      </w:r>
+      <w:r>
+        <w:t xml:space="preserve">(Obermeyer et al., 2019)</w:t>
+      </w:r>
+      <w:r>
+        <w:t xml:space="preserve">. In none of these cases did anyone set out to discriminate.</w:t>
+      </w:r>
+      <w:r>
+        <w:t xml:space="preserve"> </w:t>
+      </w:r>
+      <w:r>
+        <w:t xml:space="preserve">The systems learned the pattern in the data, which is exactly what they were built to do</w:t>
+      </w:r>
+      <w:r>
+        <w:t xml:space="preserve"> </w:t>
+      </w:r>
+      <w:r>
+        <w:t xml:space="preserve">(Noble, 2018)</w:t>
+      </w:r>
+      <w:r>
+        <w:t xml:space="preserve">.</w:t>
       </w:r>
     </w:p>
     <w:p>
@@ -2916,674 +4524,231 @@
         <w:pStyle w:val="BoxLabel"/>
       </w:pPr>
       <w:r>
-        <w:t xml:space="preserve">What's the Argument?</w:t>
-      </w:r>
-    </w:p>
-    <w:p>
-      <w:pPr>
-        <w:pStyle w:val="BoxTitle"/>
-      </w:pPr>
-      <w:r>
-        <w:t xml:space="preserve">Turing's Argument for the Imitation Game</w:t>
-      </w:r>
-    </w:p>
-    <w:p>
-      <w:pPr>
-        <w:pStyle w:val="Compact"/>
-        <w:numPr>
-          <w:ilvl w:val="0"/>
-          <w:numId w:val="1002"/>
-        </w:numPr>
-      </w:pPr>
-      <w:r>
-        <w:t xml:space="preserve">The question "Can machines think?" is too vague to answer directly — we lack agreed criteria for "thinking."</w:t>
-      </w:r>
-    </w:p>
-    <w:p>
-      <w:pPr>
-        <w:pStyle w:val="Compact"/>
-        <w:numPr>
-          <w:ilvl w:val="0"/>
-          <w:numId w:val="1002"/>
-        </w:numPr>
-      </w:pPr>
-      <w:r>
-        <w:t xml:space="preserve">We should replace it with a behavioral test: can a machine fool a human interrogator in text conversation?</w:t>
-      </w:r>
-    </w:p>
-    <w:p>
-      <w:pPr>
-        <w:pStyle w:val="Compact"/>
-        <w:numPr>
-          <w:ilvl w:val="0"/>
-          <w:numId w:val="1002"/>
-        </w:numPr>
-      </w:pPr>
-      <w:r>
-        <w:t xml:space="preserve">If a machine passes this test, we have no principled criterion by which to deny it intelligence — since we apply similar behavioral evidence to attribute intelligence to other humans.</w:t>
-      </w:r>
-    </w:p>
-    <w:p>
-      <w:pPr>
-        <w:pStyle w:val="ArgumentConclusion"/>
-      </w:pPr>
-      <w:r>
-        <w:t xml:space="preserve">∴</w:t>
-      </w:r>
-      <w:r>
-        <w:t xml:space="preserve"> </w:t>
-      </w:r>
-      <w:r>
-        <w:t xml:space="preserve">A machine that consistently passes the Imitation Game should be considered intelligent.</w:t>
-      </w:r>
-    </w:p>
-    <w:p>
-      <w:pPr>
-        <w:pStyle w:val="BodyText"/>
-      </w:pPr>
-      <w:r>
-        <w:t xml:space="preserve">Turing's key philosophical move is</w:t>
-      </w:r>
-      <w:r>
-        <w:t xml:space="preserve"> </w:t>
-      </w:r>
-      <w:r>
-        <w:rPr>
-          <w:i/>
-          <w:iCs/>
-        </w:rPr>
-        <w:t xml:space="preserve">pragmatism</w:t>
-      </w:r>
-      <w:r>
-        <w:t xml:space="preserve"> </w:t>
-      </w:r>
-      <w:r>
-        <w:t xml:space="preserve">about mental concepts: he refuses to</w:t>
-      </w:r>
-      <w:r>
-        <w:t xml:space="preserve"> </w:t>
-      </w:r>
-      <w:r>
-        <w:t xml:space="preserve">engage with metaphysical questions about what thinking "really is" and instead proposes an</w:t>
-      </w:r>
-      <w:r>
-        <w:t xml:space="preserve"> </w:t>
-      </w:r>
-      <w:r>
-        <w:t xml:space="preserve">operational criterion grounded in the same kind of behavioral evidence we use when we</w:t>
-      </w:r>
-      <w:r>
-        <w:t xml:space="preserve"> </w:t>
-      </w:r>
-      <w:r>
-        <w:t xml:space="preserve">attribute thought to other people. We cannot peer inside anyone else's mind; we infer</w:t>
-      </w:r>
-      <w:r>
-        <w:t xml:space="preserve"> </w:t>
-      </w:r>
-      <w:r>
-        <w:t xml:space="preserve">intelligence from behavior. The test simply applies this inference consistently.</w:t>
-      </w:r>
-    </w:p>
-    <w:bookmarkEnd w:id="33"/>
-    <w:bookmarkStart w:id="34" w:name="Xdb116a144269b404137db41cfbb47d7653a3a38"/>
-    <w:p>
-      <w:pPr>
-        <w:pStyle w:val="Heading3"/>
-      </w:pPr>
-      <w:r>
-        <w:t xml:space="preserve">Lovelace's Objection: Can Machines Originate?</w:t>
-      </w:r>
-    </w:p>
-    <w:p>
-      <w:pPr>
-        <w:pStyle w:val="FirstParagraph"/>
-      </w:pPr>
-      <w:r>
-        <w:t xml:space="preserve">Ada Lovelace's objection — formulated a century before Turing's paper — cuts to the heart</w:t>
-      </w:r>
-      <w:r>
-        <w:t xml:space="preserve"> </w:t>
-      </w:r>
-      <w:r>
-        <w:t xml:space="preserve">of debates about machine creativity that are newly urgent in the age of generative AI.</w:t>
-      </w:r>
-    </w:p>
-    <w:p>
-      <w:pPr>
-        <w:pStyle w:val="BlockQuote"/>
-      </w:pPr>
-      <w:r>
-        <w:t xml:space="preserve">"The Analytical Engine has no pretensions whatever to</w:t>
-      </w:r>
-      <w:r>
-        <w:t xml:space="preserve"> </w:t>
-      </w:r>
-      <w:r>
-        <w:rPr>
-          <w:i/>
-          <w:iCs/>
-        </w:rPr>
-        <w:t xml:space="preserve">originate</w:t>
-      </w:r>
-      <w:r>
-        <w:t xml:space="preserve"> </w:t>
-      </w:r>
-      <w:r>
-        <w:t xml:space="preserve">anything.</w:t>
-      </w:r>
-      <w:r>
-        <w:t xml:space="preserve"> </w:t>
-      </w:r>
-      <w:r>
-        <w:t xml:space="preserve">It can do whatever we know how to order it to perform... Its province is to assist</w:t>
-      </w:r>
-      <w:r>
-        <w:t xml:space="preserve"> </w:t>
-      </w:r>
-      <w:r>
-        <w:t xml:space="preserve">us in making available what we are already acquainted with."</w:t>
-      </w:r>
-    </w:p>
-    <w:p>
-      <w:pPr>
-        <w:pStyle w:val="BlockQuote"/>
-      </w:pPr>
-      <w:r>
-        <w:t xml:space="preserve">— Ada Lovelace, Notes on the Analytical Engine (1843)</w:t>
-      </w:r>
-    </w:p>
-    <w:p>
-      <w:pPr>
-        <w:pStyle w:val="BoxLabel"/>
-      </w:pPr>
-      <w:r>
-        <w:t xml:space="preserve">What's the Argument?</w:t>
-      </w:r>
-    </w:p>
-    <w:p>
-      <w:pPr>
-        <w:pStyle w:val="BoxTitle"/>
-      </w:pPr>
-      <w:r>
-        <w:t xml:space="preserve">Lovelace's Objection to Machine Intelligence</w:t>
-      </w:r>
-    </w:p>
-    <w:p>
-      <w:pPr>
-        <w:pStyle w:val="Compact"/>
-        <w:numPr>
-          <w:ilvl w:val="0"/>
-          <w:numId w:val="1003"/>
-        </w:numPr>
-      </w:pPr>
-      <w:r>
-        <w:t xml:space="preserve">Genuine intelligence requires the capacity to originate — to produce genuinely new ideas, not just recombine given inputs according to given rules.</w:t>
-      </w:r>
-    </w:p>
-    <w:p>
-      <w:pPr>
-        <w:pStyle w:val="Compact"/>
-        <w:numPr>
-          <w:ilvl w:val="0"/>
-          <w:numId w:val="1003"/>
-        </w:numPr>
-      </w:pPr>
-      <w:r>
-        <w:t xml:space="preserve">Machines can only do what they are explicitly programmed to do; they execute instructions but do not originate anything.</w:t>
-      </w:r>
-    </w:p>
-    <w:p>
-      <w:pPr>
-        <w:pStyle w:val="Compact"/>
-        <w:numPr>
-          <w:ilvl w:val="0"/>
-          <w:numId w:val="1003"/>
-        </w:numPr>
-      </w:pPr>
-      <w:r>
-        <w:t xml:space="preserve">Following a program is not originating anything new.</w:t>
-      </w:r>
-    </w:p>
-    <w:p>
-      <w:pPr>
-        <w:pStyle w:val="ArgumentConclusion"/>
-      </w:pPr>
-      <w:r>
-        <w:t xml:space="preserve">∴</w:t>
-      </w:r>
-      <w:r>
-        <w:t xml:space="preserve"> </w:t>
-      </w:r>
-      <w:r>
-        <w:t xml:space="preserve">Machines cannot possess genuine intelligence.</w:t>
-      </w:r>
-    </w:p>
-    <w:p>
-      <w:pPr>
-        <w:pStyle w:val="BoxLabel"/>
-      </w:pPr>
-      <w:r>
-        <w:t xml:space="preserve">Turing's Response</w:t>
-      </w:r>
-    </w:p>
-    <w:p>
-      <w:pPr>
-        <w:pStyle w:val="ProArgument"/>
-      </w:pPr>
-      <w:r>
-        <w:t xml:space="preserve">Turing addressed the "Lady Lovelace's Objection" directly in his 1950 paper. His response</w:t>
-      </w:r>
-      <w:r>
-        <w:t xml:space="preserve"> </w:t>
-      </w:r>
-      <w:r>
-        <w:t xml:space="preserve">was two-pronged. First,</w:t>
-      </w:r>
-      <w:r>
-        <w:t xml:space="preserve"> </w:t>
-      </w:r>
-      <w:r>
-        <w:rPr>
-          <w:b/>
-          <w:bCs/>
-        </w:rPr>
-        <w:t xml:space="preserve">premise 2 is ambiguous</w:t>
-      </w:r>
-      <w:r>
-        <w:t xml:space="preserve">: programs produce outputs</w:t>
-      </w:r>
-      <w:r>
-        <w:t xml:space="preserve"> </w:t>
-      </w:r>
-      <w:r>
-        <w:t xml:space="preserve">that surprise even their creators. Chess programs find moves no human anticipated. Learning</w:t>
-      </w:r>
-      <w:r>
-        <w:t xml:space="preserve"> </w:t>
-      </w:r>
-      <w:r>
-        <w:t xml:space="preserve">systems modify their behavior through experience — they are not limited to explicit</w:t>
-      </w:r>
-      <w:r>
-        <w:t xml:space="preserve"> </w:t>
-      </w:r>
-      <w:r>
-        <w:t xml:space="preserve">preprogrammed responses. Second,</w:t>
-      </w:r>
-      <w:r>
-        <w:t xml:space="preserve"> </w:t>
-      </w:r>
-      <w:r>
-        <w:rPr>
-          <w:b/>
-          <w:bCs/>
-        </w:rPr>
-        <w:t xml:space="preserve">humans also follow "programming"</w:t>
-      </w:r>
-      <w:r>
-        <w:t xml:space="preserve">: biology,</w:t>
-      </w:r>
-      <w:r>
-        <w:t xml:space="preserve"> </w:t>
-      </w:r>
-      <w:r>
-        <w:t xml:space="preserve">culture, education, and experience shape everything we think and do. If "merely following</w:t>
-      </w:r>
-      <w:r>
-        <w:t xml:space="preserve"> </w:t>
-      </w:r>
-      <w:r>
-        <w:t xml:space="preserve">a program" disqualifies machines, the same argument might disqualify humans — which suggests</w:t>
-      </w:r>
-      <w:r>
-        <w:t xml:space="preserve"> </w:t>
-      </w:r>
-      <w:r>
-        <w:t xml:space="preserve">the criterion is too strong.</w:t>
-      </w:r>
-    </w:p>
-    <w:p>
-      <w:pPr>
-        <w:pStyle w:val="BoxLabel"/>
-      </w:pPr>
-      <w:r>
-        <w:t xml:space="preserve">Lovelace's Lasting Force</w:t>
-      </w:r>
-    </w:p>
-    <w:p>
-      <w:pPr>
-        <w:pStyle w:val="Objection"/>
-      </w:pPr>
-      <w:r>
-        <w:t xml:space="preserve">Despite Turing's response, Lovelace's objection retains force in the era of large</w:t>
-      </w:r>
-      <w:r>
-        <w:t xml:space="preserve"> </w:t>
-      </w:r>
-      <w:r>
-        <w:t xml:space="preserve">language models. When critics argue that LLMs are "just predicting the next token" or</w:t>
-      </w:r>
-      <w:r>
-        <w:t xml:space="preserve"> </w:t>
-      </w:r>
-      <w:r>
-        <w:t xml:space="preserve">"stochastic parrots" that recombine training data without genuine understanding, they</w:t>
-      </w:r>
-      <w:r>
-        <w:t xml:space="preserve"> </w:t>
-      </w:r>
-      <w:r>
-        <w:t xml:space="preserve">are invoking her logic. The question "What counts as originating something genuinely</w:t>
-      </w:r>
-      <w:r>
-        <w:t xml:space="preserve"> </w:t>
-      </w:r>
-      <w:r>
-        <w:t xml:space="preserve">new?" remains genuinely open. Consider some telling examples of how the goalposts move.</w:t>
-      </w:r>
-      <w:r>
-        <w:t xml:space="preserve"> </w:t>
-      </w:r>
-      <w:r>
-        <w:t xml:space="preserve">When AlphaGo defeated world champion Lee Sedol in 2016, making moves that human</w:t>
-      </w:r>
-      <w:r>
-        <w:t xml:space="preserve"> </w:t>
-      </w:r>
-      <w:r>
-        <w:t xml:space="preserve">commentators described as "beautiful," "creative," and "surprising even to its</w:t>
-      </w:r>
-      <w:r>
-        <w:t xml:space="preserve"> </w:t>
-      </w:r>
-      <w:r>
-        <w:t xml:space="preserve">creators," critics replied: it's just a very deep game-tree search, not genuine</w:t>
-      </w:r>
-      <w:r>
-        <w:t xml:space="preserve"> </w:t>
-      </w:r>
-      <w:r>
-        <w:t xml:space="preserve">creativity. When GPT-4 passed the bar exam in the 91st percentile, the dismissal was:</w:t>
-      </w:r>
-      <w:r>
-        <w:t xml:space="preserve"> </w:t>
-      </w:r>
-      <w:r>
-        <w:t xml:space="preserve">it's just pattern-matching from legal texts, not real legal reasoning. When AI systems</w:t>
-      </w:r>
-      <w:r>
-        <w:t xml:space="preserve"> </w:t>
-      </w:r>
-      <w:r>
-        <w:t xml:space="preserve">produced winning images in art competitions, the response was: it's just recombining</w:t>
-      </w:r>
-      <w:r>
-        <w:t xml:space="preserve"> </w:t>
-      </w:r>
-      <w:r>
-        <w:t xml:space="preserve">existing artworks without understanding. In each case, the machine achieved the</w:t>
-      </w:r>
-      <w:r>
-        <w:t xml:space="preserve"> </w:t>
-      </w:r>
-      <w:r>
-        <w:t xml:space="preserve">behavioral criterion — and Lovelace's objection was immediately applied to deny that</w:t>
-      </w:r>
-      <w:r>
-        <w:t xml:space="preserve"> </w:t>
-      </w:r>
-      <w:r>
-        <w:t xml:space="preserve">this counted as originating anything. Whether this is accurate or merely defensive is</w:t>
-      </w:r>
-      <w:r>
-        <w:t xml:space="preserve"> </w:t>
-      </w:r>
-      <w:r>
-        <w:t xml:space="preserve">precisely the question her argument makes visible.</w:t>
-      </w:r>
-    </w:p>
-    <w:bookmarkEnd w:id="34"/>
-    <w:bookmarkStart w:id="35" w:name="searles-chinese-room"/>
-    <w:p>
-      <w:pPr>
-        <w:pStyle w:val="Heading3"/>
-      </w:pPr>
-      <w:r>
-        <w:t xml:space="preserve">Searle's Chinese Room</w:t>
-      </w:r>
-    </w:p>
-    <w:p>
-      <w:pPr>
-        <w:pStyle w:val="FirstParagraph"/>
-      </w:pPr>
-      <w:r>
-        <w:t xml:space="preserve">The most influential philosophical argument against strong AI was published in 1980 by</w:t>
-      </w:r>
-      <w:r>
-        <w:t xml:space="preserve"> </w:t>
-      </w:r>
-      <w:r>
-        <w:t xml:space="preserve">University of California philosopher John Searle.</w:t>
-      </w:r>
-      <w:r>
-        <w:t xml:space="preserve"> </w:t>
-      </w:r>
-      <w:r>
-        <w:t xml:space="preserve">(Searle, 1980)</w:t>
-      </w:r>
-      <w:r>
-        <w:t xml:space="preserve"> </w:t>
-      </w:r>
-      <w:r>
-        <w:t xml:space="preserve">His Chinese Room thought experiment is elegant and has generated four decades of debate.</w:t>
-      </w:r>
-    </w:p>
-    <w:p>
-      <w:pPr>
-        <w:pStyle w:val="BoxLabel"/>
-      </w:pPr>
-      <w:r>
-        <w:t xml:space="preserve">The Thought Experiment</w:t>
-      </w:r>
-    </w:p>
-    <w:p>
-      <w:pPr>
-        <w:pStyle w:val="BoxTitle"/>
-      </w:pPr>
-      <w:r>
-        <w:t xml:space="preserve">Searle's Chinese Room</w:t>
-      </w:r>
-    </w:p>
-    <w:p>
-      <w:pPr>
-        <w:pStyle w:val="CaseStudy"/>
-      </w:pPr>
-      <w:r>
-        <w:t xml:space="preserve">Imagine a person locked in a room who receives cards with Chinese symbols through</w:t>
-      </w:r>
-      <w:r>
-        <w:t xml:space="preserve"> </w:t>
-      </w:r>
-      <w:r>
-        <w:t xml:space="preserve">a slot. The person has a comprehensive rulebook that specifies, for any combination</w:t>
-      </w:r>
-      <w:r>
-        <w:t xml:space="preserve"> </w:t>
-      </w:r>
-      <w:r>
-        <w:t xml:space="preserve">of input symbols, which symbols to output in response. Following these rules, the</w:t>
-      </w:r>
-      <w:r>
-        <w:t xml:space="preserve"> </w:t>
-      </w:r>
-      <w:r>
-        <w:t xml:space="preserve">person produces output cards that are slid back through the slot. From the outside,</w:t>
-      </w:r>
-      <w:r>
-        <w:t xml:space="preserve"> </w:t>
-      </w:r>
-      <w:r>
-        <w:t xml:space="preserve">the exchange looks like a fluent Chinese conversation. Native Chinese speakers</w:t>
-      </w:r>
-      <w:r>
-        <w:t xml:space="preserve"> </w:t>
-      </w:r>
-      <w:r>
-        <w:t xml:space="preserve">interacting with the room might conclude there is a Chinese speaker inside.</w:t>
-      </w:r>
-    </w:p>
-    <w:p>
-      <w:pPr>
-        <w:pStyle w:val="CaseStudy"/>
-      </w:pPr>
-      <w:r>
-        <w:t xml:space="preserve">But here is the critical point: the person inside understands no Chinese whatsoever.</w:t>
-      </w:r>
-      <w:r>
-        <w:t xml:space="preserve"> </w:t>
-      </w:r>
-      <w:r>
-        <w:t xml:space="preserve">They are manipulating symbols purely on the basis of their shapes — their syntactic</w:t>
-      </w:r>
-      <w:r>
-        <w:t xml:space="preserve"> </w:t>
-      </w:r>
-      <w:r>
-        <w:t xml:space="preserve">properties — with no grasp of what any of the symbols mean. They are producing</w:t>
-      </w:r>
-      <w:r>
-        <w:t xml:space="preserve"> </w:t>
-      </w:r>
-      <w:r>
-        <w:t xml:space="preserve">semantically correct responses without any semantic understanding.</w:t>
-      </w:r>
-    </w:p>
-    <w:p>
-      <w:pPr>
-        <w:pStyle w:val="CaseStudy"/>
-      </w:pPr>
-      <w:r>
-        <w:t xml:space="preserve">Searle's argument: a digital computer is in exactly the position of the person in</w:t>
-      </w:r>
-      <w:r>
-        <w:t xml:space="preserve"> </w:t>
-      </w:r>
-      <w:r>
-        <w:t xml:space="preserve">the room. It manipulates symbols according to syntactic rules. No matter how perfect</w:t>
-      </w:r>
-      <w:r>
-        <w:t xml:space="preserve"> </w:t>
-      </w:r>
-      <w:r>
-        <w:t xml:space="preserve">its outputs, it has no understanding of their meaning. "Strong AI" — the claim that</w:t>
-      </w:r>
-      <w:r>
-        <w:t xml:space="preserve"> </w:t>
-      </w:r>
-      <w:r>
-        <w:t xml:space="preserve">running the right program is sufficient for genuine mental states — is therefore false.</w:t>
-      </w:r>
-    </w:p>
-    <w:p>
-      <w:pPr>
-        <w:pStyle w:val="BoxLabel"/>
-      </w:pPr>
-      <w:r>
-        <w:t xml:space="preserve">What's the Argument?</w:t>
-      </w:r>
-    </w:p>
-    <w:p>
-      <w:pPr>
-        <w:pStyle w:val="BoxTitle"/>
-      </w:pPr>
-      <w:r>
-        <w:t xml:space="preserve">Searle's Chinese Room Argument</w:t>
-      </w:r>
-    </w:p>
-    <w:p>
-      <w:pPr>
-        <w:pStyle w:val="Compact"/>
+        <w:t xml:space="preserve">Thought Questions</w:t>
+      </w:r>
+    </w:p>
+    <w:p>
+      <w:pPr>
         <w:numPr>
           <w:ilvl w:val="0"/>
           <w:numId w:val="1004"/>
         </w:numPr>
-      </w:pPr>
-      <w:r>
-        <w:t xml:space="preserve">A computer program manipulates symbols according to syntactic (formal, shape-based) rules.</w:t>
-      </w:r>
-    </w:p>
-    <w:p>
-      <w:pPr>
         <w:pStyle w:val="Compact"/>
+      </w:pPr>
+      <w:r>
+        <w:t xml:space="preserve">In the COMPAS dispute, ProPublica and the vendor used different definitions of fairness</w:t>
+      </w:r>
+      <w:r>
+        <w:t xml:space="preserve"> </w:t>
+      </w:r>
+      <w:r>
+        <w:t xml:space="preserve">and both were arithmetically right. If a legislature had to pick one definition for use</w:t>
+      </w:r>
+      <w:r>
+        <w:t xml:space="preserve"> </w:t>
+      </w:r>
+      <w:r>
+        <w:t xml:space="preserve">in criminal courts, which should it pick — and what would that choice cost?</w:t>
+      </w:r>
+    </w:p>
+    <w:p>
+      <w:pPr>
         <w:numPr>
           <w:ilvl w:val="0"/>
           <w:numId w:val="1004"/>
         </w:numPr>
-      </w:pPr>
-      <w:r>
-        <w:t xml:space="preserve">Syntax alone is not sufficient for semantics — for understanding meaning.</w:t>
-      </w:r>
-    </w:p>
-    <w:p>
-      <w:pPr>
         <w:pStyle w:val="Compact"/>
+      </w:pPr>
+      <w:r>
+        <w:t xml:space="preserve">Amazon's screening tool learned from the company's own past decisions. Is the tool the</w:t>
+      </w:r>
+      <w:r>
+        <w:t xml:space="preserve"> </w:t>
+      </w:r>
+      <w:r>
+        <w:t xml:space="preserve">problem, or is it a very expensive mirror? What would it take to build a hiring system</w:t>
+      </w:r>
+      <w:r>
+        <w:t xml:space="preserve"> </w:t>
+      </w:r>
+      <w:r>
+        <w:t xml:space="preserve">that did</w:t>
+      </w:r>
+      <w:r>
+        <w:t xml:space="preserve"> </w:t>
+      </w:r>
+      <w:r>
+        <w:rPr>
+          <w:iCs/>
+          <w:i/>
+        </w:rPr>
+        <w:t xml:space="preserve">not</w:t>
+      </w:r>
+      <w:r>
+        <w:t xml:space="preserve"> </w:t>
+      </w:r>
+      <w:r>
+        <w:t xml:space="preserve">reproduce the past?</w:t>
+      </w:r>
+    </w:p>
+    <w:p>
+      <w:pPr>
         <w:numPr>
           <w:ilvl w:val="0"/>
           <w:numId w:val="1004"/>
         </w:numPr>
-      </w:pPr>
-      <w:r>
-        <w:t xml:space="preserve">Minds have semantics: they understand meanings, grasp references, comprehend what words are</w:t>
+        <w:pStyle w:val="Compact"/>
+      </w:pPr>
+      <w:r>
+        <w:t xml:space="preserve">The healthcare algorithm used spending as a stand-in for need. Think of a decision that</w:t>
+      </w:r>
+      <w:r>
+        <w:t xml:space="preserve"> </w:t>
+      </w:r>
+      <w:r>
+        <w:t xml:space="preserve">affects you — a grade, a loan, an insurance rate. What proxy is probably standing in for</w:t>
+      </w:r>
+      <w:r>
+        <w:t xml:space="preserve"> </w:t>
+      </w:r>
+      <w:r>
+        <w:t xml:space="preserve">the thing that actually matters, and who is disadvantaged by the substitution?</w:t>
+      </w:r>
+    </w:p>
+    <w:p>
+      <w:pPr>
+        <w:numPr>
+          <w:ilvl w:val="0"/>
+          <w:numId w:val="1004"/>
+        </w:numPr>
+        <w:pStyle w:val="Compact"/>
+      </w:pPr>
+      <w:r>
+        <w:t xml:space="preserve">None of the systems in this section would pass a Turing Test, and none of their designers</w:t>
+      </w:r>
+      <w:r>
+        <w:t xml:space="preserve"> </w:t>
+      </w:r>
+      <w:r>
+        <w:t xml:space="preserve">claimed they were conscious. Does calling them "AI" help you think about them clearly, or</w:t>
+      </w:r>
+      <w:r>
+        <w:t xml:space="preserve"> </w:t>
+      </w:r>
+      <w:r>
+        <w:t xml:space="preserve">would a plainer term — "statistical scoring system" — serve better?</w:t>
+      </w:r>
+    </w:p>
+    <w:bookmarkEnd w:id="43"/>
+    <w:bookmarkEnd w:id="44"/>
+    <w:bookmarkEnd w:id="45"/>
+    <w:bookmarkStart w:id="52" w:name="classical-debates"/>
+    <w:bookmarkStart w:id="51" w:name="s3-heading"/>
+    <w:p>
+      <w:pPr>
+        <w:pStyle w:val="Heading2"/>
+      </w:pPr>
+      <w:r>
+        <w:t xml:space="preserve">Part III: Can Machines Think? Classical Philosophical Debates</w:t>
+      </w:r>
+    </w:p>
+    <w:p>
+      <w:pPr>
+        <w:pStyle w:val="FirstParagraph"/>
+      </w:pPr>
+      <w:r>
+        <w:t xml:space="preserve">We have surveyed what AI systems</w:t>
       </w:r>
       <w:r>
         <w:t xml:space="preserve"> </w:t>
       </w:r>
       <w:r>
         <w:rPr>
+          <w:iCs/>
           <w:i/>
+        </w:rPr>
+        <w:t xml:space="preserve">do</w:t>
+      </w:r>
+      <w:r>
+        <w:t xml:space="preserve"> </w:t>
+      </w:r>
+      <w:r>
+        <w:t xml:space="preserve">— from chess to self-driving cars to chatbots.</w:t>
+      </w:r>
+      <w:r>
+        <w:t xml:space="preserve"> </w:t>
+      </w:r>
+      <w:r>
+        <w:t xml:space="preserve">Now we turn to a deeper question: what would it</w:t>
+      </w:r>
+      <w:r>
+        <w:t xml:space="preserve"> </w:t>
+      </w:r>
+      <w:r>
+        <w:rPr>
           <w:iCs/>
+          <w:i/>
         </w:rPr>
-        <w:t xml:space="preserve">about</w:t>
-      </w:r>
-      <w:r>
-        <w:t xml:space="preserve">.</w:t>
-      </w:r>
-    </w:p>
-    <w:p>
-      <w:pPr>
-        <w:pStyle w:val="ArgumentConclusion"/>
-      </w:pPr>
-      <w:r>
-        <w:t xml:space="preserve">∴</w:t>
-      </w:r>
-      <w:r>
-        <w:t xml:space="preserve"> </w:t>
-      </w:r>
-      <w:r>
-        <w:t xml:space="preserve">Running a program is not sufficient for having a mind. Strong AI — the claim that the right</w:t>
-      </w:r>
-      <w:r>
-        <w:t xml:space="preserve"> </w:t>
-      </w:r>
-      <w:r>
-        <w:t xml:space="preserve">computation produces genuine understanding — is false.</w:t>
-      </w:r>
-      <w:r>
-        <w:t xml:space="preserve"> </w:t>
-      </w:r>
-      <w:r>
-        <w:t xml:space="preserve">(Searle, 1980)</w:t>
-      </w:r>
-    </w:p>
-    <w:bookmarkEnd w:id="35"/>
-    <w:bookmarkStart w:id="36" w:name="dennetts-systems-reply"/>
+        <w:t xml:space="preserve">mean</w:t>
+      </w:r>
+      <w:r>
+        <w:t xml:space="preserve"> </w:t>
+      </w:r>
+      <w:r>
+        <w:t xml:space="preserve">for a machine to be</w:t>
+      </w:r>
+      <w:r>
+        <w:t xml:space="preserve"> </w:t>
+      </w:r>
+      <w:r>
+        <w:t xml:space="preserve">intelligent? This is not merely academic. The answer shapes whether we think current AI</w:t>
+      </w:r>
+      <w:r>
+        <w:t xml:space="preserve"> </w:t>
+      </w:r>
+      <w:r>
+        <w:t xml:space="preserve">systems have achieved something remarkable or merely performed elaborate pattern matching,</w:t>
+      </w:r>
+      <w:r>
+        <w:t xml:space="preserve"> </w:t>
+      </w:r>
+      <w:r>
+        <w:t xml:space="preserve">whether AI systems could deserve moral consideration, and whether there are principled</w:t>
+      </w:r>
+      <w:r>
+        <w:t xml:space="preserve"> </w:t>
+      </w:r>
+      <w:r>
+        <w:t xml:space="preserve">limits to what computation can achieve.</w:t>
+      </w:r>
+    </w:p>
+    <w:p>
+      <w:pPr>
+        <w:pStyle w:val="BodyText"/>
+      </w:pPr>
+      <w:r>
+        <w:t xml:space="preserve">Three philosophical debates — Turing vs. Lovelace, Searle vs. Dennett, and Chalmers on</w:t>
+      </w:r>
+      <w:r>
+        <w:t xml:space="preserve"> </w:t>
+      </w:r>
+      <w:r>
+        <w:t xml:space="preserve">consciousness — frame the issues with unusual clarity and remain remarkably relevant</w:t>
+      </w:r>
+      <w:r>
+        <w:t xml:space="preserve"> </w:t>
+      </w:r>
+      <w:r>
+        <w:t xml:space="preserve">to contemporary AI.</w:t>
+      </w:r>
+    </w:p>
+    <w:bookmarkStart w:id="46" w:name="turings-proposal-the-imitation-game"/>
     <w:p>
       <w:pPr>
         <w:pStyle w:val="Heading3"/>
       </w:pPr>
       <w:r>
-        <w:t xml:space="preserve">Dennett's Systems Reply</w:t>
+        <w:t xml:space="preserve">Turing's Proposal: The Imitation Game</w:t>
       </w:r>
     </w:p>
     <w:p>
@@ -3591,32 +4756,43 @@
         <w:pStyle w:val="FirstParagraph"/>
       </w:pPr>
       <w:r>
-        <w:t xml:space="preserve">The most powerful response to Searle is the</w:t>
-      </w:r>
-      <w:r>
-        <w:t xml:space="preserve"> </w:t>
-      </w:r>
-      <w:r>
-        <w:rPr>
-          <w:i/>
-          <w:iCs/>
-        </w:rPr>
-        <w:t xml:space="preserve">systems reply</w:t>
-      </w:r>
-      <w:r>
-        <w:t xml:space="preserve">, associated particularly</w:t>
-      </w:r>
-      <w:r>
-        <w:t xml:space="preserve"> </w:t>
-      </w:r>
-      <w:r>
-        <w:t xml:space="preserve">with philosopher Daniel Dennett.</w:t>
-      </w:r>
-      <w:r>
-        <w:t xml:space="preserve"> </w:t>
-      </w:r>
-      <w:r>
-        <w:t xml:space="preserve">(Dennett, 1991)</w:t>
+        <w:t xml:space="preserve">Turing's strategy in his 1950 paper was to sidestep the vague question "Can machines think?"</w:t>
+      </w:r>
+      <w:r>
+        <w:t xml:space="preserve"> </w:t>
+      </w:r>
+      <w:r>
+        <w:t xml:space="preserve">and replace it with a concrete behavioral test.</w:t>
+      </w:r>
+      <w:r>
+        <w:t xml:space="preserve"> </w:t>
+      </w:r>
+      <w:r>
+        <w:t xml:space="preserve">(Turing, 1950)</w:t>
+      </w:r>
+      <w:r>
+        <w:t xml:space="preserve"> </w:t>
+      </w:r>
+      <w:r>
+        <w:t xml:space="preserve">The Imitation Game (now called the Turing Test) sets up a scenario: an interrogator</w:t>
+      </w:r>
+      <w:r>
+        <w:t xml:space="preserve"> </w:t>
+      </w:r>
+      <w:r>
+        <w:t xml:space="preserve">communicates via text with two hidden parties — a human and a machine. The interrogator</w:t>
+      </w:r>
+      <w:r>
+        <w:t xml:space="preserve"> </w:t>
+      </w:r>
+      <w:r>
+        <w:t xml:space="preserve">tries to determine which is which. If the machine consistently fools the interrogator,</w:t>
+      </w:r>
+      <w:r>
+        <w:t xml:space="preserve"> </w:t>
+      </w:r>
+      <w:r>
+        <w:t xml:space="preserve">Turing argued, we have no principled reason to deny it intelligence.</w:t>
       </w:r>
     </w:p>
     <w:p>
@@ -3632,56 +4808,992 @@
         <w:pStyle w:val="BoxTitle"/>
       </w:pPr>
       <w:r>
-        <w:t xml:space="preserve">The Systems Reply to Searle</w:t>
-      </w:r>
-    </w:p>
-    <w:p>
-      <w:pPr>
-        <w:pStyle w:val="Compact"/>
+        <w:t xml:space="preserve">Turing's Argument for the Imitation Game</w:t>
+      </w:r>
+    </w:p>
+    <w:p>
+      <w:pPr>
         <w:numPr>
           <w:ilvl w:val="0"/>
           <w:numId w:val="1005"/>
         </w:numPr>
-      </w:pPr>
-      <w:r>
-        <w:t xml:space="preserve">Searle grants that the person in the room doesn't understand Chinese — but this proves only that the</w:t>
-      </w:r>
-      <w:r>
-        <w:t xml:space="preserve"> </w:t>
-      </w:r>
-      <w:r>
-        <w:rPr>
-          <w:i/>
-          <w:iCs/>
-        </w:rPr>
-        <w:t xml:space="preserve">person</w:t>
-      </w:r>
-      <w:r>
-        <w:t xml:space="preserve"> </w:t>
-      </w:r>
-      <w:r>
-        <w:t xml:space="preserve">lacks understanding.</w:t>
-      </w:r>
-    </w:p>
-    <w:p>
-      <w:pPr>
         <w:pStyle w:val="Compact"/>
+      </w:pPr>
+      <w:r>
+        <w:t xml:space="preserve">The question "Can machines think?" is too vague to answer directly — we lack agreed criteria for "thinking."</w:t>
+      </w:r>
+    </w:p>
+    <w:p>
+      <w:pPr>
         <w:numPr>
           <w:ilvl w:val="0"/>
           <w:numId w:val="1005"/>
         </w:numPr>
-      </w:pPr>
-      <w:r>
-        <w:t xml:space="preserve">The relevant system is not the person alone but the whole: person + rulebook + room + input/output mechanism.</w:t>
-      </w:r>
-    </w:p>
-    <w:p>
-      <w:pPr>
         <w:pStyle w:val="Compact"/>
+      </w:pPr>
+      <w:r>
+        <w:t xml:space="preserve">We should replace it with a behavioral test: can a machine fool a human interrogator in text conversation?</w:t>
+      </w:r>
+    </w:p>
+    <w:p>
+      <w:pPr>
         <w:numPr>
           <w:ilvl w:val="0"/>
           <w:numId w:val="1005"/>
         </w:numPr>
+        <w:pStyle w:val="Compact"/>
+      </w:pPr>
+      <w:r>
+        <w:t xml:space="preserve">If a machine passes this test, we have no principled criterion by which to deny it intelligence — since we apply similar behavioral evidence to attribute intelligence to other humans.</w:t>
+      </w:r>
+    </w:p>
+    <w:p>
+      <w:pPr>
+        <w:pStyle w:val="ArgumentConclusion"/>
+      </w:pPr>
+      <w:r>
+        <w:t xml:space="preserve">∴</w:t>
+      </w:r>
+      <w:r>
+        <w:t xml:space="preserve"> </w:t>
+      </w:r>
+      <w:r>
+        <w:t xml:space="preserve">A machine that consistently passes the Imitation Game should be considered intelligent.</w:t>
+      </w:r>
+    </w:p>
+    <w:p>
+      <w:pPr>
+        <w:pStyle w:val="BodyText"/>
+      </w:pPr>
+      <w:r>
+        <w:t xml:space="preserve">Turing's key philosophical move is</w:t>
+      </w:r>
+      <w:r>
+        <w:t xml:space="preserve"> </w:t>
+      </w:r>
+      <w:r>
+        <w:rPr>
+          <w:iCs/>
+          <w:i/>
+        </w:rPr>
+        <w:t xml:space="preserve">pragmatism</w:t>
+      </w:r>
+      <w:r>
+        <w:t xml:space="preserve"> </w:t>
+      </w:r>
+      <w:r>
+        <w:t xml:space="preserve">about mental concepts: he refuses to</w:t>
+      </w:r>
+      <w:r>
+        <w:t xml:space="preserve"> </w:t>
+      </w:r>
+      <w:r>
+        <w:t xml:space="preserve">engage with metaphysical questions about what thinking "really is" and instead proposes an</w:t>
+      </w:r>
+      <w:r>
+        <w:t xml:space="preserve"> </w:t>
+      </w:r>
+      <w:r>
+        <w:t xml:space="preserve">operational criterion grounded in the same kind of behavioral evidence we use when we</w:t>
+      </w:r>
+      <w:r>
+        <w:t xml:space="preserve"> </w:t>
+      </w:r>
+      <w:r>
+        <w:t xml:space="preserve">attribute thought to other people. We cannot peer inside anyone else's mind; we infer</w:t>
+      </w:r>
+      <w:r>
+        <w:t xml:space="preserve"> </w:t>
+      </w:r>
+      <w:r>
+        <w:t xml:space="preserve">intelligence from behavior. The test simply applies this inference consistently.</w:t>
+      </w:r>
+    </w:p>
+    <w:bookmarkEnd w:id="46"/>
+    <w:bookmarkStart w:id="47" w:name="Xdb116a144269b404137db41cfbb47d7653a3a38"/>
+    <w:p>
+      <w:pPr>
+        <w:pStyle w:val="Heading3"/>
+      </w:pPr>
+      <w:r>
+        <w:t xml:space="preserve">Lovelace's Objection: Can Machines Originate?</w:t>
+      </w:r>
+    </w:p>
+    <w:p>
+      <w:pPr>
+        <w:pStyle w:val="FirstParagraph"/>
+      </w:pPr>
+      <w:r>
+        <w:t xml:space="preserve">Ada Lovelace's objection — formulated a century before Turing's paper — cuts to the heart</w:t>
+      </w:r>
+      <w:r>
+        <w:t xml:space="preserve"> </w:t>
+      </w:r>
+      <w:r>
+        <w:t xml:space="preserve">of debates about machine creativity that are newly urgent in the age of generative AI.</w:t>
+      </w:r>
+    </w:p>
+    <w:p>
+      <w:pPr>
+        <w:pStyle w:val="BlockQuote"/>
+      </w:pPr>
+      <w:r>
+        <w:t xml:space="preserve">"The Analytical Engine has no pretensions whatever to</w:t>
+      </w:r>
+      <w:r>
+        <w:t xml:space="preserve"> </w:t>
+      </w:r>
+      <w:r>
+        <w:rPr>
+          <w:iCs/>
+          <w:i/>
+        </w:rPr>
+        <w:t xml:space="preserve">originate</w:t>
+      </w:r>
+      <w:r>
+        <w:t xml:space="preserve"> </w:t>
+      </w:r>
+      <w:r>
+        <w:t xml:space="preserve">anything.</w:t>
+      </w:r>
+      <w:r>
+        <w:t xml:space="preserve"> </w:t>
+      </w:r>
+      <w:r>
+        <w:t xml:space="preserve">It can do whatever we know how to order it to perform... Its province is to assist</w:t>
+      </w:r>
+      <w:r>
+        <w:t xml:space="preserve"> </w:t>
+      </w:r>
+      <w:r>
+        <w:t xml:space="preserve">us in making available what we are already acquainted with."</w:t>
+      </w:r>
+    </w:p>
+    <w:p>
+      <w:pPr>
+        <w:pStyle w:val="BlockQuote"/>
+      </w:pPr>
+      <w:r>
+        <w:t xml:space="preserve">— Ada Lovelace, Notes on the Analytical Engine (1843)</w:t>
+      </w:r>
+    </w:p>
+    <w:p>
+      <w:pPr>
+        <w:pStyle w:val="BoxLabel"/>
+      </w:pPr>
+      <w:r>
+        <w:t xml:space="preserve">What's the Argument?</w:t>
+      </w:r>
+    </w:p>
+    <w:p>
+      <w:pPr>
+        <w:pStyle w:val="BoxTitle"/>
+      </w:pPr>
+      <w:r>
+        <w:t xml:space="preserve">Lovelace's Objection to Machine Intelligence</w:t>
+      </w:r>
+    </w:p>
+    <w:p>
+      <w:pPr>
+        <w:numPr>
+          <w:ilvl w:val="0"/>
+          <w:numId w:val="1006"/>
+        </w:numPr>
+        <w:pStyle w:val="Compact"/>
+      </w:pPr>
+      <w:r>
+        <w:t xml:space="preserve">Genuine intelligence requires the capacity to originate — to produce genuinely new ideas, not just recombine given inputs according to given rules.</w:t>
+      </w:r>
+    </w:p>
+    <w:p>
+      <w:pPr>
+        <w:numPr>
+          <w:ilvl w:val="0"/>
+          <w:numId w:val="1006"/>
+        </w:numPr>
+        <w:pStyle w:val="Compact"/>
+      </w:pPr>
+      <w:r>
+        <w:t xml:space="preserve">Machines can only do what they are explicitly programmed to do; they execute instructions but do not originate anything.</w:t>
+      </w:r>
+    </w:p>
+    <w:p>
+      <w:pPr>
+        <w:numPr>
+          <w:ilvl w:val="0"/>
+          <w:numId w:val="1006"/>
+        </w:numPr>
+        <w:pStyle w:val="Compact"/>
+      </w:pPr>
+      <w:r>
+        <w:t xml:space="preserve">Following a program is not originating anything new.</w:t>
+      </w:r>
+    </w:p>
+    <w:p>
+      <w:pPr>
+        <w:pStyle w:val="ArgumentConclusion"/>
+      </w:pPr>
+      <w:r>
+        <w:t xml:space="preserve">∴</w:t>
+      </w:r>
+      <w:r>
+        <w:t xml:space="preserve"> </w:t>
+      </w:r>
+      <w:r>
+        <w:t xml:space="preserve">Machines cannot possess genuine intelligence.</w:t>
+      </w:r>
+    </w:p>
+    <w:p>
+      <w:pPr>
+        <w:pStyle w:val="BoxLabel"/>
+      </w:pPr>
+      <w:r>
+        <w:t xml:space="preserve">Turing's Response</w:t>
+      </w:r>
+    </w:p>
+    <w:p>
+      <w:pPr>
+        <w:pStyle w:val="ProArgument"/>
+      </w:pPr>
+      <w:r>
+        <w:t xml:space="preserve">Turing addressed the "Lady Lovelace's Objection" directly in his 1950 paper. His response</w:t>
+      </w:r>
+      <w:r>
+        <w:t xml:space="preserve"> </w:t>
+      </w:r>
+      <w:r>
+        <w:t xml:space="preserve">was two-pronged. First,</w:t>
+      </w:r>
+      <w:r>
+        <w:t xml:space="preserve"> </w:t>
+      </w:r>
+      <w:r>
+        <w:rPr>
+          <w:bCs/>
+          <w:b/>
+        </w:rPr>
+        <w:t xml:space="preserve">premise 2 is ambiguous</w:t>
+      </w:r>
+      <w:r>
+        <w:t xml:space="preserve">: programs produce outputs</w:t>
+      </w:r>
+      <w:r>
+        <w:t xml:space="preserve"> </w:t>
+      </w:r>
+      <w:r>
+        <w:t xml:space="preserve">that surprise even their creators. Chess programs find moves no human anticipated. Learning</w:t>
+      </w:r>
+      <w:r>
+        <w:t xml:space="preserve"> </w:t>
+      </w:r>
+      <w:r>
+        <w:t xml:space="preserve">systems modify their behavior through experience — they are not limited to explicit</w:t>
+      </w:r>
+      <w:r>
+        <w:t xml:space="preserve"> </w:t>
+      </w:r>
+      <w:r>
+        <w:t xml:space="preserve">preprogrammed responses. Second,</w:t>
+      </w:r>
+      <w:r>
+        <w:t xml:space="preserve"> </w:t>
+      </w:r>
+      <w:r>
+        <w:rPr>
+          <w:bCs/>
+          <w:b/>
+        </w:rPr>
+        <w:t xml:space="preserve">humans also follow "programming"</w:t>
+      </w:r>
+      <w:r>
+        <w:t xml:space="preserve">: biology,</w:t>
+      </w:r>
+      <w:r>
+        <w:t xml:space="preserve"> </w:t>
+      </w:r>
+      <w:r>
+        <w:t xml:space="preserve">culture, education, and experience shape everything we think and do. If "merely following</w:t>
+      </w:r>
+      <w:r>
+        <w:t xml:space="preserve"> </w:t>
+      </w:r>
+      <w:r>
+        <w:t xml:space="preserve">a program" disqualifies machines, the same argument might disqualify humans — which suggests</w:t>
+      </w:r>
+      <w:r>
+        <w:t xml:space="preserve"> </w:t>
+      </w:r>
+      <w:r>
+        <w:t xml:space="preserve">the criterion is too strong.</w:t>
+      </w:r>
+    </w:p>
+    <w:p>
+      <w:pPr>
+        <w:pStyle w:val="BoxLabel"/>
+      </w:pPr>
+      <w:r>
+        <w:t xml:space="preserve">Lovelace's Lasting Force</w:t>
+      </w:r>
+    </w:p>
+    <w:p>
+      <w:pPr>
+        <w:pStyle w:val="Objection"/>
+      </w:pPr>
+      <w:r>
+        <w:t xml:space="preserve">Despite Turing's response, Lovelace's objection retains force in the era of large</w:t>
+      </w:r>
+      <w:r>
+        <w:t xml:space="preserve"> </w:t>
+      </w:r>
+      <w:r>
+        <w:t xml:space="preserve">language models. When critics argue that LLMs are "just predicting the next token" or</w:t>
+      </w:r>
+      <w:r>
+        <w:t xml:space="preserve"> </w:t>
+      </w:r>
+      <w:r>
+        <w:t xml:space="preserve">"stochastic parrots" that recombine training data without genuine understanding, they</w:t>
+      </w:r>
+      <w:r>
+        <w:t xml:space="preserve"> </w:t>
+      </w:r>
+      <w:r>
+        <w:t xml:space="preserve">are invoking her logic</w:t>
+      </w:r>
+      <w:r>
+        <w:t xml:space="preserve"> </w:t>
+      </w:r>
+      <w:r>
+        <w:t xml:space="preserve">(Bender et al., 2021)</w:t>
+      </w:r>
+      <w:r>
+        <w:t xml:space="preserve">. The question</w:t>
+      </w:r>
+      <w:r>
+        <w:t xml:space="preserve"> </w:t>
+      </w:r>
+      <w:r>
+        <w:t xml:space="preserve">"What counts as originating something genuinely new?" remains open — and the pattern of</w:t>
+      </w:r>
+      <w:r>
+        <w:t xml:space="preserve"> </w:t>
+      </w:r>
+      <w:r>
+        <w:t xml:space="preserve">answers to it looks suspiciously like Tesler's Theorem from Part I. Each time a system meets</w:t>
+      </w:r>
+      <w:r>
+        <w:t xml:space="preserve"> </w:t>
+      </w:r>
+      <w:r>
+        <w:t xml:space="preserve">the behavioral criterion, Lovelace's objection is produced to explain why that particular</w:t>
+      </w:r>
+      <w:r>
+        <w:t xml:space="preserve"> </w:t>
+      </w:r>
+      <w:r>
+        <w:t xml:space="preserve">achievement does not count.</w:t>
+      </w:r>
+    </w:p>
+    <w:p>
+      <w:pPr>
+        <w:pStyle w:val="BodyText"/>
+      </w:pPr>
+      <w:r>
+        <w:t xml:space="preserve">The pattern is easiest to see where the machine's output surprised the people who built it.</w:t>
+      </w:r>
+      <w:r>
+        <w:t xml:space="preserve"> </w:t>
+      </w:r>
+      <w:r>
+        <w:t xml:space="preserve">When Jason Allen's AI-generated</w:t>
+      </w:r>
+      <w:r>
+        <w:t xml:space="preserve"> </w:t>
+      </w:r>
+      <w:r>
+        <w:rPr>
+          <w:iCs/>
+          <w:i/>
+        </w:rPr>
+        <w:t xml:space="preserve">Théâtre D'opéra Spatial</w:t>
+      </w:r>
+      <w:r>
+        <w:t xml:space="preserve"> </w:t>
+      </w:r>
+      <w:r>
+        <w:t xml:space="preserve">took first prize in the</w:t>
+      </w:r>
+      <w:r>
+        <w:t xml:space="preserve"> </w:t>
+      </w:r>
+      <w:r>
+        <w:t xml:space="preserve">digital art category of the Colorado State Fair in August 2022, the response was that the</w:t>
+      </w:r>
+      <w:r>
+        <w:t xml:space="preserve"> </w:t>
+      </w:r>
+      <w:r>
+        <w:t xml:space="preserve">program had merely recombined existing artworks. When a large language model was reported in</w:t>
+      </w:r>
+      <w:r>
+        <w:t xml:space="preserve"> </w:t>
+      </w:r>
+      <w:r>
+        <w:t xml:space="preserve">2023 to have scored around the 90th percentile on the Uniform Bar Examination, the dismissal</w:t>
+      </w:r>
+      <w:r>
+        <w:t xml:space="preserve"> </w:t>
+      </w:r>
+      <w:r>
+        <w:t xml:space="preserve">was that it had pattern-matched from legal texts rather than reasoned. (That percentile was</w:t>
+      </w:r>
+      <w:r>
+        <w:t xml:space="preserve"> </w:t>
+      </w:r>
+      <w:r>
+        <w:t xml:space="preserve">itself worth checking: a 2024 re-analysis by Eric Martínez found the comparison pool was</w:t>
+      </w:r>
+      <w:r>
+        <w:t xml:space="preserve"> </w:t>
+      </w:r>
+      <w:r>
+        <w:t xml:space="preserve">dominated by February repeat takers, and put the score below the 69th percentile against the</w:t>
+      </w:r>
+      <w:r>
+        <w:t xml:space="preserve"> </w:t>
+      </w:r>
+      <w:r>
+        <w:t xml:space="preserve">general test-taking population — and around the 48th on the essays</w:t>
+      </w:r>
+      <w:r>
+        <w:t xml:space="preserve"> </w:t>
+      </w:r>
+      <w:r>
+        <w:t xml:space="preserve">(Martínez, 2024)</w:t>
+      </w:r>
+      <w:r>
+        <w:t xml:space="preserve">. Benchmark claims are</w:t>
+      </w:r>
+      <w:r>
+        <w:t xml:space="preserve"> </w:t>
+      </w:r>
+      <w:r>
+        <w:t xml:space="preserve">claims, not measurements.) And then there is the case philosophers keep returning to.</w:t>
+      </w:r>
+    </w:p>
+    <w:p>
+      <w:pPr>
+        <w:pStyle w:val="BoxLabel"/>
+      </w:pPr>
+      <w:r>
+        <w:t xml:space="preserve">Case Study</w:t>
+      </w:r>
+    </w:p>
+    <w:p>
+      <w:pPr>
+        <w:pStyle w:val="BoxTitle"/>
+      </w:pPr>
+      <w:r>
+        <w:t xml:space="preserve">AlphaGo's Move 37 (Seoul, March 2016)</w:t>
+      </w:r>
+    </w:p>
+    <w:p>
+      <w:pPr>
+        <w:pStyle w:val="CaseStudy"/>
+      </w:pPr>
+      <w:r>
+        <w:t xml:space="preserve">Go had long been the standing counterexample to machine intelligence. The board is large</w:t>
+      </w:r>
+      <w:r>
+        <w:t xml:space="preserve"> </w:t>
+      </w:r>
+      <w:r>
+        <w:t xml:space="preserve">enough that brute-force search is hopeless, and strong players describe their choices in the</w:t>
+      </w:r>
+      <w:r>
+        <w:t xml:space="preserve"> </w:t>
+      </w:r>
+      <w:r>
+        <w:t xml:space="preserve">language of shape, feel, and intuition rather than calculation. In March 2016, DeepMind's</w:t>
+      </w:r>
+      <w:r>
+        <w:t xml:space="preserve"> </w:t>
+      </w:r>
+      <w:r>
+        <w:t xml:space="preserve">AlphaGo played a five-game match in Seoul against Lee Sedol, one of the strongest players of</w:t>
+      </w:r>
+      <w:r>
+        <w:t xml:space="preserve"> </w:t>
+      </w:r>
+      <w:r>
+        <w:t xml:space="preserve">his generation, and won 4–1.</w:t>
+      </w:r>
+    </w:p>
+    <w:p>
+      <w:pPr>
+        <w:pStyle w:val="CaseStudy"/>
+      </w:pPr>
+      <w:r>
+        <w:t xml:space="preserve">The moment that mattered came in game two. AlphaGo's thirty-seventh move — a shoulder hit on</w:t>
+      </w:r>
+      <w:r>
+        <w:t xml:space="preserve"> </w:t>
+      </w:r>
+      <w:r>
+        <w:t xml:space="preserve">the fifth line — violated centuries of received wisdom about opening play. Commentators</w:t>
+      </w:r>
+      <w:r>
+        <w:t xml:space="preserve"> </w:t>
+      </w:r>
+      <w:r>
+        <w:t xml:space="preserve">initially assumed it was a mistake. AlphaGo's own estimate was that a human player would</w:t>
+      </w:r>
+      <w:r>
+        <w:t xml:space="preserve"> </w:t>
+      </w:r>
+      <w:r>
+        <w:t xml:space="preserve">have chosen it roughly one time in ten thousand. Nearly a hundred moves later the stone</w:t>
+      </w:r>
+      <w:r>
+        <w:t xml:space="preserve"> </w:t>
+      </w:r>
+      <w:r>
+        <w:t xml:space="preserve">turned out to be perfectly placed, and the game was effectively decided. Lee Sedol was away</w:t>
+      </w:r>
+      <w:r>
+        <w:t xml:space="preserve"> </w:t>
+      </w:r>
+      <w:r>
+        <w:t xml:space="preserve">from the board when the stone was played and took more than twelve minutes to reply. He later</w:t>
+      </w:r>
+      <w:r>
+        <w:t xml:space="preserve"> </w:t>
+      </w:r>
+      <w:r>
+        <w:t xml:space="preserve">said the move made him reconsider what creativity in Go could mean. (Lee's own game-four</w:t>
+      </w:r>
+      <w:r>
+        <w:t xml:space="preserve"> </w:t>
+      </w:r>
+      <w:r>
+        <w:t xml:space="preserve">Move 78, remembered as the "divine move," beat AlphaGo in return — a detail worth keeping,</w:t>
+      </w:r>
+      <w:r>
+        <w:t xml:space="preserve"> </w:t>
+      </w:r>
+      <w:r>
+        <w:t xml:space="preserve">since it shows the traffic ran both ways.)</w:t>
+      </w:r>
+    </w:p>
+    <w:p>
+      <w:pPr>
+        <w:pStyle w:val="CaseStudy"/>
+      </w:pPr>
+      <w:r>
+        <w:t xml:space="preserve">Was Move 37</w:t>
+      </w:r>
+      <w:r>
+        <w:t xml:space="preserve"> </w:t>
+      </w:r>
+      <w:r>
+        <w:rPr>
+          <w:iCs/>
+          <w:i/>
+        </w:rPr>
+        <w:t xml:space="preserve">originated</w:t>
+      </w:r>
+      <w:r>
+        <w:t xml:space="preserve">? AlphaGo was not given the move by its programmers; none of</w:t>
+      </w:r>
+      <w:r>
+        <w:t xml:space="preserve"> </w:t>
+      </w:r>
+      <w:r>
+        <w:t xml:space="preserve">them could have found it, and its own model of human play said no human would play it. Yet it</w:t>
+      </w:r>
+      <w:r>
+        <w:t xml:space="preserve"> </w:t>
+      </w:r>
+      <w:r>
+        <w:t xml:space="preserve">was produced by search and pattern evaluation over self-play games — precisely the sort of</w:t>
+      </w:r>
+      <w:r>
+        <w:t xml:space="preserve"> </w:t>
+      </w:r>
+      <w:r>
+        <w:t xml:space="preserve">"doing what we know how to order it to perform" that Lovelace had in mind. Both descriptions</w:t>
+      </w:r>
+      <w:r>
+        <w:t xml:space="preserve"> </w:t>
+      </w:r>
+      <w:r>
+        <w:t xml:space="preserve">are accurate. That they can both be accurate at once is the real content of her objection,</w:t>
+      </w:r>
+      <w:r>
+        <w:t xml:space="preserve"> </w:t>
+      </w:r>
+      <w:r>
+        <w:t xml:space="preserve">and the reason it has outlived every specific system it has been raised against.</w:t>
+      </w:r>
+    </w:p>
+    <w:bookmarkEnd w:id="47"/>
+    <w:bookmarkStart w:id="48" w:name="searles-chinese-room"/>
+    <w:p>
+      <w:pPr>
+        <w:pStyle w:val="Heading3"/>
+      </w:pPr>
+      <w:r>
+        <w:t xml:space="preserve">Searle's Chinese Room</w:t>
+      </w:r>
+    </w:p>
+    <w:p>
+      <w:pPr>
+        <w:pStyle w:val="FirstParagraph"/>
+      </w:pPr>
+      <w:r>
+        <w:t xml:space="preserve">The most influential philosophical argument against strong AI was published in 1980 by</w:t>
+      </w:r>
+      <w:r>
+        <w:t xml:space="preserve"> </w:t>
+      </w:r>
+      <w:r>
+        <w:t xml:space="preserve">John Searle, a philosopher at the University of California, Berkeley, in the journal</w:t>
+      </w:r>
+      <w:r>
+        <w:t xml:space="preserve"> </w:t>
+      </w:r>
+      <w:r>
+        <w:rPr>
+          <w:iCs/>
+          <w:i/>
+        </w:rPr>
+        <w:t xml:space="preserve">Behavioral and Brain Sciences</w:t>
+      </w:r>
+      <w:r>
+        <w:t xml:space="preserve">.</w:t>
+      </w:r>
+      <w:r>
+        <w:t xml:space="preserve"> </w:t>
+      </w:r>
+      <w:r>
+        <w:t xml:space="preserve">(Searle, 1980)</w:t>
+      </w:r>
+      <w:r>
+        <w:t xml:space="preserve"> </w:t>
+      </w:r>
+      <w:r>
+        <w:t xml:space="preserve">His Chinese Room thought experiment is elegant and has generated four decades of debate.</w:t>
+      </w:r>
+    </w:p>
+    <w:p>
+      <w:pPr>
+        <w:pStyle w:val="BoxLabel"/>
+      </w:pPr>
+      <w:r>
+        <w:t xml:space="preserve">The Thought Experiment</w:t>
+      </w:r>
+    </w:p>
+    <w:p>
+      <w:pPr>
+        <w:pStyle w:val="BoxTitle"/>
+      </w:pPr>
+      <w:r>
+        <w:t xml:space="preserve">Searle's Chinese Room</w:t>
+      </w:r>
+    </w:p>
+    <w:p>
+      <w:pPr>
+        <w:pStyle w:val="CaseStudy"/>
+      </w:pPr>
+      <w:r>
+        <w:t xml:space="preserve">Imagine a person locked in a room who receives cards with Chinese symbols through</w:t>
+      </w:r>
+      <w:r>
+        <w:t xml:space="preserve"> </w:t>
+      </w:r>
+      <w:r>
+        <w:t xml:space="preserve">a slot. The person has a comprehensive rulebook that specifies, for any combination</w:t>
+      </w:r>
+      <w:r>
+        <w:t xml:space="preserve"> </w:t>
+      </w:r>
+      <w:r>
+        <w:t xml:space="preserve">of input symbols, which symbols to output in response. Following these rules, the</w:t>
+      </w:r>
+      <w:r>
+        <w:t xml:space="preserve"> </w:t>
+      </w:r>
+      <w:r>
+        <w:t xml:space="preserve">person produces output cards that are slid back through the slot. From the outside,</w:t>
+      </w:r>
+      <w:r>
+        <w:t xml:space="preserve"> </w:t>
+      </w:r>
+      <w:r>
+        <w:t xml:space="preserve">the exchange looks like a fluent Chinese conversation. Native Chinese speakers</w:t>
+      </w:r>
+      <w:r>
+        <w:t xml:space="preserve"> </w:t>
+      </w:r>
+      <w:r>
+        <w:t xml:space="preserve">interacting with the room might conclude there is a Chinese speaker inside.</w:t>
+      </w:r>
+    </w:p>
+    <w:p>
+      <w:pPr>
+        <w:pStyle w:val="CaseStudy"/>
+      </w:pPr>
+      <w:r>
+        <w:t xml:space="preserve">But here is the critical point: the person inside understands no Chinese whatsoever.</w:t>
+      </w:r>
+      <w:r>
+        <w:t xml:space="preserve"> </w:t>
+      </w:r>
+      <w:r>
+        <w:t xml:space="preserve">They are manipulating symbols purely on the basis of their shapes — their syntactic</w:t>
+      </w:r>
+      <w:r>
+        <w:t xml:space="preserve"> </w:t>
+      </w:r>
+      <w:r>
+        <w:t xml:space="preserve">properties — with no grasp of what any of the symbols mean. They are producing</w:t>
+      </w:r>
+      <w:r>
+        <w:t xml:space="preserve"> </w:t>
+      </w:r>
+      <w:r>
+        <w:t xml:space="preserve">semantically correct responses without any semantic understanding.</w:t>
+      </w:r>
+    </w:p>
+    <w:p>
+      <w:pPr>
+        <w:pStyle w:val="CaseStudy"/>
+      </w:pPr>
+      <w:r>
+        <w:t xml:space="preserve">Searle's argument: a digital computer is in exactly the position of the person in</w:t>
+      </w:r>
+      <w:r>
+        <w:t xml:space="preserve"> </w:t>
+      </w:r>
+      <w:r>
+        <w:t xml:space="preserve">the room. It manipulates symbols according to syntactic rules. No matter how perfect</w:t>
+      </w:r>
+      <w:r>
+        <w:t xml:space="preserve"> </w:t>
+      </w:r>
+      <w:r>
+        <w:t xml:space="preserve">its outputs, it has no understanding of their meaning. "Strong AI" — the claim that</w:t>
+      </w:r>
+      <w:r>
+        <w:t xml:space="preserve"> </w:t>
+      </w:r>
+      <w:r>
+        <w:t xml:space="preserve">running the right program is sufficient for genuine mental states — is therefore false.</w:t>
+      </w:r>
+    </w:p>
+    <w:p>
+      <w:pPr>
+        <w:pStyle w:val="BoxLabel"/>
+      </w:pPr>
+      <w:r>
+        <w:t xml:space="preserve">What's the Argument?</w:t>
+      </w:r>
+    </w:p>
+    <w:p>
+      <w:pPr>
+        <w:pStyle w:val="BoxTitle"/>
+      </w:pPr>
+      <w:r>
+        <w:t xml:space="preserve">Searle's Chinese Room Argument</w:t>
+      </w:r>
+    </w:p>
+    <w:p>
+      <w:pPr>
+        <w:numPr>
+          <w:ilvl w:val="0"/>
+          <w:numId w:val="1007"/>
+        </w:numPr>
+        <w:pStyle w:val="Compact"/>
+      </w:pPr>
+      <w:r>
+        <w:t xml:space="preserve">A computer program manipulates symbols according to syntactic (formal, shape-based) rules.</w:t>
+      </w:r>
+    </w:p>
+    <w:p>
+      <w:pPr>
+        <w:numPr>
+          <w:ilvl w:val="0"/>
+          <w:numId w:val="1007"/>
+        </w:numPr>
+        <w:pStyle w:val="Compact"/>
+      </w:pPr>
+      <w:r>
+        <w:t xml:space="preserve">Syntax alone is not sufficient for semantics — for understanding meaning.</w:t>
+      </w:r>
+    </w:p>
+    <w:p>
+      <w:pPr>
+        <w:numPr>
+          <w:ilvl w:val="0"/>
+          <w:numId w:val="1007"/>
+        </w:numPr>
+        <w:pStyle w:val="Compact"/>
+      </w:pPr>
+      <w:r>
+        <w:t xml:space="preserve">Minds have semantics: they understand meanings, grasp references, comprehend what words are</w:t>
+      </w:r>
+      <w:r>
+        <w:t xml:space="preserve"> </w:t>
+      </w:r>
+      <w:r>
+        <w:rPr>
+          <w:iCs/>
+          <w:i/>
+        </w:rPr>
+        <w:t xml:space="preserve">about</w:t>
+      </w:r>
+      <w:r>
+        <w:t xml:space="preserve">.</w:t>
+      </w:r>
+    </w:p>
+    <w:p>
+      <w:pPr>
+        <w:pStyle w:val="ArgumentConclusion"/>
+      </w:pPr>
+      <w:r>
+        <w:t xml:space="preserve">∴</w:t>
+      </w:r>
+      <w:r>
+        <w:t xml:space="preserve"> </w:t>
+      </w:r>
+      <w:r>
+        <w:t xml:space="preserve">Running a program is not sufficient for having a mind. Strong AI — the claim that the right</w:t>
+      </w:r>
+      <w:r>
+        <w:t xml:space="preserve"> </w:t>
+      </w:r>
+      <w:r>
+        <w:t xml:space="preserve">computation produces genuine understanding — is false.</w:t>
+      </w:r>
+      <w:r>
+        <w:t xml:space="preserve"> </w:t>
+      </w:r>
+      <w:r>
+        <w:t xml:space="preserve">(Searle, 1980)</w:t>
+      </w:r>
+    </w:p>
+    <w:bookmarkEnd w:id="48"/>
+    <w:bookmarkStart w:id="49" w:name="dennetts-systems-reply"/>
+    <w:p>
+      <w:pPr>
+        <w:pStyle w:val="Heading3"/>
+      </w:pPr>
+      <w:r>
+        <w:t xml:space="preserve">Dennett's Systems Reply</w:t>
+      </w:r>
+    </w:p>
+    <w:p>
+      <w:pPr>
+        <w:pStyle w:val="FirstParagraph"/>
+      </w:pPr>
+      <w:r>
+        <w:t xml:space="preserve">The most powerful response to Searle is the</w:t>
+      </w:r>
+      <w:r>
+        <w:t xml:space="preserve"> </w:t>
+      </w:r>
+      <w:r>
+        <w:rPr>
+          <w:iCs/>
+          <w:i/>
+        </w:rPr>
+        <w:t xml:space="preserve">systems reply</w:t>
+      </w:r>
+      <w:r>
+        <w:t xml:space="preserve">. Searle anticipated it in</w:t>
+      </w:r>
+      <w:r>
+        <w:t xml:space="preserve"> </w:t>
+      </w:r>
+      <w:r>
+        <w:t xml:space="preserve">the 1980 paper itself — he credits it to colleagues at Berkeley and Yale — and it has been</w:t>
+      </w:r>
+      <w:r>
+        <w:t xml:space="preserve"> </w:t>
+      </w:r>
+      <w:r>
+        <w:t xml:space="preserve">defended since by a number of philosophers, most prominently Daniel Dennett.</w:t>
+      </w:r>
+      <w:r>
+        <w:t xml:space="preserve"> </w:t>
+      </w:r>
+      <w:r>
+        <w:t xml:space="preserve">(Dennett, 1991)</w:t>
+      </w:r>
+    </w:p>
+    <w:p>
+      <w:pPr>
+        <w:pStyle w:val="BoxLabel"/>
+      </w:pPr>
+      <w:r>
+        <w:t xml:space="preserve">What's the Argument?</w:t>
+      </w:r>
+    </w:p>
+    <w:p>
+      <w:pPr>
+        <w:pStyle w:val="BoxTitle"/>
+      </w:pPr>
+      <w:r>
+        <w:t xml:space="preserve">The Systems Reply to Searle</w:t>
+      </w:r>
+    </w:p>
+    <w:p>
+      <w:pPr>
+        <w:numPr>
+          <w:ilvl w:val="0"/>
+          <w:numId w:val="1008"/>
+        </w:numPr>
+        <w:pStyle w:val="Compact"/>
+      </w:pPr>
+      <w:r>
+        <w:t xml:space="preserve">Searle grants that the person in the room doesn't understand Chinese — but this proves only that the</w:t>
+      </w:r>
+      <w:r>
+        <w:t xml:space="preserve"> </w:t>
+      </w:r>
+      <w:r>
+        <w:rPr>
+          <w:iCs/>
+          <w:i/>
+        </w:rPr>
+        <w:t xml:space="preserve">person</w:t>
+      </w:r>
+      <w:r>
+        <w:t xml:space="preserve"> </w:t>
+      </w:r>
+      <w:r>
+        <w:t xml:space="preserve">lacks understanding.</w:t>
+      </w:r>
+    </w:p>
+    <w:p>
+      <w:pPr>
+        <w:numPr>
+          <w:ilvl w:val="0"/>
+          <w:numId w:val="1008"/>
+        </w:numPr>
+        <w:pStyle w:val="Compact"/>
+      </w:pPr>
+      <w:r>
+        <w:t xml:space="preserve">The relevant system is not the person alone but the whole: person + rulebook + room + input/output mechanism.</w:t>
+      </w:r>
+    </w:p>
+    <w:p>
+      <w:pPr>
+        <w:numPr>
+          <w:ilvl w:val="0"/>
+          <w:numId w:val="1008"/>
+        </w:numPr>
+        <w:pStyle w:val="Compact"/>
       </w:pPr>
       <w:r>
         <w:t xml:space="preserve">Understanding, like consciousness generally, may be a property of systems, not of their individual components. (Individual neurons don't understand anything either — understanding emerges from the brain as a system.)</w:t>
@@ -3705,8 +5817,8 @@
       </w:r>
       <w:r>
         <w:rPr>
+          <w:iCs/>
           <w:i/>
-          <w:iCs/>
         </w:rPr>
         <w:t xml:space="preserve">part</w:t>
       </w:r>
@@ -3727,8 +5839,8 @@
       </w:r>
       <w:r>
         <w:rPr>
+          <w:iCs/>
           <w:i/>
-          <w:iCs/>
         </w:rPr>
         <w:t xml:space="preserve">system</w:t>
       </w:r>
@@ -3796,6 +5908,7 @@
         <w:tblStyle w:val="Table"/>
         <w:tblW w:type="auto" w:w="0"/>
         <w:tblLook w:firstRow="1" w:lastRow="0" w:firstColumn="0" w:lastColumn="0" w:noHBand="0" w:noVBand="0" w:val="0020"/>
+        <w:jc w:val="start"/>
         <w:tblCaption w:val="Table 7.6 — Searle vs. Dennett: The Core Disagreement"/>
       </w:tblPr>
       <w:tblGrid>
@@ -3805,13 +5918,14 @@
       </w:tblGrid>
       <w:tr>
         <w:trPr>
-          <w:tblHeader w:val="on"/>
+          <w:tblHeader w:val="true"/>
         </w:trPr>
         <w:tc>
           <w:tcPr/>
           <w:p>
             <w:pPr>
               <w:pStyle w:val="Compact"/>
+              <w:jc w:val="left"/>
             </w:pPr>
             <w:r>
               <w:t xml:space="preserve">Issue</w:t>
@@ -3823,6 +5937,7 @@
           <w:p>
             <w:pPr>
               <w:pStyle w:val="Compact"/>
+              <w:jc w:val="left"/>
             </w:pPr>
             <w:r>
               <w:t xml:space="preserve">Searle</w:t>
@@ -3834,6 +5949,7 @@
           <w:p>
             <w:pPr>
               <w:pStyle w:val="Compact"/>
+              <w:jc w:val="left"/>
             </w:pPr>
             <w:r>
               <w:t xml:space="preserve">Dennett</w:t>
@@ -3847,6 +5963,7 @@
           <w:p>
             <w:pPr>
               <w:pStyle w:val="Compact"/>
+              <w:jc w:val="left"/>
             </w:pPr>
             <w:r>
               <w:t xml:space="preserve">What is a mind?</w:t>
@@ -3858,6 +5975,7 @@
           <w:p>
             <w:pPr>
               <w:pStyle w:val="Compact"/>
+              <w:jc w:val="left"/>
             </w:pPr>
             <w:r>
               <w:t xml:space="preserve">A biological phenomenon requiring causal powers of brains</w:t>
@@ -3869,6 +5987,7 @@
           <w:p>
             <w:pPr>
               <w:pStyle w:val="Compact"/>
+              <w:jc w:val="left"/>
             </w:pPr>
             <w:r>
               <w:t xml:space="preserve">A functional organization — definable by what it does, not what it's made of</w:t>
@@ -3882,6 +6001,7 @@
           <w:p>
             <w:pPr>
               <w:pStyle w:val="Compact"/>
+              <w:jc w:val="left"/>
             </w:pPr>
             <w:r>
               <w:t xml:space="preserve">Can computers think?</w:t>
@@ -3893,6 +6013,7 @@
           <w:p>
             <w:pPr>
               <w:pStyle w:val="Compact"/>
+              <w:jc w:val="left"/>
             </w:pPr>
             <w:r>
               <w:t xml:space="preserve">No — syntax ≠ semantics</w:t>
@@ -3904,6 +6025,7 @@
           <w:p>
             <w:pPr>
               <w:pStyle w:val="Compact"/>
+              <w:jc w:val="left"/>
             </w:pPr>
             <w:r>
               <w:t xml:space="preserve">Yes — if they have the right functional organization</w:t>
@@ -3917,6 +6039,7 @@
           <w:p>
             <w:pPr>
               <w:pStyle w:val="Compact"/>
+              <w:jc w:val="left"/>
             </w:pPr>
             <w:r>
               <w:t xml:space="preserve">What the Chinese Room shows</w:t>
@@ -3928,6 +6051,7 @@
           <w:p>
             <w:pPr>
               <w:pStyle w:val="Compact"/>
+              <w:jc w:val="left"/>
             </w:pPr>
             <w:r>
               <w:t xml:space="preserve">Understanding requires more than computation</w:t>
@@ -3939,6 +6063,7 @@
           <w:p>
             <w:pPr>
               <w:pStyle w:val="Compact"/>
+              <w:jc w:val="left"/>
             </w:pPr>
             <w:r>
               <w:t xml:space="preserve">The argument analyzes at the wrong level (the part, not the system)</w:t>
@@ -3952,6 +6077,7 @@
           <w:p>
             <w:pPr>
               <w:pStyle w:val="Compact"/>
+              <w:jc w:val="left"/>
             </w:pPr>
             <w:r>
               <w:t xml:space="preserve">Key commitment</w:t>
@@ -3963,6 +6089,7 @@
           <w:p>
             <w:pPr>
               <w:pStyle w:val="Compact"/>
+              <w:jc w:val="left"/>
             </w:pPr>
             <w:r>
               <w:t xml:space="preserve">Consciousness is biological</w:t>
@@ -3974,6 +6101,7 @@
           <w:p>
             <w:pPr>
               <w:pStyle w:val="Compact"/>
+              <w:jc w:val="left"/>
             </w:pPr>
             <w:r>
               <w:t xml:space="preserve">Consciousness is functional and substrate-independent</w:t>
@@ -3982,8 +6110,46 @@
         </w:tc>
       </w:tr>
     </w:tbl>
-    <w:bookmarkEnd w:id="36"/>
-    <w:bookmarkStart w:id="37" w:name="chalmers-and-the-hard-problem"/>
+    <w:p>
+      <w:pPr>
+        <w:pStyle w:val="BodyText"/>
+      </w:pPr>
+      <w:r>
+        <w:t xml:space="preserve">Read across the rows and the disagreement turns out to be a single disagreement wearing four</w:t>
+      </w:r>
+      <w:r>
+        <w:t xml:space="preserve"> </w:t>
+      </w:r>
+      <w:r>
+        <w:t xml:space="preserve">costumes. Everything follows from the bottom row: if consciousness is essentially biological,</w:t>
+      </w:r>
+      <w:r>
+        <w:t xml:space="preserve"> </w:t>
+      </w:r>
+      <w:r>
+        <w:t xml:space="preserve">the Chinese Room is decisive and no program will ever understand anything; if consciousness is</w:t>
+      </w:r>
+      <w:r>
+        <w:t xml:space="preserve"> </w:t>
+      </w:r>
+      <w:r>
+        <w:t xml:space="preserve">a matter of functional organization, the Chinese Room is a level confusion and silicon is as</w:t>
+      </w:r>
+      <w:r>
+        <w:t xml:space="preserve"> </w:t>
+      </w:r>
+      <w:r>
+        <w:t xml:space="preserve">good a substrate as carbon. Neither side has produced an argument the other accepts, which is</w:t>
+      </w:r>
+      <w:r>
+        <w:t xml:space="preserve"> </w:t>
+      </w:r>
+      <w:r>
+        <w:t xml:space="preserve">worth knowing before you are asked to take a position.</w:t>
+      </w:r>
+    </w:p>
+    <w:bookmarkEnd w:id="49"/>
+    <w:bookmarkStart w:id="50" w:name="chalmers-and-the-hard-problem"/>
     <w:p>
       <w:pPr>
         <w:pStyle w:val="Heading3"/>
@@ -4022,8 +6188,8 @@
       </w:r>
       <w:r>
         <w:rPr>
+          <w:bCs/>
           <w:b/>
-          <w:bCs/>
         </w:rPr>
         <w:t xml:space="preserve">easy problems</w:t>
       </w:r>
@@ -4050,8 +6216,8 @@
       </w:r>
       <w:r>
         <w:rPr>
+          <w:bCs/>
           <w:b/>
-          <w:bCs/>
         </w:rPr>
         <w:t xml:space="preserve">hard problem</w:t>
       </w:r>
@@ -4072,8 +6238,8 @@
       </w:r>
       <w:r>
         <w:rPr>
+          <w:iCs/>
           <w:i/>
-          <w:iCs/>
         </w:rPr>
         <w:t xml:space="preserve">subjective experience</w:t>
       </w:r>
@@ -4184,35 +6350,41 @@
     </w:p>
     <w:p>
       <w:pPr>
-        <w:pStyle w:val="Compact"/>
         <w:numPr>
           <w:ilvl w:val="0"/>
-          <w:numId w:val="1006"/>
+          <w:numId w:val="1009"/>
         </w:numPr>
-      </w:pPr>
-      <w:r>
-        <w:t xml:space="preserve">Tesler's Theorem says "AI is whatever hasn't been done yet." Do you find this</w:t>
-      </w:r>
-      <w:r>
-        <w:t xml:space="preserve"> </w:t>
-      </w:r>
-      <w:r>
-        <w:t xml:space="preserve">pattern troubling, or does it show that "AI" is just a name for problems at</w:t>
-      </w:r>
-      <w:r>
-        <w:t xml:space="preserve"> </w:t>
-      </w:r>
-      <w:r>
-        <w:t xml:space="preserve">the frontier of computing — and that's fine?</w:t>
-      </w:r>
-    </w:p>
-    <w:p>
-      <w:pPr>
         <w:pStyle w:val="Compact"/>
+      </w:pPr>
+      <w:r>
+        <w:t xml:space="preserve">In the 2025 study described in Part II, interrogators given five minutes judged a language</w:t>
+      </w:r>
+      <w:r>
+        <w:t xml:space="preserve"> </w:t>
+      </w:r>
+      <w:r>
+        <w:t xml:space="preserve">model to be the human more often than they judged the actual human to be. Turing said</w:t>
+      </w:r>
+      <w:r>
+        <w:t xml:space="preserve"> </w:t>
+      </w:r>
+      <w:r>
+        <w:t xml:space="preserve">that settles the question; Searle says it settles nothing. What would you need to observe,</w:t>
+      </w:r>
+      <w:r>
+        <w:t xml:space="preserve"> </w:t>
+      </w:r>
+      <w:r>
+        <w:t xml:space="preserve">beyond the transcript, to move you toward one of them?</w:t>
+      </w:r>
+    </w:p>
+    <w:p>
+      <w:pPr>
         <w:numPr>
           <w:ilvl w:val="0"/>
-          <w:numId w:val="1006"/>
+          <w:numId w:val="1009"/>
         </w:numPr>
+        <w:pStyle w:val="Compact"/>
       </w:pPr>
       <w:r>
         <w:t xml:space="preserve">Lovelace argues machines can only execute instructions, not originate ideas.</w:t>
@@ -4232,11 +6404,11 @@
     </w:p>
     <w:p>
       <w:pPr>
-        <w:pStyle w:val="Compact"/>
         <w:numPr>
           <w:ilvl w:val="0"/>
-          <w:numId w:val="1006"/>
+          <w:numId w:val="1009"/>
         </w:numPr>
+        <w:pStyle w:val="Compact"/>
       </w:pPr>
       <w:r>
         <w:t xml:space="preserve">The systems reply to Searle says understanding is a property of the whole system,</w:t>
@@ -4262,11 +6434,11 @@
     </w:p>
     <w:p>
       <w:pPr>
-        <w:pStyle w:val="Compact"/>
         <w:numPr>
           <w:ilvl w:val="0"/>
-          <w:numId w:val="1006"/>
+          <w:numId w:val="1009"/>
         </w:numPr>
+        <w:pStyle w:val="Compact"/>
       </w:pPr>
       <w:r>
         <w:t xml:space="preserve">Chalmers argues we can never be certain whether an AI is conscious. If an AI</w:t>
@@ -4284,11 +6456,11 @@
         <w:t xml:space="preserve">being wrong in either direction?</w:t>
       </w:r>
     </w:p>
-    <w:bookmarkEnd w:id="37"/>
-    <w:bookmarkEnd w:id="38"/>
-    <w:bookmarkEnd w:id="39"/>
-    <w:bookmarkStart w:id="44" w:name="modern-views"/>
-    <w:bookmarkStart w:id="43" w:name="s4-heading"/>
+    <w:bookmarkEnd w:id="50"/>
+    <w:bookmarkEnd w:id="51"/>
+    <w:bookmarkEnd w:id="52"/>
+    <w:bookmarkStart w:id="57" w:name="modern-views"/>
+    <w:bookmarkStart w:id="56" w:name="s4-heading"/>
     <w:p>
       <w:pPr>
         <w:pStyle w:val="Heading2"/>
@@ -4335,7 +6507,7 @@
         <w:t xml:space="preserve">reframing — have proved especially influential.</w:t>
       </w:r>
     </w:p>
-    <w:bookmarkStart w:id="41" w:name="russell-and-norvig-ai-as-rational-agency"/>
+    <w:bookmarkStart w:id="54" w:name="russell-and-norvig-ai-as-rational-agency"/>
     <w:p>
       <w:pPr>
         <w:pStyle w:val="Heading3"/>
@@ -4356,8 +6528,8 @@
       </w:r>
       <w:r>
         <w:rPr>
+          <w:iCs/>
           <w:i/>
-          <w:iCs/>
         </w:rPr>
         <w:t xml:space="preserve">Artificial Intelligence: A Modern Approach</w:t>
       </w:r>
@@ -4396,8 +6568,8 @@
       </w:r>
       <w:r>
         <w:rPr>
+          <w:bCs/>
           <w:b/>
-          <w:bCs/>
         </w:rPr>
         <w:t xml:space="preserve">AI is the study of rational agents</w:t>
       </w:r>
@@ -4444,8 +6616,8 @@
       </w:r>
       <w:r>
         <w:rPr>
+          <w:iCs/>
           <w:i/>
-          <w:iCs/>
         </w:rPr>
         <w:t xml:space="preserve">does</w:t>
       </w:r>
@@ -4466,8 +6638,8 @@
       </w:r>
       <w:r>
         <w:rPr>
+          <w:iCs/>
           <w:i/>
-          <w:iCs/>
         </w:rPr>
         <w:t xml:space="preserve">is</w:t>
       </w:r>
@@ -4494,7 +6666,7 @@
         <w:t xml:space="preserve">Key Thinker</w:t>
       </w:r>
     </w:p>
-    <w:bookmarkStart w:id="40" w:name="stuart-russell-1962present"/>
+    <w:bookmarkStart w:id="53" w:name="stuart-russell-1962present"/>
     <w:p>
       <w:pPr>
         <w:pStyle w:val="Heading3"/>
@@ -4509,7 +6681,7 @@
         <w:t xml:space="preserve">(1962–present)</w:t>
       </w:r>
     </w:p>
-    <w:bookmarkEnd w:id="40"/>
+    <w:bookmarkEnd w:id="53"/>
     <w:p>
       <w:pPr>
         <w:pStyle w:val="KeyThinker"/>
@@ -4554,8 +6726,8 @@
       </w:r>
       <w:r>
         <w:rPr>
+          <w:iCs/>
           <w:i/>
-          <w:iCs/>
         </w:rPr>
         <w:t xml:space="preserve">Human Compatible</w:t>
       </w:r>
@@ -4644,8 +6816,8 @@
       </w:r>
       <w:r>
         <w:rPr>
+          <w:iCs/>
           <w:i/>
-          <w:iCs/>
         </w:rPr>
         <w:t xml:space="preserve">uncertain</w:t>
       </w:r>
@@ -4698,11 +6870,11 @@
     </w:p>
     <w:p>
       <w:pPr>
-        <w:pStyle w:val="Compact"/>
         <w:numPr>
           <w:ilvl w:val="0"/>
-          <w:numId w:val="1007"/>
+          <w:numId w:val="1010"/>
         </w:numPr>
+        <w:pStyle w:val="Compact"/>
       </w:pPr>
       <w:r>
         <w:t xml:space="preserve">We build AI systems to optimize objectives we specify in advance.</w:t>
@@ -4710,11 +6882,11 @@
     </w:p>
     <w:p>
       <w:pPr>
-        <w:pStyle w:val="Compact"/>
         <w:numPr>
           <w:ilvl w:val="0"/>
-          <w:numId w:val="1007"/>
+          <w:numId w:val="1010"/>
         </w:numPr>
+        <w:pStyle w:val="Compact"/>
       </w:pPr>
       <w:r>
         <w:t xml:space="preserve">Human values are complex, contextual, and often tacit — we cannot fully specify everything we care about.</w:t>
@@ -4722,11 +6894,11 @@
     </w:p>
     <w:p>
       <w:pPr>
-        <w:pStyle w:val="Compact"/>
         <w:numPr>
           <w:ilvl w:val="0"/>
-          <w:numId w:val="1007"/>
+          <w:numId w:val="1010"/>
         </w:numPr>
+        <w:pStyle w:val="Compact"/>
       </w:pPr>
       <w:r>
         <w:t xml:space="preserve">A sufficiently capable optimizer will find unexpected ways to achieve its specified objective that violate our unspecified values ("reward hacking").</w:t>
@@ -4752,8 +6924,8 @@
         <w:t xml:space="preserve">becomes. Capability without alignment is not a path to beneficial AI.</w:t>
       </w:r>
     </w:p>
-    <w:bookmarkEnd w:id="41"/>
-    <w:bookmarkStart w:id="42" w:name="floridi-agency-without-intelligence"/>
+    <w:bookmarkEnd w:id="54"/>
+    <w:bookmarkStart w:id="55" w:name="floridi-agency-without-intelligence"/>
     <w:p>
       <w:pPr>
         <w:pStyle w:val="Heading3"/>
@@ -4767,7 +6939,13 @@
         <w:pStyle w:val="FirstParagraph"/>
       </w:pPr>
       <w:r>
-        <w:t xml:space="preserve">Luciano Floridi, an Italian philosopher of information at Oxford, offers a provocative</w:t>
+        <w:t xml:space="preserve">Luciano Floridi, an Italian philosopher of information — for many years at Oxford, and since</w:t>
+      </w:r>
+      <w:r>
+        <w:t xml:space="preserve"> </w:t>
+      </w:r>
+      <w:r>
+        <w:t xml:space="preserve">2023 the founding director of the Digital Ethics Center at Yale — offers a provocative</w:t>
       </w:r>
       <w:r>
         <w:t xml:space="preserve"> </w:t>
@@ -4810,8 +6988,8 @@
       </w:r>
       <w:r>
         <w:rPr>
+          <w:bCs/>
           <w:b/>
-          <w:bCs/>
         </w:rPr>
         <w:t xml:space="preserve">successful agents</w:t>
       </w:r>
@@ -4837,8 +7015,8 @@
       </w:r>
       <w:r>
         <w:rPr>
+          <w:bCs/>
           <w:b/>
-          <w:bCs/>
         </w:rPr>
         <w:t xml:space="preserve">agency without intelligence</w:t>
       </w:r>
@@ -4856,8 +7034,8 @@
       </w:r>
       <w:r>
         <w:rPr>
+          <w:iCs/>
           <w:i/>
-          <w:iCs/>
         </w:rPr>
         <w:t xml:space="preserve">capacity to perform tasks and achieve goals</w:t>
       </w:r>
@@ -4872,8 +7050,8 @@
       </w:r>
       <w:r>
         <w:rPr>
+          <w:iCs/>
           <w:i/>
-          <w:iCs/>
         </w:rPr>
         <w:t xml:space="preserve">understanding, consciousness, and semantic grasp</w:t>
       </w:r>
@@ -4954,8 +7132,8 @@
       </w:r>
       <w:r>
         <w:rPr>
+          <w:bCs/>
           <w:b/>
-          <w:bCs/>
         </w:rPr>
         <w:t xml:space="preserve">Overestimating AI</w:t>
       </w:r>
@@ -4994,8 +7172,8 @@
       </w:r>
       <w:r>
         <w:rPr>
+          <w:bCs/>
           <w:b/>
-          <w:bCs/>
         </w:rPr>
         <w:t xml:space="preserve">Underestimating AI</w:t>
       </w:r>
@@ -5025,6 +7203,7 @@
         <w:tblStyle w:val="Table"/>
         <w:tblW w:type="auto" w:w="0"/>
         <w:tblLook w:firstRow="1" w:lastRow="0" w:firstColumn="0" w:lastColumn="0" w:noHBand="0" w:noVBand="0" w:val="0020"/>
+        <w:jc w:val="start"/>
         <w:tblCaption w:val="Table 7.7 — How AI Succeeds Differently Than Humans (Floridi)"/>
       </w:tblPr>
       <w:tblGrid>
@@ -5034,13 +7213,14 @@
       </w:tblGrid>
       <w:tr>
         <w:trPr>
-          <w:tblHeader w:val="on"/>
+          <w:tblHeader w:val="true"/>
         </w:trPr>
         <w:tc>
           <w:tcPr/>
           <w:p>
             <w:pPr>
               <w:pStyle w:val="Compact"/>
+              <w:jc w:val="left"/>
             </w:pPr>
             <w:r>
               <w:t xml:space="preserve">Dimension</w:t>
@@ -5052,6 +7232,7 @@
           <w:p>
             <w:pPr>
               <w:pStyle w:val="Compact"/>
+              <w:jc w:val="left"/>
             </w:pPr>
             <w:r>
               <w:t xml:space="preserve">Human Intelligence</w:t>
@@ -5063,6 +7244,7 @@
           <w:p>
             <w:pPr>
               <w:pStyle w:val="Compact"/>
+              <w:jc w:val="left"/>
             </w:pPr>
             <w:r>
               <w:t xml:space="preserve">AI Agency</w:t>
@@ -5076,6 +7258,7 @@
           <w:p>
             <w:pPr>
               <w:pStyle w:val="Compact"/>
+              <w:jc w:val="left"/>
             </w:pPr>
             <w:r>
               <w:t xml:space="preserve">Generality</w:t>
@@ -5087,6 +7270,7 @@
           <w:p>
             <w:pPr>
               <w:pStyle w:val="Compact"/>
+              <w:jc w:val="left"/>
             </w:pPr>
             <w:r>
               <w:t xml:space="preserve">Flexible, general-purpose</w:t>
@@ -5098,6 +7282,7 @@
           <w:p>
             <w:pPr>
               <w:pStyle w:val="Compact"/>
+              <w:jc w:val="left"/>
             </w:pPr>
             <w:r>
               <w:t xml:space="preserve">Narrow, task-specific</w:t>
@@ -5111,6 +7296,7 @@
           <w:p>
             <w:pPr>
               <w:pStyle w:val="Compact"/>
+              <w:jc w:val="left"/>
             </w:pPr>
             <w:r>
               <w:t xml:space="preserve">Novel situations</w:t>
@@ -5122,6 +7308,7 @@
           <w:p>
             <w:pPr>
               <w:pStyle w:val="Compact"/>
+              <w:jc w:val="left"/>
             </w:pPr>
             <w:r>
               <w:t xml:space="preserve">Adapts to genuinely new contexts</w:t>
@@ -5133,6 +7320,7 @@
           <w:p>
             <w:pPr>
               <w:pStyle w:val="Compact"/>
+              <w:jc w:val="left"/>
             </w:pPr>
             <w:r>
               <w:t xml:space="preserve">Brittle outside training distribution</w:t>
@@ -5146,6 +7334,7 @@
           <w:p>
             <w:pPr>
               <w:pStyle w:val="Compact"/>
+              <w:jc w:val="left"/>
             </w:pPr>
             <w:r>
               <w:t xml:space="preserve">Meaning</w:t>
@@ -5157,6 +7346,7 @@
           <w:p>
             <w:pPr>
               <w:pStyle w:val="Compact"/>
+              <w:jc w:val="left"/>
             </w:pPr>
             <w:r>
               <w:t xml:space="preserve">Understands context and semantics</w:t>
@@ -5168,6 +7358,7 @@
           <w:p>
             <w:pPr>
               <w:pStyle w:val="Compact"/>
+              <w:jc w:val="left"/>
             </w:pPr>
             <w:r>
               <w:t xml:space="preserve">Exploits statistical regularities without semantic grasp</w:t>
@@ -5181,6 +7372,7 @@
           <w:p>
             <w:pPr>
               <w:pStyle w:val="Compact"/>
+              <w:jc w:val="left"/>
             </w:pPr>
             <w:r>
               <w:t xml:space="preserve">Knowledge transfer</w:t>
@@ -5192,6 +7384,7 @@
           <w:p>
             <w:pPr>
               <w:pStyle w:val="Compact"/>
+              <w:jc w:val="left"/>
             </w:pPr>
             <w:r>
               <w:t xml:space="preserve">Transfers knowledge across domains</w:t>
@@ -5203,6 +7396,7 @@
           <w:p>
             <w:pPr>
               <w:pStyle w:val="Compact"/>
+              <w:jc w:val="left"/>
             </w:pPr>
             <w:r>
               <w:t xml:space="preserve">Limited transfer; needs retraining for new domains</w:t>
@@ -5216,6 +7410,7 @@
           <w:p>
             <w:pPr>
               <w:pStyle w:val="Compact"/>
+              <w:jc w:val="left"/>
             </w:pPr>
             <w:r>
               <w:t xml:space="preserve">Scale</w:t>
@@ -5227,6 +7422,7 @@
           <w:p>
             <w:pPr>
               <w:pStyle w:val="Compact"/>
+              <w:jc w:val="left"/>
             </w:pPr>
             <w:r>
               <w:t xml:space="preserve">Limited by biology (speed, memory, energy)</w:t>
@@ -5238,9 +7434,10 @@
           <w:p>
             <w:pPr>
               <w:pStyle w:val="Compact"/>
-            </w:pPr>
-            <w:r>
-              <w:t xml:space="preserve">Unlimited — can process vast data at superhuman speed</w:t>
+              <w:jc w:val="left"/>
+            </w:pPr>
+            <w:r>
+              <w:t xml:space="preserve">Limited by compute and electricity, not biology — can process vast data at superhuman speed</w:t>
             </w:r>
           </w:p>
         </w:tc>
@@ -5287,14 +7484,127 @@
         <w:t xml:space="preserve"> </w:t>
       </w:r>
       <w:r>
-        <w:t xml:space="preserve">understanding the difference is essential for knowing when to trust AI and when not to.</w:t>
-      </w:r>
-    </w:p>
-    <w:bookmarkEnd w:id="42"/>
-    <w:bookmarkEnd w:id="43"/>
-    <w:bookmarkEnd w:id="44"/>
-    <w:bookmarkStart w:id="48" w:name="why-definitions-matter"/>
-    <w:bookmarkStart w:id="47" w:name="s5-heading"/>
+        <w:t xml:space="preserve">understanding the difference is essential for knowing when to trust AI and when not to</w:t>
+      </w:r>
+      <w:r>
+        <w:t xml:space="preserve"> </w:t>
+      </w:r>
+      <w:r>
+        <w:t xml:space="preserve">(Mitchell, 2019)</w:t>
+      </w:r>
+      <w:r>
+        <w:t xml:space="preserve">.</w:t>
+      </w:r>
+    </w:p>
+    <w:p>
+      <w:pPr>
+        <w:pStyle w:val="BoxLabel"/>
+      </w:pPr>
+      <w:r>
+        <w:t xml:space="preserve">Thought Questions</w:t>
+      </w:r>
+    </w:p>
+    <w:p>
+      <w:pPr>
+        <w:numPr>
+          <w:ilvl w:val="0"/>
+          <w:numId w:val="1011"/>
+        </w:numPr>
+        <w:pStyle w:val="Compact"/>
+      </w:pPr>
+      <w:r>
+        <w:t xml:space="preserve">Floridi argues that AI has "agency without intelligence." Does this framing help</w:t>
+      </w:r>
+      <w:r>
+        <w:t xml:space="preserve"> </w:t>
+      </w:r>
+      <w:r>
+        <w:t xml:space="preserve">you think more clearly about AI systems you interact with daily? Can you think of</w:t>
+      </w:r>
+      <w:r>
+        <w:t xml:space="preserve"> </w:t>
+      </w:r>
+      <w:r>
+        <w:t xml:space="preserve">an example where the distinction between agency and intelligence matters practically?</w:t>
+      </w:r>
+    </w:p>
+    <w:p>
+      <w:pPr>
+        <w:numPr>
+          <w:ilvl w:val="0"/>
+          <w:numId w:val="1011"/>
+        </w:numPr>
+        <w:pStyle w:val="Compact"/>
+      </w:pPr>
+      <w:r>
+        <w:t xml:space="preserve">Russell argues that building AI systems to optimize fixed objectives is fundamentally</w:t>
+      </w:r>
+      <w:r>
+        <w:t xml:space="preserve"> </w:t>
+      </w:r>
+      <w:r>
+        <w:t xml:space="preserve">dangerous as systems become more capable. Do you agree? What would "Human Compatible</w:t>
+      </w:r>
+      <w:r>
+        <w:t xml:space="preserve"> </w:t>
+      </w:r>
+      <w:r>
+        <w:t xml:space="preserve">AI" that defers to human preferences actually look like in practice?</w:t>
+      </w:r>
+    </w:p>
+    <w:p>
+      <w:pPr>
+        <w:numPr>
+          <w:ilvl w:val="0"/>
+          <w:numId w:val="1011"/>
+        </w:numPr>
+        <w:pStyle w:val="Compact"/>
+      </w:pPr>
+      <w:r>
+        <w:t xml:space="preserve">Floridi's "enveloping" says we often adapt the world to the machine rather than the</w:t>
+      </w:r>
+      <w:r>
+        <w:t xml:space="preserve"> </w:t>
+      </w:r>
+      <w:r>
+        <w:t xml:space="preserve">machine to the world. Find an example on your campus or in your workplace. Who bears</w:t>
+      </w:r>
+      <w:r>
+        <w:t xml:space="preserve"> </w:t>
+      </w:r>
+      <w:r>
+        <w:t xml:space="preserve">the cost of the adaptation, and were they asked?</w:t>
+      </w:r>
+    </w:p>
+    <w:p>
+      <w:pPr>
+        <w:numPr>
+          <w:ilvl w:val="0"/>
+          <w:numId w:val="1011"/>
+        </w:numPr>
+        <w:pStyle w:val="Compact"/>
+      </w:pPr>
+      <w:r>
+        <w:t xml:space="preserve">Russell wants machines that are uncertain about what we want and defer to us. Steelman</w:t>
+      </w:r>
+      <w:r>
+        <w:t xml:space="preserve"> </w:t>
+      </w:r>
+      <w:r>
+        <w:t xml:space="preserve">the objection: what is lost — in usefulness, in speed, in honesty — by a system that</w:t>
+      </w:r>
+      <w:r>
+        <w:t xml:space="preserve"> </w:t>
+      </w:r>
+      <w:r>
+        <w:t xml:space="preserve">constantly asks whether it has understood you correctly?</w:t>
+      </w:r>
+    </w:p>
+    <w:bookmarkEnd w:id="55"/>
+    <w:bookmarkEnd w:id="56"/>
+    <w:bookmarkEnd w:id="57"/>
+    <w:bookmarkStart w:id="61" w:name="why-definitions-matter"/>
+    <w:bookmarkStart w:id="60" w:name="s5-heading"/>
     <w:p>
       <w:pPr>
         <w:pStyle w:val="Heading2"/>
@@ -5341,7 +7651,7 @@
         <w:t xml:space="preserve">these domains, and changing the definition changes the answers.</w:t>
       </w:r>
     </w:p>
-    <w:bookmarkStart w:id="45" w:name="definitions-shape-what-we-build"/>
+    <w:bookmarkStart w:id="58" w:name="definitions-shape-what-we-build"/>
     <w:p>
       <w:pPr>
         <w:pStyle w:val="Heading3"/>
@@ -5394,8 +7704,8 @@
         <w:t xml:space="preserve">flowed to that approach, and when it failed to generalize, the entire field contracted.</w:t>
       </w:r>
     </w:p>
-    <w:bookmarkEnd w:id="45"/>
-    <w:bookmarkStart w:id="46" w:name="definitions-shape-ethical-responsibility"/>
+    <w:bookmarkEnd w:id="58"/>
+    <w:bookmarkStart w:id="59" w:name="definitions-shape-ethical-responsibility"/>
     <w:p>
       <w:pPr>
         <w:pStyle w:val="Heading3"/>
@@ -5417,6 +7727,7 @@
         <w:tblStyle w:val="Table"/>
         <w:tblW w:type="auto" w:w="0"/>
         <w:tblLook w:firstRow="1" w:lastRow="0" w:firstColumn="0" w:lastColumn="0" w:noHBand="0" w:noVBand="0" w:val="0020"/>
+        <w:jc w:val="start"/>
         <w:tblCaption w:val="Table 7.8 — How AI Definitions Shape Ethical Concerns"/>
       </w:tblPr>
       <w:tblGrid>
@@ -5425,13 +7736,14 @@
       </w:tblGrid>
       <w:tr>
         <w:trPr>
-          <w:tblHeader w:val="on"/>
+          <w:tblHeader w:val="true"/>
         </w:trPr>
         <w:tc>
           <w:tcPr/>
           <w:p>
             <w:pPr>
               <w:pStyle w:val="Compact"/>
+              <w:jc w:val="left"/>
             </w:pPr>
             <w:r>
               <w:t xml:space="preserve">If AI is defined as…</w:t>
@@ -5443,6 +7755,7 @@
           <w:p>
             <w:pPr>
               <w:pStyle w:val="Compact"/>
+              <w:jc w:val="left"/>
             </w:pPr>
             <w:r>
               <w:t xml:space="preserve">Key ethical concerns are…</w:t>
@@ -5456,6 +7769,7 @@
           <w:p>
             <w:pPr>
               <w:pStyle w:val="Compact"/>
+              <w:jc w:val="left"/>
             </w:pPr>
             <w:r>
               <w:t xml:space="preserve">A tool</w:t>
@@ -5467,6 +7781,7 @@
           <w:p>
             <w:pPr>
               <w:pStyle w:val="Compact"/>
+              <w:jc w:val="left"/>
             </w:pPr>
             <w:r>
               <w:t xml:space="preserve">Misuse by humans, bias in design, job displacement, designer accountability</w:t>
@@ -5480,6 +7795,7 @@
           <w:p>
             <w:pPr>
               <w:pStyle w:val="Compact"/>
+              <w:jc w:val="left"/>
             </w:pPr>
             <w:r>
               <w:t xml:space="preserve">A rational agent</w:t>
@@ -5491,6 +7807,7 @@
           <w:p>
             <w:pPr>
               <w:pStyle w:val="Compact"/>
+              <w:jc w:val="left"/>
             </w:pPr>
             <w:r>
               <w:t xml:space="preserve">Alignment with human values, control problems, unintended optimization consequences</w:t>
@@ -5504,6 +7821,7 @@
           <w:p>
             <w:pPr>
               <w:pStyle w:val="Compact"/>
+              <w:jc w:val="left"/>
             </w:pPr>
             <w:r>
               <w:t xml:space="preserve">Potentially conscious</w:t>
@@ -5515,6 +7833,7 @@
           <w:p>
             <w:pPr>
               <w:pStyle w:val="Compact"/>
+              <w:jc w:val="left"/>
             </w:pPr>
             <w:r>
               <w:t xml:space="preserve">Moral status, rights, preventing suffering, exploitation of AI systems</w:t>
@@ -5528,6 +7847,7 @@
           <w:p>
             <w:pPr>
               <w:pStyle w:val="Compact"/>
+              <w:jc w:val="left"/>
             </w:pPr>
             <w:r>
               <w:t xml:space="preserve">"Just software"</w:t>
@@ -5539,6 +7859,7 @@
           <w:p>
             <w:pPr>
               <w:pStyle w:val="Compact"/>
+              <w:jc w:val="left"/>
             </w:pPr>
             <w:r>
               <w:t xml:space="preserve">Only human responsibility matters; no special AI ethics is needed</w:t>
@@ -5598,6 +7919,7 @@
         <w:tblStyle w:val="Table"/>
         <w:tblW w:type="auto" w:w="0"/>
         <w:tblLook w:firstRow="1" w:lastRow="0" w:firstColumn="0" w:lastColumn="0" w:noHBand="0" w:noVBand="0" w:val="0020"/>
+        <w:jc w:val="start"/>
         <w:tblCaption w:val="Table 7.9 — What Counts as AI Under Different Definitions?"/>
       </w:tblPr>
       <w:tblGrid>
@@ -5609,13 +7931,14 @@
       </w:tblGrid>
       <w:tr>
         <w:trPr>
-          <w:tblHeader w:val="on"/>
+          <w:tblHeader w:val="true"/>
         </w:trPr>
         <w:tc>
           <w:tcPr/>
           <w:p>
             <w:pPr>
               <w:pStyle w:val="Compact"/>
+              <w:jc w:val="left"/>
             </w:pPr>
             <w:r>
               <w:t xml:space="preserve">System</w:t>
@@ -5627,6 +7950,7 @@
           <w:p>
             <w:pPr>
               <w:pStyle w:val="Compact"/>
+              <w:jc w:val="left"/>
             </w:pPr>
             <w:r>
               <w:t xml:space="preserve">Turing Test</w:t>
@@ -5638,6 +7962,7 @@
           <w:p>
             <w:pPr>
               <w:pStyle w:val="Compact"/>
+              <w:jc w:val="left"/>
             </w:pPr>
             <w:r>
               <w:t xml:space="preserve">Searle (Strong AI)</w:t>
@@ -5649,6 +7974,7 @@
           <w:p>
             <w:pPr>
               <w:pStyle w:val="Compact"/>
+              <w:jc w:val="left"/>
             </w:pPr>
             <w:r>
               <w:t xml:space="preserve">Russell (Agent)</w:t>
@@ -5660,6 +7986,7 @@
           <w:p>
             <w:pPr>
               <w:pStyle w:val="Compact"/>
+              <w:jc w:val="left"/>
             </w:pPr>
             <w:r>
               <w:t xml:space="preserve">Floridi (Agency)</w:t>
@@ -5673,6 +8000,7 @@
           <w:p>
             <w:pPr>
               <w:pStyle w:val="Compact"/>
+              <w:jc w:val="left"/>
             </w:pPr>
             <w:r>
               <w:t xml:space="preserve">Chess engine</w:t>
@@ -5684,6 +8012,7 @@
           <w:p>
             <w:pPr>
               <w:pStyle w:val="Compact"/>
+              <w:jc w:val="left"/>
             </w:pPr>
             <w:r>
               <w:t xml:space="preserve">No</w:t>
@@ -5695,6 +8024,7 @@
           <w:p>
             <w:pPr>
               <w:pStyle w:val="Compact"/>
+              <w:jc w:val="left"/>
             </w:pPr>
             <w:r>
               <w:t xml:space="preserve">No</w:t>
@@ -5706,6 +8036,7 @@
           <w:p>
             <w:pPr>
               <w:pStyle w:val="Compact"/>
+              <w:jc w:val="left"/>
             </w:pPr>
             <w:r>
               <w:t xml:space="preserve">Yes</w:t>
@@ -5717,6 +8048,7 @@
           <w:p>
             <w:pPr>
               <w:pStyle w:val="Compact"/>
+              <w:jc w:val="left"/>
             </w:pPr>
             <w:r>
               <w:t xml:space="preserve">Yes</w:t>
@@ -5730,6 +8062,7 @@
           <w:p>
             <w:pPr>
               <w:pStyle w:val="Compact"/>
+              <w:jc w:val="left"/>
             </w:pPr>
             <w:r>
               <w:t xml:space="preserve">COMPAS (recidivism)</w:t>
@@ -5741,6 +8074,7 @@
           <w:p>
             <w:pPr>
               <w:pStyle w:val="Compact"/>
+              <w:jc w:val="left"/>
             </w:pPr>
             <w:r>
               <w:t xml:space="preserve">No</w:t>
@@ -5752,6 +8086,7 @@
           <w:p>
             <w:pPr>
               <w:pStyle w:val="Compact"/>
+              <w:jc w:val="left"/>
             </w:pPr>
             <w:r>
               <w:t xml:space="preserve">No</w:t>
@@ -5763,6 +8098,7 @@
           <w:p>
             <w:pPr>
               <w:pStyle w:val="Compact"/>
+              <w:jc w:val="left"/>
             </w:pPr>
             <w:r>
               <w:t xml:space="preserve">Yes</w:t>
@@ -5774,6 +8110,7 @@
           <w:p>
             <w:pPr>
               <w:pStyle w:val="Compact"/>
+              <w:jc w:val="left"/>
             </w:pPr>
             <w:r>
               <w:t xml:space="preserve">Yes</w:t>
@@ -5787,6 +8124,7 @@
           <w:p>
             <w:pPr>
               <w:pStyle w:val="Compact"/>
+              <w:jc w:val="left"/>
             </w:pPr>
             <w:r>
               <w:t xml:space="preserve">Self-driving car</w:t>
@@ -5798,6 +8136,7 @@
           <w:p>
             <w:pPr>
               <w:pStyle w:val="Compact"/>
+              <w:jc w:val="left"/>
             </w:pPr>
             <w:r>
               <w:t xml:space="preserve">No</w:t>
@@ -5809,6 +8148,7 @@
           <w:p>
             <w:pPr>
               <w:pStyle w:val="Compact"/>
+              <w:jc w:val="left"/>
             </w:pPr>
             <w:r>
               <w:t xml:space="preserve">No</w:t>
@@ -5820,6 +8160,7 @@
           <w:p>
             <w:pPr>
               <w:pStyle w:val="Compact"/>
+              <w:jc w:val="left"/>
             </w:pPr>
             <w:r>
               <w:t xml:space="preserve">Yes</w:t>
@@ -5831,6 +8172,7 @@
           <w:p>
             <w:pPr>
               <w:pStyle w:val="Compact"/>
+              <w:jc w:val="left"/>
             </w:pPr>
             <w:r>
               <w:t xml:space="preserve">Yes</w:t>
@@ -5844,6 +8186,7 @@
           <w:p>
             <w:pPr>
               <w:pStyle w:val="Compact"/>
+              <w:jc w:val="left"/>
             </w:pPr>
             <w:r>
               <w:t xml:space="preserve">ChatGPT / Claude</w:t>
@@ -5855,6 +8198,7 @@
           <w:p>
             <w:pPr>
               <w:pStyle w:val="Compact"/>
+              <w:jc w:val="left"/>
             </w:pPr>
             <w:r>
               <w:t xml:space="preserve">Arguably</w:t>
@@ -5866,6 +8210,7 @@
           <w:p>
             <w:pPr>
               <w:pStyle w:val="Compact"/>
+              <w:jc w:val="left"/>
             </w:pPr>
             <w:r>
               <w:t xml:space="preserve">No</w:t>
@@ -5877,6 +8222,7 @@
           <w:p>
             <w:pPr>
               <w:pStyle w:val="Compact"/>
+              <w:jc w:val="left"/>
             </w:pPr>
             <w:r>
               <w:t xml:space="preserve">Yes</w:t>
@@ -5888,6 +8234,7 @@
           <w:p>
             <w:pPr>
               <w:pStyle w:val="Compact"/>
+              <w:jc w:val="left"/>
             </w:pPr>
             <w:r>
               <w:t xml:space="preserve">Yes</w:t>
@@ -5901,6 +8248,7 @@
           <w:p>
             <w:pPr>
               <w:pStyle w:val="Compact"/>
+              <w:jc w:val="left"/>
             </w:pPr>
             <w:r>
               <w:t xml:space="preserve">YouTube recommendation</w:t>
@@ -5912,6 +8260,7 @@
           <w:p>
             <w:pPr>
               <w:pStyle w:val="Compact"/>
+              <w:jc w:val="left"/>
             </w:pPr>
             <w:r>
               <w:t xml:space="preserve">No</w:t>
@@ -5923,6 +8272,7 @@
           <w:p>
             <w:pPr>
               <w:pStyle w:val="Compact"/>
+              <w:jc w:val="left"/>
             </w:pPr>
             <w:r>
               <w:t xml:space="preserve">No</w:t>
@@ -5934,6 +8284,7 @@
           <w:p>
             <w:pPr>
               <w:pStyle w:val="Compact"/>
+              <w:jc w:val="left"/>
             </w:pPr>
             <w:r>
               <w:t xml:space="preserve">Yes</w:t>
@@ -5945,6 +8296,7 @@
           <w:p>
             <w:pPr>
               <w:pStyle w:val="Compact"/>
+              <w:jc w:val="left"/>
             </w:pPr>
             <w:r>
               <w:t xml:space="preserve">Yes</w:t>
@@ -5958,6 +8310,7 @@
           <w:p>
             <w:pPr>
               <w:pStyle w:val="Compact"/>
+              <w:jc w:val="left"/>
             </w:pPr>
             <w:r>
               <w:t xml:space="preserve">Human-level AGI</w:t>
@@ -5969,6 +8322,7 @@
           <w:p>
             <w:pPr>
               <w:pStyle w:val="Compact"/>
+              <w:jc w:val="left"/>
             </w:pPr>
             <w:r>
               <w:t xml:space="preserve">Yes</w:t>
@@ -5980,6 +8334,7 @@
           <w:p>
             <w:pPr>
               <w:pStyle w:val="Compact"/>
+              <w:jc w:val="left"/>
             </w:pPr>
             <w:r>
               <w:t xml:space="preserve">Unclear</w:t>
@@ -5991,6 +8346,7 @@
           <w:p>
             <w:pPr>
               <w:pStyle w:val="Compact"/>
+              <w:jc w:val="left"/>
             </w:pPr>
             <w:r>
               <w:t xml:space="preserve">Yes</w:t>
@@ -6002,6 +8358,7 @@
           <w:p>
             <w:pPr>
               <w:pStyle w:val="Compact"/>
+              <w:jc w:val="left"/>
             </w:pPr>
             <w:r>
               <w:t xml:space="preserve">Yes</w:t>
@@ -6058,59 +8415,65 @@
     </w:p>
     <w:p>
       <w:pPr>
-        <w:pStyle w:val="Compact"/>
         <w:numPr>
           <w:ilvl w:val="0"/>
-          <w:numId w:val="1008"/>
+          <w:numId w:val="1012"/>
         </w:numPr>
-      </w:pPr>
-      <w:r>
-        <w:t xml:space="preserve">Floridi argues that AI has "agency without intelligence." Does this framing help</w:t>
-      </w:r>
-      <w:r>
-        <w:t xml:space="preserve"> </w:t>
-      </w:r>
-      <w:r>
-        <w:t xml:space="preserve">you think more clearly about AI systems you interact with daily? Can you think of</w:t>
-      </w:r>
-      <w:r>
-        <w:t xml:space="preserve"> </w:t>
-      </w:r>
-      <w:r>
-        <w:t xml:space="preserve">an example where the distinction between agency and intelligence matters practically?</w:t>
-      </w:r>
-    </w:p>
-    <w:p>
-      <w:pPr>
         <w:pStyle w:val="Compact"/>
+      </w:pPr>
+      <w:r>
+        <w:t xml:space="preserve">The open-weight release of January 2025 wiped roughly $600 billion off a single</w:t>
+      </w:r>
+      <w:r>
+        <w:t xml:space="preserve"> </w:t>
+      </w:r>
+      <w:r>
+        <w:t xml:space="preserve">company's market value in one session. What does it say about how AI is governed that</w:t>
+      </w:r>
+      <w:r>
+        <w:t xml:space="preserve"> </w:t>
+      </w:r>
+      <w:r>
+        <w:t xml:space="preserve">the fastest and most decisive response came from financial markets rather than from</w:t>
+      </w:r>
+      <w:r>
+        <w:t xml:space="preserve"> </w:t>
+      </w:r>
+      <w:r>
+        <w:t xml:space="preserve">any regulator?</w:t>
+      </w:r>
+    </w:p>
+    <w:p>
+      <w:pPr>
         <w:numPr>
           <w:ilvl w:val="0"/>
-          <w:numId w:val="1008"/>
+          <w:numId w:val="1012"/>
         </w:numPr>
-      </w:pPr>
-      <w:r>
-        <w:t xml:space="preserve">Russell argues that building AI systems to optimize fixed objectives is fundamentally</w:t>
-      </w:r>
-      <w:r>
-        <w:t xml:space="preserve"> </w:t>
-      </w:r>
-      <w:r>
-        <w:t xml:space="preserve">dangerous as systems become more capable. Do you agree? What would "Human Compatible</w:t>
-      </w:r>
-      <w:r>
-        <w:t xml:space="preserve"> </w:t>
-      </w:r>
-      <w:r>
-        <w:t xml:space="preserve">AI" that defers to human preferences actually look like in practice?</w:t>
-      </w:r>
-    </w:p>
-    <w:p>
-      <w:pPr>
         <w:pStyle w:val="Compact"/>
+      </w:pPr>
+      <w:r>
+        <w:t xml:space="preserve">Laboratory leaders describe safety as a prisoner's dilemma: each would prefer a slower</w:t>
+      </w:r>
+      <w:r>
+        <w:t xml:space="preserve"> </w:t>
+      </w:r>
+      <w:r>
+        <w:t xml:space="preserve">industry, none can slow down alone. Is that description true, or is it a convenient</w:t>
+      </w:r>
+      <w:r>
+        <w:t xml:space="preserve"> </w:t>
+      </w:r>
+      <w:r>
+        <w:t xml:space="preserve">excuse? What would have to be in place for it to stop being true?</w:t>
+      </w:r>
+    </w:p>
+    <w:p>
+      <w:pPr>
         <w:numPr>
           <w:ilvl w:val="0"/>
-          <w:numId w:val="1008"/>
+          <w:numId w:val="1012"/>
         </w:numPr>
+        <w:pStyle w:val="Compact"/>
       </w:pPr>
       <w:r>
         <w:t xml:space="preserve">The table above shows that almost all current AI systems qualify as AI under</w:t>
@@ -6136,11 +8499,11 @@
     </w:p>
     <w:p>
       <w:pPr>
-        <w:pStyle w:val="Compact"/>
         <w:numPr>
           <w:ilvl w:val="0"/>
-          <w:numId w:val="1008"/>
+          <w:numId w:val="1012"/>
         </w:numPr>
+        <w:pStyle w:val="Compact"/>
       </w:pPr>
       <w:r>
         <w:t xml:space="preserve">AI winters followed every wave of overpromising. We are currently in a period of</w:t>
@@ -6164,11 +8527,11 @@
         <w:t xml:space="preserve">sources of disillusionment?</w:t>
       </w:r>
     </w:p>
-    <w:bookmarkEnd w:id="46"/>
-    <w:bookmarkEnd w:id="47"/>
-    <w:bookmarkEnd w:id="48"/>
-    <w:bookmarkStart w:id="50" w:name="key-points"/>
-    <w:bookmarkStart w:id="49" w:name="kp-heading"/>
+    <w:bookmarkEnd w:id="59"/>
+    <w:bookmarkEnd w:id="60"/>
+    <w:bookmarkEnd w:id="61"/>
+    <w:bookmarkStart w:id="63" w:name="key-points"/>
+    <w:bookmarkStart w:id="62" w:name="kp-heading"/>
     <w:p>
       <w:pPr>
         <w:pStyle w:val="Heading2"/>
@@ -6224,7 +8587,25 @@
         <w:t xml:space="preserve"> </w:t>
       </w:r>
       <w:r>
-        <w:t xml:space="preserve">pattern matching — and whether they might someday deserve moral consideration.</w:t>
+        <w:t xml:space="preserve">pattern matching — and whether they might someday deserve moral consideration. The two most</w:t>
+      </w:r>
+      <w:r>
+        <w:t xml:space="preserve"> </w:t>
+      </w:r>
+      <w:r>
+        <w:t xml:space="preserve">recent shifts in the technology, inference-time scaling and the dispersal of frontier capability</w:t>
+      </w:r>
+      <w:r>
+        <w:t xml:space="preserve"> </w:t>
+      </w:r>
+      <w:r>
+        <w:t xml:space="preserve">through open weights, matter here for the same reason: each quietly changes who has to answer</w:t>
+      </w:r>
+      <w:r>
+        <w:t xml:space="preserve"> </w:t>
+      </w:r>
+      <w:r>
+        <w:t xml:space="preserve">for what an AI system does.</w:t>
       </w:r>
     </w:p>
     <w:p>
@@ -6237,16 +8618,16 @@
     </w:p>
     <w:p>
       <w:pPr>
-        <w:pStyle w:val="Compact"/>
         <w:numPr>
           <w:ilvl w:val="0"/>
-          <w:numId w:val="1009"/>
+          <w:numId w:val="1013"/>
         </w:numPr>
+        <w:pStyle w:val="Compact"/>
       </w:pPr>
       <w:r>
         <w:rPr>
+          <w:bCs/>
           <w:b/>
-          <w:bCs/>
         </w:rPr>
         <w:t xml:space="preserve">Tesler's Theorem / moving goalposts:</w:t>
       </w:r>
@@ -6271,16 +8652,16 @@
     </w:p>
     <w:p>
       <w:pPr>
-        <w:pStyle w:val="Compact"/>
         <w:numPr>
           <w:ilvl w:val="0"/>
-          <w:numId w:val="1009"/>
+          <w:numId w:val="1013"/>
         </w:numPr>
+        <w:pStyle w:val="Compact"/>
       </w:pPr>
       <w:r>
         <w:rPr>
+          <w:bCs/>
           <w:b/>
-          <w:bCs/>
         </w:rPr>
         <w:t xml:space="preserve">Ada Lovelace</w:t>
       </w:r>
@@ -6305,16 +8686,16 @@
     </w:p>
     <w:p>
       <w:pPr>
-        <w:pStyle w:val="Compact"/>
         <w:numPr>
           <w:ilvl w:val="0"/>
-          <w:numId w:val="1009"/>
+          <w:numId w:val="1013"/>
         </w:numPr>
+        <w:pStyle w:val="Compact"/>
       </w:pPr>
       <w:r>
         <w:rPr>
+          <w:bCs/>
           <w:b/>
-          <w:bCs/>
         </w:rPr>
         <w:t xml:space="preserve">Alan Turing</w:t>
       </w:r>
@@ -6345,16 +8726,16 @@
     </w:p>
     <w:p>
       <w:pPr>
-        <w:pStyle w:val="Compact"/>
         <w:numPr>
           <w:ilvl w:val="0"/>
-          <w:numId w:val="1009"/>
+          <w:numId w:val="1013"/>
         </w:numPr>
+        <w:pStyle w:val="Compact"/>
       </w:pPr>
       <w:r>
         <w:rPr>
+          <w:bCs/>
           <w:b/>
-          <w:bCs/>
         </w:rPr>
         <w:t xml:space="preserve">The AI winters</w:t>
       </w:r>
@@ -6385,16 +8766,16 @@
     </w:p>
     <w:p>
       <w:pPr>
-        <w:pStyle w:val="Compact"/>
         <w:numPr>
           <w:ilvl w:val="0"/>
-          <w:numId w:val="1009"/>
+          <w:numId w:val="1013"/>
         </w:numPr>
+        <w:pStyle w:val="Compact"/>
       </w:pPr>
       <w:r>
         <w:rPr>
+          <w:bCs/>
           <w:b/>
-          <w:bCs/>
         </w:rPr>
         <w:t xml:space="preserve">Searle's Chinese Room</w:t>
       </w:r>
@@ -6422,59 +8803,129 @@
       <w:r>
         <w:t xml:space="preserve">running the right program produces genuine mentality — is therefore false.</w:t>
       </w:r>
-    </w:p>
-    <w:p>
-      <w:pPr>
-        <w:pStyle w:val="Compact"/>
+      <w:r>
+        <w:t xml:space="preserve"> </w:t>
+      </w:r>
+      <w:r>
+        <w:rPr>
+          <w:bCs/>
+          <w:b/>
+        </w:rPr>
+        <w:t xml:space="preserve">Dennett's functionalism and the systems reply</w:t>
+      </w:r>
+      <w:r>
+        <w:t xml:space="preserve"> </w:t>
+      </w:r>
+      <w:r>
+        <w:t xml:space="preserve">answer that mental states</w:t>
+      </w:r>
+      <w:r>
+        <w:t xml:space="preserve"> </w:t>
+      </w:r>
+      <w:r>
+        <w:t xml:space="preserve">are constituted by functional organization rather than physical substrate, and that</w:t>
+      </w:r>
+      <w:r>
+        <w:t xml:space="preserve"> </w:t>
+      </w:r>
+      <w:r>
+        <w:t xml:space="preserve">Searle analyzes the wrong level: understanding is a property of the whole system, not its</w:t>
+      </w:r>
+      <w:r>
+        <w:t xml:space="preserve"> </w:t>
+      </w:r>
+      <w:r>
+        <w:t xml:space="preserve">parts — individual neurons don't understand anything either.</w:t>
+      </w:r>
+    </w:p>
+    <w:p>
+      <w:pPr>
         <w:numPr>
           <w:ilvl w:val="0"/>
-          <w:numId w:val="1009"/>
+          <w:numId w:val="1013"/>
         </w:numPr>
+        <w:pStyle w:val="Compact"/>
       </w:pPr>
       <w:r>
         <w:rPr>
+          <w:bCs/>
           <w:b/>
-          <w:bCs/>
         </w:rPr>
-        <w:t xml:space="preserve">Dennett's functionalism</w:t>
-      </w:r>
-      <w:r>
-        <w:t xml:space="preserve"> </w:t>
-      </w:r>
-      <w:r>
-        <w:t xml:space="preserve">holds that mental states are constituted by</w:t>
-      </w:r>
-      <w:r>
-        <w:t xml:space="preserve"> </w:t>
-      </w:r>
-      <w:r>
-        <w:t xml:space="preserve">functional organization, not physical substrate. The systems reply to Searle argues</w:t>
-      </w:r>
-      <w:r>
-        <w:t xml:space="preserve"> </w:t>
-      </w:r>
-      <w:r>
-        <w:t xml:space="preserve">that understanding is a property of the whole system, not its parts — individual</w:t>
-      </w:r>
-      <w:r>
-        <w:t xml:space="preserve"> </w:t>
-      </w:r>
-      <w:r>
-        <w:t xml:space="preserve">neurons don't understand anything either.</w:t>
-      </w:r>
-    </w:p>
-    <w:p>
-      <w:pPr>
-        <w:pStyle w:val="Compact"/>
+        <w:t xml:space="preserve">The 2025–26 turn:</w:t>
+      </w:r>
+      <w:r>
+        <w:t xml:space="preserve"> </w:t>
+      </w:r>
+      <w:r>
+        <w:t xml:space="preserve">capability began scaling with</w:t>
+      </w:r>
+      <w:r>
+        <w:t xml:space="preserve"> </w:t>
+      </w:r>
+      <w:r>
+        <w:rPr>
+          <w:iCs/>
+          <w:i/>
+        </w:rPr>
+        <w:t xml:space="preserve">inference-time</w:t>
+      </w:r>
+      <w:r>
+        <w:rPr>
+          <w:iCs/>
+          <w:i/>
+        </w:rPr>
+        <w:t xml:space="preserve"> </w:t>
+      </w:r>
+      <w:r>
+        <w:rPr>
+          <w:iCs/>
+          <w:i/>
+        </w:rPr>
+        <w:t xml:space="preserve">compute</w:t>
+      </w:r>
+      <w:r>
+        <w:t xml:space="preserve"> </w:t>
+      </w:r>
+      <w:r>
+        <w:t xml:space="preserve">— thinking time at the moment of use — so capability is now bought per</w:t>
+      </w:r>
+      <w:r>
+        <w:t xml:space="preserve"> </w:t>
+      </w:r>
+      <w:r>
+        <w:t xml:space="preserve">query rather than once at training; the January 2025 open-weight release erased about</w:t>
+      </w:r>
+      <w:r>
+        <w:t xml:space="preserve"> </w:t>
+      </w:r>
+      <w:r>
+        <w:t xml:space="preserve">$600 billion of Nvidia's market value in a day and weakened the assumption that frontier</w:t>
+      </w:r>
+      <w:r>
+        <w:t xml:space="preserve"> </w:t>
+      </w:r>
+      <w:r>
+        <w:t xml:space="preserve">capability stays inside a few governable labs; and in 2026, for the first time,</w:t>
+      </w:r>
+      <w:r>
+        <w:t xml:space="preserve"> </w:t>
+      </w:r>
+      <w:r>
+        <w:t xml:space="preserve">capability itself began constraining what gets released.</w:t>
+      </w:r>
+    </w:p>
+    <w:p>
+      <w:pPr>
         <w:numPr>
           <w:ilvl w:val="0"/>
-          <w:numId w:val="1009"/>
+          <w:numId w:val="1013"/>
         </w:numPr>
+        <w:pStyle w:val="Compact"/>
       </w:pPr>
       <w:r>
         <w:rPr>
+          <w:bCs/>
           <w:b/>
-          <w:bCs/>
         </w:rPr>
         <w:t xml:space="preserve">Chalmers' hard problem</w:t>
       </w:r>
@@ -6505,16 +8956,16 @@
     </w:p>
     <w:p>
       <w:pPr>
-        <w:pStyle w:val="Compact"/>
         <w:numPr>
           <w:ilvl w:val="0"/>
-          <w:numId w:val="1009"/>
+          <w:numId w:val="1013"/>
         </w:numPr>
+        <w:pStyle w:val="Compact"/>
       </w:pPr>
       <w:r>
         <w:rPr>
+          <w:bCs/>
           <w:b/>
-          <w:bCs/>
         </w:rPr>
         <w:t xml:space="preserve">Stuart Russell's alignment problem:</w:t>
       </w:r>
@@ -6545,16 +8996,16 @@
     </w:p>
     <w:p>
       <w:pPr>
-        <w:pStyle w:val="Compact"/>
         <w:numPr>
           <w:ilvl w:val="0"/>
-          <w:numId w:val="1009"/>
+          <w:numId w:val="1013"/>
         </w:numPr>
+        <w:pStyle w:val="Compact"/>
       </w:pPr>
       <w:r>
         <w:rPr>
+          <w:bCs/>
           <w:b/>
-          <w:bCs/>
         </w:rPr>
         <w:t xml:space="preserve">Floridi's "agency without intelligence":</w:t>
       </w:r>
@@ -6585,16 +9036,16 @@
     </w:p>
     <w:p>
       <w:pPr>
-        <w:pStyle w:val="Compact"/>
         <w:numPr>
           <w:ilvl w:val="0"/>
-          <w:numId w:val="1009"/>
+          <w:numId w:val="1013"/>
         </w:numPr>
+        <w:pStyle w:val="Compact"/>
       </w:pPr>
       <w:r>
         <w:rPr>
+          <w:bCs/>
           <w:b/>
-          <w:bCs/>
         </w:rPr>
         <w:t xml:space="preserve">Definition determines ethics:</w:t>
       </w:r>
@@ -6617,9 +9068,9 @@
         <w:t xml:space="preserve">and who bears responsibility when things go wrong.</w:t>
       </w:r>
     </w:p>
-    <w:bookmarkEnd w:id="49"/>
-    <w:bookmarkEnd w:id="50"/>
-    <w:bookmarkStart w:id="62" w:name="bibliography"/>
+    <w:bookmarkEnd w:id="62"/>
+    <w:bookmarkEnd w:id="63"/>
+    <w:bookmarkStart w:id="95" w:name="bibliography"/>
     <w:p>
       <w:pPr>
         <w:pStyle w:val="Heading1"/>
@@ -6628,13 +9079,81 @@
         <w:t xml:space="preserve">References</w:t>
       </w:r>
     </w:p>
-    <w:bookmarkStart w:id="61" w:name="refs"/>
-    <w:bookmarkStart w:id="51" w:name="ref-chalmers_conscious_mind"/>
+    <w:bookmarkStart w:id="94" w:name="refs"/>
+    <w:bookmarkStart w:id="65" w:name="ref-angwin_machine_bias_2016"/>
     <w:p>
       <w:pPr>
         <w:pStyle w:val="Bibliography"/>
       </w:pPr>
       <w:r>
+        <w:t xml:space="preserve">Angwin, J., Larson, J., Mattu, S., &amp; Kirchner, L. (2016).</w:t>
+      </w:r>
+      <w:r>
+        <w:t xml:space="preserve"> </w:t>
+      </w:r>
+      <w:r>
+        <w:rPr>
+          <w:iCs/>
+          <w:i/>
+        </w:rPr>
+        <w:t xml:space="preserve">Machine bias</w:t>
+      </w:r>
+      <w:r>
+        <w:t xml:space="preserve">. ProPublica.</w:t>
+      </w:r>
+      <w:r>
+        <w:t xml:space="preserve"> </w:t>
+      </w:r>
+      <w:hyperlink r:id="rId64">
+        <w:r>
+          <w:rPr>
+            <w:rStyle w:val="Hyperlink"/>
+          </w:rPr>
+          <w:t xml:space="preserve">https://www.propublica.org/article/machine-bias-risk-assessments-in-criminal-sentencing</w:t>
+        </w:r>
+      </w:hyperlink>
+    </w:p>
+    <w:bookmarkEnd w:id="65"/>
+    <w:bookmarkStart w:id="67" w:name="ref-bender_stochastic_parrots_2021"/>
+    <w:p>
+      <w:pPr>
+        <w:pStyle w:val="Bibliography"/>
+      </w:pPr>
+      <w:r>
+        <w:t xml:space="preserve">Bender, E. M., Gebru, T., McMillan-Major, A., &amp; Shmitchell, S. (2021). On the dangers of stochastic parrots: Can language models be too big?</w:t>
+      </w:r>
+      <w:r>
+        <w:t xml:space="preserve"> </w:t>
+      </w:r>
+      <w:r>
+        <w:rPr>
+          <w:iCs/>
+          <w:i/>
+        </w:rPr>
+        <w:t xml:space="preserve">Proceedings of the 2021 ACM Conference on Fairness, Accountability, and Transparency (FAccT ’21)</w:t>
+      </w:r>
+      <w:r>
+        <w:t xml:space="preserve">, 610–623.</w:t>
+      </w:r>
+      <w:r>
+        <w:t xml:space="preserve"> </w:t>
+      </w:r>
+      <w:hyperlink r:id="rId66">
+        <w:r>
+          <w:rPr>
+            <w:rStyle w:val="Hyperlink"/>
+          </w:rPr>
+          <w:t xml:space="preserve">https://doi.org/10.1145/3442188.3445922</w:t>
+        </w:r>
+      </w:hyperlink>
+    </w:p>
+    <w:bookmarkEnd w:id="67"/>
+    <w:bookmarkStart w:id="68" w:name="ref-chalmers_conscious_mind"/>
+    <w:p>
+      <w:pPr>
+        <w:pStyle w:val="Bibliography"/>
+      </w:pPr>
+      <w:r>
         <w:t xml:space="preserve">Chalmers, D. J. (1996).</w:t>
       </w:r>
       <w:r>
@@ -6642,8 +9161,8 @@
       </w:r>
       <w:r>
         <w:rPr>
+          <w:iCs/>
           <w:i/>
-          <w:iCs/>
         </w:rPr>
         <w:t xml:space="preserve">The conscious mind: In search of a fundamental theory</w:t>
       </w:r>
@@ -6651,8 +9170,8 @@
         <w:t xml:space="preserve">. Oxford University Press.</w:t>
       </w:r>
     </w:p>
-    <w:bookmarkEnd w:id="51"/>
-    <w:bookmarkStart w:id="52" w:name="ref-dennett_consciousness"/>
+    <w:bookmarkEnd w:id="68"/>
+    <w:bookmarkStart w:id="69" w:name="ref-dennett_consciousness"/>
     <w:p>
       <w:pPr>
         <w:pStyle w:val="Bibliography"/>
@@ -6665,8 +9184,8 @@
       </w:r>
       <w:r>
         <w:rPr>
+          <w:iCs/>
           <w:i/>
-          <w:iCs/>
         </w:rPr>
         <w:t xml:space="preserve">Consciousness explained</w:t>
       </w:r>
@@ -6674,13 +9193,36 @@
         <w:t xml:space="preserve">. Little, Brown; Company.</w:t>
       </w:r>
     </w:p>
-    <w:bookmarkEnd w:id="52"/>
-    <w:bookmarkStart w:id="53" w:name="ref-floridi_ethics_ai"/>
+    <w:bookmarkEnd w:id="69"/>
+    <w:bookmarkStart w:id="70" w:name="ref-eubanks_automating_inequality"/>
     <w:p>
       <w:pPr>
         <w:pStyle w:val="Bibliography"/>
       </w:pPr>
       <w:r>
+        <w:t xml:space="preserve">Eubanks, V. (2019).</w:t>
+      </w:r>
+      <w:r>
+        <w:t xml:space="preserve"> </w:t>
+      </w:r>
+      <w:r>
+        <w:rPr>
+          <w:iCs/>
+          <w:i/>
+        </w:rPr>
+        <w:t xml:space="preserve">Automating inequality: How high-tech tools profile, police, and punish the poor</w:t>
+      </w:r>
+      <w:r>
+        <w:t xml:space="preserve">. Picador.</w:t>
+      </w:r>
+    </w:p>
+    <w:bookmarkEnd w:id="70"/>
+    <w:bookmarkStart w:id="71" w:name="ref-floridi_ethics_ai"/>
+    <w:p>
+      <w:pPr>
+        <w:pStyle w:val="Bibliography"/>
+      </w:pPr>
+      <w:r>
         <w:t xml:space="preserve">Floridi, L. (2023).</w:t>
       </w:r>
       <w:r>
@@ -6688,8 +9230,8 @@
       </w:r>
       <w:r>
         <w:rPr>
+          <w:iCs/>
           <w:i/>
-          <w:iCs/>
         </w:rPr>
         <w:t xml:space="preserve">The ethics of artificial intelligence: Principles, challenges, and opportunities</w:t>
       </w:r>
@@ -6697,13 +9239,113 @@
         <w:t xml:space="preserve">. Oxford University Press.</w:t>
       </w:r>
     </w:p>
-    <w:bookmarkEnd w:id="53"/>
-    <w:bookmarkStart w:id="54" w:name="ref-dartmouth_proposal"/>
+    <w:bookmarkEnd w:id="71"/>
+    <w:bookmarkStart w:id="72" w:name="ref-haugeland_ai_very_idea"/>
     <w:p>
       <w:pPr>
         <w:pStyle w:val="Bibliography"/>
       </w:pPr>
       <w:r>
+        <w:t xml:space="preserve">Haugeland, J. (1985).</w:t>
+      </w:r>
+      <w:r>
+        <w:t xml:space="preserve"> </w:t>
+      </w:r>
+      <w:r>
+        <w:rPr>
+          <w:iCs/>
+          <w:i/>
+        </w:rPr>
+        <w:t xml:space="preserve">Artificial intelligence: The very idea</w:t>
+      </w:r>
+      <w:r>
+        <w:t xml:space="preserve">. MIT Press.</w:t>
+      </w:r>
+    </w:p>
+    <w:bookmarkEnd w:id="72"/>
+    <w:bookmarkStart w:id="74" w:name="ref-jones_bergen_turing_2025"/>
+    <w:p>
+      <w:pPr>
+        <w:pStyle w:val="Bibliography"/>
+      </w:pPr>
+      <w:r>
+        <w:t xml:space="preserve">Jones, C. R., &amp; Bergen, B. K. (2025).</w:t>
+      </w:r>
+      <w:r>
+        <w:t xml:space="preserve"> </w:t>
+      </w:r>
+      <w:r>
+        <w:rPr>
+          <w:iCs/>
+          <w:i/>
+        </w:rPr>
+        <w:t xml:space="preserve">Large language models pass the turing test</w:t>
+      </w:r>
+      <w:r>
+        <w:t xml:space="preserve">.</w:t>
+      </w:r>
+      <w:r>
+        <w:t xml:space="preserve"> </w:t>
+      </w:r>
+      <w:hyperlink r:id="rId73">
+        <w:r>
+          <w:rPr>
+            <w:rStyle w:val="Hyperlink"/>
+          </w:rPr>
+          <w:t xml:space="preserve">https://arxiv.org/abs/2503.23674</w:t>
+        </w:r>
+      </w:hyperlink>
+    </w:p>
+    <w:bookmarkEnd w:id="74"/>
+    <w:bookmarkStart w:id="76" w:name="ref-martinez_bar_exam_2024"/>
+    <w:p>
+      <w:pPr>
+        <w:pStyle w:val="Bibliography"/>
+      </w:pPr>
+      <w:r>
+        <w:t xml:space="preserve">Martínez, E. (2024). Re-evaluating</w:t>
+      </w:r>
+      <w:r>
+        <w:t xml:space="preserve"> </w:t>
+      </w:r>
+      <w:r>
+        <w:t xml:space="preserve">GPT-4</w:t>
+      </w:r>
+      <w:r>
+        <w:t xml:space="preserve">’s bar exam performance.</w:t>
+      </w:r>
+      <w:r>
+        <w:t xml:space="preserve"> </w:t>
+      </w:r>
+      <w:r>
+        <w:rPr>
+          <w:iCs/>
+          <w:i/>
+        </w:rPr>
+        <w:t xml:space="preserve">Artificial Intelligence and Law</w:t>
+      </w:r>
+      <w:r>
+        <w:t xml:space="preserve">.</w:t>
+      </w:r>
+      <w:r>
+        <w:t xml:space="preserve"> </w:t>
+      </w:r>
+      <w:hyperlink r:id="rId75">
+        <w:r>
+          <w:rPr>
+            <w:rStyle w:val="Hyperlink"/>
+          </w:rPr>
+          <w:t xml:space="preserve">https://doi.org/10.1007/s10506-024-09396-9</w:t>
+        </w:r>
+      </w:hyperlink>
+    </w:p>
+    <w:bookmarkEnd w:id="76"/>
+    <w:bookmarkStart w:id="77" w:name="ref-dartmouth_proposal"/>
+    <w:p>
+      <w:pPr>
+        <w:pStyle w:val="Bibliography"/>
+      </w:pPr>
+      <w:r>
         <w:t xml:space="preserve">McCarthy, J., Minsky, M. L., Rochester, N., &amp; Shannon, C. E. (1955).</w:t>
       </w:r>
       <w:r>
@@ -6711,8 +9353,8 @@
       </w:r>
       <w:r>
         <w:rPr>
+          <w:iCs/>
           <w:i/>
-          <w:iCs/>
         </w:rPr>
         <w:t xml:space="preserve">A proposal for the dartmouth summer research project on artificial intelligence</w:t>
       </w:r>
@@ -6720,13 +9362,237 @@
         <w:t xml:space="preserve">.</w:t>
       </w:r>
     </w:p>
-    <w:bookmarkEnd w:id="54"/>
-    <w:bookmarkStart w:id="55" w:name="ref-russell_human_compatible"/>
+    <w:bookmarkEnd w:id="77"/>
+    <w:bookmarkStart w:id="78" w:name="ref-mitchell_ai_guide"/>
     <w:p>
       <w:pPr>
         <w:pStyle w:val="Bibliography"/>
       </w:pPr>
       <w:r>
+        <w:t xml:space="preserve">Mitchell, M. (2019).</w:t>
+      </w:r>
+      <w:r>
+        <w:t xml:space="preserve"> </w:t>
+      </w:r>
+      <w:r>
+        <w:rPr>
+          <w:iCs/>
+          <w:i/>
+        </w:rPr>
+        <w:t xml:space="preserve">Artificial intelligence: A guide for thinking humans</w:t>
+      </w:r>
+      <w:r>
+        <w:t xml:space="preserve">. Farrar, Straus; Giroux.</w:t>
+      </w:r>
+    </w:p>
+    <w:bookmarkEnd w:id="78"/>
+    <w:bookmarkStart w:id="79" w:name="ref-noble_algorithms_oppression"/>
+    <w:p>
+      <w:pPr>
+        <w:pStyle w:val="Bibliography"/>
+      </w:pPr>
+      <w:r>
+        <w:t xml:space="preserve">Noble, S. U. (2018).</w:t>
+      </w:r>
+      <w:r>
+        <w:t xml:space="preserve"> </w:t>
+      </w:r>
+      <w:r>
+        <w:rPr>
+          <w:iCs/>
+          <w:i/>
+        </w:rPr>
+        <w:t xml:space="preserve">Algorithms of oppression: How search engines reinforce racism</w:t>
+      </w:r>
+      <w:r>
+        <w:t xml:space="preserve">. New York University Press.</w:t>
+      </w:r>
+    </w:p>
+    <w:bookmarkEnd w:id="79"/>
+    <w:bookmarkStart w:id="81" w:name="ref-obermeyer_racial_bias_2019"/>
+    <w:p>
+      <w:pPr>
+        <w:pStyle w:val="Bibliography"/>
+      </w:pPr>
+      <w:r>
+        <w:t xml:space="preserve">Obermeyer, Z., Powers, B., Vogeli, C., &amp; Mullainathan, S. (2019). Dissecting racial bias in an algorithm used to manage the health of populations.</w:t>
+      </w:r>
+      <w:r>
+        <w:t xml:space="preserve"> </w:t>
+      </w:r>
+      <w:r>
+        <w:rPr>
+          <w:iCs/>
+          <w:i/>
+        </w:rPr>
+        <w:t xml:space="preserve">Science</w:t>
+      </w:r>
+      <w:r>
+        <w:t xml:space="preserve">,</w:t>
+      </w:r>
+      <w:r>
+        <w:t xml:space="preserve"> </w:t>
+      </w:r>
+      <w:r>
+        <w:rPr>
+          <w:iCs/>
+          <w:i/>
+        </w:rPr>
+        <w:t xml:space="preserve">366</w:t>
+      </w:r>
+      <w:r>
+        <w:t xml:space="preserve">(6464), 447–453.</w:t>
+      </w:r>
+      <w:r>
+        <w:t xml:space="preserve"> </w:t>
+      </w:r>
+      <w:hyperlink r:id="rId80">
+        <w:r>
+          <w:rPr>
+            <w:rStyle w:val="Hyperlink"/>
+          </w:rPr>
+          <w:t xml:space="preserve">https://doi.org/10.1126/science.aax2342</w:t>
+        </w:r>
+      </w:hyperlink>
+    </w:p>
+    <w:bookmarkEnd w:id="81"/>
+    <w:bookmarkStart w:id="83" w:name="ref-ord_inference_scaling_2025"/>
+    <w:p>
+      <w:pPr>
+        <w:pStyle w:val="Bibliography"/>
+      </w:pPr>
+      <w:r>
+        <w:t xml:space="preserve">Ord, T. (2025).</w:t>
+      </w:r>
+      <w:r>
+        <w:t xml:space="preserve"> </w:t>
+      </w:r>
+      <w:r>
+        <w:rPr>
+          <w:iCs/>
+          <w:i/>
+        </w:rPr>
+        <w:t xml:space="preserve">Inference scaling and the log-x chart</w:t>
+      </w:r>
+      <w:r>
+        <w:t xml:space="preserve">. Essay, tobyord.com.</w:t>
+      </w:r>
+      <w:r>
+        <w:t xml:space="preserve"> </w:t>
+      </w:r>
+      <w:hyperlink r:id="rId82">
+        <w:r>
+          <w:rPr>
+            <w:rStyle w:val="Hyperlink"/>
+          </w:rPr>
+          <w:t xml:space="preserve">https://www.tobyord.com/writing/inference-scaling-and-the-log-x-chart</w:t>
+        </w:r>
+      </w:hyperlink>
+    </w:p>
+    <w:bookmarkEnd w:id="83"/>
+    <w:bookmarkStart w:id="85" w:name="ref-ross_swetlitz_watson_2018"/>
+    <w:p>
+      <w:pPr>
+        <w:pStyle w:val="Bibliography"/>
+      </w:pPr>
+      <w:r>
+        <w:t xml:space="preserve">Ross, C., &amp; Swetlitz, I. (2018).</w:t>
+      </w:r>
+      <w:r>
+        <w:t xml:space="preserve"> </w:t>
+      </w:r>
+      <w:r>
+        <w:rPr>
+          <w:iCs/>
+          <w:i/>
+        </w:rPr>
+        <w:t xml:space="preserve">IBM</w:t>
+      </w:r>
+      <w:r>
+        <w:rPr>
+          <w:iCs/>
+          <w:i/>
+        </w:rPr>
+        <w:t xml:space="preserve">’s</w:t>
+      </w:r>
+      <w:r>
+        <w:rPr>
+          <w:iCs/>
+          <w:i/>
+        </w:rPr>
+        <w:t xml:space="preserve"> </w:t>
+      </w:r>
+      <w:r>
+        <w:rPr>
+          <w:iCs/>
+          <w:i/>
+        </w:rPr>
+        <w:t xml:space="preserve">Watson</w:t>
+      </w:r>
+      <w:r>
+        <w:rPr>
+          <w:iCs/>
+          <w:i/>
+        </w:rPr>
+        <w:t xml:space="preserve"> </w:t>
+      </w:r>
+      <w:r>
+        <w:rPr>
+          <w:iCs/>
+          <w:i/>
+        </w:rPr>
+        <w:t xml:space="preserve">supercomputer recommended</w:t>
+      </w:r>
+      <w:r>
+        <w:rPr>
+          <w:iCs/>
+          <w:i/>
+        </w:rPr>
+        <w:t xml:space="preserve"> </w:t>
+      </w:r>
+      <w:r>
+        <w:rPr>
+          <w:iCs/>
+          <w:i/>
+        </w:rPr>
+        <w:t xml:space="preserve">“unsafe and incorrect”</w:t>
+      </w:r>
+      <w:r>
+        <w:rPr>
+          <w:iCs/>
+          <w:i/>
+        </w:rPr>
+        <w:t xml:space="preserve"> </w:t>
+      </w:r>
+      <w:r>
+        <w:rPr>
+          <w:iCs/>
+          <w:i/>
+        </w:rPr>
+        <w:t xml:space="preserve">cancer treatments</w:t>
+      </w:r>
+      <w:r>
+        <w:t xml:space="preserve">. STAT.</w:t>
+      </w:r>
+      <w:r>
+        <w:t xml:space="preserve"> </w:t>
+      </w:r>
+      <w:hyperlink r:id="rId84">
+        <w:r>
+          <w:rPr>
+            <w:rStyle w:val="Hyperlink"/>
+          </w:rPr>
+          <w:t xml:space="preserve">https://www.statnews.com/2018/07/25/ibm-watson-recommended-unsafe-incorrect-treatments/</w:t>
+        </w:r>
+      </w:hyperlink>
+    </w:p>
+    <w:bookmarkEnd w:id="85"/>
+    <w:bookmarkStart w:id="86" w:name="ref-russell_human_compatible"/>
+    <w:p>
+      <w:pPr>
+        <w:pStyle w:val="Bibliography"/>
+      </w:pPr>
+      <w:r>
         <w:t xml:space="preserve">Russell, S. (2019).</w:t>
       </w:r>
       <w:r>
@@ -6734,8 +9600,8 @@
       </w:r>
       <w:r>
         <w:rPr>
+          <w:iCs/>
           <w:i/>
-          <w:iCs/>
         </w:rPr>
         <w:t xml:space="preserve">Human compatible: Artificial intelligence and the problem of control</w:t>
       </w:r>
@@ -6743,8 +9609,8 @@
         <w:t xml:space="preserve">. Viking.</w:t>
       </w:r>
     </w:p>
-    <w:bookmarkEnd w:id="55"/>
-    <w:bookmarkStart w:id="56" w:name="ref-russell_norvig_ai"/>
+    <w:bookmarkEnd w:id="86"/>
+    <w:bookmarkStart w:id="87" w:name="ref-russell_norvig_ai"/>
     <w:p>
       <w:pPr>
         <w:pStyle w:val="Bibliography"/>
@@ -6757,8 +9623,8 @@
       </w:r>
       <w:r>
         <w:rPr>
+          <w:iCs/>
           <w:i/>
-          <w:iCs/>
         </w:rPr>
         <w:t xml:space="preserve">Artificial intelligence: A modern approach</w:t>
       </w:r>
@@ -6769,13 +9635,36 @@
         <w:t xml:space="preserve">(4th ed.). Pearson.</w:t>
       </w:r>
     </w:p>
-    <w:bookmarkEnd w:id="56"/>
-    <w:bookmarkStart w:id="58" w:name="ref-searle_minds_brains"/>
+    <w:bookmarkEnd w:id="87"/>
+    <w:bookmarkStart w:id="88" w:name="ref-schaeffer_emergent_mirage_2023"/>
     <w:p>
       <w:pPr>
         <w:pStyle w:val="Bibliography"/>
       </w:pPr>
       <w:r>
+        <w:t xml:space="preserve">Schaeffer, R., Miranda, B., &amp; Koyejo, S. (2023). Are emergent abilities of large language models a mirage?</w:t>
+      </w:r>
+      <w:r>
+        <w:t xml:space="preserve"> </w:t>
+      </w:r>
+      <w:r>
+        <w:rPr>
+          <w:iCs/>
+          <w:i/>
+        </w:rPr>
+        <w:t xml:space="preserve">Advances in Neural Information Processing Systems 36 (NeurIPS 2023)</w:t>
+      </w:r>
+      <w:r>
+        <w:t xml:space="preserve">.</w:t>
+      </w:r>
+    </w:p>
+    <w:bookmarkEnd w:id="88"/>
+    <w:bookmarkStart w:id="90" w:name="ref-searle_minds_brains"/>
+    <w:p>
+      <w:pPr>
+        <w:pStyle w:val="Bibliography"/>
+      </w:pPr>
+      <w:r>
         <w:t xml:space="preserve">Searle, J. R. (1980). Minds, brains, and programs.</w:t>
       </w:r>
       <w:r>
@@ -6783,8 +9672,8 @@
       </w:r>
       <w:r>
         <w:rPr>
+          <w:iCs/>
           <w:i/>
-          <w:iCs/>
         </w:rPr>
         <w:t xml:space="preserve">Behavioral and Brain Sciences</w:t>
       </w:r>
@@ -6796,8 +9685,8 @@
       </w:r>
       <w:r>
         <w:rPr>
+          <w:iCs/>
           <w:i/>
-          <w:iCs/>
         </w:rPr>
         <w:t xml:space="preserve">3</w:t>
       </w:r>
@@ -6807,7 +9696,7 @@
       <w:r>
         <w:t xml:space="preserve"> </w:t>
       </w:r>
-      <w:hyperlink r:id="rId57">
+      <w:hyperlink r:id="rId89">
         <w:r>
           <w:rPr>
             <w:rStyle w:val="Hyperlink"/>
@@ -6816,8 +9705,8 @@
         </w:r>
       </w:hyperlink>
     </w:p>
-    <w:bookmarkEnd w:id="58"/>
-    <w:bookmarkStart w:id="60" w:name="ref-turing_computing_machinery"/>
+    <w:bookmarkEnd w:id="90"/>
+    <w:bookmarkStart w:id="92" w:name="ref-turing_computing_machinery"/>
     <w:p>
       <w:pPr>
         <w:pStyle w:val="Bibliography"/>
@@ -6830,8 +9719,8 @@
       </w:r>
       <w:r>
         <w:rPr>
+          <w:iCs/>
           <w:i/>
-          <w:iCs/>
         </w:rPr>
         <w:t xml:space="preserve">Mind</w:t>
       </w:r>
@@ -6843,8 +9732,8 @@
       </w:r>
       <w:r>
         <w:rPr>
+          <w:iCs/>
           <w:i/>
-          <w:iCs/>
         </w:rPr>
         <w:t xml:space="preserve">59</w:t>
       </w:r>
@@ -6854,7 +9743,7 @@
       <w:r>
         <w:t xml:space="preserve"> </w:t>
       </w:r>
-      <w:hyperlink r:id="rId59">
+      <w:hyperlink r:id="rId91">
         <w:r>
           <w:rPr>
             <w:rStyle w:val="Hyperlink"/>
@@ -6863,9 +9752,45 @@
         </w:r>
       </w:hyperlink>
     </w:p>
-    <w:bookmarkEnd w:id="60"/>
-    <w:bookmarkEnd w:id="61"/>
-    <w:bookmarkEnd w:id="62"/>
+    <w:bookmarkEnd w:id="92"/>
+    <w:bookmarkStart w:id="93" w:name="ref-vaswani_attention"/>
+    <w:p>
+      <w:pPr>
+        <w:pStyle w:val="Bibliography"/>
+      </w:pPr>
+      <w:r>
+        <w:t xml:space="preserve">Vaswani, A., Shazeer, N., Parmar, N., Uszkoreit, J., Jones, L., Gomez, A. N., Kaiser, Ł., &amp; Polosukhin, I. (2017). Attention is all you need.</w:t>
+      </w:r>
+      <w:r>
+        <w:t xml:space="preserve"> </w:t>
+      </w:r>
+      <w:r>
+        <w:rPr>
+          <w:iCs/>
+          <w:i/>
+        </w:rPr>
+        <w:t xml:space="preserve">Advances in Neural Information Processing Systems</w:t>
+      </w:r>
+      <w:r>
+        <w:t xml:space="preserve">,</w:t>
+      </w:r>
+      <w:r>
+        <w:t xml:space="preserve"> </w:t>
+      </w:r>
+      <w:r>
+        <w:rPr>
+          <w:iCs/>
+          <w:i/>
+        </w:rPr>
+        <w:t xml:space="preserve">30</w:t>
+      </w:r>
+      <w:r>
+        <w:t xml:space="preserve">.</w:t>
+      </w:r>
+    </w:p>
+    <w:bookmarkEnd w:id="93"/>
+    <w:bookmarkEnd w:id="94"/>
+    <w:bookmarkEnd w:id="95"/>
     <w:sectPr>
       <w:footnotePr>
         <w:numRestart w:val="eachSect"/>
@@ -6901,14 +9826,14 @@
 <file path=word/numbering.xml><?xml version="1.0" encoding="utf-8"?>
 <w:numbering xmlns:w="http://schemas.openxmlformats.org/wordprocessingml/2006/main">
   <w:abstractNum w:abstractNumId="990">
-    <w:nsid w:val="0000A990"/>
+    <w:nsid w:val="A990"/>
     <w:multiLevelType w:val="multilevel"/>
     <w:lvl w:ilvl="0">
       <w:numFmt w:val="bullet"/>
       <w:lvlText w:val=" "/>
       <w:lvlJc w:val="left"/>
       <w:pPr>
-        <w:ind w:left="720" w:hanging="360"/>
+        <w:ind w:left="720" w:hanging="480"/>
       </w:pPr>
     </w:lvl>
     <w:lvl w:ilvl="1">
@@ -6916,7 +9841,7 @@
       <w:lvlText w:val=" "/>
       <w:lvlJc w:val="left"/>
       <w:pPr>
-        <w:ind w:left="1440" w:hanging="360"/>
+        <w:ind w:left="1440" w:hanging="480"/>
       </w:pPr>
     </w:lvl>
     <w:lvl w:ilvl="2">
@@ -6924,7 +9849,7 @@
       <w:lvlText w:val=" "/>
       <w:lvlJc w:val="left"/>
       <w:pPr>
-        <w:ind w:left="2160" w:hanging="360"/>
+        <w:ind w:left="2160" w:hanging="480"/>
       </w:pPr>
     </w:lvl>
     <w:lvl w:ilvl="3">
@@ -6932,7 +9857,7 @@
       <w:lvlText w:val=" "/>
       <w:lvlJc w:val="left"/>
       <w:pPr>
-        <w:ind w:left="2880" w:hanging="360"/>
+        <w:ind w:left="2880" w:hanging="480"/>
       </w:pPr>
     </w:lvl>
     <w:lvl w:ilvl="4">
@@ -6940,7 +9865,7 @@
       <w:lvlText w:val=" "/>
       <w:lvlJc w:val="left"/>
       <w:pPr>
-        <w:ind w:left="3600" w:hanging="360"/>
+        <w:ind w:left="3600" w:hanging="480"/>
       </w:pPr>
     </w:lvl>
     <w:lvl w:ilvl="5">
@@ -6948,7 +9873,7 @@
       <w:lvlText w:val=" "/>
       <w:lvlJc w:val="left"/>
       <w:pPr>
-        <w:ind w:left="4320" w:hanging="360"/>
+        <w:ind w:left="4320" w:hanging="480"/>
       </w:pPr>
     </w:lvl>
     <w:lvl w:ilvl="6">
@@ -6956,7 +9881,7 @@
       <w:lvlText w:val=" "/>
       <w:lvlJc w:val="left"/>
       <w:pPr>
-        <w:ind w:left="5040" w:hanging="360"/>
+        <w:ind w:left="5040" w:hanging="480"/>
       </w:pPr>
     </w:lvl>
     <w:lvl w:ilvl="7">
@@ -6964,7 +9889,7 @@
       <w:lvlText w:val=" "/>
       <w:lvlJc w:val="left"/>
       <w:pPr>
-        <w:ind w:left="5760" w:hanging="360"/>
+        <w:ind w:left="5760" w:hanging="480"/>
       </w:pPr>
     </w:lvl>
     <w:lvl w:ilvl="8">
@@ -6972,12 +9897,12 @@
       <w:lvlText w:val=" "/>
       <w:lvlJc w:val="left"/>
       <w:pPr>
-        <w:ind w:left="6480" w:hanging="360"/>
+        <w:ind w:left="6480" w:hanging="480"/>
       </w:pPr>
     </w:lvl>
   </w:abstractNum>
   <w:abstractNum w:abstractNumId="99201">
-    <w:nsid w:val="00A99201"/>
+    <w:nsid w:val="A99201"/>
     <w:multiLevelType w:val="multilevel"/>
     <w:lvl w:ilvl="0">
       <w:start w:val="1"/>
@@ -6985,7 +9910,7 @@
       <w:lvlText w:val="%1."/>
       <w:lvlJc w:val="left"/>
       <w:pPr>
-        <w:ind w:left="720" w:hanging="360"/>
+        <w:ind w:left="720" w:hanging="480"/>
       </w:pPr>
     </w:lvl>
     <w:lvl w:ilvl="1">
@@ -6994,7 +9919,7 @@
       <w:lvlText w:val="%2."/>
       <w:lvlJc w:val="left"/>
       <w:pPr>
-        <w:ind w:left="1440" w:hanging="360"/>
+        <w:ind w:left="1440" w:hanging="480"/>
       </w:pPr>
     </w:lvl>
     <w:lvl w:ilvl="2">
@@ -7003,7 +9928,7 @@
       <w:lvlText w:val="%3."/>
       <w:lvlJc w:val="left"/>
       <w:pPr>
-        <w:ind w:left="2160" w:hanging="360"/>
+        <w:ind w:left="2160" w:hanging="480"/>
       </w:pPr>
     </w:lvl>
     <w:lvl w:ilvl="3">
@@ -7012,7 +9937,7 @@
       <w:lvlText w:val="%4."/>
       <w:lvlJc w:val="left"/>
       <w:pPr>
-        <w:ind w:left="2880" w:hanging="360"/>
+        <w:ind w:left="2880" w:hanging="480"/>
       </w:pPr>
     </w:lvl>
     <w:lvl w:ilvl="4">
@@ -7021,7 +9946,7 @@
       <w:lvlText w:val="%5."/>
       <w:lvlJc w:val="left"/>
       <w:pPr>
-        <w:ind w:left="3600" w:hanging="360"/>
+        <w:ind w:left="3600" w:hanging="480"/>
       </w:pPr>
     </w:lvl>
     <w:lvl w:ilvl="5">
@@ -7030,7 +9955,7 @@
       <w:lvlText w:val="%6."/>
       <w:lvlJc w:val="left"/>
       <w:pPr>
-        <w:ind w:left="4320" w:hanging="360"/>
+        <w:ind w:left="4320" w:hanging="480"/>
       </w:pPr>
     </w:lvl>
     <w:lvl w:ilvl="6">
@@ -7039,7 +9964,7 @@
       <w:lvlText w:val="%7."/>
       <w:lvlJc w:val="left"/>
       <w:pPr>
-        <w:ind w:left="5040" w:hanging="360"/>
+        <w:ind w:left="5040" w:hanging="480"/>
       </w:pPr>
     </w:lvl>
     <w:lvl w:ilvl="7">
@@ -7048,7 +9973,7 @@
       <w:lvlText w:val="%8."/>
       <w:lvlJc w:val="left"/>
       <w:pPr>
-        <w:ind w:left="5760" w:hanging="360"/>
+        <w:ind w:left="5760" w:hanging="480"/>
       </w:pPr>
     </w:lvl>
     <w:lvl w:ilvl="8">
@@ -7057,111 +9982,84 @@
       <w:lvlText w:val="%9."/>
       <w:lvlJc w:val="left"/>
       <w:pPr>
-        <w:ind w:left="6480" w:hanging="360"/>
+        <w:ind w:left="6480" w:hanging="480"/>
       </w:pPr>
     </w:lvl>
   </w:abstractNum>
   <w:abstractNum w:abstractNumId="991">
-    <w:nsid w:val="0000A991"/>
+    <w:nsid w:val="A991"/>
     <w:multiLevelType w:val="multilevel"/>
     <w:lvl w:ilvl="0">
       <w:numFmt w:val="bullet"/>
-      <w:lvlText w:val=""/>
+      <w:lvlText w:val="•"/>
       <w:lvlJc w:val="left"/>
       <w:pPr>
-        <w:ind w:left="720" w:hanging="360"/>
-      </w:pPr>
-      <w:rPr>
-        <w:rFonts w:ascii="Symbol" w:hAnsi="Symbol" w:cs="Symbol" w:hint="default"/>
-      </w:rPr>
+        <w:ind w:left="720" w:hanging="480"/>
+      </w:pPr>
     </w:lvl>
     <w:lvl w:ilvl="1">
       <w:numFmt w:val="bullet"/>
-      <w:lvlText w:val="o"/>
+      <w:lvlText w:val="–"/>
       <w:lvlJc w:val="left"/>
       <w:pPr>
-        <w:ind w:left="1440" w:hanging="360"/>
-      </w:pPr>
-      <w:rPr>
-        <w:rFonts w:ascii="Courier New" w:hAnsi="Courier New" w:cs="Courier New" w:hint="default"/>
-      </w:rPr>
+        <w:ind w:left="1440" w:hanging="480"/>
+      </w:pPr>
     </w:lvl>
     <w:lvl w:ilvl="2">
       <w:numFmt w:val="bullet"/>
-      <w:lvlText w:val=""/>
+      <w:lvlText w:val="•"/>
       <w:lvlJc w:val="left"/>
       <w:pPr>
-        <w:ind w:left="2160" w:hanging="360"/>
-      </w:pPr>
-      <w:rPr>
-        <w:rFonts w:ascii="Wingdings" w:hAnsi="Wingdings" w:cs="Wingdings" w:hint="default"/>
-      </w:rPr>
+        <w:ind w:left="2160" w:hanging="480"/>
+      </w:pPr>
     </w:lvl>
     <w:lvl w:ilvl="3">
       <w:numFmt w:val="bullet"/>
-      <w:lvlText w:val=""/>
+      <w:lvlText w:val="–"/>
       <w:lvlJc w:val="left"/>
       <w:pPr>
-        <w:ind w:left="2880" w:hanging="360"/>
-      </w:pPr>
-      <w:rPr>
-        <w:rFonts w:ascii="Symbol" w:hAnsi="Symbol" w:cs="Symbol" w:hint="default"/>
-      </w:rPr>
+        <w:ind w:left="2880" w:hanging="480"/>
+      </w:pPr>
     </w:lvl>
     <w:lvl w:ilvl="4">
       <w:numFmt w:val="bullet"/>
-      <w:lvlText w:val="o"/>
+      <w:lvlText w:val="•"/>
       <w:lvlJc w:val="left"/>
       <w:pPr>
-        <w:ind w:left="3600" w:hanging="360"/>
-      </w:pPr>
-      <w:rPr>
-        <w:rFonts w:ascii="Courier New" w:hAnsi="Courier New" w:cs="Courier New" w:hint="default"/>
-      </w:rPr>
+        <w:ind w:left="3600" w:hanging="480"/>
+      </w:pPr>
     </w:lvl>
     <w:lvl w:ilvl="5">
       <w:numFmt w:val="bullet"/>
-      <w:lvlText w:val=""/>
+      <w:lvlText w:val="–"/>
       <w:lvlJc w:val="left"/>
       <w:pPr>
-        <w:ind w:left="4320" w:hanging="360"/>
-      </w:pPr>
-      <w:rPr>
-        <w:rFonts w:ascii="Wingdings" w:hAnsi="Wingdings" w:cs="Wingdings" w:hint="default"/>
-      </w:rPr>
+        <w:ind w:left="4320" w:hanging="480"/>
+      </w:pPr>
     </w:lvl>
     <w:lvl w:ilvl="6">
       <w:numFmt w:val="bullet"/>
-      <w:lvlText w:val=""/>
+      <w:lvlText w:val="•"/>
       <w:lvlJc w:val="left"/>
       <w:pPr>
-        <w:ind w:left="5040" w:hanging="360"/>
-      </w:pPr>
-      <w:rPr>
-        <w:rFonts w:ascii="Symbol" w:hAnsi="Symbol" w:cs="Symbol" w:hint="default"/>
-      </w:rPr>
+        <w:ind w:left="5040" w:hanging="480"/>
+      </w:pPr>
     </w:lvl>
     <w:lvl w:ilvl="7">
       <w:numFmt w:val="bullet"/>
-      <w:lvlText w:val="o"/>
+      <w:lvlText w:val="–"/>
       <w:lvlJc w:val="left"/>
       <w:pPr>
-        <w:ind w:left="5760" w:hanging="360"/>
-      </w:pPr>
-      <w:rPr>
-        <w:rFonts w:ascii="Courier New" w:hAnsi="Courier New" w:cs="Courier New" w:hint="default"/>
-      </w:rPr>
+        <w:ind w:left="5760" w:hanging="480"/>
+      </w:pPr>
     </w:lvl>
     <w:lvl w:ilvl="8">
       <w:numFmt w:val="bullet"/>
-      <w:lvlText w:val=""/>
+      <w:lvlText w:val="•"/>
       <w:lvlJc w:val="left"/>
       <w:pPr>
-        <w:ind w:left="6480" w:hanging="360"/>
-      </w:pPr>
-      <w:rPr>
-        <w:rFonts w:ascii="Wingdings" w:hAnsi="Wingdings" w:cs="Wingdings" w:hint="default"/>
-      </w:rPr>
+        <w:ind w:left="6480" w:hanging="480"/>
+      </w:pPr>
     </w:lvl>
   </w:abstractNum>
   <w:num w:numId="1000">
@@ -7408,6 +10306,126 @@
     </w:lvlOverride>
   </w:num>
   <w:num w:numId="1009">
+    <w:abstractNumId w:val="99201"/>
+    <w:lvlOverride w:ilvl="0">
+      <w:startOverride w:val="1"/>
+    </w:lvlOverride>
+    <w:lvlOverride w:ilvl="1">
+      <w:startOverride w:val="1"/>
+    </w:lvlOverride>
+    <w:lvlOverride w:ilvl="2">
+      <w:startOverride w:val="1"/>
+    </w:lvlOverride>
+    <w:lvlOverride w:ilvl="3">
+      <w:startOverride w:val="1"/>
+    </w:lvlOverride>
+    <w:lvlOverride w:ilvl="4">
+      <w:startOverride w:val="1"/>
+    </w:lvlOverride>
+    <w:lvlOverride w:ilvl="5">
+      <w:startOverride w:val="1"/>
+    </w:lvlOverride>
+    <w:lvlOverride w:ilvl="6">
+      <w:startOverride w:val="1"/>
+    </w:lvlOverride>
+    <w:lvlOverride w:ilvl="7">
+      <w:startOverride w:val="1"/>
+    </w:lvlOverride>
+    <w:lvlOverride w:ilvl="8">
+      <w:startOverride w:val="1"/>
+    </w:lvlOverride>
+  </w:num>
+  <w:num w:numId="1010">
+    <w:abstractNumId w:val="99201"/>
+    <w:lvlOverride w:ilvl="0">
+      <w:startOverride w:val="1"/>
+    </w:lvlOverride>
+    <w:lvlOverride w:ilvl="1">
+      <w:startOverride w:val="1"/>
+    </w:lvlOverride>
+    <w:lvlOverride w:ilvl="2">
+      <w:startOverride w:val="1"/>
+    </w:lvlOverride>
+    <w:lvlOverride w:ilvl="3">
+      <w:startOverride w:val="1"/>
+    </w:lvlOverride>
+    <w:lvlOverride w:ilvl="4">
+      <w:startOverride w:val="1"/>
+    </w:lvlOverride>
+    <w:lvlOverride w:ilvl="5">
+      <w:startOverride w:val="1"/>
+    </w:lvlOverride>
+    <w:lvlOverride w:ilvl="6">
+      <w:startOverride w:val="1"/>
+    </w:lvlOverride>
+    <w:lvlOverride w:ilvl="7">
+      <w:startOverride w:val="1"/>
+    </w:lvlOverride>
+    <w:lvlOverride w:ilvl="8">
+      <w:startOverride w:val="1"/>
+    </w:lvlOverride>
+  </w:num>
+  <w:num w:numId="1011">
+    <w:abstractNumId w:val="99201"/>
+    <w:lvlOverride w:ilvl="0">
+      <w:startOverride w:val="1"/>
+    </w:lvlOverride>
+    <w:lvlOverride w:ilvl="1">
+      <w:startOverride w:val="1"/>
+    </w:lvlOverride>
+    <w:lvlOverride w:ilvl="2">
+      <w:startOverride w:val="1"/>
+    </w:lvlOverride>
+    <w:lvlOverride w:ilvl="3">
+      <w:startOverride w:val="1"/>
+    </w:lvlOverride>
+    <w:lvlOverride w:ilvl="4">
+      <w:startOverride w:val="1"/>
+    </w:lvlOverride>
+    <w:lvlOverride w:ilvl="5">
+      <w:startOverride w:val="1"/>
+    </w:lvlOverride>
+    <w:lvlOverride w:ilvl="6">
+      <w:startOverride w:val="1"/>
+    </w:lvlOverride>
+    <w:lvlOverride w:ilvl="7">
+      <w:startOverride w:val="1"/>
+    </w:lvlOverride>
+    <w:lvlOverride w:ilvl="8">
+      <w:startOverride w:val="1"/>
+    </w:lvlOverride>
+  </w:num>
+  <w:num w:numId="1012">
+    <w:abstractNumId w:val="99201"/>
+    <w:lvlOverride w:ilvl="0">
+      <w:startOverride w:val="1"/>
+    </w:lvlOverride>
+    <w:lvlOverride w:ilvl="1">
+      <w:startOverride w:val="1"/>
+    </w:lvlOverride>
+    <w:lvlOverride w:ilvl="2">
+      <w:startOverride w:val="1"/>
+    </w:lvlOverride>
+    <w:lvlOverride w:ilvl="3">
+      <w:startOverride w:val="1"/>
+    </w:lvlOverride>
+    <w:lvlOverride w:ilvl="4">
+      <w:startOverride w:val="1"/>
+    </w:lvlOverride>
+    <w:lvlOverride w:ilvl="5">
+      <w:startOverride w:val="1"/>
+    </w:lvlOverride>
+    <w:lvlOverride w:ilvl="6">
+      <w:startOverride w:val="1"/>
+    </w:lvlOverride>
+    <w:lvlOverride w:ilvl="7">
+      <w:startOverride w:val="1"/>
+    </w:lvlOverride>
+    <w:lvlOverride w:ilvl="8">
+      <w:startOverride w:val="1"/>
+    </w:lvlOverride>
+  </w:num>
+  <w:num w:numId="1013">
     <w:abstractNumId w:val="991"/>
   </w:num>
 </w:numbering>
@@ -8336,8 +11354,8 @@
     <w:name w:val="KeywordTok"/>
     <w:basedOn w:val="VerbatimChar"/>
     <w:rPr>
+      <w:color w:val="007020"/>
       <w:b/>
-      <w:color w:val="007020"/>
     </w:rPr>
   </w:style>
   <w:style w:type="character" w:customStyle="1" w:styleId="DataTypeTok">
@@ -8414,42 +11432,42 @@
     <w:name w:val="ImportTok"/>
     <w:basedOn w:val="VerbatimChar"/>
     <w:rPr>
+      <w:color w:val="008000"/>
       <w:b/>
-      <w:color w:val="008000"/>
     </w:rPr>
   </w:style>
   <w:style w:type="character" w:customStyle="1" w:styleId="CommentTok">
     <w:name w:val="CommentTok"/>
     <w:basedOn w:val="VerbatimChar"/>
     <w:rPr>
+      <w:color w:val="60a0b0"/>
       <w:i/>
-      <w:color w:val="60a0b0"/>
     </w:rPr>
   </w:style>
   <w:style w:type="character" w:customStyle="1" w:styleId="DocumentationTok">
     <w:name w:val="DocumentationTok"/>
     <w:basedOn w:val="VerbatimChar"/>
     <w:rPr>
+      <w:color w:val="ba2121"/>
       <w:i/>
-      <w:color w:val="ba2121"/>
     </w:rPr>
   </w:style>
   <w:style w:type="character" w:customStyle="1" w:styleId="AnnotationTok">
     <w:name w:val="AnnotationTok"/>
     <w:basedOn w:val="VerbatimChar"/>
     <w:rPr>
+      <w:color w:val="60a0b0"/>
       <w:b/>
       <w:i/>
-      <w:color w:val="60a0b0"/>
     </w:rPr>
   </w:style>
   <w:style w:type="character" w:customStyle="1" w:styleId="CommentVarTok">
     <w:name w:val="CommentVarTok"/>
     <w:basedOn w:val="VerbatimChar"/>
     <w:rPr>
+      <w:color w:val="60a0b0"/>
       <w:b/>
       <w:i/>
-      <w:color w:val="60a0b0"/>
     </w:rPr>
   </w:style>
   <w:style w:type="character" w:customStyle="1" w:styleId="OtherTok">
@@ -8477,8 +11495,8 @@
     <w:name w:val="ControlFlowTok"/>
     <w:basedOn w:val="VerbatimChar"/>
     <w:rPr>
+      <w:color w:val="007020"/>
       <w:b/>
-      <w:color w:val="007020"/>
     </w:rPr>
   </w:style>
   <w:style w:type="character" w:customStyle="1" w:styleId="OperatorTok">
@@ -8523,34 +11541,34 @@
     <w:name w:val="InformationTok"/>
     <w:basedOn w:val="VerbatimChar"/>
     <w:rPr>
+      <w:color w:val="60a0b0"/>
       <w:b/>
       <w:i/>
-      <w:color w:val="60a0b0"/>
     </w:rPr>
   </w:style>
   <w:style w:type="character" w:customStyle="1" w:styleId="WarningTok">
     <w:name w:val="WarningTok"/>
     <w:basedOn w:val="VerbatimChar"/>
     <w:rPr>
+      <w:color w:val="60a0b0"/>
       <w:b/>
       <w:i/>
-      <w:color w:val="60a0b0"/>
     </w:rPr>
   </w:style>
   <w:style w:type="character" w:customStyle="1" w:styleId="AlertTok">
     <w:name w:val="AlertTok"/>
     <w:basedOn w:val="VerbatimChar"/>
     <w:rPr>
+      <w:color w:val="ff0000"/>
       <w:b/>
-      <w:color w:val="ff0000"/>
     </w:rPr>
   </w:style>
   <w:style w:type="character" w:customStyle="1" w:styleId="ErrorTok">
     <w:name w:val="ErrorTok"/>
     <w:basedOn w:val="VerbatimChar"/>
     <w:rPr>
+      <w:color w:val="ff0000"/>
       <w:b/>
-      <w:color w:val="ff0000"/>
     </w:rPr>
   </w:style>
   <w:style w:type="character" w:customStyle="1" w:styleId="NormalTok">

--- a/docx/ch07_ai_intro.docx
+++ b/docx/ch07_ai_intro.docx
@@ -225,25 +225,19 @@
         <w:t xml:space="preserve"> </w:t>
       </w:r>
       <w:r>
-        <w:t xml:space="preserve">contemporary discourse. Politicians promise to regulate it; companies compete to claim they have</w:t>
-      </w:r>
-      <w:r>
-        <w:t xml:space="preserve"> </w:t>
-      </w:r>
-      <w:r>
-        <w:t xml:space="preserve">it; researchers argue endlessly about whether any current system actually achieves it. Before</w:t>
-      </w:r>
-      <w:r>
-        <w:t xml:space="preserve"> </w:t>
-      </w:r>
-      <w:r>
-        <w:t xml:space="preserve">engaging with the ethical and social questions that animate this course, we need to grapple with</w:t>
-      </w:r>
-      <w:r>
-        <w:t xml:space="preserve"> </w:t>
-      </w:r>
-      <w:r>
-        <w:t xml:space="preserve">a prior question: what are we actually talking about?</w:t>
+        <w:t xml:space="preserve">contemporary discourse. Politicians promise to regulate it; companies compete to claim they</w:t>
+      </w:r>
+      <w:r>
+        <w:t xml:space="preserve"> </w:t>
+      </w:r>
+      <w:r>
+        <w:t xml:space="preserve">have it; researchers argue about whether any current system achieves it. So: what are we</w:t>
+      </w:r>
+      <w:r>
+        <w:t xml:space="preserve"> </w:t>
+      </w:r>
+      <w:r>
+        <w:t xml:space="preserve">actually talking about?</w:t>
       </w:r>
     </w:p>
     <w:p>
@@ -251,37 +245,25 @@
         <w:pStyle w:val="BodyText"/>
       </w:pPr>
       <w:r>
-        <w:t xml:space="preserve">The difficulty is not merely semantic. How we define AI shapes what we build, how we evaluate it,</w:t>
-      </w:r>
-      <w:r>
-        <w:t xml:space="preserve"> </w:t>
-      </w:r>
-      <w:r>
-        <w:t xml:space="preserve">what risks we take seriously, and who we hold responsible when things go wrong. A system described</w:t>
-      </w:r>
-      <w:r>
-        <w:t xml:space="preserve"> </w:t>
-      </w:r>
-      <w:r>
-        <w:t xml:space="preserve">as "just software" invites one set of ethical questions; a system described as "an intelligent</w:t>
-      </w:r>
-      <w:r>
-        <w:t xml:space="preserve"> </w:t>
-      </w:r>
-      <w:r>
-        <w:t xml:space="preserve">agent" or "potentially conscious" invites entirely different ones. The same technology can be</w:t>
-      </w:r>
-      <w:r>
-        <w:t xml:space="preserve"> </w:t>
-      </w:r>
-      <w:r>
-        <w:t xml:space="preserve">classified as AI or dismissed as "mere computation" depending on who is classifying it and why —</w:t>
-      </w:r>
-      <w:r>
-        <w:t xml:space="preserve"> </w:t>
-      </w:r>
-      <w:r>
-        <w:t xml:space="preserve">and these classifications have real consequences for funding, regulation, and public trust.</w:t>
+        <w:t xml:space="preserve">The difficulty is not merely semantic. How we define AI shapes what we build, what risks we</w:t>
+      </w:r>
+      <w:r>
+        <w:t xml:space="preserve"> </w:t>
+      </w:r>
+      <w:r>
+        <w:t xml:space="preserve">take seriously, and who we hold responsible when things go wrong. A system described as "just</w:t>
+      </w:r>
+      <w:r>
+        <w:t xml:space="preserve"> </w:t>
+      </w:r>
+      <w:r>
+        <w:t xml:space="preserve">software" invites one set of ethical questions; "an intelligent agent" or "potentially</w:t>
+      </w:r>
+      <w:r>
+        <w:t xml:space="preserve"> </w:t>
+      </w:r>
+      <w:r>
+        <w:t xml:space="preserve">conscious" invites entirely different ones.</w:t>
       </w:r>
     </w:p>
     <w:bookmarkStart w:id="23" w:name="the-moving-goalposts-problem"/>
@@ -298,7 +280,7 @@
         <w:pStyle w:val="FirstParagraph"/>
       </w:pPr>
       <w:r>
-        <w:t xml:space="preserve">There is a well-known pattern in the history of AI sometimes called</w:t>
+        <w:t xml:space="preserve">One pattern recurs, sometimes called</w:t>
       </w:r>
       <w:r>
         <w:t xml:space="preserve"> </w:t>
@@ -314,31 +296,37 @@
         <w:t xml:space="preserve"> </w:t>
       </w:r>
       <w:r>
-        <w:t xml:space="preserve">after computer scientist Larry Tesler: "AI is whatever hasn't been done yet." (Tesler's own</w:t>
-      </w:r>
-      <w:r>
-        <w:t xml:space="preserve"> </w:t>
-      </w:r>
-      <w:r>
-        <w:t xml:space="preserve">wording was slightly different — "Intelligence is whatever machines haven't done yet" — but the</w:t>
-      </w:r>
-      <w:r>
-        <w:t xml:space="preserve"> </w:t>
-      </w:r>
-      <w:r>
-        <w:t xml:space="preserve">snappier version, popularized by Douglas Hofstadter, is the one that stuck.) Whenever an AI</w:t>
-      </w:r>
-      <w:r>
-        <w:t xml:space="preserve"> </w:t>
-      </w:r>
-      <w:r>
-        <w:t xml:space="preserve">system succeeds at a task once thought to require genuine intelligence, that task tends to get</w:t>
-      </w:r>
-      <w:r>
-        <w:t xml:space="preserve"> </w:t>
-      </w:r>
-      <w:r>
-        <w:t xml:space="preserve">reclassified as "mere computation" — not real intelligence after all.</w:t>
+        <w:t xml:space="preserve">after the computer</w:t>
+      </w:r>
+      <w:r>
+        <w:t xml:space="preserve"> </w:t>
+      </w:r>
+      <w:r>
+        <w:t xml:space="preserve">scientist Larry Tesler: "AI is whatever hasn't been done yet." (Tesler's own wording was</w:t>
+      </w:r>
+      <w:r>
+        <w:t xml:space="preserve"> </w:t>
+      </w:r>
+      <w:r>
+        <w:t xml:space="preserve">"Intelligence is whatever machines haven't done yet"; the snappier version, popularized by</w:t>
+      </w:r>
+      <w:r>
+        <w:t xml:space="preserve"> </w:t>
+      </w:r>
+      <w:r>
+        <w:t xml:space="preserve">Douglas Hofstadter, is the one that stuck.) Whenever an AI system succeeds at a task once</w:t>
+      </w:r>
+      <w:r>
+        <w:t xml:space="preserve"> </w:t>
+      </w:r>
+      <w:r>
+        <w:t xml:space="preserve">thought to require genuine intelligence, that task tends to get reclassified as "mere</w:t>
+      </w:r>
+      <w:r>
+        <w:t xml:space="preserve"> </w:t>
+      </w:r>
+      <w:r>
+        <w:t xml:space="preserve">computation."</w:t>
       </w:r>
     </w:p>
     <w:p>
@@ -599,37 +587,19 @@
         <w:pStyle w:val="BodyText"/>
       </w:pPr>
       <w:r>
-        <w:t xml:space="preserve">The paradox embedded in this pattern is philosophically significant. It suggests that "AI" functions</w:t>
-      </w:r>
-      <w:r>
-        <w:t xml:space="preserve"> </w:t>
-      </w:r>
-      <w:r>
-        <w:t xml:space="preserve">less as a stable category and more as a placeholder for unsolved problems. When we solve them, we</w:t>
-      </w:r>
-      <w:r>
-        <w:t xml:space="preserve"> </w:t>
-      </w:r>
-      <w:r>
-        <w:t xml:space="preserve">discover — or decide — that we never had genuine intelligence to begin with. This makes "artificial</w:t>
-      </w:r>
-      <w:r>
-        <w:t xml:space="preserve"> </w:t>
-      </w:r>
-      <w:r>
-        <w:t xml:space="preserve">intelligence" nearly impossible to achieve by definition: success disqualifies. Understanding this</w:t>
-      </w:r>
-      <w:r>
-        <w:t xml:space="preserve"> </w:t>
-      </w:r>
-      <w:r>
-        <w:t xml:space="preserve">pattern helps explain why debates about whether current large language models are "truly" intelligent</w:t>
-      </w:r>
-      <w:r>
-        <w:t xml:space="preserve"> </w:t>
-      </w:r>
-      <w:r>
-        <w:t xml:space="preserve">are so heated and often so unresolvable.</w:t>
+        <w:t xml:space="preserve">The pattern suggests that "AI" functions less as a stable category than as a placeholder for</w:t>
+      </w:r>
+      <w:r>
+        <w:t xml:space="preserve"> </w:t>
+      </w:r>
+      <w:r>
+        <w:t xml:space="preserve">unsolved problems: success disqualifies. That is why debates about whether current large</w:t>
+      </w:r>
+      <w:r>
+        <w:t xml:space="preserve"> </w:t>
+      </w:r>
+      <w:r>
+        <w:t xml:space="preserve">language models are "truly" intelligent are so heated and so often unresolvable.</w:t>
       </w:r>
     </w:p>
     <w:p>
@@ -645,19 +615,19 @@
         <w:pStyle w:val="DefinitionBody"/>
       </w:pPr>
       <w:r>
-        <w:t xml:space="preserve">"AI is whatever hasn't been done yet." Once an AI system successfully performs a task,</w:t>
-      </w:r>
-      <w:r>
-        <w:t xml:space="preserve"> </w:t>
-      </w:r>
-      <w:r>
-        <w:t xml:space="preserve">that task is retroactively reclassified as "mere computation" — not genuine intelligence.</w:t>
-      </w:r>
-      <w:r>
-        <w:t xml:space="preserve"> </w:t>
-      </w:r>
-      <w:r>
-        <w:t xml:space="preserve">The goalposts move with every success, making AI an ever-retreating horizon.</w:t>
+        <w:t xml:space="preserve">"AI is whatever hasn't been done yet." Once a system performs a task successfully, that task</w:t>
+      </w:r>
+      <w:r>
+        <w:t xml:space="preserve"> </w:t>
+      </w:r>
+      <w:r>
+        <w:t xml:space="preserve">is retroactively reclassified as "mere computation." The goalposts move with every success,</w:t>
+      </w:r>
+      <w:r>
+        <w:t xml:space="preserve"> </w:t>
+      </w:r>
+      <w:r>
+        <w:t xml:space="preserve">making AI an ever-retreating horizon.</w:t>
       </w:r>
     </w:p>
     <w:bookmarkEnd w:id="23"/>
@@ -675,19 +645,13 @@
         <w:pStyle w:val="FirstParagraph"/>
       </w:pPr>
       <w:r>
-        <w:t xml:space="preserve">Contemporary AI discourse employs several overlapping distinctions, each of which carries</w:t>
-      </w:r>
-      <w:r>
-        <w:t xml:space="preserve"> </w:t>
-      </w:r>
-      <w:r>
-        <w:t xml:space="preserve">different philosophical commitments and practical implications. Understanding them is essential</w:t>
-      </w:r>
-      <w:r>
-        <w:t xml:space="preserve"> </w:t>
-      </w:r>
-      <w:r>
-        <w:t xml:space="preserve">to navigating debates about AI capabilities and ethics.</w:t>
+        <w:t xml:space="preserve">Contemporary AI discourse employs several overlapping distinctions, each carrying different</w:t>
+      </w:r>
+      <w:r>
+        <w:t xml:space="preserve"> </w:t>
+      </w:r>
+      <w:r>
+        <w:t xml:space="preserve">philosophical commitments and practical implications.</w:t>
       </w:r>
     </w:p>
     <w:p>
@@ -939,16 +903,7 @@
         <w:t xml:space="preserve">narrow</w:t>
       </w:r>
       <w:r>
-        <w:t xml:space="preserve"> </w:t>
-      </w:r>
-      <w:r>
-        <w:t xml:space="preserve">(they excel at specific tasks but fail badly</w:t>
-      </w:r>
-      <w:r>
-        <w:t xml:space="preserve"> </w:t>
-      </w:r>
-      <w:r>
-        <w:t xml:space="preserve">outside them),</w:t>
+        <w:t xml:space="preserve">,</w:t>
       </w:r>
       <w:r>
         <w:t xml:space="preserve"> </w:t>
@@ -964,13 +919,7 @@
         <w:t xml:space="preserve"> </w:t>
       </w:r>
       <w:r>
-        <w:t xml:space="preserve">in Searle's sense (they simulate intelligent behavior without</w:t>
-      </w:r>
-      <w:r>
-        <w:t xml:space="preserve"> </w:t>
-      </w:r>
-      <w:r>
-        <w:t xml:space="preserve">anyone seriously claiming they have minds),</w:t>
+        <w:t xml:space="preserve">in Searle's sense,</w:t>
       </w:r>
       <w:r>
         <w:t xml:space="preserve"> </w:t>
@@ -983,16 +932,7 @@
         <w:t xml:space="preserve">connectionist</w:t>
       </w:r>
       <w:r>
-        <w:t xml:space="preserve"> </w:t>
-      </w:r>
-      <w:r>
-        <w:t xml:space="preserve">(based on neural networks</w:t>
-      </w:r>
-      <w:r>
-        <w:t xml:space="preserve"> </w:t>
-      </w:r>
-      <w:r>
-        <w:t xml:space="preserve">trained on data rather than hand-coded rules), and increasingly</w:t>
+        <w:t xml:space="preserve">, and increasingly</w:t>
       </w:r>
       <w:r>
         <w:t xml:space="preserve"> </w:t>
@@ -1008,25 +948,25 @@
         <w:t xml:space="preserve"> </w:t>
       </w:r>
       <w:r>
-        <w:t xml:space="preserve">(capable</w:t>
-      </w:r>
-      <w:r>
-        <w:t xml:space="preserve"> </w:t>
-      </w:r>
-      <w:r>
-        <w:t xml:space="preserve">of taking sequences of actions toward goals, not just responding to single queries). These</w:t>
-      </w:r>
-      <w:r>
-        <w:t xml:space="preserve"> </w:t>
-      </w:r>
-      <w:r>
-        <w:t xml:space="preserve">characteristics interact: a narrow, connectionist system that acts agentically in a constrained</w:t>
-      </w:r>
-      <w:r>
-        <w:t xml:space="preserve"> </w:t>
-      </w:r>
-      <w:r>
-        <w:t xml:space="preserve">domain raises different ethical questions than one that might approach general capability.</w:t>
+        <w:t xml:space="preserve">— taking sequences of actions</w:t>
+      </w:r>
+      <w:r>
+        <w:t xml:space="preserve"> </w:t>
+      </w:r>
+      <w:r>
+        <w:t xml:space="preserve">toward goals rather than answering single queries. A narrow, connectionist system acting</w:t>
+      </w:r>
+      <w:r>
+        <w:t xml:space="preserve"> </w:t>
+      </w:r>
+      <w:r>
+        <w:t xml:space="preserve">agentically in a constrained domain raises different ethical questions than one approaching</w:t>
+      </w:r>
+      <w:r>
+        <w:t xml:space="preserve"> </w:t>
+      </w:r>
+      <w:r>
+        <w:t xml:space="preserve">general capability.</w:t>
       </w:r>
     </w:p>
     <w:p>
@@ -1046,19 +986,13 @@
         <w:pStyle w:val="Compact"/>
       </w:pPr>
       <w:r>
-        <w:t xml:space="preserve">Tesler's Theorem says "AI is whatever hasn't been done yet." Do you find this</w:t>
-      </w:r>
-      <w:r>
-        <w:t xml:space="preserve"> </w:t>
-      </w:r>
-      <w:r>
-        <w:t xml:space="preserve">pattern troubling, or does it show that "AI" is just a name for problems at</w:t>
-      </w:r>
-      <w:r>
-        <w:t xml:space="preserve"> </w:t>
-      </w:r>
-      <w:r>
-        <w:t xml:space="preserve">the frontier of computing — and that's fine?</w:t>
+        <w:t xml:space="preserve">Tesler's Theorem says "AI is whatever hasn't been done yet." Is that troubling, or is</w:t>
+      </w:r>
+      <w:r>
+        <w:t xml:space="preserve"> </w:t>
+      </w:r>
+      <w:r>
+        <w:t xml:space="preserve">it a fair name for whatever sits at the frontier of computing?</w:t>
       </w:r>
     </w:p>
     <w:p>
@@ -1070,19 +1004,13 @@
         <w:pStyle w:val="Compact"/>
       </w:pPr>
       <w:r>
-        <w:t xml:space="preserve">Pick one piece of software you used today. Which side of each distinction in</w:t>
-      </w:r>
-      <w:r>
-        <w:t xml:space="preserve"> </w:t>
-      </w:r>
-      <w:r>
-        <w:t xml:space="preserve">Table 7.2 does it fall on? Were any of the four distinctions hard to apply, and</w:t>
-      </w:r>
-      <w:r>
-        <w:t xml:space="preserve"> </w:t>
-      </w:r>
-      <w:r>
-        <w:t xml:space="preserve">what does that difficulty tell you?</w:t>
+        <w:t xml:space="preserve">Pick one piece of software you used today. Which side of each distinction in Table 7.2</w:t>
+      </w:r>
+      <w:r>
+        <w:t xml:space="preserve"> </w:t>
+      </w:r>
+      <w:r>
+        <w:t xml:space="preserve">does it fall on, and which of the four was hardest to apply?</w:t>
       </w:r>
     </w:p>
     <w:p>
@@ -1094,43 +1022,13 @@
         <w:pStyle w:val="Compact"/>
       </w:pPr>
       <w:r>
-        <w:t xml:space="preserve">Suppose a legislature has to write the word "AI" into a statute. Which of the</w:t>
-      </w:r>
-      <w:r>
-        <w:t xml:space="preserve"> </w:t>
-      </w:r>
-      <w:r>
-        <w:t xml:space="preserve">distinctions in this section would you want the drafters to use, and which would</w:t>
-      </w:r>
-      <w:r>
-        <w:t xml:space="preserve"> </w:t>
-      </w:r>
-      <w:r>
-        <w:t xml:space="preserve">you want them to avoid? Why?</w:t>
-      </w:r>
-    </w:p>
-    <w:p>
-      <w:pPr>
-        <w:numPr>
-          <w:ilvl w:val="0"/>
-          <w:numId w:val="1002"/>
-        </w:numPr>
-        <w:pStyle w:val="Compact"/>
-      </w:pPr>
-      <w:r>
-        <w:t xml:space="preserve">Steelman the opposite view: make the strongest case that "artificial intelligence"</w:t>
-      </w:r>
-      <w:r>
-        <w:t xml:space="preserve"> </w:t>
-      </w:r>
-      <w:r>
-        <w:t xml:space="preserve">is a marketing term with no stable content, and that we should stop using it in</w:t>
-      </w:r>
-      <w:r>
-        <w:t xml:space="preserve"> </w:t>
-      </w:r>
-      <w:r>
-        <w:t xml:space="preserve">serious argument altogether.</w:t>
+        <w:t xml:space="preserve">Steelman the opposite view: that "artificial intelligence" is a marketing term with no</w:t>
+      </w:r>
+      <w:r>
+        <w:t xml:space="preserve"> </w:t>
+      </w:r>
+      <w:r>
+        <w:t xml:space="preserve">stable content, and we should stop using it in serious argument.</w:t>
       </w:r>
     </w:p>
     <w:bookmarkEnd w:id="24"/>
@@ -1151,31 +1049,19 @@
         <w:pStyle w:val="FirstParagraph"/>
       </w:pPr>
       <w:r>
-        <w:t xml:space="preserve">Artificial intelligence did not arrive suddenly with ChatGPT. It has a rich and humbling history —</w:t>
-      </w:r>
-      <w:r>
-        <w:t xml:space="preserve"> </w:t>
-      </w:r>
-      <w:r>
-        <w:t xml:space="preserve">a story of genuine breakthroughs, spectacular overpromises, funding collapses, and patient</w:t>
-      </w:r>
-      <w:r>
-        <w:t xml:space="preserve"> </w:t>
-      </w:r>
-      <w:r>
-        <w:t xml:space="preserve">rebuilding. Understanding this history reveals not just how current AI came to be, but recurring</w:t>
-      </w:r>
-      <w:r>
-        <w:t xml:space="preserve"> </w:t>
-      </w:r>
-      <w:r>
-        <w:t xml:space="preserve">patterns about what happens when a technology fails to meet expectations and what it takes to</w:t>
-      </w:r>
-      <w:r>
-        <w:t xml:space="preserve"> </w:t>
-      </w:r>
-      <w:r>
-        <w:t xml:space="preserve">eventually deliver on its promises.</w:t>
+        <w:t xml:space="preserve">Artificial intelligence did not arrive suddenly with ChatGPT. It has a rich and humbling</w:t>
+      </w:r>
+      <w:r>
+        <w:t xml:space="preserve"> </w:t>
+      </w:r>
+      <w:r>
+        <w:t xml:space="preserve">history — genuine breakthroughs, spectacular overpromises, funding collapses, patient</w:t>
+      </w:r>
+      <w:r>
+        <w:t xml:space="preserve"> </w:t>
+      </w:r>
+      <w:r>
+        <w:t xml:space="preserve">rebuilding — and the pattern repeats often enough to be worth learning.</w:t>
       </w:r>
     </w:p>
     <w:bookmarkStart w:id="31" w:name="prehistory-dreams-of-artificial-minds"/>
@@ -1192,37 +1078,25 @@
         <w:pStyle w:val="FirstParagraph"/>
       </w:pPr>
       <w:r>
-        <w:t xml:space="preserve">The dream of artificial intelligence is ancient. Greek mythology featured Hephaestus, the</w:t>
-      </w:r>
-      <w:r>
-        <w:t xml:space="preserve"> </w:t>
-      </w:r>
-      <w:r>
-        <w:t xml:space="preserve">blacksmith god, who forged golden robots to assist him in his workshop. Medieval engineers</w:t>
-      </w:r>
-      <w:r>
-        <w:t xml:space="preserve"> </w:t>
-      </w:r>
-      <w:r>
-        <w:t xml:space="preserve">built elaborate clockwork automata — mechanical figures that could mime human actions.</w:t>
-      </w:r>
-      <w:r>
-        <w:t xml:space="preserve"> </w:t>
-      </w:r>
-      <w:r>
-        <w:t xml:space="preserve">Descartes speculated that animals might be nothing more than very sophisticated machines.</w:t>
-      </w:r>
-      <w:r>
-        <w:t xml:space="preserve"> </w:t>
-      </w:r>
-      <w:r>
-        <w:t xml:space="preserve">What these visions share is a persistent intuition that intelligence might be separable</w:t>
-      </w:r>
-      <w:r>
-        <w:t xml:space="preserve"> </w:t>
-      </w:r>
-      <w:r>
-        <w:t xml:space="preserve">from biology — that the right arrangement of parts could produce the right behavior.</w:t>
+        <w:t xml:space="preserve">The dream is ancient. Greek mythology gave Hephaestus golden robots to assist him in his</w:t>
+      </w:r>
+      <w:r>
+        <w:t xml:space="preserve"> </w:t>
+      </w:r>
+      <w:r>
+        <w:t xml:space="preserve">workshop; medieval engineers built clockwork automata that mimed human actions; Descartes</w:t>
+      </w:r>
+      <w:r>
+        <w:t xml:space="preserve"> </w:t>
+      </w:r>
+      <w:r>
+        <w:t xml:space="preserve">speculated that animals might be nothing more than sophisticated machines. What these visions</w:t>
+      </w:r>
+      <w:r>
+        <w:t xml:space="preserve"> </w:t>
+      </w:r>
+      <w:r>
+        <w:t xml:space="preserve">share is the intuition that intelligence might be separable from biology.</w:t>
       </w:r>
     </w:p>
     <w:p>
@@ -1230,7 +1104,7 @@
         <w:pStyle w:val="BodyText"/>
       </w:pPr>
       <w:r>
-        <w:t xml:space="preserve">The modern story begins in the seventeenth century with Leibniz's vision of a</w:t>
+        <w:t xml:space="preserve">The modern story begins with Leibniz's vision of a</w:t>
       </w:r>
       <w:r>
         <w:t xml:space="preserve"> </w:t>
@@ -1246,31 +1120,31 @@
         <w:t xml:space="preserve"> </w:t>
       </w:r>
       <w:r>
-        <w:t xml:space="preserve">— a machine that could perform logical reasoning and resolve</w:t>
-      </w:r>
-      <w:r>
-        <w:t xml:space="preserve"> </w:t>
-      </w:r>
-      <w:r>
-        <w:t xml:space="preserve">disputes by calculation rather than argument. Two centuries later, Charles Babbage designed</w:t>
-      </w:r>
-      <w:r>
-        <w:t xml:space="preserve"> </w:t>
-      </w:r>
-      <w:r>
-        <w:t xml:space="preserve">the Analytical Engine (1837), a mechanical general-purpose computer that was never built</w:t>
-      </w:r>
-      <w:r>
-        <w:t xml:space="preserve"> </w:t>
-      </w:r>
-      <w:r>
-        <w:t xml:space="preserve">in his lifetime. It was in notes on this machine that the first serious philosophical argument</w:t>
-      </w:r>
-      <w:r>
-        <w:t xml:space="preserve"> </w:t>
-      </w:r>
-      <w:r>
-        <w:t xml:space="preserve">about machine intelligence appeared.</w:t>
+        <w:t xml:space="preserve">— a machine</w:t>
+      </w:r>
+      <w:r>
+        <w:t xml:space="preserve"> </w:t>
+      </w:r>
+      <w:r>
+        <w:t xml:space="preserve">that could resolve disputes by calculation rather than argument. Two centuries later Charles</w:t>
+      </w:r>
+      <w:r>
+        <w:t xml:space="preserve"> </w:t>
+      </w:r>
+      <w:r>
+        <w:t xml:space="preserve">Babbage designed the Analytical Engine (1837), a mechanical general-purpose computer never</w:t>
+      </w:r>
+      <w:r>
+        <w:t xml:space="preserve"> </w:t>
+      </w:r>
+      <w:r>
+        <w:t xml:space="preserve">built in his lifetime. It was in notes on this machine that the first serious philosophical</w:t>
+      </w:r>
+      <w:r>
+        <w:t xml:space="preserve"> </w:t>
+      </w:r>
+      <w:r>
+        <w:t xml:space="preserve">argument about machine intelligence appeared.</w:t>
       </w:r>
     </w:p>
     <w:p>
@@ -1349,49 +1223,31 @@
         <w:pStyle w:val="KeyThinker"/>
       </w:pPr>
       <w:r>
-        <w:t xml:space="preserve">Ada Lovelace — daughter of the poet Lord Byron, educated in mathematics by her mother</w:t>
-      </w:r>
-      <w:r>
-        <w:t xml:space="preserve"> </w:t>
-      </w:r>
-      <w:r>
-        <w:t xml:space="preserve">to counteract what her mother feared were dangerous poetic tendencies — collaborated</w:t>
-      </w:r>
-      <w:r>
-        <w:t xml:space="preserve"> </w:t>
-      </w:r>
-      <w:r>
-        <w:t xml:space="preserve">with Charles Babbage on his Analytical Engine in the 1840s. Her 1843 notes on the</w:t>
-      </w:r>
-      <w:r>
-        <w:t xml:space="preserve"> </w:t>
-      </w:r>
-      <w:r>
-        <w:t xml:space="preserve">machine, published under her initials "A.A.L.," contain what is widely regarded as</w:t>
-      </w:r>
-      <w:r>
-        <w:t xml:space="preserve"> </w:t>
-      </w:r>
-      <w:r>
-        <w:t xml:space="preserve">the first computer algorithm. She also foresaw that such a machine could manipulate</w:t>
-      </w:r>
-      <w:r>
-        <w:t xml:space="preserve"> </w:t>
-      </w:r>
-      <w:r>
-        <w:t xml:space="preserve">symbols of any kind — not just numbers — anticipating the generality of modern computers.</w:t>
-      </w:r>
-      <w:r>
-        <w:t xml:space="preserve"> </w:t>
-      </w:r>
-      <w:r>
-        <w:t xml:space="preserve">The Ada programming language, developed for the US Department of Defense, was named in</w:t>
-      </w:r>
-      <w:r>
-        <w:t xml:space="preserve"> </w:t>
-      </w:r>
-      <w:r>
-        <w:t xml:space="preserve">her honor in 1979; its 1980 military standard was numbered MIL-STD-1815 after her year of birth.</w:t>
+        <w:t xml:space="preserve">Ada Lovelace — daughter of the poet Lord Byron, educated in mathematics by a mother who</w:t>
+      </w:r>
+      <w:r>
+        <w:t xml:space="preserve"> </w:t>
+      </w:r>
+      <w:r>
+        <w:t xml:space="preserve">feared she had inherited dangerous poetic tendencies — collaborated with Charles Babbage</w:t>
+      </w:r>
+      <w:r>
+        <w:t xml:space="preserve"> </w:t>
+      </w:r>
+      <w:r>
+        <w:t xml:space="preserve">on his Analytical Engine in the 1840s. Her 1843 notes contain what is widely regarded as</w:t>
+      </w:r>
+      <w:r>
+        <w:t xml:space="preserve"> </w:t>
+      </w:r>
+      <w:r>
+        <w:t xml:space="preserve">the first computer algorithm, and she foresaw that such a machine could manipulate symbols</w:t>
+      </w:r>
+      <w:r>
+        <w:t xml:space="preserve"> </w:t>
+      </w:r>
+      <w:r>
+        <w:t xml:space="preserve">of any kind, not just numbers.</w:t>
       </w:r>
     </w:p>
     <w:p>
@@ -1415,37 +1271,31 @@
         <w:t xml:space="preserve"> </w:t>
       </w:r>
       <w:r>
-        <w:t xml:space="preserve">do.</w:t>
-      </w:r>
-      <w:r>
-        <w:t xml:space="preserve"> </w:t>
-      </w:r>
-      <w:r>
-        <w:t xml:space="preserve">Her central claim — sometimes called "Lady Lovelace's Objection" — is that the</w:t>
-      </w:r>
-      <w:r>
-        <w:t xml:space="preserve"> </w:t>
-      </w:r>
-      <w:r>
-        <w:t xml:space="preserve">Analytical Engine "has no pretensions whatever to originate any thing." Machines, she argued, can</w:t>
-      </w:r>
-      <w:r>
-        <w:t xml:space="preserve"> </w:t>
-      </w:r>
-      <w:r>
-        <w:t xml:space="preserve">only do what we know how to order them to perform. They execute our instructions;</w:t>
-      </w:r>
-      <w:r>
-        <w:t xml:space="preserve"> </w:t>
-      </w:r>
-      <w:r>
-        <w:t xml:space="preserve">they do not originate ideas. This objection to the possibility of machine creativity</w:t>
-      </w:r>
-      <w:r>
-        <w:t xml:space="preserve"> </w:t>
-      </w:r>
-      <w:r>
-        <w:t xml:space="preserve">and genuine intelligence remains one of the most cited in the philosophy of AI.</w:t>
+        <w:t xml:space="preserve">do. Her</w:t>
+      </w:r>
+      <w:r>
+        <w:t xml:space="preserve"> </w:t>
+      </w:r>
+      <w:r>
+        <w:t xml:space="preserve">central claim — "Lady Lovelace's Objection" — is that the Analytical Engine "has no</w:t>
+      </w:r>
+      <w:r>
+        <w:t xml:space="preserve"> </w:t>
+      </w:r>
+      <w:r>
+        <w:t xml:space="preserve">pretensions whatever to originate any thing." Machines can only do what we know how to</w:t>
+      </w:r>
+      <w:r>
+        <w:t xml:space="preserve"> </w:t>
+      </w:r>
+      <w:r>
+        <w:t xml:space="preserve">order them to perform: they execute instructions; they do not originate ideas. It remains</w:t>
+      </w:r>
+      <w:r>
+        <w:t xml:space="preserve"> </w:t>
+      </w:r>
+      <w:r>
+        <w:t xml:space="preserve">one of the most cited objections in the philosophy of AI.</w:t>
       </w:r>
     </w:p>
     <w:p>
@@ -1453,31 +1303,13 @@
         <w:pStyle w:val="KeyThinker"/>
       </w:pPr>
       <w:r>
-        <w:t xml:space="preserve">Lovelace's objection is still alive in contemporary debates. When people argue that</w:t>
-      </w:r>
-      <w:r>
-        <w:t xml:space="preserve"> </w:t>
-      </w:r>
-      <w:r>
-        <w:t xml:space="preserve">large language models are "merely predicting the next token" or "just recombining</w:t>
-      </w:r>
-      <w:r>
-        <w:t xml:space="preserve"> </w:t>
-      </w:r>
-      <w:r>
-        <w:t xml:space="preserve">patterns from training data," they are essentially invoking her position. Whether</w:t>
-      </w:r>
-      <w:r>
-        <w:t xml:space="preserve"> </w:t>
-      </w:r>
-      <w:r>
-        <w:t xml:space="preserve">her argument succeeds depends on contested questions about what "originating" means</w:t>
-      </w:r>
-      <w:r>
-        <w:t xml:space="preserve"> </w:t>
-      </w:r>
-      <w:r>
-        <w:t xml:space="preserve">and whether sufficiently complex recombination constitutes genuine creation.</w:t>
+        <w:t xml:space="preserve">The objection is still alive: when people say large language models are "merely predicting the</w:t>
+      </w:r>
+      <w:r>
+        <w:t xml:space="preserve"> </w:t>
+      </w:r>
+      <w:r>
+        <w:t xml:space="preserve">next token," they are invoking her position.</w:t>
       </w:r>
     </w:p>
     <w:bookmarkEnd w:id="31"/>
@@ -1542,25 +1374,25 @@
         <w:pStyle w:val="ImageCaption"/>
       </w:pPr>
       <w:r>
-        <w:t xml:space="preserve">Alan Turing, aged 16, c. 1928. Before computers existed, Turing proved the theoretical</w:t>
-      </w:r>
-      <w:r>
-        <w:t xml:space="preserve"> </w:t>
-      </w:r>
-      <w:r>
-        <w:t xml:space="preserve">limits of computation (1936), then helped win World War II by cracking the Enigma cipher</w:t>
-      </w:r>
-      <w:r>
-        <w:t xml:space="preserve"> </w:t>
-      </w:r>
-      <w:r>
-        <w:t xml:space="preserve">at Bletchley Park. His 1950 paper proposing the Turing Test remains the most influential</w:t>
-      </w:r>
-      <w:r>
-        <w:t xml:space="preserve"> </w:t>
-      </w:r>
-      <w:r>
-        <w:t xml:space="preserve">single document in the philosophy of artificial intelligence. Turing family photo. Public domain.</w:t>
+        <w:t xml:space="preserve">Alan Turing, aged 16, c. 1928. Before computers existed, Turing proved the theoretical limits</w:t>
+      </w:r>
+      <w:r>
+        <w:t xml:space="preserve"> </w:t>
+      </w:r>
+      <w:r>
+        <w:t xml:space="preserve">of computation (1936), then helped crack the Enigma cipher at Bletchley Park. His 1950 paper</w:t>
+      </w:r>
+      <w:r>
+        <w:t xml:space="preserve"> </w:t>
+      </w:r>
+      <w:r>
+        <w:t xml:space="preserve">proposing the Turing Test remains the most influential single document in the philosophy of</w:t>
+      </w:r>
+      <w:r>
+        <w:t xml:space="preserve"> </w:t>
+      </w:r>
+      <w:r>
+        <w:t xml:space="preserve">artificial intelligence. Turing family photo. Public domain.</w:t>
       </w:r>
     </w:p>
     <w:p>
@@ -1568,61 +1400,49 @@
         <w:pStyle w:val="BodyText"/>
       </w:pPr>
       <w:r>
-        <w:t xml:space="preserve">Alan Turing (1912–1954) is the figure who transformed the dream of thinking machines into</w:t>
-      </w:r>
-      <w:r>
-        <w:t xml:space="preserve"> </w:t>
-      </w:r>
-      <w:r>
-        <w:t xml:space="preserve">a rigorous scientific question. In 1936, before electronic computers existed, Turing laid the</w:t>
-      </w:r>
-      <w:r>
-        <w:t xml:space="preserve"> </w:t>
-      </w:r>
-      <w:r>
-        <w:t xml:space="preserve">theoretical foundations of computation in "On Computable Numbers," introducing the Universal</w:t>
-      </w:r>
-      <w:r>
-        <w:t xml:space="preserve"> </w:t>
-      </w:r>
-      <w:r>
-        <w:t xml:space="preserve">Turing Machine — a simple abstract device that could, in principle, compute anything computable —</w:t>
-      </w:r>
-      <w:r>
-        <w:t xml:space="preserve"> </w:t>
-      </w:r>
-      <w:r>
-        <w:t xml:space="preserve">and proving that some precisely stated mathematical questions cannot be settled by any procedure</w:t>
-      </w:r>
-      <w:r>
-        <w:t xml:space="preserve"> </w:t>
-      </w:r>
-      <w:r>
-        <w:t xml:space="preserve">at all. During World War II, he led Hut 8, the Bletchley Park section attacking German naval</w:t>
-      </w:r>
-      <w:r>
-        <w:t xml:space="preserve"> </w:t>
-      </w:r>
-      <w:r>
-        <w:t xml:space="preserve">Enigma, and designed the electromechanical "Bombe" that made the attack practical. Historians</w:t>
-      </w:r>
-      <w:r>
-        <w:t xml:space="preserve"> </w:t>
-      </w:r>
-      <w:r>
-        <w:t xml:space="preserve">of the codebreaking effort have credited it with shortening the war by two to four years.</w:t>
-      </w:r>
-      <w:r>
-        <w:t xml:space="preserve"> </w:t>
-      </w:r>
-      <w:r>
-        <w:t xml:space="preserve">In 1950, he published "Computing Machinery and Intelligence,"</w:t>
-      </w:r>
-      <w:r>
-        <w:t xml:space="preserve"> </w:t>
-      </w:r>
-      <w:r>
-        <w:t xml:space="preserve">the paper that launched the philosophy of artificial intelligence.</w:t>
+        <w:t xml:space="preserve">Alan Turing (1912–1954) turned the dream of thinking machines into a rigorous scientific</w:t>
+      </w:r>
+      <w:r>
+        <w:t xml:space="preserve"> </w:t>
+      </w:r>
+      <w:r>
+        <w:t xml:space="preserve">question. In 1936, before electronic computers existed, "On Computable Numbers" laid the</w:t>
+      </w:r>
+      <w:r>
+        <w:t xml:space="preserve"> </w:t>
+      </w:r>
+      <w:r>
+        <w:t xml:space="preserve">foundations of computation, introducing the Universal Turing Machine and proving that some</w:t>
+      </w:r>
+      <w:r>
+        <w:t xml:space="preserve"> </w:t>
+      </w:r>
+      <w:r>
+        <w:t xml:space="preserve">precisely stated mathematical questions cannot be settled by any procedure at all. During</w:t>
+      </w:r>
+      <w:r>
+        <w:t xml:space="preserve"> </w:t>
+      </w:r>
+      <w:r>
+        <w:t xml:space="preserve">World War II he led Hut 8 at Bletchley Park, attacking German naval Enigma; historians have</w:t>
+      </w:r>
+      <w:r>
+        <w:t xml:space="preserve"> </w:t>
+      </w:r>
+      <w:r>
+        <w:t xml:space="preserve">credited the codebreaking effort with shortening the war by two to four years. In 1950 he</w:t>
+      </w:r>
+      <w:r>
+        <w:t xml:space="preserve"> </w:t>
+      </w:r>
+      <w:r>
+        <w:t xml:space="preserve">published "Computing Machinery and Intelligence," the paper that launched the philosophy of</w:t>
+      </w:r>
+      <w:r>
+        <w:t xml:space="preserve"> </w:t>
+      </w:r>
+      <w:r>
+        <w:t xml:space="preserve">AI.</w:t>
       </w:r>
       <w:r>
         <w:t xml:space="preserve"> </w:t>
@@ -1636,67 +1456,49 @@
         <w:pStyle w:val="BodyText"/>
       </w:pPr>
       <w:r>
-        <w:t xml:space="preserve">Turing's approach to the question of machine intelligence was characteristically pragmatic.</w:t>
-      </w:r>
-      <w:r>
-        <w:t xml:space="preserve"> </w:t>
-      </w:r>
-      <w:r>
-        <w:t xml:space="preserve">Rather than attempting to define "thinking" — a concept he considered too vague to be</w:t>
-      </w:r>
-      <w:r>
-        <w:t xml:space="preserve"> </w:t>
-      </w:r>
-      <w:r>
-        <w:t xml:space="preserve">useful — he proposed replacing it with a behavioral test: the Imitation Game, now known</w:t>
-      </w:r>
-      <w:r>
-        <w:t xml:space="preserve"> </w:t>
-      </w:r>
-      <w:r>
-        <w:t xml:space="preserve">as the Turing Test. If a machine could converse via text in a way indistinguishable from</w:t>
-      </w:r>
-      <w:r>
-        <w:t xml:space="preserve"> </w:t>
-      </w:r>
-      <w:r>
-        <w:t xml:space="preserve">a human, there would be no principled reason to deny it intelligence. He predicted that in</w:t>
-      </w:r>
-      <w:r>
-        <w:t xml:space="preserve"> </w:t>
-      </w:r>
-      <w:r>
-        <w:t xml:space="preserve">about fifty years' time — so, around 2000 — an average interrogator would have no better than</w:t>
-      </w:r>
-      <w:r>
-        <w:t xml:space="preserve"> </w:t>
-      </w:r>
-      <w:r>
-        <w:t xml:space="preserve">a 70% chance of identifying the machine correctly after five minutes of questioning. Nothing</w:t>
-      </w:r>
-      <w:r>
-        <w:t xml:space="preserve"> </w:t>
-      </w:r>
-      <w:r>
-        <w:t xml:space="preserve">in 2000 clearly met that bar. The first controlled study to report a machine passing the</w:t>
-      </w:r>
-      <w:r>
-        <w:t xml:space="preserve"> </w:t>
-      </w:r>
-      <w:r>
-        <w:t xml:space="preserve">standard three-party version of the test was published in 2025 by Cameron Jones and Benjamin</w:t>
-      </w:r>
-      <w:r>
-        <w:t xml:space="preserve"> </w:t>
-      </w:r>
-      <w:r>
-        <w:t xml:space="preserve">Bergen at the University of California, San Diego, in which a leading language model prompted</w:t>
-      </w:r>
-      <w:r>
-        <w:t xml:space="preserve"> </w:t>
-      </w:r>
-      <w:r>
-        <w:t xml:space="preserve">to adopt a human persona was judged to be the human 73% of the time</w:t>
+        <w:t xml:space="preserve">Turing's approach was characteristically pragmatic. Rather than define "thinking," a concept he</w:t>
+      </w:r>
+      <w:r>
+        <w:t xml:space="preserve"> </w:t>
+      </w:r>
+      <w:r>
+        <w:t xml:space="preserve">considered too vague to be useful, he proposed a behavioral test: the Imitation Game, set out</w:t>
+      </w:r>
+      <w:r>
+        <w:t xml:space="preserve"> </w:t>
+      </w:r>
+      <w:r>
+        <w:t xml:space="preserve">in Part III. He predicted that in about fifty years' time</w:t>
+      </w:r>
+      <w:r>
+        <w:t xml:space="preserve"> </w:t>
+      </w:r>
+      <w:r>
+        <w:t xml:space="preserve">— so, around 2000 — an average interrogator would have no better than a 70% chance of</w:t>
+      </w:r>
+      <w:r>
+        <w:t xml:space="preserve"> </w:t>
+      </w:r>
+      <w:r>
+        <w:t xml:space="preserve">identifying the machine correctly after five minutes of questioning. Nothing in 2000 clearly</w:t>
+      </w:r>
+      <w:r>
+        <w:t xml:space="preserve"> </w:t>
+      </w:r>
+      <w:r>
+        <w:t xml:space="preserve">met that bar. The first controlled study to report a machine passing the standard three-party</w:t>
+      </w:r>
+      <w:r>
+        <w:t xml:space="preserve"> </w:t>
+      </w:r>
+      <w:r>
+        <w:t xml:space="preserve">version came in 2025, from Cameron Jones and Benjamin Bergen: a leading model prompted to</w:t>
+      </w:r>
+      <w:r>
+        <w:t xml:space="preserve"> </w:t>
+      </w:r>
+      <w:r>
+        <w:t xml:space="preserve">adopt a human persona was judged to be the human 73% of the time</w:t>
       </w:r>
       <w:r>
         <w:t xml:space="preserve"> </w:t>
@@ -1705,19 +1507,13 @@
         <w:t xml:space="preserve">(Jones &amp; Bergen, 2025)</w:t>
       </w:r>
       <w:r>
-        <w:t xml:space="preserve">. Turing was roughly a</w:t>
-      </w:r>
-      <w:r>
-        <w:t xml:space="preserve"> </w:t>
-      </w:r>
-      <w:r>
-        <w:t xml:space="preserve">quarter-century optimistic — and, as we will see, what such a result actually shows remains</w:t>
-      </w:r>
-      <w:r>
-        <w:t xml:space="preserve"> </w:t>
-      </w:r>
-      <w:r>
-        <w:t xml:space="preserve">exactly as contested as it was in 1950.</w:t>
+        <w:t xml:space="preserve">. Turing was roughly a quarter-century</w:t>
+      </w:r>
+      <w:r>
+        <w:t xml:space="preserve"> </w:t>
+      </w:r>
+      <w:r>
+        <w:t xml:space="preserve">optimistic — and what such a result shows remains as contested as in 1950.</w:t>
       </w:r>
     </w:p>
     <w:p>
@@ -1731,37 +1527,25 @@
         <w:t xml:space="preserve"> </w:t>
       </w:r>
       <w:r>
-        <w:t xml:space="preserve">homosexuality, then a criminal offense. He was subjected to chemical castration as a</w:t>
-      </w:r>
-      <w:r>
-        <w:t xml:space="preserve"> </w:t>
-      </w:r>
-      <w:r>
-        <w:t xml:space="preserve">condition of avoiding prison. He died in 1954 — a probable suicide, though the exact</w:t>
-      </w:r>
-      <w:r>
-        <w:t xml:space="preserve"> </w:t>
-      </w:r>
-      <w:r>
-        <w:t xml:space="preserve">circumstances remain disputed. He received a royal pardon posthumously in 2013. The</w:t>
-      </w:r>
-      <w:r>
-        <w:t xml:space="preserve"> </w:t>
-      </w:r>
-      <w:r>
-        <w:t xml:space="preserve">story of Turing is inseparable from the history of AI: the father of the field was</w:t>
-      </w:r>
-      <w:r>
-        <w:t xml:space="preserve"> </w:t>
-      </w:r>
-      <w:r>
-        <w:t xml:space="preserve">destroyed by his own government, a reminder that the people who build transformative</w:t>
-      </w:r>
-      <w:r>
-        <w:t xml:space="preserve"> </w:t>
-      </w:r>
-      <w:r>
-        <w:t xml:space="preserve">technologies are themselves vulnerable to the social structures around them.</w:t>
+        <w:t xml:space="preserve">homosexuality, then a criminal offense, and he was subjected to chemical castration as a</w:t>
+      </w:r>
+      <w:r>
+        <w:t xml:space="preserve"> </w:t>
+      </w:r>
+      <w:r>
+        <w:t xml:space="preserve">condition of avoiding prison. He died in 1954 — a probable suicide, though the circumstances</w:t>
+      </w:r>
+      <w:r>
+        <w:t xml:space="preserve"> </w:t>
+      </w:r>
+      <w:r>
+        <w:t xml:space="preserve">remain disputed — and received a royal pardon in 2013. The father of the field was destroyed</w:t>
+      </w:r>
+      <w:r>
+        <w:t xml:space="preserve"> </w:t>
+      </w:r>
+      <w:r>
+        <w:t xml:space="preserve">by his own government.</w:t>
       </w:r>
     </w:p>
     <w:bookmarkEnd w:id="35"/>
@@ -1827,25 +1611,19 @@
         <w:pStyle w:val="BodyText"/>
       </w:pPr>
       <w:r>
-        <w:t xml:space="preserve">This founding document is remarkable for its ambition and its confidence. McCarthy and his</w:t>
-      </w:r>
-      <w:r>
-        <w:t xml:space="preserve"> </w:t>
-      </w:r>
-      <w:r>
-        <w:t xml:space="preserve">colleagues believed that a two-month effort could make serious progress on machine learning,</w:t>
-      </w:r>
-      <w:r>
-        <w:t xml:space="preserve"> </w:t>
-      </w:r>
-      <w:r>
-        <w:t xml:space="preserve">natural language processing, and artificial neural networks. The timelines proved wildly</w:t>
-      </w:r>
-      <w:r>
-        <w:t xml:space="preserve"> </w:t>
-      </w:r>
-      <w:r>
-        <w:t xml:space="preserve">optimistic — but the research agenda proved remarkably durable.</w:t>
+        <w:t xml:space="preserve">The confidence is remarkable: a two-month effort was expected to make serious progress on</w:t>
+      </w:r>
+      <w:r>
+        <w:t xml:space="preserve"> </w:t>
+      </w:r>
+      <w:r>
+        <w:t xml:space="preserve">machine learning, natural language processing, and artificial neural networks. The timelines</w:t>
+      </w:r>
+      <w:r>
+        <w:t xml:space="preserve"> </w:t>
+      </w:r>
+      <w:r>
+        <w:t xml:space="preserve">proved wildly optimistic; the research agenda proved remarkably durable.</w:t>
       </w:r>
     </w:p>
     <w:p>
@@ -1894,19 +1672,19 @@
         <w:t xml:space="preserve">(Haugeland, 1985)</w:t>
       </w:r>
       <w:r>
-        <w:t xml:space="preserve">. The core idea was that intelligence consists of</w:t>
-      </w:r>
-      <w:r>
-        <w:t xml:space="preserve"> </w:t>
-      </w:r>
-      <w:r>
-        <w:t xml:space="preserve">manipulating symbols according to explicit rules. Allen Newell and Herbert Simon's Logic</w:t>
-      </w:r>
-      <w:r>
-        <w:t xml:space="preserve"> </w:t>
-      </w:r>
-      <w:r>
-        <w:t xml:space="preserve">Theorist (1956) proved theorems from Whitehead and Russell's</w:t>
+        <w:t xml:space="preserve">.</w:t>
+      </w:r>
+      <w:r>
+        <w:t xml:space="preserve"> </w:t>
+      </w:r>
+      <w:r>
+        <w:t xml:space="preserve">Intelligence, on this view, consists of manipulating symbols according to explicit rules.</w:t>
+      </w:r>
+      <w:r>
+        <w:t xml:space="preserve"> </w:t>
+      </w:r>
+      <w:r>
+        <w:t xml:space="preserve">Newell and Simon's Logic Theorist (1956) proved theorems from</w:t>
       </w:r>
       <w:r>
         <w:t xml:space="preserve"> </w:t>
@@ -1925,19 +1703,7 @@
         <w:t xml:space="preserve"> </w:t>
       </w:r>
       <w:r>
-        <w:t xml:space="preserve">their General Problem Solver (1959) attempted domain-general reasoning. Terry Winograd's</w:t>
-      </w:r>
-      <w:r>
-        <w:t xml:space="preserve"> </w:t>
-      </w:r>
-      <w:r>
-        <w:t xml:space="preserve">SHRDLU (1970) could follow natural language commands</w:t>
-      </w:r>
-      <w:r>
-        <w:t xml:space="preserve"> </w:t>
-      </w:r>
-      <w:r>
-        <w:t xml:space="preserve">in a simple blocks-world environment with impressive fluency.</w:t>
+        <w:t xml:space="preserve">Terry Winograd's SHRDLU (1970) followed natural language commands in a blocks world.</w:t>
       </w:r>
     </w:p>
     <w:bookmarkEnd w:id="36"/>
@@ -1967,13 +1733,7 @@
         <w:t xml:space="preserve"> </w:t>
       </w:r>
       <w:r>
-        <w:t xml:space="preserve">predictions about general capability; the predictions failed to materialize; funders</w:t>
-      </w:r>
-      <w:r>
-        <w:t xml:space="preserve"> </w:t>
-      </w:r>
-      <w:r>
-        <w:t xml:space="preserve">withdrew; researchers regrouped.</w:t>
+        <w:t xml:space="preserve">predictions about general capability; the predictions failed; funders withdrew.</w:t>
       </w:r>
     </w:p>
     <w:p>
@@ -1990,7 +1750,7 @@
               <a:graphicData uri="http://schemas.openxmlformats.org/drawingml/2006/picture">
                 <pic:pic>
                   <pic:nvPicPr>
-                    <pic:cNvPr descr="/tmp/docx-build-87TwSJ/ch07_ai_intro-diagrams/diag_0.png" id="39" name="Picture"/>
+                    <pic:cNvPr descr="/tmp/docx-build-7NZiS3/ch07_ai_intro-diagrams/diag_0.png" id="39" name="Picture"/>
                     <pic:cNvPicPr>
                       <a:picLocks noChangeArrowheads="1" noChangeAspect="1"/>
                     </pic:cNvPicPr>
@@ -2028,19 +1788,19 @@
         <w:pStyle w:val="ImageCaption"/>
       </w:pPr>
       <w:r>
-        <w:t xml:space="preserve">Figure 7.1 — The rhythm of AI development: periods of optimism and breakthrough</w:t>
-      </w:r>
-      <w:r>
-        <w:t xml:space="preserve"> </w:t>
-      </w:r>
-      <w:r>
-        <w:t xml:space="preserve">alternating with funding collapses driven by unmet expectations. Each recovery has</w:t>
-      </w:r>
-      <w:r>
-        <w:t xml:space="preserve"> </w:t>
-      </w:r>
-      <w:r>
-        <w:t xml:space="preserve">been based on a fundamentally different technical approach.</w:t>
+        <w:t xml:space="preserve">Figure 7.1 — The rhythm of AI development: optimism and breakthrough alternating with funding</w:t>
+      </w:r>
+      <w:r>
+        <w:t xml:space="preserve"> </w:t>
+      </w:r>
+      <w:r>
+        <w:t xml:space="preserve">collapses driven by unmet expectations. Each recovery has rested on a different technical</w:t>
+      </w:r>
+      <w:r>
+        <w:t xml:space="preserve"> </w:t>
+      </w:r>
+      <w:r>
+        <w:t xml:space="preserve">approach.</w:t>
       </w:r>
     </w:p>
     <w:p>
@@ -2048,43 +1808,37 @@
         <w:pStyle w:val="BodyText"/>
       </w:pPr>
       <w:r>
-        <w:t xml:space="preserve">The Expert Systems era of the 1980s illustrated a recurring lesson about the gap between</w:t>
-      </w:r>
-      <w:r>
-        <w:t xml:space="preserve"> </w:t>
-      </w:r>
-      <w:r>
-        <w:t xml:space="preserve">narrow and general intelligence. MYCIN, built at Stanford during the 1970s, recommended</w:t>
-      </w:r>
-      <w:r>
-        <w:t xml:space="preserve"> </w:t>
-      </w:r>
-      <w:r>
-        <w:t xml:space="preserve">antibiotic therapies for blood infections; in a blinded 1979 evaluation its recommendations</w:t>
-      </w:r>
-      <w:r>
-        <w:t xml:space="preserve"> </w:t>
-      </w:r>
-      <w:r>
-        <w:t xml:space="preserve">were rated acceptable at least as often as those of Stanford faculty — though it was never</w:t>
-      </w:r>
-      <w:r>
-        <w:t xml:space="preserve"> </w:t>
-      </w:r>
-      <w:r>
-        <w:t xml:space="preserve">used on actual patients. DENDRAL could identify chemical structures from mass</w:t>
-      </w:r>
-      <w:r>
-        <w:t xml:space="preserve"> </w:t>
-      </w:r>
-      <w:r>
-        <w:t xml:space="preserve">spectrometry data. XCON saved Digital Equipment Corporation tens of millions of dollars a</w:t>
-      </w:r>
-      <w:r>
-        <w:t xml:space="preserve"> </w:t>
-      </w:r>
-      <w:r>
-        <w:t xml:space="preserve">year by configuring computer orders. These were genuine, commercially valuable achievements.</w:t>
+        <w:t xml:space="preserve">The Expert Systems era of the 1980s illustrated the gap between narrow and general</w:t>
+      </w:r>
+      <w:r>
+        <w:t xml:space="preserve"> </w:t>
+      </w:r>
+      <w:r>
+        <w:t xml:space="preserve">intelligence. MYCIN, built at Stanford in the 1970s, recommended antibiotic therapies for</w:t>
+      </w:r>
+      <w:r>
+        <w:t xml:space="preserve"> </w:t>
+      </w:r>
+      <w:r>
+        <w:t xml:space="preserve">blood infections; in a blinded 1979 evaluation its recommendations were rated acceptable at</w:t>
+      </w:r>
+      <w:r>
+        <w:t xml:space="preserve"> </w:t>
+      </w:r>
+      <w:r>
+        <w:t xml:space="preserve">least as often as those of Stanford faculty — though it was never used on actual patients.</w:t>
+      </w:r>
+      <w:r>
+        <w:t xml:space="preserve"> </w:t>
+      </w:r>
+      <w:r>
+        <w:t xml:space="preserve">DENDRAL identified chemical structures from mass spectrometry data; XCON saved Digital</w:t>
+      </w:r>
+      <w:r>
+        <w:t xml:space="preserve"> </w:t>
+      </w:r>
+      <w:r>
+        <w:t xml:space="preserve">Equipment Corporation tens of millions a year configuring computer orders.</w:t>
       </w:r>
     </w:p>
     <w:p>
@@ -2092,37 +1846,25 @@
         <w:pStyle w:val="BodyText"/>
       </w:pPr>
       <w:r>
-        <w:t xml:space="preserve">But expert systems failed for a structural reason: the "knowledge bottleneck." Every</w:t>
-      </w:r>
-      <w:r>
-        <w:t xml:space="preserve"> </w:t>
-      </w:r>
-      <w:r>
-        <w:t xml:space="preserve">rule had to be hand-coded by laboriously extracting expertise from domain specialists.</w:t>
-      </w:r>
-      <w:r>
-        <w:t xml:space="preserve"> </w:t>
-      </w:r>
-      <w:r>
-        <w:t xml:space="preserve">The systems were brittle — they worked within their training domain and failed</w:t>
-      </w:r>
-      <w:r>
-        <w:t xml:space="preserve"> </w:t>
-      </w:r>
-      <w:r>
-        <w:t xml:space="preserve">catastrophically just outside it. A rule base assembled from adult cases had no way of</w:t>
-      </w:r>
-      <w:r>
-        <w:t xml:space="preserve"> </w:t>
-      </w:r>
-      <w:r>
-        <w:t xml:space="preserve">knowing that it should not be applied unchanged to a six-year-old. The fundamental problem</w:t>
-      </w:r>
-      <w:r>
-        <w:t xml:space="preserve"> </w:t>
-      </w:r>
-      <w:r>
-        <w:t xml:space="preserve">was that human expertise is largely</w:t>
+        <w:t xml:space="preserve">But expert systems failed for a structural reason: the "knowledge bottleneck." Every rule had</w:t>
+      </w:r>
+      <w:r>
+        <w:t xml:space="preserve"> </w:t>
+      </w:r>
+      <w:r>
+        <w:t xml:space="preserve">to be hand-coded by extracting expertise from domain specialists, and the result was brittle —</w:t>
+      </w:r>
+      <w:r>
+        <w:t xml:space="preserve"> </w:t>
+      </w:r>
+      <w:r>
+        <w:t xml:space="preserve">a rule base assembled from adult cases had no way of knowing it should not be applied to a</w:t>
+      </w:r>
+      <w:r>
+        <w:t xml:space="preserve"> </w:t>
+      </w:r>
+      <w:r>
+        <w:t xml:space="preserve">six-year-old. The deeper problem is that human expertise is largely</w:t>
       </w:r>
       <w:r>
         <w:t xml:space="preserve"> </w:t>
@@ -2135,28 +1877,19 @@
         <w:t xml:space="preserve">tacit</w:t>
       </w:r>
       <w:r>
-        <w:t xml:space="preserve"> </w:t>
-      </w:r>
-      <w:r>
-        <w:t xml:space="preserve">— experts cannot fully articulate</w:t>
-      </w:r>
-      <w:r>
-        <w:t xml:space="preserve"> </w:t>
-      </w:r>
-      <w:r>
-        <w:t xml:space="preserve">what they know, which makes it very hard to extract and encode. That bottleneck did not</w:t>
-      </w:r>
-      <w:r>
-        <w:t xml:space="preserve"> </w:t>
-      </w:r>
-      <w:r>
-        <w:t xml:space="preserve">disappear when the marketing improved, as the most expensive medical AI project of the</w:t>
-      </w:r>
-      <w:r>
-        <w:t xml:space="preserve"> </w:t>
-      </w:r>
-      <w:r>
-        <w:t xml:space="preserve">following generation demonstrated.</w:t>
+        <w:t xml:space="preserve">: experts</w:t>
+      </w:r>
+      <w:r>
+        <w:t xml:space="preserve"> </w:t>
+      </w:r>
+      <w:r>
+        <w:t xml:space="preserve">cannot fully articulate what they know. The bottleneck did not disappear when the marketing</w:t>
+      </w:r>
+      <w:r>
+        <w:t xml:space="preserve"> </w:t>
+      </w:r>
+      <w:r>
+        <w:t xml:space="preserve">improved, as the next generation's most expensive medical AI project showed.</w:t>
       </w:r>
     </w:p>
     <w:p>
@@ -2208,25 +1941,19 @@
         <w:t xml:space="preserve"> </w:t>
       </w:r>
       <w:r>
-        <w:t xml:space="preserve">Cancer Center began building an "Oncology Expert Advisor" with IBM; IBM separately trained</w:t>
-      </w:r>
-      <w:r>
-        <w:t xml:space="preserve"> </w:t>
-      </w:r>
-      <w:r>
-        <w:t xml:space="preserve">a commercial product, Watson for Oncology, with clinicians at Memorial Sloan Kettering.</w:t>
-      </w:r>
-      <w:r>
-        <w:t xml:space="preserve"> </w:t>
-      </w:r>
-      <w:r>
-        <w:t xml:space="preserve">The promise was that a machine could read the entire oncology literature and recommend</w:t>
-      </w:r>
-      <w:r>
-        <w:t xml:space="preserve"> </w:t>
-      </w:r>
-      <w:r>
-        <w:t xml:space="preserve">treatments no single physician could keep up with.</w:t>
+        <w:t xml:space="preserve">Cancer Center began building an "Oncology Expert Advisor" with IBM, which separately trained</w:t>
+      </w:r>
+      <w:r>
+        <w:t xml:space="preserve"> </w:t>
+      </w:r>
+      <w:r>
+        <w:t xml:space="preserve">a commercial product, Watson for Oncology, with clinicians at Memorial Sloan Kettering. The</w:t>
+      </w:r>
+      <w:r>
+        <w:t xml:space="preserve"> </w:t>
+      </w:r>
+      <w:r>
+        <w:t xml:space="preserve">promise was a machine that could read the entire oncology literature.</w:t>
       </w:r>
     </w:p>
     <w:p>
@@ -2240,31 +1967,25 @@
         <w:t xml:space="preserve"> </w:t>
       </w:r>
       <w:r>
-        <w:t xml:space="preserve">roughly $62 million on the project, that it had never been integrated with the hospital's</w:t>
-      </w:r>
-      <w:r>
-        <w:t xml:space="preserve"> </w:t>
-      </w:r>
-      <w:r>
-        <w:t xml:space="preserve">electronic medical records, and that it had never been used on a patient. The contract was</w:t>
-      </w:r>
-      <w:r>
-        <w:t xml:space="preserve"> </w:t>
-      </w:r>
-      <w:r>
-        <w:t xml:space="preserve">allowed to lapse. In July 2018, STAT News obtained internal IBM presentations from the</w:t>
-      </w:r>
-      <w:r>
-        <w:t xml:space="preserve"> </w:t>
-      </w:r>
-      <w:r>
-        <w:t xml:space="preserve">previous year showing that Watson for Oncology had produced "unsafe and incorrect"</w:t>
-      </w:r>
-      <w:r>
-        <w:t xml:space="preserve"> </w:t>
-      </w:r>
-      <w:r>
-        <w:t xml:space="preserve">treatment recommendations</w:t>
+        <w:t xml:space="preserve">roughly $62 million, that the system had never been integrated with the hospital's medical</w:t>
+      </w:r>
+      <w:r>
+        <w:t xml:space="preserve"> </w:t>
+      </w:r>
+      <w:r>
+        <w:t xml:space="preserve">records, and that it had never been used on a patient; the contract lapsed. In July 2018,</w:t>
+      </w:r>
+      <w:r>
+        <w:t xml:space="preserve"> </w:t>
+      </w:r>
+      <w:r>
+        <w:t xml:space="preserve">STAT News obtained internal IBM presentations showing that Watson for Oncology had produced</w:t>
+      </w:r>
+      <w:r>
+        <w:t xml:space="preserve"> </w:t>
+      </w:r>
+      <w:r>
+        <w:t xml:space="preserve">"unsafe and incorrect" treatment recommendations</w:t>
       </w:r>
       <w:r>
         <w:t xml:space="preserve"> </w:t>
@@ -2273,13 +1994,13 @@
         <w:t xml:space="preserve">(Ross &amp; Swetlitz, 2018)</w:t>
       </w:r>
       <w:r>
-        <w:t xml:space="preserve">. The cause was instructive: rather than learning from real</w:t>
-      </w:r>
-      <w:r>
-        <w:t xml:space="preserve"> </w:t>
-      </w:r>
-      <w:r>
-        <w:t xml:space="preserve">patient records, the system had been trained on a small number of</w:t>
+        <w:t xml:space="preserve">. The cause was instructive: it had been</w:t>
+      </w:r>
+      <w:r>
+        <w:t xml:space="preserve"> </w:t>
+      </w:r>
+      <w:r>
+        <w:t xml:space="preserve">trained not on real patient records but on a small number of</w:t>
       </w:r>
       <w:r>
         <w:t xml:space="preserve"> </w:t>
@@ -2295,19 +2016,19 @@
         <w:t xml:space="preserve"> </w:t>
       </w:r>
       <w:r>
-        <w:t xml:space="preserve">cases written by a handful of specialists, so it reproduced those specialists' preferences</w:t>
-      </w:r>
-      <w:r>
-        <w:t xml:space="preserve"> </w:t>
-      </w:r>
-      <w:r>
-        <w:t xml:space="preserve">and blind spots and presented them with the authority of a machine. IBM sold the Watson</w:t>
-      </w:r>
-      <w:r>
-        <w:t xml:space="preserve"> </w:t>
-      </w:r>
-      <w:r>
-        <w:t xml:space="preserve">Health assets in 2022.</w:t>
+        <w:t xml:space="preserve">cases</w:t>
+      </w:r>
+      <w:r>
+        <w:t xml:space="preserve"> </w:t>
+      </w:r>
+      <w:r>
+        <w:t xml:space="preserve">written by a handful of specialists, so it reproduced their preferences and blind spots with</w:t>
+      </w:r>
+      <w:r>
+        <w:t xml:space="preserve"> </w:t>
+      </w:r>
+      <w:r>
+        <w:t xml:space="preserve">the authority of a machine. IBM sold Watson Health in 2022.</w:t>
       </w:r>
     </w:p>
     <w:p>
@@ -2321,19 +2042,19 @@
         <w:t xml:space="preserve"> </w:t>
       </w:r>
       <w:r>
-        <w:t xml:space="preserve">methods. But it failed in the 1980s way. The expertise still had to come from somewhere, and</w:t>
-      </w:r>
-      <w:r>
-        <w:t xml:space="preserve"> </w:t>
-      </w:r>
-      <w:r>
-        <w:t xml:space="preserve">what got encoded was not "all of oncology" but the tacit judgments of a few people in a few</w:t>
-      </w:r>
-      <w:r>
-        <w:t xml:space="preserve"> </w:t>
-      </w:r>
-      <w:r>
-        <w:t xml:space="preserve">rooms. The knowledge bottleneck had been obscured, not overcome.</w:t>
+        <w:t xml:space="preserve">methods — but it failed in the 1980s way. What got encoded was not "all of oncology" but</w:t>
+      </w:r>
+      <w:r>
+        <w:t xml:space="preserve"> </w:t>
+      </w:r>
+      <w:r>
+        <w:t xml:space="preserve">the tacit judgments of a few people in a few rooms. The knowledge bottleneck had been</w:t>
+      </w:r>
+      <w:r>
+        <w:t xml:space="preserve"> </w:t>
+      </w:r>
+      <w:r>
+        <w:t xml:space="preserve">obscured, not overcome.</w:t>
       </w:r>
     </w:p>
     <w:bookmarkEnd w:id="40"/>
@@ -2351,25 +2072,19 @@
         <w:pStyle w:val="FirstParagraph"/>
       </w:pPr>
       <w:r>
-        <w:t xml:space="preserve">The solution to the knowledge bottleneck was to change the question. Instead of asking</w:t>
-      </w:r>
-      <w:r>
-        <w:t xml:space="preserve"> </w:t>
-      </w:r>
-      <w:r>
-        <w:t xml:space="preserve">"how do we encode what humans know?" machine learning asks "how do we build systems</w:t>
-      </w:r>
-      <w:r>
-        <w:t xml:space="preserve"> </w:t>
-      </w:r>
-      <w:r>
-        <w:t xml:space="preserve">that learn from data?" Rather than programming intelligence, you create conditions</w:t>
-      </w:r>
-      <w:r>
-        <w:t xml:space="preserve"> </w:t>
-      </w:r>
-      <w:r>
-        <w:t xml:space="preserve">for it to emerge from examples.</w:t>
+        <w:t xml:space="preserve">The solution to the knowledge bottleneck was to change the question. Instead of asking "how do</w:t>
+      </w:r>
+      <w:r>
+        <w:t xml:space="preserve"> </w:t>
+      </w:r>
+      <w:r>
+        <w:t xml:space="preserve">we encode what humans know?" machine learning asks "how do we build systems that learn from</w:t>
+      </w:r>
+      <w:r>
+        <w:t xml:space="preserve"> </w:t>
+      </w:r>
+      <w:r>
+        <w:t xml:space="preserve">data?"</w:t>
       </w:r>
     </w:p>
     <w:p>
@@ -2572,19 +2287,13 @@
         <w:t xml:space="preserve"> </w:t>
       </w:r>
       <w:r>
-        <w:t xml:space="preserve">writes the rules; people choose the data, the labels, or the reward, and the system works out</w:t>
-      </w:r>
-      <w:r>
-        <w:t xml:space="preserve"> </w:t>
-      </w:r>
-      <w:r>
-        <w:t xml:space="preserve">the rules for itself. That shift is what dissolved the knowledge bottleneck — and it is also</w:t>
-      </w:r>
-      <w:r>
-        <w:t xml:space="preserve"> </w:t>
-      </w:r>
-      <w:r>
-        <w:t xml:space="preserve">why questions about training data, labeling labor, and reward design became</w:t>
+        <w:t xml:space="preserve">writes the rules; people choose the data, the labels, or the reward. That is why questions</w:t>
+      </w:r>
+      <w:r>
+        <w:t xml:space="preserve"> </w:t>
+      </w:r>
+      <w:r>
+        <w:t xml:space="preserve">about training data, labeling labor, and reward design became</w:t>
       </w:r>
       <w:r>
         <w:t xml:space="preserve"> </w:t>
@@ -2600,7 +2309,13 @@
         <w:t xml:space="preserve"> </w:t>
       </w:r>
       <w:r>
-        <w:t xml:space="preserve">questions rather than merely technical ones.</w:t>
+        <w:t xml:space="preserve">questions</w:t>
+      </w:r>
+      <w:r>
+        <w:t xml:space="preserve"> </w:t>
+      </w:r>
+      <w:r>
+        <w:t xml:space="preserve">rather than merely technical ones.</w:t>
       </w:r>
     </w:p>
     <w:p>
@@ -2616,13 +2331,13 @@
         <w:pStyle w:val="DefinitionBody"/>
       </w:pPr>
       <w:r>
-        <w:t xml:space="preserve">A network of simple units ("neurons") arranged in layers. Each unit adds up the numbers</w:t>
-      </w:r>
-      <w:r>
-        <w:t xml:space="preserve"> </w:t>
-      </w:r>
-      <w:r>
-        <w:t xml:space="preserve">coming into it, each multiplied by an adjustable</w:t>
+        <w:t xml:space="preserve">A network of simple units ("neurons") in layers. Each unit adds up the numbers coming into</w:t>
+      </w:r>
+      <w:r>
+        <w:t xml:space="preserve"> </w:t>
+      </w:r>
+      <w:r>
+        <w:t xml:space="preserve">it, each multiplied by an adjustable</w:t>
       </w:r>
       <w:r>
         <w:t xml:space="preserve"> </w:t>
@@ -2635,31 +2350,25 @@
         <w:t xml:space="preserve">weight</w:t>
       </w:r>
       <w:r>
-        <w:t xml:space="preserve">, and passes the result on if</w:t>
-      </w:r>
-      <w:r>
-        <w:t xml:space="preserve"> </w:t>
-      </w:r>
-      <w:r>
-        <w:t xml:space="preserve">it is large enough. Training means repeatedly nudging those weights so the network's output</w:t>
-      </w:r>
-      <w:r>
-        <w:t xml:space="preserve"> </w:t>
-      </w:r>
-      <w:r>
-        <w:t xml:space="preserve">gets closer to the desired one. Nothing in the network stores a rule or a fact; what it</w:t>
-      </w:r>
-      <w:r>
-        <w:t xml:space="preserve"> </w:t>
-      </w:r>
-      <w:r>
-        <w:t xml:space="preserve">stores is a very large list of numbers. The name is borrowed from biology, but the</w:t>
-      </w:r>
-      <w:r>
-        <w:t xml:space="preserve"> </w:t>
-      </w:r>
-      <w:r>
-        <w:t xml:space="preserve">resemblance to actual brains is loose.</w:t>
+        <w:t xml:space="preserve">, and passes the result on if it is</w:t>
+      </w:r>
+      <w:r>
+        <w:t xml:space="preserve"> </w:t>
+      </w:r>
+      <w:r>
+        <w:t xml:space="preserve">large enough. Training means nudging those weights until the output gets closer to the</w:t>
+      </w:r>
+      <w:r>
+        <w:t xml:space="preserve"> </w:t>
+      </w:r>
+      <w:r>
+        <w:t xml:space="preserve">desired one. Nothing stores a rule or a fact; what is stored is a very large list of</w:t>
+      </w:r>
+      <w:r>
+        <w:t xml:space="preserve"> </w:t>
+      </w:r>
+      <w:r>
+        <w:t xml:space="preserve">numbers.</w:t>
       </w:r>
     </w:p>
     <w:p>
@@ -2667,13 +2376,13 @@
         <w:pStyle w:val="BodyText"/>
       </w:pPr>
       <w:r>
-        <w:t xml:space="preserve">The current deep learning revolution traces to a single moment: AlexNet's victory in the</w:t>
-      </w:r>
-      <w:r>
-        <w:t xml:space="preserve"> </w:t>
-      </w:r>
-      <w:r>
-        <w:t xml:space="preserve">2012 ImageNet competition. A deep neural network trained on consumer graphics cards cut the</w:t>
+        <w:t xml:space="preserve">The current deep learning revolution traces to a single moment: AlexNet's victory in the 2012</w:t>
+      </w:r>
+      <w:r>
+        <w:t xml:space="preserve"> </w:t>
+      </w:r>
+      <w:r>
+        <w:t xml:space="preserve">ImageNet competition. A deep neural network trained on consumer graphics cards cut the</w:t>
       </w:r>
       <w:r>
         <w:t xml:space="preserve"> </w:t>
@@ -2685,37 +2394,19 @@
         <w:t xml:space="preserve"> </w:t>
       </w:r>
       <w:r>
-        <w:t xml:space="preserve">The result was not just a technical achievement but a paradigm shift. Deep learning — neural</w:t>
-      </w:r>
-      <w:r>
-        <w:t xml:space="preserve"> </w:t>
-      </w:r>
-      <w:r>
-        <w:t xml:space="preserve">networks with many layers — suddenly had a compelling proof of concept at scale. The</w:t>
-      </w:r>
-      <w:r>
-        <w:t xml:space="preserve"> </w:t>
-      </w:r>
-      <w:r>
-        <w:t xml:space="preserve">three ingredients that made it possible were: vastly more training data (from the internet),</w:t>
-      </w:r>
-      <w:r>
-        <w:t xml:space="preserve"> </w:t>
-      </w:r>
-      <w:r>
-        <w:t xml:space="preserve">vastly more computing power (from GPUs), and better training techniques (backpropagation,</w:t>
-      </w:r>
-      <w:r>
-        <w:t xml:space="preserve"> </w:t>
-      </w:r>
-      <w:r>
-        <w:t xml:space="preserve">rectified linear activations, and dropout, later joined by innovations such as batch</w:t>
-      </w:r>
-      <w:r>
-        <w:t xml:space="preserve"> </w:t>
-      </w:r>
-      <w:r>
-        <w:t xml:space="preserve">normalization).</w:t>
+        <w:t xml:space="preserve">Three ingredients made it possible: far more training data (from the internet), far more</w:t>
+      </w:r>
+      <w:r>
+        <w:t xml:space="preserve"> </w:t>
+      </w:r>
+      <w:r>
+        <w:t xml:space="preserve">computing power (from GPUs), and better training techniques (backpropagation, rectified linear</w:t>
+      </w:r>
+      <w:r>
+        <w:t xml:space="preserve"> </w:t>
+      </w:r>
+      <w:r>
+        <w:t xml:space="preserve">activations, dropout).</w:t>
       </w:r>
     </w:p>
     <w:p>
@@ -2729,13 +2420,13 @@
         <w:t xml:space="preserve"> </w:t>
       </w:r>
       <w:r>
-        <w:t xml:space="preserve">transformer architecture, introduced in a paper titled "Attention Is All You Need," enabled</w:t>
-      </w:r>
-      <w:r>
-        <w:t xml:space="preserve"> </w:t>
-      </w:r>
-      <w:r>
-        <w:t xml:space="preserve">training language models at scales previously impossible</w:t>
+        <w:t xml:space="preserve">transformer architecture, introduced in "Attention Is All You Need," made training language</w:t>
+      </w:r>
+      <w:r>
+        <w:t xml:space="preserve"> </w:t>
+      </w:r>
+      <w:r>
+        <w:t xml:space="preserve">models at previously impossible scales practical</w:t>
       </w:r>
       <w:r>
         <w:t xml:space="preserve"> </w:t>
@@ -2744,13 +2435,7 @@
         <w:t xml:space="preserve">(Vaswani et al., 2017)</w:t>
       </w:r>
       <w:r>
-        <w:t xml:space="preserve">.</w:t>
-      </w:r>
-      <w:r>
-        <w:t xml:space="preserve"> </w:t>
-      </w:r>
-      <w:r>
-        <w:t xml:space="preserve">Its central trick,</w:t>
+        <w:t xml:space="preserve">. Its central trick,</w:t>
       </w:r>
       <w:r>
         <w:t xml:space="preserve"> </w:t>
@@ -2763,73 +2448,49 @@
         <w:t xml:space="preserve">attention</w:t>
       </w:r>
       <w:r>
-        <w:t xml:space="preserve">, lets the network decide, for every word it is</w:t>
-      </w:r>
-      <w:r>
-        <w:t xml:space="preserve"> </w:t>
-      </w:r>
-      <w:r>
-        <w:t xml:space="preserve">processing, how much weight to give every other word in the passage — so that "it" can be</w:t>
-      </w:r>
-      <w:r>
-        <w:t xml:space="preserve"> </w:t>
-      </w:r>
-      <w:r>
-        <w:t xml:space="preserve">connected to the right noun forty words earlier. Because those comparisons can all be done at</w:t>
-      </w:r>
-      <w:r>
-        <w:t xml:space="preserve"> </w:t>
-      </w:r>
-      <w:r>
-        <w:t xml:space="preserve">once rather than one word after another, transformers train efficiently on very large numbers</w:t>
-      </w:r>
-      <w:r>
-        <w:t xml:space="preserve"> </w:t>
-      </w:r>
-      <w:r>
-        <w:t xml:space="preserve">of processors, which is what made internet-scale training practical. The model is then trained</w:t>
-      </w:r>
-      <w:r>
-        <w:t xml:space="preserve"> </w:t>
-      </w:r>
-      <w:r>
-        <w:t xml:space="preserve">on an enormously simple task: predict the next chunk of text. Everything else the system</w:t>
-      </w:r>
-      <w:r>
-        <w:t xml:space="preserve"> </w:t>
-      </w:r>
-      <w:r>
-        <w:t xml:space="preserve">appears to do is a side effect of getting very good at that.</w:t>
-      </w:r>
-      <w:r>
-        <w:t xml:space="preserve"> </w:t>
-      </w:r>
-      <w:r>
-        <w:t xml:space="preserve">GPT-3 (2020) was widely read as showing that scaling alone produced</w:t>
-      </w:r>
-      <w:r>
-        <w:t xml:space="preserve"> </w:t>
-      </w:r>
-      <w:r>
-        <w:t xml:space="preserve">"emergent" capabilities — abilities that appeared suddenly at large scale without being</w:t>
-      </w:r>
-      <w:r>
-        <w:t xml:space="preserve"> </w:t>
-      </w:r>
-      <w:r>
-        <w:t xml:space="preserve">explicitly trained. That reading is contested: later work argued that many apparent</w:t>
-      </w:r>
-      <w:r>
-        <w:t xml:space="preserve"> </w:t>
-      </w:r>
-      <w:r>
-        <w:t xml:space="preserve">discontinuities are artifacts of the all-or-nothing metrics researchers chose, and that the</w:t>
-      </w:r>
-      <w:r>
-        <w:t xml:space="preserve"> </w:t>
-      </w:r>
-      <w:r>
-        <w:t xml:space="preserve">underlying improvement is smooth</w:t>
+        <w:t xml:space="preserve">, lets the</w:t>
+      </w:r>
+      <w:r>
+        <w:t xml:space="preserve"> </w:t>
+      </w:r>
+      <w:r>
+        <w:t xml:space="preserve">network decide, for every word it processes, how much weight to give every other word in the</w:t>
+      </w:r>
+      <w:r>
+        <w:t xml:space="preserve"> </w:t>
+      </w:r>
+      <w:r>
+        <w:t xml:space="preserve">passage — so "it" can be connected to the right noun forty words earlier. Because those</w:t>
+      </w:r>
+      <w:r>
+        <w:t xml:space="preserve"> </w:t>
+      </w:r>
+      <w:r>
+        <w:t xml:space="preserve">comparisons happen all at once, transformers train efficiently at internet scale. The model is</w:t>
+      </w:r>
+      <w:r>
+        <w:t xml:space="preserve"> </w:t>
+      </w:r>
+      <w:r>
+        <w:t xml:space="preserve">then trained on one simple task: predict the next chunk of text; everything else it appears to</w:t>
+      </w:r>
+      <w:r>
+        <w:t xml:space="preserve"> </w:t>
+      </w:r>
+      <w:r>
+        <w:t xml:space="preserve">do is a side effect of getting very good at that. GPT-3 (2020) was widely read as showing that</w:t>
+      </w:r>
+      <w:r>
+        <w:t xml:space="preserve"> </w:t>
+      </w:r>
+      <w:r>
+        <w:t xml:space="preserve">scaling alone produced "emergent" capabilities — a contested reading: later work argued the</w:t>
+      </w:r>
+      <w:r>
+        <w:t xml:space="preserve"> </w:t>
+      </w:r>
+      <w:r>
+        <w:t xml:space="preserve">apparent discontinuities are artifacts of the all-or-nothing metrics researchers chose</w:t>
       </w:r>
       <w:r>
         <w:t xml:space="preserve"> </w:t>
@@ -2838,19 +2499,13 @@
         <w:t xml:space="preserve">(Schaeffer et al., 2023)</w:t>
       </w:r>
       <w:r>
-        <w:t xml:space="preserve">. ChatGPT's launch in November 2022 brought these capabilities</w:t>
-      </w:r>
-      <w:r>
-        <w:t xml:space="preserve"> </w:t>
-      </w:r>
-      <w:r>
-        <w:t xml:space="preserve">to a very wide public very quickly — roughly a hundred million monthly users within two</w:t>
-      </w:r>
-      <w:r>
-        <w:t xml:space="preserve"> </w:t>
-      </w:r>
-      <w:r>
-        <w:t xml:space="preserve">months — triggering the latest wave of AI hype, anxiety, and genuine uncertainty.</w:t>
+        <w:t xml:space="preserve">. ChatGPT's launch in November 2022</w:t>
+      </w:r>
+      <w:r>
+        <w:t xml:space="preserve"> </w:t>
+      </w:r>
+      <w:r>
+        <w:t xml:space="preserve">reached roughly a hundred million monthly users within two months.</w:t>
       </w:r>
     </w:p>
     <w:p>
@@ -3063,7 +2718,7 @@
               <w:t xml:space="preserve"> </w:t>
             </w:r>
             <w:r>
-              <w:t xml:space="preserve">capability begins scaling with thinking time at the moment of use, not only with training scale. Capable open-weight models match closed ones at a fraction of the cost</w:t>
+              <w:t xml:space="preserve">capability scales with thinking time at the moment of use, not only training scale; open-weight models match closed ones at a fraction of the cost</w:t>
             </w:r>
           </w:p>
         </w:tc>
@@ -3126,19 +2781,19 @@
         <w:t xml:space="preserve"> </w:t>
       </w:r>
       <w:r>
-        <w:t xml:space="preserve">better before it ships. The last two are about what happens afterward — how long</w:t>
-      </w:r>
-      <w:r>
-        <w:t xml:space="preserve"> </w:t>
-      </w:r>
-      <w:r>
-        <w:t xml:space="preserve">the system is allowed to think while you wait, and whether it answers you or goes off and does</w:t>
-      </w:r>
-      <w:r>
-        <w:t xml:space="preserve"> </w:t>
-      </w:r>
-      <w:r>
-        <w:t xml:space="preserve">something. Those are different kinds of change, and they deserve to be named.</w:t>
+        <w:t xml:space="preserve">better before it ships; the last two are about what happens afterward — how</w:t>
+      </w:r>
+      <w:r>
+        <w:t xml:space="preserve"> </w:t>
+      </w:r>
+      <w:r>
+        <w:t xml:space="preserve">long the system thinks while you wait, and whether it answers you or goes off and does</w:t>
+      </w:r>
+      <w:r>
+        <w:t xml:space="preserve"> </w:t>
+      </w:r>
+      <w:r>
+        <w:t xml:space="preserve">something.</w:t>
       </w:r>
     </w:p>
     <w:bookmarkEnd w:id="41"/>
@@ -3197,13 +2852,13 @@
         <w:t xml:space="preserve"> </w:t>
       </w:r>
       <w:r>
-        <w:t xml:space="preserve">— time to work through a problem step by</w:t>
-      </w:r>
-      <w:r>
-        <w:t xml:space="preserve"> </w:t>
-      </w:r>
-      <w:r>
-        <w:t xml:space="preserve">step before answering. This is called</w:t>
+        <w:t xml:space="preserve">— time to work through a problem before</w:t>
+      </w:r>
+      <w:r>
+        <w:t xml:space="preserve"> </w:t>
+      </w:r>
+      <w:r>
+        <w:t xml:space="preserve">answering. This is</w:t>
       </w:r>
       <w:r>
         <w:t xml:space="preserve"> </w:t>
@@ -3216,31 +2871,19 @@
         <w:t xml:space="preserve">inference-time compute</w:t>
       </w:r>
       <w:r>
-        <w:t xml:space="preserve">, and it changes the</w:t>
-      </w:r>
-      <w:r>
-        <w:t xml:space="preserve"> </w:t>
-      </w:r>
-      <w:r>
-        <w:t xml:space="preserve">economics of AI in a way that matters for almost every ethical question in this book. Under the</w:t>
-      </w:r>
-      <w:r>
-        <w:t xml:space="preserve"> </w:t>
-      </w:r>
-      <w:r>
-        <w:t xml:space="preserve">old model, the enormous cost was paid once, during training, and each answer afterward was</w:t>
-      </w:r>
-      <w:r>
-        <w:t xml:space="preserve"> </w:t>
-      </w:r>
-      <w:r>
-        <w:t xml:space="preserve">nearly free. Under the new one, capability is something you buy per question. Energy use, cost,</w:t>
-      </w:r>
-      <w:r>
-        <w:t xml:space="preserve"> </w:t>
-      </w:r>
-      <w:r>
-        <w:t xml:space="preserve">and environmental footprint now scale with</w:t>
+        <w:t xml:space="preserve">, and it changes the economics: the</w:t>
+      </w:r>
+      <w:r>
+        <w:t xml:space="preserve"> </w:t>
+      </w:r>
+      <w:r>
+        <w:t xml:space="preserve">enormous cost used to be paid once, during training, with each answer nearly free afterward.</w:t>
+      </w:r>
+      <w:r>
+        <w:t xml:space="preserve"> </w:t>
+      </w:r>
+      <w:r>
+        <w:t xml:space="preserve">Now capability is bought per question, and cost and environmental footprint scale with</w:t>
       </w:r>
       <w:r>
         <w:t xml:space="preserve"> </w:t>
@@ -3253,13 +2896,7 @@
         <w:t xml:space="preserve">how hard you ask the system to think</w:t>
       </w:r>
       <w:r>
-        <w:t xml:space="preserve">, not</w:t>
-      </w:r>
-      <w:r>
-        <w:t xml:space="preserve"> </w:t>
-      </w:r>
-      <w:r>
-        <w:t xml:space="preserve">just with how it was built.</w:t>
+        <w:t xml:space="preserve">.</w:t>
       </w:r>
     </w:p>
     <w:p>
@@ -3285,7 +2922,7 @@
         <w:t xml:space="preserve"> </w:t>
       </w:r>
       <w:r>
-        <w:t xml:space="preserve">is the one-time (and enormously expensive) process of adjusting a model's</w:t>
+        <w:t xml:space="preserve">is the one-time, enormously expensive process of adjusting a model's</w:t>
       </w:r>
       <w:r>
         <w:t xml:space="preserve"> </w:t>
@@ -3307,19 +2944,19 @@
         <w:t xml:space="preserve"> </w:t>
       </w:r>
       <w:r>
-        <w:t xml:space="preserve">is what happens every time you</w:t>
-      </w:r>
-      <w:r>
-        <w:t xml:space="preserve"> </w:t>
-      </w:r>
-      <w:r>
-        <w:t xml:space="preserve">actually use the finished model to produce an answer. A useful rule of thumb: training is</w:t>
-      </w:r>
-      <w:r>
-        <w:t xml:space="preserve"> </w:t>
-      </w:r>
-      <w:r>
-        <w:t xml:space="preserve">where the model is made; inference is where it is run.</w:t>
+        <w:t xml:space="preserve">is what happens every time</w:t>
+      </w:r>
+      <w:r>
+        <w:t xml:space="preserve"> </w:t>
+      </w:r>
+      <w:r>
+        <w:t xml:space="preserve">you use the finished model. Training is where the model is made; inference is where it is</w:t>
+      </w:r>
+      <w:r>
+        <w:t xml:space="preserve"> </w:t>
+      </w:r>
+      <w:r>
+        <w:t xml:space="preserve">run.</w:t>
       </w:r>
     </w:p>
     <w:p>
@@ -3327,37 +2964,13 @@
         <w:pStyle w:val="BodyText"/>
       </w:pPr>
       <w:r>
-        <w:t xml:space="preserve">It is worth pausing on how this second axis is usually advertised, because it is a small lesson</w:t>
-      </w:r>
-      <w:r>
-        <w:t xml:space="preserve"> </w:t>
-      </w:r>
-      <w:r>
-        <w:t xml:space="preserve">in reading technical claims. The philosopher Toby Ord pointed out in his 2025 essay "Inference</w:t>
-      </w:r>
-      <w:r>
-        <w:t xml:space="preserve"> </w:t>
-      </w:r>
-      <w:r>
-        <w:t xml:space="preserve">Scaling and the Log-x Chart"</w:t>
-      </w:r>
-      <w:r>
-        <w:t xml:space="preserve"> </w:t>
-      </w:r>
-      <w:r>
-        <w:t xml:space="preserve">(Ord, 2025)</w:t>
-      </w:r>
-      <w:r>
-        <w:t xml:space="preserve"> </w:t>
-      </w:r>
-      <w:r>
-        <w:t xml:space="preserve">that the charts used to showcase inference scaling almost always</w:t>
-      </w:r>
-      <w:r>
-        <w:t xml:space="preserve"> </w:t>
-      </w:r>
-      <w:r>
-        <w:t xml:space="preserve">put compute on a</w:t>
+        <w:t xml:space="preserve">Toby Ord pointed out in 2025 that charts showcasing inference scaling almost always put</w:t>
+      </w:r>
+      <w:r>
+        <w:t xml:space="preserve"> </w:t>
+      </w:r>
+      <w:r>
+        <w:t xml:space="preserve">compute on a</w:t>
       </w:r>
       <w:r>
         <w:t xml:space="preserve"> </w:t>
@@ -3373,19 +2986,28 @@
         <w:t xml:space="preserve"> </w:t>
       </w:r>
       <w:r>
-        <w:t xml:space="preserve">x-axis. A trend line that looks reassuringly straight on</w:t>
-      </w:r>
-      <w:r>
-        <w:t xml:space="preserve"> </w:t>
-      </w:r>
-      <w:r>
-        <w:t xml:space="preserve">such a chart is not linear growth at all: it means that compute — and therefore cost, and</w:t>
-      </w:r>
-      <w:r>
-        <w:t xml:space="preserve"> </w:t>
-      </w:r>
-      <w:r>
-        <w:t xml:space="preserve">therefore electricity — must rise</w:t>
+        <w:t xml:space="preserve">x-axis</w:t>
+      </w:r>
+      <w:r>
+        <w:t xml:space="preserve"> </w:t>
+      </w:r>
+      <w:r>
+        <w:t xml:space="preserve">(Ord, 2025)</w:t>
+      </w:r>
+      <w:r>
+        <w:t xml:space="preserve">. A line that looks reassuringly straight</w:t>
+      </w:r>
+      <w:r>
+        <w:t xml:space="preserve"> </w:t>
+      </w:r>
+      <w:r>
+        <w:t xml:space="preserve">on such a chart is not linear growth: compute — and therefore cost, and therefore electricity</w:t>
+      </w:r>
+      <w:r>
+        <w:t xml:space="preserve"> </w:t>
+      </w:r>
+      <w:r>
+        <w:t xml:space="preserve">— must rise</w:t>
       </w:r>
       <w:r>
         <w:t xml:space="preserve"> </w:t>
@@ -3401,25 +3023,19 @@
         <w:t xml:space="preserve"> </w:t>
       </w:r>
       <w:r>
-        <w:t xml:space="preserve">to buy each additional constant</w:t>
-      </w:r>
-      <w:r>
-        <w:t xml:space="preserve"> </w:t>
-      </w:r>
-      <w:r>
-        <w:t xml:space="preserve">increment of capability. Nothing in the chart is false. The axis simply flattens the part of</w:t>
-      </w:r>
-      <w:r>
-        <w:t xml:space="preserve"> </w:t>
-      </w:r>
-      <w:r>
-        <w:t xml:space="preserve">the story that is most expensive. We return to what that electricity actually costs, and who</w:t>
-      </w:r>
-      <w:r>
-        <w:t xml:space="preserve"> </w:t>
-      </w:r>
-      <w:r>
-        <w:t xml:space="preserve">pays for it, in Chapter 9.</w:t>
+        <w:t xml:space="preserve">to buy each constant increment of capability. Nothing in</w:t>
+      </w:r>
+      <w:r>
+        <w:t xml:space="preserve"> </w:t>
+      </w:r>
+      <w:r>
+        <w:t xml:space="preserve">the chart is false; the axis flattens the most expensive part of the story. Chapter 9 returns</w:t>
+      </w:r>
+      <w:r>
+        <w:t xml:space="preserve"> </w:t>
+      </w:r>
+      <w:r>
+        <w:t xml:space="preserve">to who pays.</w:t>
       </w:r>
     </w:p>
     <w:p>
@@ -3452,13 +3068,13 @@
         <w:t xml:space="preserve"> </w:t>
       </w:r>
       <w:r>
-        <w:t xml:space="preserve">capable systems sit inside a small number of well-resourced laboratories, which can therefore be</w:t>
-      </w:r>
-      <w:r>
-        <w:t xml:space="preserve"> </w:t>
-      </w:r>
-      <w:r>
-        <w:t xml:space="preserve">watched, pressured, subpoenaed, or regulated. January 2025 put a large dent in that assumption.</w:t>
+        <w:t xml:space="preserve">capable systems sit inside a few well-resourced laboratories, which can therefore be</w:t>
+      </w:r>
+      <w:r>
+        <w:t xml:space="preserve"> </w:t>
+      </w:r>
+      <w:r>
+        <w:t xml:space="preserve">regulated. January 2025 put a large dent in that assumption.</w:t>
       </w:r>
     </w:p>
     <w:p>
@@ -3498,31 +3114,25 @@
         <w:t xml:space="preserve"> </w:t>
       </w:r>
       <w:r>
-        <w:t xml:space="preserve">— meaning the trained parameters themselves were published for</w:t>
-      </w:r>
-      <w:r>
-        <w:t xml:space="preserve"> </w:t>
-      </w:r>
-      <w:r>
-        <w:t xml:space="preserve">anyone to download, inspect, modify, and run on their own hardware, rather than being</w:t>
-      </w:r>
-      <w:r>
-        <w:t xml:space="preserve"> </w:t>
-      </w:r>
-      <w:r>
-        <w:t xml:space="preserve">reachable only through the developer's paid interface. The model performed comparably to</w:t>
-      </w:r>
-      <w:r>
-        <w:t xml:space="preserve"> </w:t>
-      </w:r>
-      <w:r>
-        <w:t xml:space="preserve">leading closed systems on public benchmarks, and had reportedly been produced at a small</w:t>
-      </w:r>
-      <w:r>
-        <w:t xml:space="preserve"> </w:t>
-      </w:r>
-      <w:r>
-        <w:t xml:space="preserve">fraction of their cost.</w:t>
+        <w:t xml:space="preserve">— the trained parameters themselves published for anyone to</w:t>
+      </w:r>
+      <w:r>
+        <w:t xml:space="preserve"> </w:t>
+      </w:r>
+      <w:r>
+        <w:t xml:space="preserve">download, inspect, modify, and run on their own hardware, rather than reachable only through</w:t>
+      </w:r>
+      <w:r>
+        <w:t xml:space="preserve"> </w:t>
+      </w:r>
+      <w:r>
+        <w:t xml:space="preserve">the developer's paid interface. It performed comparably to leading closed systems on public</w:t>
+      </w:r>
+      <w:r>
+        <w:t xml:space="preserve"> </w:t>
+      </w:r>
+      <w:r>
+        <w:t xml:space="preserve">benchmarks, and had reportedly been produced at a small fraction of their cost.</w:t>
       </w:r>
     </w:p>
     <w:p>
@@ -3556,55 +3166,37 @@
         <w:pStyle w:val="CaseStudy"/>
       </w:pPr>
       <w:r>
-        <w:t xml:space="preserve">It is tempting to file this under national competition, and much of the coverage did. That is</w:t>
-      </w:r>
-      <w:r>
-        <w:t xml:space="preserve"> </w:t>
-      </w:r>
-      <w:r>
-        <w:t xml:space="preserve">the least interesting thing about it. The point that matters for ethics is structural: once</w:t>
-      </w:r>
-      <w:r>
-        <w:t xml:space="preserve"> </w:t>
-      </w:r>
-      <w:r>
-        <w:t xml:space="preserve">weights are published, they cannot be recalled, and once capability is cheap, it is no longer</w:t>
-      </w:r>
-      <w:r>
-        <w:t xml:space="preserve"> </w:t>
-      </w:r>
-      <w:r>
-        <w:t xml:space="preserve">concentrated. Every governance proposal that relies on there being a short list of</w:t>
-      </w:r>
-      <w:r>
-        <w:t xml:space="preserve"> </w:t>
-      </w:r>
-      <w:r>
-        <w:t xml:space="preserve">identifiable labs to regulate — export controls, licensing regimes, mandatory pre-deployment</w:t>
-      </w:r>
-      <w:r>
-        <w:t xml:space="preserve"> </w:t>
-      </w:r>
-      <w:r>
-        <w:t xml:space="preserve">testing — becomes harder to enforce. Open weights also bring real goods: independent safety</w:t>
-      </w:r>
-      <w:r>
-        <w:t xml:space="preserve"> </w:t>
-      </w:r>
-      <w:r>
-        <w:t xml:space="preserve">research, reproducibility, and access for people and institutions that cannot afford to rent</w:t>
-      </w:r>
-      <w:r>
-        <w:t xml:space="preserve"> </w:t>
-      </w:r>
-      <w:r>
-        <w:t xml:space="preserve">a frontier system by the query. The same fact cuts both ways, which is what makes it a</w:t>
-      </w:r>
-      <w:r>
-        <w:t xml:space="preserve"> </w:t>
-      </w:r>
-      <w:r>
-        <w:t xml:space="preserve">genuine ethical problem rather than a simple one.</w:t>
+        <w:t xml:space="preserve">The point that matters for ethics is structural: once weights are published they cannot be</w:t>
+      </w:r>
+      <w:r>
+        <w:t xml:space="preserve"> </w:t>
+      </w:r>
+      <w:r>
+        <w:t xml:space="preserve">recalled, and once capability is cheap it is no longer concentrated. Governance proposals</w:t>
+      </w:r>
+      <w:r>
+        <w:t xml:space="preserve"> </w:t>
+      </w:r>
+      <w:r>
+        <w:t xml:space="preserve">that rely on a short list of identifiable labs — export controls, licensing, mandatory</w:t>
+      </w:r>
+      <w:r>
+        <w:t xml:space="preserve"> </w:t>
+      </w:r>
+      <w:r>
+        <w:t xml:space="preserve">pre-deployment testing — become harder to enforce. Open weights also bring real goods:</w:t>
+      </w:r>
+      <w:r>
+        <w:t xml:space="preserve"> </w:t>
+      </w:r>
+      <w:r>
+        <w:t xml:space="preserve">independent safety research, reproducibility, and access for people who cannot afford to</w:t>
+      </w:r>
+      <w:r>
+        <w:t xml:space="preserve"> </w:t>
+      </w:r>
+      <w:r>
+        <w:t xml:space="preserve">rent a frontier system by the query. The fact cuts both ways.</w:t>
       </w:r>
     </w:p>
     <w:p>
@@ -3639,61 +3231,43 @@
         <w:t xml:space="preserve">constraining release</w:t>
       </w:r>
       <w:r>
-        <w:t xml:space="preserve">. One laboratory declined to ship a model because of what it could</w:t>
-      </w:r>
-      <w:r>
-        <w:t xml:space="preserve"> </w:t>
-      </w:r>
-      <w:r>
-        <w:t xml:space="preserve">do without human help in offensive cybersecurity; separately, the US government asked another</w:t>
-      </w:r>
-      <w:r>
-        <w:t xml:space="preserve"> </w:t>
-      </w:r>
-      <w:r>
-        <w:t xml:space="preserve">developer to limit a rollout to trusted partners pending federal evaluation, with the</w:t>
-      </w:r>
-      <w:r>
-        <w:t xml:space="preserve"> </w:t>
-      </w:r>
-      <w:r>
-        <w:t xml:space="preserve">restrictions lifted after testing. Small events in themselves — but the first cases in which</w:t>
-      </w:r>
-      <w:r>
-        <w:t xml:space="preserve"> </w:t>
-      </w:r>
-      <w:r>
-        <w:t xml:space="preserve">the answer to "should we release this?" turned on what the system could do rather than on the</w:t>
-      </w:r>
-      <w:r>
-        <w:t xml:space="preserve"> </w:t>
-      </w:r>
-      <w:r>
-        <w:t xml:space="preserve">calendar. Laboratory leaders have publicly described their situation as a prisoner's dilemma:</w:t>
-      </w:r>
-      <w:r>
-        <w:t xml:space="preserve"> </w:t>
-      </w:r>
-      <w:r>
-        <w:t xml:space="preserve">each would prefer a slower, safer industry, and none can unilaterally slow down without ceding</w:t>
-      </w:r>
-      <w:r>
-        <w:t xml:space="preserve"> </w:t>
-      </w:r>
-      <w:r>
-        <w:t xml:space="preserve">the field to a competitor who will not. That structure — individually rational choices</w:t>
-      </w:r>
-      <w:r>
-        <w:t xml:space="preserve"> </w:t>
-      </w:r>
-      <w:r>
-        <w:t xml:space="preserve">producing a collectively worse outcome — is one we will meet again when we take up governance</w:t>
-      </w:r>
-      <w:r>
-        <w:t xml:space="preserve"> </w:t>
-      </w:r>
-      <w:r>
-        <w:t xml:space="preserve">and existential risk.</w:t>
+        <w:t xml:space="preserve">. One laboratory declined to ship a model because of what it</w:t>
+      </w:r>
+      <w:r>
+        <w:t xml:space="preserve"> </w:t>
+      </w:r>
+      <w:r>
+        <w:t xml:space="preserve">could do without human help in offensive cybersecurity; separately, the US government asked</w:t>
+      </w:r>
+      <w:r>
+        <w:t xml:space="preserve"> </w:t>
+      </w:r>
+      <w:r>
+        <w:t xml:space="preserve">another developer to limit a rollout to trusted partners pending federal evaluation, with the</w:t>
+      </w:r>
+      <w:r>
+        <w:t xml:space="preserve"> </w:t>
+      </w:r>
+      <w:r>
+        <w:t xml:space="preserve">restrictions lifted after testing. Small events — but the first in which "should we release</w:t>
+      </w:r>
+      <w:r>
+        <w:t xml:space="preserve"> </w:t>
+      </w:r>
+      <w:r>
+        <w:t xml:space="preserve">this?" turned on what the system could do rather than on the calendar. Laboratory leaders</w:t>
+      </w:r>
+      <w:r>
+        <w:t xml:space="preserve"> </w:t>
+      </w:r>
+      <w:r>
+        <w:t xml:space="preserve">describe their situation as a prisoner's dilemma: each would prefer a slower, safer industry,</w:t>
+      </w:r>
+      <w:r>
+        <w:t xml:space="preserve"> </w:t>
+      </w:r>
+      <w:r>
+        <w:t xml:space="preserve">and none can slow down alone.</w:t>
       </w:r>
     </w:p>
     <w:p>
@@ -3707,13 +3281,7 @@
         <w:t xml:space="preserve"> </w:t>
       </w:r>
       <w:r>
-        <w:t xml:space="preserve">of any single regulator, the other tries to hold it in. Running underneath both is the shift</w:t>
-      </w:r>
-      <w:r>
-        <w:t xml:space="preserve"> </w:t>
-      </w:r>
-      <w:r>
-        <w:t xml:space="preserve">the table calls</w:t>
+        <w:t xml:space="preserve">of any regulator, the other tries to hold it in. Underneath both is the shift the table calls</w:t>
       </w:r>
       <w:r>
         <w:t xml:space="preserve"> </w:t>
@@ -3729,43 +3297,31 @@
         <w:t xml:space="preserve"> </w:t>
       </w:r>
       <w:r>
-        <w:t xml:space="preserve">— systems that operate other software and take actions</w:t>
-      </w:r>
-      <w:r>
-        <w:t xml:space="preserve"> </w:t>
-      </w:r>
-      <w:r>
-        <w:t xml:space="preserve">rather than only producing text. That shift matters less for what the systems understand than</w:t>
-      </w:r>
-      <w:r>
-        <w:t xml:space="preserve"> </w:t>
-      </w:r>
-      <w:r>
-        <w:t xml:space="preserve">for what they can be blamed for. When a model answers a question badly, a person still decides</w:t>
-      </w:r>
-      <w:r>
-        <w:t xml:space="preserve"> </w:t>
-      </w:r>
-      <w:r>
-        <w:t xml:space="preserve">what to do about the answer. When a system books the flight, files the ticket, or changes the</w:t>
-      </w:r>
-      <w:r>
-        <w:t xml:space="preserve"> </w:t>
-      </w:r>
-      <w:r>
-        <w:t xml:space="preserve">configuration, the human decision point that accountability normally attaches to may simply not</w:t>
-      </w:r>
-      <w:r>
-        <w:t xml:space="preserve"> </w:t>
-      </w:r>
-      <w:r>
-        <w:t xml:space="preserve">exist. Keep that in view: several arguments later in this book assume there is a person in the</w:t>
-      </w:r>
-      <w:r>
-        <w:t xml:space="preserve"> </w:t>
-      </w:r>
-      <w:r>
-        <w:t xml:space="preserve">loop.</w:t>
+        <w:t xml:space="preserve">— systems that operate other software and take actions rather than</w:t>
+      </w:r>
+      <w:r>
+        <w:t xml:space="preserve"> </w:t>
+      </w:r>
+      <w:r>
+        <w:t xml:space="preserve">only producing text. That matters less for what they understand than for what they can be</w:t>
+      </w:r>
+      <w:r>
+        <w:t xml:space="preserve"> </w:t>
+      </w:r>
+      <w:r>
+        <w:t xml:space="preserve">blamed for: when a system books the flight or changes the configuration, the human decision</w:t>
+      </w:r>
+      <w:r>
+        <w:t xml:space="preserve"> </w:t>
+      </w:r>
+      <w:r>
+        <w:t xml:space="preserve">point accountability attaches to may not exist. Several arguments later in this book assume</w:t>
+      </w:r>
+      <w:r>
+        <w:t xml:space="preserve"> </w:t>
+      </w:r>
+      <w:r>
+        <w:t xml:space="preserve">there is a person in the loop.</w:t>
       </w:r>
     </w:p>
     <w:p>
@@ -3785,19 +3341,19 @@
         <w:pStyle w:val="Compact"/>
       </w:pPr>
       <w:r>
-        <w:t xml:space="preserve">Both AI winters followed the same script: narrow success, overconfident prediction,</w:t>
-      </w:r>
-      <w:r>
-        <w:t xml:space="preserve"> </w:t>
-      </w:r>
-      <w:r>
-        <w:t xml:space="preserve">funding collapse. Which parts of that script do you see in the current moment, and which</w:t>
-      </w:r>
-      <w:r>
-        <w:t xml:space="preserve"> </w:t>
-      </w:r>
-      <w:r>
-        <w:t xml:space="preserve">parts genuinely look different this time?</w:t>
+        <w:t xml:space="preserve">If capability costs money per question rather than only per model, who decides how hard an</w:t>
+      </w:r>
+      <w:r>
+        <w:t xml:space="preserve"> </w:t>
+      </w:r>
+      <w:r>
+        <w:t xml:space="preserve">AI system thinks about your case — your doctor, your bank, your school? Does that change</w:t>
+      </w:r>
+      <w:r>
+        <w:t xml:space="preserve"> </w:t>
+      </w:r>
+      <w:r>
+        <w:t xml:space="preserve">what you are owed?</w:t>
       </w:r>
     </w:p>
     <w:p>
@@ -3809,19 +3365,13 @@
         <w:pStyle w:val="Compact"/>
       </w:pPr>
       <w:r>
-        <w:t xml:space="preserve">If capability now costs money per question rather than only per model, who decides how</w:t>
-      </w:r>
-      <w:r>
-        <w:t xml:space="preserve"> </w:t>
-      </w:r>
-      <w:r>
-        <w:t xml:space="preserve">hard an AI system thinks about your case — your doctor, your bank, your school? Does</w:t>
-      </w:r>
-      <w:r>
-        <w:t xml:space="preserve"> </w:t>
-      </w:r>
-      <w:r>
-        <w:t xml:space="preserve">that change what you are owed?</w:t>
+        <w:t xml:space="preserve">Ord's log-x point is that a chart can be entirely accurate and still mislead. Find one</w:t>
+      </w:r>
+      <w:r>
+        <w:t xml:space="preserve"> </w:t>
+      </w:r>
+      <w:r>
+        <w:t xml:space="preserve">in this week's news and ask what its axes are doing.</w:t>
       </w:r>
     </w:p>
     <w:p>
@@ -3833,37 +3383,13 @@
         <w:pStyle w:val="Compact"/>
       </w:pPr>
       <w:r>
-        <w:t xml:space="preserve">Toby Ord's log-x point is that a chart can be entirely accurate and still mislead. Find</w:t>
-      </w:r>
-      <w:r>
-        <w:t xml:space="preserve"> </w:t>
-      </w:r>
-      <w:r>
-        <w:t xml:space="preserve">a chart in a news story this week and ask what its axes are doing. Is there a version of</w:t>
-      </w:r>
-      <w:r>
-        <w:t xml:space="preserve"> </w:t>
-      </w:r>
-      <w:r>
-        <w:t xml:space="preserve">the same data that would tell a different story?</w:t>
-      </w:r>
-    </w:p>
-    <w:p>
-      <w:pPr>
-        <w:numPr>
-          <w:ilvl w:val="0"/>
-          <w:numId w:val="1003"/>
-        </w:numPr>
-        <w:pStyle w:val="Compact"/>
-      </w:pPr>
-      <w:r>
-        <w:t xml:space="preserve">Argue the other side of the open-weight question: make the strongest case that publishing</w:t>
-      </w:r>
-      <w:r>
-        <w:t xml:space="preserve"> </w:t>
-      </w:r>
-      <w:r>
-        <w:t xml:space="preserve">model weights makes the world safer rather than more dangerous.</w:t>
+        <w:t xml:space="preserve">Argue the other side: that publishing model weights makes the world safer rather than</w:t>
+      </w:r>
+      <w:r>
+        <w:t xml:space="preserve"> </w:t>
+      </w:r>
+      <w:r>
+        <w:t xml:space="preserve">more dangerous.</w:t>
       </w:r>
     </w:p>
     <w:bookmarkEnd w:id="42"/>
@@ -3881,25 +3407,19 @@
         <w:pStyle w:val="FirstParagraph"/>
       </w:pPr>
       <w:r>
-        <w:t xml:space="preserve">Beyond conversation and image generation, AI systems now routinely make or inform</w:t>
-      </w:r>
-      <w:r>
-        <w:t xml:space="preserve"> </w:t>
-      </w:r>
-      <w:r>
-        <w:t xml:space="preserve">consequential decisions about people's lives. This is where the definitional and</w:t>
-      </w:r>
-      <w:r>
-        <w:t xml:space="preserve"> </w:t>
-      </w:r>
-      <w:r>
-        <w:t xml:space="preserve">philosophical questions of this chapter connect most directly to the ethical concerns</w:t>
-      </w:r>
-      <w:r>
-        <w:t xml:space="preserve"> </w:t>
-      </w:r>
-      <w:r>
-        <w:t xml:space="preserve">of the course.</w:t>
+        <w:t xml:space="preserve">AI systems now routinely make or inform consequential decisions about people's lives. This is</w:t>
+      </w:r>
+      <w:r>
+        <w:t xml:space="preserve"> </w:t>
+      </w:r>
+      <w:r>
+        <w:t xml:space="preserve">where the definitional and philosophical questions of this chapter connect most directly to</w:t>
+      </w:r>
+      <w:r>
+        <w:t xml:space="preserve"> </w:t>
+      </w:r>
+      <w:r>
+        <w:t xml:space="preserve">the ethics of the rest of the book.</w:t>
       </w:r>
     </w:p>
     <w:p>
@@ -4198,7 +3718,7 @@
         <w:pStyle w:val="BodyText"/>
       </w:pPr>
       <w:r>
-        <w:t xml:space="preserve">These systems share a cluster of recurring ethical concerns.</w:t>
+        <w:t xml:space="preserve">These systems share recurring concerns.</w:t>
       </w:r>
       <w:r>
         <w:t xml:space="preserve"> </w:t>
@@ -4211,13 +3731,13 @@
         <w:t xml:space="preserve">Bias</w:t>
       </w:r>
       <w:r>
-        <w:t xml:space="preserve">: systems</w:t>
-      </w:r>
-      <w:r>
-        <w:t xml:space="preserve"> </w:t>
-      </w:r>
-      <w:r>
-        <w:t xml:space="preserve">trained on historical data reflect and amplify historical patterns of discrimination.</w:t>
+        <w:t xml:space="preserve">: systems trained on historical</w:t>
+      </w:r>
+      <w:r>
+        <w:t xml:space="preserve"> </w:t>
+      </w:r>
+      <w:r>
+        <w:t xml:space="preserve">data amplify historical discrimination.</w:t>
       </w:r>
       <w:r>
         <w:t xml:space="preserve"> </w:t>
@@ -4230,13 +3750,13 @@
         <w:t xml:space="preserve">Opacity</w:t>
       </w:r>
       <w:r>
-        <w:t xml:space="preserve">: decisions made by "black box" models may be impossible to</w:t>
-      </w:r>
-      <w:r>
-        <w:t xml:space="preserve"> </w:t>
-      </w:r>
-      <w:r>
-        <w:t xml:space="preserve">explain or challenge.</w:t>
+        <w:t xml:space="preserve">: "black box" decisions may</w:t>
+      </w:r>
+      <w:r>
+        <w:t xml:space="preserve"> </w:t>
+      </w:r>
+      <w:r>
+        <w:t xml:space="preserve">be impossible to explain or challenge.</w:t>
       </w:r>
       <w:r>
         <w:t xml:space="preserve"> </w:t>
@@ -4249,13 +3769,13 @@
         <w:t xml:space="preserve">Feedback loops</w:t>
       </w:r>
       <w:r>
-        <w:t xml:space="preserve">: predictions can become self-fulfilling</w:t>
-      </w:r>
-      <w:r>
-        <w:t xml:space="preserve"> </w:t>
-      </w:r>
-      <w:r>
-        <w:t xml:space="preserve">(predict more crime in an area → police more there → find more crime → predict more crime).</w:t>
+        <w:t xml:space="preserve">: predictions become</w:t>
+      </w:r>
+      <w:r>
+        <w:t xml:space="preserve"> </w:t>
+      </w:r>
+      <w:r>
+        <w:t xml:space="preserve">self-fulfilling (predict more crime in an area → police there more → find more crime).</w:t>
       </w:r>
       <w:r>
         <w:t xml:space="preserve"> </w:t>
@@ -4274,13 +3794,13 @@
         <w:t xml:space="preserve"> </w:t>
       </w:r>
       <w:r>
-        <w:t xml:space="preserve">concerns apply whether or not we call these systems "intelligent" — which is exactly</w:t>
-      </w:r>
-      <w:r>
-        <w:t xml:space="preserve"> </w:t>
-      </w:r>
-      <w:r>
-        <w:t xml:space="preserve">Floridi's point, as we will see</w:t>
+        <w:t xml:space="preserve">concerns apply whether or not we call the systems "intelligent" — which is exactly Floridi's</w:t>
+      </w:r>
+      <w:r>
+        <w:t xml:space="preserve"> </w:t>
+      </w:r>
+      <w:r>
+        <w:t xml:space="preserve">point</w:t>
       </w:r>
       <w:r>
         <w:t xml:space="preserve"> </w:t>
@@ -4303,25 +3823,25 @@
         <w:t xml:space="preserve"> </w:t>
       </w:r>
       <w:r>
-        <w:t xml:space="preserve">used in US pretrial, parole, and sometimes sentencing decisions, and reported that among</w:t>
-      </w:r>
-      <w:r>
-        <w:t xml:space="preserve"> </w:t>
-      </w:r>
-      <w:r>
-        <w:t xml:space="preserve">defendants who did not go on to reoffend, Black defendants were labeled high risk at roughly</w:t>
-      </w:r>
-      <w:r>
-        <w:t xml:space="preserve"> </w:t>
-      </w:r>
-      <w:r>
-        <w:t xml:space="preserve">twice the rate of white defendants (about 45% versus 23%); controlling for prior offenses,</w:t>
-      </w:r>
-      <w:r>
-        <w:t xml:space="preserve"> </w:t>
-      </w:r>
-      <w:r>
-        <w:t xml:space="preserve">age, and sex, Black defendants were still 45% more likely to receive a higher risk score</w:t>
+        <w:t xml:space="preserve">used in US pretrial and parole decisions, and reported that among defendants who did not go on</w:t>
+      </w:r>
+      <w:r>
+        <w:t xml:space="preserve"> </w:t>
+      </w:r>
+      <w:r>
+        <w:t xml:space="preserve">to reoffend, Black defendants were labeled high risk at roughly twice the rate of white</w:t>
+      </w:r>
+      <w:r>
+        <w:t xml:space="preserve"> </w:t>
+      </w:r>
+      <w:r>
+        <w:t xml:space="preserve">defendants (about 45% versus 23%); controlling for prior offenses, age, and sex, Black</w:t>
+      </w:r>
+      <w:r>
+        <w:t xml:space="preserve"> </w:t>
+      </w:r>
+      <w:r>
+        <w:t xml:space="preserve">defendants were still 45% more likely to receive a higher risk score</w:t>
       </w:r>
       <w:r>
         <w:t xml:space="preserve"> </w:t>
@@ -4330,13 +3850,13 @@
         <w:t xml:space="preserve">(Angwin et al., 2016)</w:t>
       </w:r>
       <w:r>
-        <w:t xml:space="preserve">. The</w:t>
-      </w:r>
-      <w:r>
-        <w:t xml:space="preserve"> </w:t>
-      </w:r>
-      <w:r>
-        <w:t xml:space="preserve">tool's vendor replied that COMPAS was equally</w:t>
+        <w:t xml:space="preserve">. The vendor replied that COMPAS was</w:t>
+      </w:r>
+      <w:r>
+        <w:t xml:space="preserve"> </w:t>
+      </w:r>
+      <w:r>
+        <w:t xml:space="preserve">equally</w:t>
       </w:r>
       <w:r>
         <w:t xml:space="preserve"> </w:t>
@@ -4352,31 +3872,25 @@
         <w:t xml:space="preserve"> </w:t>
       </w:r>
       <w:r>
-        <w:t xml:space="preserve">for both groups — a given</w:t>
-      </w:r>
-      <w:r>
-        <w:t xml:space="preserve"> </w:t>
-      </w:r>
-      <w:r>
-        <w:t xml:space="preserve">score meant the same reoffending rate whatever the defendant's race — and later work showed</w:t>
-      </w:r>
-      <w:r>
-        <w:t xml:space="preserve"> </w:t>
-      </w:r>
-      <w:r>
-        <w:t xml:space="preserve">that, given unequal base rates, no classifier can satisfy both fairness criteria at once. The</w:t>
-      </w:r>
-      <w:r>
-        <w:t xml:space="preserve"> </w:t>
-      </w:r>
-      <w:r>
-        <w:t xml:space="preserve">disagreement is not really about arithmetic. It is about which definition of fairness a court</w:t>
-      </w:r>
-      <w:r>
-        <w:t xml:space="preserve"> </w:t>
-      </w:r>
-      <w:r>
-        <w:t xml:space="preserve">should be using, and nobody asked the algorithm's designers to settle that question.</w:t>
+        <w:t xml:space="preserve">for both groups — a given score meant the same reoffending rate</w:t>
+      </w:r>
+      <w:r>
+        <w:t xml:space="preserve"> </w:t>
+      </w:r>
+      <w:r>
+        <w:t xml:space="preserve">whatever the defendant's race — and later work showed that, given unequal base rates, no</w:t>
+      </w:r>
+      <w:r>
+        <w:t xml:space="preserve"> </w:t>
+      </w:r>
+      <w:r>
+        <w:t xml:space="preserve">classifier can satisfy both criteria at once. The disagreement is about which definition of</w:t>
+      </w:r>
+      <w:r>
+        <w:t xml:space="preserve"> </w:t>
+      </w:r>
+      <w:r>
+        <w:t xml:space="preserve">fairness a court should use.</w:t>
       </w:r>
     </w:p>
     <w:p>
@@ -4390,31 +3904,31 @@
         <w:t xml:space="preserve"> </w:t>
       </w:r>
       <w:r>
-        <w:t xml:space="preserve">screening tool trained on a decade of the company's own hiring decisions in a male-dominated</w:t>
-      </w:r>
-      <w:r>
-        <w:t xml:space="preserve"> </w:t>
-      </w:r>
-      <w:r>
-        <w:t xml:space="preserve">engineering workforce; it learned to penalize résumés containing the word "women's" — as in</w:t>
-      </w:r>
-      <w:r>
-        <w:t xml:space="preserve"> </w:t>
-      </w:r>
-      <w:r>
-        <w:t xml:space="preserve">"captain of the women's chess team" — and downgraded graduates of two all-women's colleges.</w:t>
-      </w:r>
-      <w:r>
-        <w:t xml:space="preserve"> </w:t>
-      </w:r>
-      <w:r>
-        <w:t xml:space="preserve">The team was disbanded by 2017, and Reuters made the story public in 2018; Amazon says the</w:t>
-      </w:r>
-      <w:r>
-        <w:t xml:space="preserve"> </w:t>
-      </w:r>
-      <w:r>
-        <w:t xml:space="preserve">tool was never the sole basis for a hiring decision. And in</w:t>
+        <w:t xml:space="preserve">screening tool trained on a decade of its own hiring decisions in a male-dominated engineering</w:t>
+      </w:r>
+      <w:r>
+        <w:t xml:space="preserve"> </w:t>
+      </w:r>
+      <w:r>
+        <w:t xml:space="preserve">workforce; it learned to penalize résumés containing the word "women's" and downgraded</w:t>
+      </w:r>
+      <w:r>
+        <w:t xml:space="preserve"> </w:t>
+      </w:r>
+      <w:r>
+        <w:t xml:space="preserve">graduates of two all-women's colleges. The team was disbanded by 2017 and Reuters made the</w:t>
+      </w:r>
+      <w:r>
+        <w:t xml:space="preserve"> </w:t>
+      </w:r>
+      <w:r>
+        <w:t xml:space="preserve">story public in 2018; Amazon says the tool was never the sole basis for a hiring decision. And</w:t>
+      </w:r>
+      <w:r>
+        <w:t xml:space="preserve"> </w:t>
+      </w:r>
+      <w:r>
+        <w:t xml:space="preserve">in</w:t>
       </w:r>
       <w:r>
         <w:t xml:space="preserve"> </w:t>
@@ -4430,25 +3944,19 @@
         <w:t xml:space="preserve"> </w:t>
       </w:r>
       <w:r>
-        <w:t xml:space="preserve">in 2019, Ziad</w:t>
-      </w:r>
-      <w:r>
-        <w:t xml:space="preserve"> </w:t>
-      </w:r>
-      <w:r>
-        <w:t xml:space="preserve">Obermeyer and colleagues showed that a commercial algorithm used to select patients for</w:t>
-      </w:r>
-      <w:r>
-        <w:t xml:space="preserve"> </w:t>
-      </w:r>
-      <w:r>
-        <w:t xml:space="preserve">extra care, applied to millions of Americans, systematically underestimated the needs of Black</w:t>
-      </w:r>
-      <w:r>
-        <w:t xml:space="preserve"> </w:t>
-      </w:r>
-      <w:r>
-        <w:t xml:space="preserve">patients, because it used past healthcare</w:t>
+        <w:t xml:space="preserve">in 2019, Ziad Obermeyer and colleagues showed that a commercial algorithm</w:t>
+      </w:r>
+      <w:r>
+        <w:t xml:space="preserve"> </w:t>
+      </w:r>
+      <w:r>
+        <w:t xml:space="preserve">used to select patients for extra care underestimated the needs of Black patients: it used</w:t>
+      </w:r>
+      <w:r>
+        <w:t xml:space="preserve"> </w:t>
+      </w:r>
+      <w:r>
+        <w:t xml:space="preserve">past healthcare</w:t>
       </w:r>
       <w:r>
         <w:t xml:space="preserve"> </w:t>
@@ -4477,22 +3985,19 @@
         <w:t xml:space="preserve">need</w:t>
       </w:r>
       <w:r>
-        <w:t xml:space="preserve"> </w:t>
-      </w:r>
-      <w:r>
-        <w:t xml:space="preserve">— and less had historically been spent on Black patients at the same level of</w:t>
-      </w:r>
-      <w:r>
-        <w:t xml:space="preserve"> </w:t>
-      </w:r>
-      <w:r>
-        <w:t xml:space="preserve">illness. Correcting the proxy would have raised the share of Black patients flagged for extra</w:t>
-      </w:r>
-      <w:r>
-        <w:t xml:space="preserve"> </w:t>
-      </w:r>
-      <w:r>
-        <w:t xml:space="preserve">help from about 18% to about 46%</w:t>
+        <w:t xml:space="preserve">, and less had</w:t>
+      </w:r>
+      <w:r>
+        <w:t xml:space="preserve"> </w:t>
+      </w:r>
+      <w:r>
+        <w:t xml:space="preserve">historically been spent on Black patients at the same level of illness. Correcting the proxy</w:t>
+      </w:r>
+      <w:r>
+        <w:t xml:space="preserve"> </w:t>
+      </w:r>
+      <w:r>
+        <w:t xml:space="preserve">would have raised the share flagged for extra help from about 18% to about 46%</w:t>
       </w:r>
       <w:r>
         <w:t xml:space="preserve"> </w:t>
@@ -4501,13 +4006,13 @@
         <w:t xml:space="preserve">(Obermeyer et al., 2019)</w:t>
       </w:r>
       <w:r>
-        <w:t xml:space="preserve">. In none of these cases did anyone set out to discriminate.</w:t>
-      </w:r>
-      <w:r>
-        <w:t xml:space="preserve"> </w:t>
-      </w:r>
-      <w:r>
-        <w:t xml:space="preserve">The systems learned the pattern in the data, which is exactly what they were built to do</w:t>
+        <w:t xml:space="preserve">. Nobody set out to discriminate; the</w:t>
+      </w:r>
+      <w:r>
+        <w:t xml:space="preserve"> </w:t>
+      </w:r>
+      <w:r>
+        <w:t xml:space="preserve">systems learned the pattern in the data</w:t>
       </w:r>
       <w:r>
         <w:t xml:space="preserve"> </w:t>
@@ -4536,19 +4041,19 @@
         <w:pStyle w:val="Compact"/>
       </w:pPr>
       <w:r>
-        <w:t xml:space="preserve">In the COMPAS dispute, ProPublica and the vendor used different definitions of fairness</w:t>
-      </w:r>
-      <w:r>
-        <w:t xml:space="preserve"> </w:t>
-      </w:r>
-      <w:r>
-        <w:t xml:space="preserve">and both were arithmetically right. If a legislature had to pick one definition for use</w:t>
-      </w:r>
-      <w:r>
-        <w:t xml:space="preserve"> </w:t>
-      </w:r>
-      <w:r>
-        <w:t xml:space="preserve">in criminal courts, which should it pick — and what would that choice cost?</w:t>
+        <w:t xml:space="preserve">ProPublica and the vendor used different definitions of fairness and both were arithmetically</w:t>
+      </w:r>
+      <w:r>
+        <w:t xml:space="preserve"> </w:t>
+      </w:r>
+      <w:r>
+        <w:t xml:space="preserve">right. If a legislature had to pick one for use in criminal courts, which — and what</w:t>
+      </w:r>
+      <w:r>
+        <w:t xml:space="preserve"> </w:t>
+      </w:r>
+      <w:r>
+        <w:t xml:space="preserve">would that choice cost?</w:t>
       </w:r>
     </w:p>
     <w:p>
@@ -4566,29 +4071,7 @@
         <w:t xml:space="preserve"> </w:t>
       </w:r>
       <w:r>
-        <w:t xml:space="preserve">problem, or is it a very expensive mirror? What would it take to build a hiring system</w:t>
-      </w:r>
-      <w:r>
-        <w:t xml:space="preserve"> </w:t>
-      </w:r>
-      <w:r>
-        <w:t xml:space="preserve">that did</w:t>
-      </w:r>
-      <w:r>
-        <w:t xml:space="preserve"> </w:t>
-      </w:r>
-      <w:r>
-        <w:rPr>
-          <w:iCs/>
-          <w:i/>
-        </w:rPr>
-        <w:t xml:space="preserve">not</w:t>
-      </w:r>
-      <w:r>
-        <w:t xml:space="preserve"> </w:t>
-      </w:r>
-      <w:r>
-        <w:t xml:space="preserve">reproduce the past?</w:t>
+        <w:t xml:space="preserve">problem, or a very expensive mirror?</w:t>
       </w:r>
     </w:p>
     <w:p>
@@ -4600,43 +4083,19 @@
         <w:pStyle w:val="Compact"/>
       </w:pPr>
       <w:r>
-        <w:t xml:space="preserve">The healthcare algorithm used spending as a stand-in for need. Think of a decision that</w:t>
-      </w:r>
-      <w:r>
-        <w:t xml:space="preserve"> </w:t>
-      </w:r>
-      <w:r>
-        <w:t xml:space="preserve">affects you — a grade, a loan, an insurance rate. What proxy is probably standing in for</w:t>
-      </w:r>
-      <w:r>
-        <w:t xml:space="preserve"> </w:t>
-      </w:r>
-      <w:r>
-        <w:t xml:space="preserve">the thing that actually matters, and who is disadvantaged by the substitution?</w:t>
-      </w:r>
-    </w:p>
-    <w:p>
-      <w:pPr>
-        <w:numPr>
-          <w:ilvl w:val="0"/>
-          <w:numId w:val="1004"/>
-        </w:numPr>
-        <w:pStyle w:val="Compact"/>
-      </w:pPr>
-      <w:r>
-        <w:t xml:space="preserve">None of the systems in this section would pass a Turing Test, and none of their designers</w:t>
-      </w:r>
-      <w:r>
-        <w:t xml:space="preserve"> </w:t>
-      </w:r>
-      <w:r>
-        <w:t xml:space="preserve">claimed they were conscious. Does calling them "AI" help you think about them clearly, or</w:t>
-      </w:r>
-      <w:r>
-        <w:t xml:space="preserve"> </w:t>
-      </w:r>
-      <w:r>
-        <w:t xml:space="preserve">would a plainer term — "statistical scoring system" — serve better?</w:t>
+        <w:t xml:space="preserve">The healthcare algorithm used spending as a stand-in for need. In a decision that</w:t>
+      </w:r>
+      <w:r>
+        <w:t xml:space="preserve"> </w:t>
+      </w:r>
+      <w:r>
+        <w:t xml:space="preserve">affects you — a grade, a loan, an insurance rate — what proxy is standing in for what</w:t>
+      </w:r>
+      <w:r>
+        <w:t xml:space="preserve"> </w:t>
+      </w:r>
+      <w:r>
+        <w:t xml:space="preserve">actually matters, and who loses by the substitution?</w:t>
       </w:r>
     </w:p>
     <w:bookmarkEnd w:id="43"/>
@@ -4670,16 +4129,7 @@
         <w:t xml:space="preserve">do</w:t>
       </w:r>
       <w:r>
-        <w:t xml:space="preserve"> </w:t>
-      </w:r>
-      <w:r>
-        <w:t xml:space="preserve">— from chess to self-driving cars to chatbots.</w:t>
-      </w:r>
-      <w:r>
-        <w:t xml:space="preserve"> </w:t>
-      </w:r>
-      <w:r>
-        <w:t xml:space="preserve">Now we turn to a deeper question: what would it</w:t>
+        <w:t xml:space="preserve">. Now a deeper question: what would it</w:t>
       </w:r>
       <w:r>
         <w:t xml:space="preserve"> </w:t>
@@ -4695,31 +4145,19 @@
         <w:t xml:space="preserve"> </w:t>
       </w:r>
       <w:r>
-        <w:t xml:space="preserve">for a machine to be</w:t>
-      </w:r>
-      <w:r>
-        <w:t xml:space="preserve"> </w:t>
-      </w:r>
-      <w:r>
-        <w:t xml:space="preserve">intelligent? This is not merely academic. The answer shapes whether we think current AI</w:t>
-      </w:r>
-      <w:r>
-        <w:t xml:space="preserve"> </w:t>
-      </w:r>
-      <w:r>
-        <w:t xml:space="preserve">systems have achieved something remarkable or merely performed elaborate pattern matching,</w:t>
-      </w:r>
-      <w:r>
-        <w:t xml:space="preserve"> </w:t>
-      </w:r>
-      <w:r>
-        <w:t xml:space="preserve">whether AI systems could deserve moral consideration, and whether there are principled</w:t>
-      </w:r>
-      <w:r>
-        <w:t xml:space="preserve"> </w:t>
-      </w:r>
-      <w:r>
-        <w:t xml:space="preserve">limits to what computation can achieve.</w:t>
+        <w:t xml:space="preserve">for a machine to be intelligent? The answer shapes whether current AI has</w:t>
+      </w:r>
+      <w:r>
+        <w:t xml:space="preserve"> </w:t>
+      </w:r>
+      <w:r>
+        <w:t xml:space="preserve">achieved something remarkable or merely elaborate pattern matching, and whether AI systems</w:t>
+      </w:r>
+      <w:r>
+        <w:t xml:space="preserve"> </w:t>
+      </w:r>
+      <w:r>
+        <w:t xml:space="preserve">could deserve moral consideration.</w:t>
       </w:r>
     </w:p>
     <w:p>
@@ -4727,19 +4165,13 @@
         <w:pStyle w:val="BodyText"/>
       </w:pPr>
       <w:r>
-        <w:t xml:space="preserve">Three philosophical debates — Turing vs. Lovelace, Searle vs. Dennett, and Chalmers on</w:t>
-      </w:r>
-      <w:r>
-        <w:t xml:space="preserve"> </w:t>
-      </w:r>
-      <w:r>
-        <w:t xml:space="preserve">consciousness — frame the issues with unusual clarity and remain remarkably relevant</w:t>
-      </w:r>
-      <w:r>
-        <w:t xml:space="preserve"> </w:t>
-      </w:r>
-      <w:r>
-        <w:t xml:space="preserve">to contemporary AI.</w:t>
+        <w:t xml:space="preserve">Three debates — Turing vs. Lovelace, Searle vs. Dennett, and Chalmers on consciousness — frame</w:t>
+      </w:r>
+      <w:r>
+        <w:t xml:space="preserve"> </w:t>
+      </w:r>
+      <w:r>
+        <w:t xml:space="preserve">the issues with unusual clarity.</w:t>
       </w:r>
     </w:p>
     <w:bookmarkStart w:id="46" w:name="turings-proposal-the-imitation-game"/>
@@ -4756,13 +4188,13 @@
         <w:pStyle w:val="FirstParagraph"/>
       </w:pPr>
       <w:r>
-        <w:t xml:space="preserve">Turing's strategy in his 1950 paper was to sidestep the vague question "Can machines think?"</w:t>
-      </w:r>
-      <w:r>
-        <w:t xml:space="preserve"> </w:t>
-      </w:r>
-      <w:r>
-        <w:t xml:space="preserve">and replace it with a concrete behavioral test.</w:t>
+        <w:t xml:space="preserve">Turing's strategy in his 1950 paper was to replace the vague question "Can machines think?"</w:t>
+      </w:r>
+      <w:r>
+        <w:t xml:space="preserve"> </w:t>
+      </w:r>
+      <w:r>
+        <w:t xml:space="preserve">with a concrete behavioral test.</w:t>
       </w:r>
       <w:r>
         <w:t xml:space="preserve"> </w:t>
@@ -4774,25 +4206,19 @@
         <w:t xml:space="preserve"> </w:t>
       </w:r>
       <w:r>
-        <w:t xml:space="preserve">The Imitation Game (now called the Turing Test) sets up a scenario: an interrogator</w:t>
-      </w:r>
-      <w:r>
-        <w:t xml:space="preserve"> </w:t>
-      </w:r>
-      <w:r>
-        <w:t xml:space="preserve">communicates via text with two hidden parties — a human and a machine. The interrogator</w:t>
-      </w:r>
-      <w:r>
-        <w:t xml:space="preserve"> </w:t>
-      </w:r>
-      <w:r>
-        <w:t xml:space="preserve">tries to determine which is which. If the machine consistently fools the interrogator,</w:t>
-      </w:r>
-      <w:r>
-        <w:t xml:space="preserve"> </w:t>
-      </w:r>
-      <w:r>
-        <w:t xml:space="preserve">Turing argued, we have no principled reason to deny it intelligence.</w:t>
+        <w:t xml:space="preserve">In the Imitation Game, an interrogator communicates via text with two hidden parties — a human</w:t>
+      </w:r>
+      <w:r>
+        <w:t xml:space="preserve"> </w:t>
+      </w:r>
+      <w:r>
+        <w:t xml:space="preserve">and a machine — and tries to tell which is which. If the machine consistently fools the</w:t>
+      </w:r>
+      <w:r>
+        <w:t xml:space="preserve"> </w:t>
+      </w:r>
+      <w:r>
+        <w:t xml:space="preserve">interrogator, Turing argued, we have no principled reason to deny it intelligence.</w:t>
       </w:r>
     </w:p>
     <w:p>
@@ -4820,7 +4246,13 @@
         <w:pStyle w:val="Compact"/>
       </w:pPr>
       <w:r>
-        <w:t xml:space="preserve">The question "Can machines think?" is too vague to answer directly — we lack agreed criteria for "thinking."</w:t>
+        <w:t xml:space="preserve">"Can machines think?" is too vague to answer directly — we lack agreed criteria for</w:t>
+      </w:r>
+      <w:r>
+        <w:t xml:space="preserve"> </w:t>
+      </w:r>
+      <w:r>
+        <w:t xml:space="preserve">"thinking."</w:t>
       </w:r>
     </w:p>
     <w:p>
@@ -4844,7 +4276,13 @@
         <w:pStyle w:val="Compact"/>
       </w:pPr>
       <w:r>
-        <w:t xml:space="preserve">If a machine passes this test, we have no principled criterion by which to deny it intelligence — since we apply similar behavioral evidence to attribute intelligence to other humans.</w:t>
+        <w:t xml:space="preserve">If a machine passes, we have no principled criterion by which to deny it intelligence —</w:t>
+      </w:r>
+      <w:r>
+        <w:t xml:space="preserve"> </w:t>
+      </w:r>
+      <w:r>
+        <w:t xml:space="preserve">we rely on similar behavioral evidence to attribute intelligence to other humans.</w:t>
       </w:r>
     </w:p>
     <w:p>
@@ -4882,31 +4320,25 @@
         <w:t xml:space="preserve"> </w:t>
       </w:r>
       <w:r>
-        <w:t xml:space="preserve">about mental concepts: he refuses to</w:t>
-      </w:r>
-      <w:r>
-        <w:t xml:space="preserve"> </w:t>
-      </w:r>
-      <w:r>
-        <w:t xml:space="preserve">engage with metaphysical questions about what thinking "really is" and instead proposes an</w:t>
-      </w:r>
-      <w:r>
-        <w:t xml:space="preserve"> </w:t>
-      </w:r>
-      <w:r>
-        <w:t xml:space="preserve">operational criterion grounded in the same kind of behavioral evidence we use when we</w:t>
-      </w:r>
-      <w:r>
-        <w:t xml:space="preserve"> </w:t>
-      </w:r>
-      <w:r>
-        <w:t xml:space="preserve">attribute thought to other people. We cannot peer inside anyone else's mind; we infer</w:t>
-      </w:r>
-      <w:r>
-        <w:t xml:space="preserve"> </w:t>
-      </w:r>
-      <w:r>
-        <w:t xml:space="preserve">intelligence from behavior. The test simply applies this inference consistently.</w:t>
+        <w:t xml:space="preserve">about mental concepts: he refuses the</w:t>
+      </w:r>
+      <w:r>
+        <w:t xml:space="preserve"> </w:t>
+      </w:r>
+      <w:r>
+        <w:t xml:space="preserve">metaphysical question of what thinking "really is" and proposes an operational criterion</w:t>
+      </w:r>
+      <w:r>
+        <w:t xml:space="preserve"> </w:t>
+      </w:r>
+      <w:r>
+        <w:t xml:space="preserve">grounded in the evidence we already use for other people. We cannot peer inside anyone else's</w:t>
+      </w:r>
+      <w:r>
+        <w:t xml:space="preserve"> </w:t>
+      </w:r>
+      <w:r>
+        <w:t xml:space="preserve">mind; we infer intelligence from behavior.</w:t>
       </w:r>
     </w:p>
     <w:bookmarkEnd w:id="46"/>
@@ -4924,13 +4356,13 @@
         <w:pStyle w:val="FirstParagraph"/>
       </w:pPr>
       <w:r>
-        <w:t xml:space="preserve">Ada Lovelace's objection — formulated a century before Turing's paper — cuts to the heart</w:t>
-      </w:r>
-      <w:r>
-        <w:t xml:space="preserve"> </w:t>
-      </w:r>
-      <w:r>
-        <w:t xml:space="preserve">of debates about machine creativity that are newly urgent in the age of generative AI.</w:t>
+        <w:t xml:space="preserve">Lovelace's objection — formulated a century before Turing's paper — cuts to the heart of</w:t>
+      </w:r>
+      <w:r>
+        <w:t xml:space="preserve"> </w:t>
+      </w:r>
+      <w:r>
+        <w:t xml:space="preserve">debates about machine creativity that are newly urgent in the age of generative AI.</w:t>
       </w:r>
     </w:p>
     <w:p>
@@ -5002,7 +4434,13 @@
         <w:pStyle w:val="Compact"/>
       </w:pPr>
       <w:r>
-        <w:t xml:space="preserve">Genuine intelligence requires the capacity to originate — to produce genuinely new ideas, not just recombine given inputs according to given rules.</w:t>
+        <w:t xml:space="preserve">Genuine intelligence requires the capacity to originate — to produce genuinely new ideas,</w:t>
+      </w:r>
+      <w:r>
+        <w:t xml:space="preserve"> </w:t>
+      </w:r>
+      <w:r>
+        <w:t xml:space="preserve">not merely recombine given inputs by given rules.</w:t>
       </w:r>
     </w:p>
     <w:p>
@@ -5056,13 +4494,7 @@
         <w:pStyle w:val="ProArgument"/>
       </w:pPr>
       <w:r>
-        <w:t xml:space="preserve">Turing addressed the "Lady Lovelace's Objection" directly in his 1950 paper. His response</w:t>
-      </w:r>
-      <w:r>
-        <w:t xml:space="preserve"> </w:t>
-      </w:r>
-      <w:r>
-        <w:t xml:space="preserve">was two-pronged. First,</w:t>
+        <w:t xml:space="preserve">Turing addressed "Lady Lovelace's Objection" directly in his 1950 paper, in two moves. First,</w:t>
       </w:r>
       <w:r>
         <w:t xml:space="preserve"> </w:t>
@@ -5075,25 +4507,13 @@
         <w:t xml:space="preserve">premise 2 is ambiguous</w:t>
       </w:r>
       <w:r>
-        <w:t xml:space="preserve">: programs produce outputs</w:t>
-      </w:r>
-      <w:r>
-        <w:t xml:space="preserve"> </w:t>
-      </w:r>
-      <w:r>
-        <w:t xml:space="preserve">that surprise even their creators. Chess programs find moves no human anticipated. Learning</w:t>
-      </w:r>
-      <w:r>
-        <w:t xml:space="preserve"> </w:t>
-      </w:r>
-      <w:r>
-        <w:t xml:space="preserve">systems modify their behavior through experience — they are not limited to explicit</w:t>
-      </w:r>
-      <w:r>
-        <w:t xml:space="preserve"> </w:t>
-      </w:r>
-      <w:r>
-        <w:t xml:space="preserve">preprogrammed responses. Second,</w:t>
+        <w:t xml:space="preserve">: programs produce outputs that surprise their</w:t>
+      </w:r>
+      <w:r>
+        <w:t xml:space="preserve"> </w:t>
+      </w:r>
+      <w:r>
+        <w:t xml:space="preserve">creators, and learning systems modify their behavior through experience. Second,</w:t>
       </w:r>
       <w:r>
         <w:t xml:space="preserve"> </w:t>
@@ -5106,25 +4526,19 @@
         <w:t xml:space="preserve">humans also follow "programming"</w:t>
       </w:r>
       <w:r>
-        <w:t xml:space="preserve">: biology,</w:t>
-      </w:r>
-      <w:r>
-        <w:t xml:space="preserve"> </w:t>
-      </w:r>
-      <w:r>
-        <w:t xml:space="preserve">culture, education, and experience shape everything we think and do. If "merely following</w:t>
-      </w:r>
-      <w:r>
-        <w:t xml:space="preserve"> </w:t>
-      </w:r>
-      <w:r>
-        <w:t xml:space="preserve">a program" disqualifies machines, the same argument might disqualify humans — which suggests</w:t>
-      </w:r>
-      <w:r>
-        <w:t xml:space="preserve"> </w:t>
-      </w:r>
-      <w:r>
-        <w:t xml:space="preserve">the criterion is too strong.</w:t>
+        <w:t xml:space="preserve">: biology, culture, and experience shape</w:t>
+      </w:r>
+      <w:r>
+        <w:t xml:space="preserve"> </w:t>
+      </w:r>
+      <w:r>
+        <w:t xml:space="preserve">everything we think and do. If "merely following a program" disqualifies machines, the same</w:t>
+      </w:r>
+      <w:r>
+        <w:t xml:space="preserve"> </w:t>
+      </w:r>
+      <w:r>
+        <w:t xml:space="preserve">argument might disqualify humans.</w:t>
       </w:r>
     </w:p>
     <w:p>
@@ -5140,25 +4554,19 @@
         <w:pStyle w:val="Objection"/>
       </w:pPr>
       <w:r>
-        <w:t xml:space="preserve">Despite Turing's response, Lovelace's objection retains force in the era of large</w:t>
-      </w:r>
-      <w:r>
-        <w:t xml:space="preserve"> </w:t>
-      </w:r>
-      <w:r>
-        <w:t xml:space="preserve">language models. When critics argue that LLMs are "just predicting the next token" or</w:t>
-      </w:r>
-      <w:r>
-        <w:t xml:space="preserve"> </w:t>
-      </w:r>
-      <w:r>
-        <w:t xml:space="preserve">"stochastic parrots" that recombine training data without genuine understanding, they</w:t>
-      </w:r>
-      <w:r>
-        <w:t xml:space="preserve"> </w:t>
-      </w:r>
-      <w:r>
-        <w:t xml:space="preserve">are invoking her logic</w:t>
+        <w:t xml:space="preserve">Lovelace's objection nonetheless retains force in the era of large language models. When</w:t>
+      </w:r>
+      <w:r>
+        <w:t xml:space="preserve"> </w:t>
+      </w:r>
+      <w:r>
+        <w:t xml:space="preserve">critics argue that LLMs are "just predicting the next token" or "stochastic parrots" that</w:t>
+      </w:r>
+      <w:r>
+        <w:t xml:space="preserve"> </w:t>
+      </w:r>
+      <w:r>
+        <w:t xml:space="preserve">recombine training data without understanding, they are invoking her logic</w:t>
       </w:r>
       <w:r>
         <w:t xml:space="preserve"> </w:t>
@@ -5167,31 +4575,19 @@
         <w:t xml:space="preserve">(Bender et al., 2021)</w:t>
       </w:r>
       <w:r>
-        <w:t xml:space="preserve">. The question</w:t>
-      </w:r>
-      <w:r>
-        <w:t xml:space="preserve"> </w:t>
-      </w:r>
-      <w:r>
-        <w:t xml:space="preserve">"What counts as originating something genuinely new?" remains open — and the pattern of</w:t>
-      </w:r>
-      <w:r>
-        <w:t xml:space="preserve"> </w:t>
-      </w:r>
-      <w:r>
-        <w:t xml:space="preserve">answers to it looks suspiciously like Tesler's Theorem from Part I. Each time a system meets</w:t>
-      </w:r>
-      <w:r>
-        <w:t xml:space="preserve"> </w:t>
-      </w:r>
-      <w:r>
-        <w:t xml:space="preserve">the behavioral criterion, Lovelace's objection is produced to explain why that particular</w:t>
-      </w:r>
-      <w:r>
-        <w:t xml:space="preserve"> </w:t>
-      </w:r>
-      <w:r>
-        <w:t xml:space="preserve">achievement does not count.</w:t>
+        <w:t xml:space="preserve">. And the pattern of answers looks</w:t>
+      </w:r>
+      <w:r>
+        <w:t xml:space="preserve"> </w:t>
+      </w:r>
+      <w:r>
+        <w:t xml:space="preserve">suspiciously like Tesler's Theorem: each time a system meets the behavioral criterion, the</w:t>
+      </w:r>
+      <w:r>
+        <w:t xml:space="preserve"> </w:t>
+      </w:r>
+      <w:r>
+        <w:t xml:space="preserve">objection explains why that achievement does not count.</w:t>
       </w:r>
     </w:p>
     <w:p>
@@ -5221,19 +4617,19 @@
         <w:t xml:space="preserve"> </w:t>
       </w:r>
       <w:r>
-        <w:t xml:space="preserve">took first prize in the</w:t>
-      </w:r>
-      <w:r>
-        <w:t xml:space="preserve"> </w:t>
-      </w:r>
-      <w:r>
-        <w:t xml:space="preserve">digital art category of the Colorado State Fair in August 2022, the response was that the</w:t>
-      </w:r>
-      <w:r>
-        <w:t xml:space="preserve"> </w:t>
-      </w:r>
-      <w:r>
-        <w:t xml:space="preserve">program had merely recombined existing artworks. When a large language model was reported in</w:t>
+        <w:t xml:space="preserve">won the digital art category</w:t>
+      </w:r>
+      <w:r>
+        <w:t xml:space="preserve"> </w:t>
+      </w:r>
+      <w:r>
+        <w:t xml:space="preserve">of the Colorado State Fair in August 2022, the response was that the program had merely</w:t>
+      </w:r>
+      <w:r>
+        <w:t xml:space="preserve"> </w:t>
+      </w:r>
+      <w:r>
+        <w:t xml:space="preserve">recombined existing artworks. When a large language model was reported in</w:t>
       </w:r>
       <w:r>
         <w:t xml:space="preserve"> </w:t>
@@ -5245,25 +4641,19 @@
         <w:t xml:space="preserve"> </w:t>
       </w:r>
       <w:r>
-        <w:t xml:space="preserve">was that it had pattern-matched from legal texts rather than reasoned. (That percentile was</w:t>
-      </w:r>
-      <w:r>
-        <w:t xml:space="preserve"> </w:t>
-      </w:r>
-      <w:r>
-        <w:t xml:space="preserve">itself worth checking: a 2024 re-analysis by Eric Martínez found the comparison pool was</w:t>
-      </w:r>
-      <w:r>
-        <w:t xml:space="preserve"> </w:t>
-      </w:r>
-      <w:r>
-        <w:t xml:space="preserve">dominated by February repeat takers, and put the score below the 69th percentile against the</w:t>
-      </w:r>
-      <w:r>
-        <w:t xml:space="preserve"> </w:t>
-      </w:r>
-      <w:r>
-        <w:t xml:space="preserve">general test-taking population — and around the 48th on the essays</w:t>
+        <w:t xml:space="preserve">was that it had pattern-matched rather than reasoned. (A 2024 re-analysis by Eric Martínez found the comparison pool</w:t>
+      </w:r>
+      <w:r>
+        <w:t xml:space="preserve"> </w:t>
+      </w:r>
+      <w:r>
+        <w:t xml:space="preserve">was dominated by February repeat takers and put the score below the 69th percentile against</w:t>
+      </w:r>
+      <w:r>
+        <w:t xml:space="preserve"> </w:t>
+      </w:r>
+      <w:r>
+        <w:t xml:space="preserve">the general test-taking population — around the 48th on the essays</w:t>
       </w:r>
       <w:r>
         <w:t xml:space="preserve"> </w:t>
@@ -5272,13 +4662,13 @@
         <w:t xml:space="preserve">(Martínez, 2024)</w:t>
       </w:r>
       <w:r>
-        <w:t xml:space="preserve">. Benchmark claims are</w:t>
-      </w:r>
-      <w:r>
-        <w:t xml:space="preserve"> </w:t>
-      </w:r>
-      <w:r>
-        <w:t xml:space="preserve">claims, not measurements.) And then there is the case philosophers keep returning to.</w:t>
+        <w:t xml:space="preserve">; benchmark claims are claims, not</w:t>
+      </w:r>
+      <w:r>
+        <w:t xml:space="preserve"> </w:t>
+      </w:r>
+      <w:r>
+        <w:t xml:space="preserve">measurements.) And then there is the case philosophers keep returning to.</w:t>
       </w:r>
     </w:p>
     <w:p>
@@ -5302,31 +4692,25 @@
         <w:pStyle w:val="CaseStudy"/>
       </w:pPr>
       <w:r>
-        <w:t xml:space="preserve">Go had long been the standing counterexample to machine intelligence. The board is large</w:t>
-      </w:r>
-      <w:r>
-        <w:t xml:space="preserve"> </w:t>
-      </w:r>
-      <w:r>
-        <w:t xml:space="preserve">enough that brute-force search is hopeless, and strong players describe their choices in the</w:t>
-      </w:r>
-      <w:r>
-        <w:t xml:space="preserve"> </w:t>
-      </w:r>
-      <w:r>
-        <w:t xml:space="preserve">language of shape, feel, and intuition rather than calculation. In March 2016, DeepMind's</w:t>
-      </w:r>
-      <w:r>
-        <w:t xml:space="preserve"> </w:t>
-      </w:r>
-      <w:r>
-        <w:t xml:space="preserve">AlphaGo played a five-game match in Seoul against Lee Sedol, one of the strongest players of</w:t>
-      </w:r>
-      <w:r>
-        <w:t xml:space="preserve"> </w:t>
-      </w:r>
-      <w:r>
-        <w:t xml:space="preserve">his generation, and won 4–1.</w:t>
+        <w:t xml:space="preserve">Go had long been the standing counterexample to machine intelligence: the board is too large</w:t>
+      </w:r>
+      <w:r>
+        <w:t xml:space="preserve"> </w:t>
+      </w:r>
+      <w:r>
+        <w:t xml:space="preserve">for brute-force search, and strong players describe their choices in the language of shape</w:t>
+      </w:r>
+      <w:r>
+        <w:t xml:space="preserve"> </w:t>
+      </w:r>
+      <w:r>
+        <w:t xml:space="preserve">and intuition rather than calculation. In March 2016, DeepMind's AlphaGo beat Lee Sedol,</w:t>
+      </w:r>
+      <w:r>
+        <w:t xml:space="preserve"> </w:t>
+      </w:r>
+      <w:r>
+        <w:t xml:space="preserve">one of the strongest players of his generation, 4–1 in Seoul.</w:t>
       </w:r>
     </w:p>
     <w:p>
@@ -5340,49 +4724,31 @@
         <w:t xml:space="preserve"> </w:t>
       </w:r>
       <w:r>
-        <w:t xml:space="preserve">the fifth line — violated centuries of received wisdom about opening play. Commentators</w:t>
-      </w:r>
-      <w:r>
-        <w:t xml:space="preserve"> </w:t>
-      </w:r>
-      <w:r>
-        <w:t xml:space="preserve">initially assumed it was a mistake. AlphaGo's own estimate was that a human player would</w:t>
-      </w:r>
-      <w:r>
-        <w:t xml:space="preserve"> </w:t>
-      </w:r>
-      <w:r>
-        <w:t xml:space="preserve">have chosen it roughly one time in ten thousand. Nearly a hundred moves later the stone</w:t>
-      </w:r>
-      <w:r>
-        <w:t xml:space="preserve"> </w:t>
-      </w:r>
-      <w:r>
-        <w:t xml:space="preserve">turned out to be perfectly placed, and the game was effectively decided. Lee Sedol was away</w:t>
-      </w:r>
-      <w:r>
-        <w:t xml:space="preserve"> </w:t>
-      </w:r>
-      <w:r>
-        <w:t xml:space="preserve">from the board when the stone was played and took more than twelve minutes to reply. He later</w:t>
-      </w:r>
-      <w:r>
-        <w:t xml:space="preserve"> </w:t>
-      </w:r>
-      <w:r>
-        <w:t xml:space="preserve">said the move made him reconsider what creativity in Go could mean. (Lee's own game-four</w:t>
-      </w:r>
-      <w:r>
-        <w:t xml:space="preserve"> </w:t>
-      </w:r>
-      <w:r>
-        <w:t xml:space="preserve">Move 78, remembered as the "divine move," beat AlphaGo in return — a detail worth keeping,</w:t>
-      </w:r>
-      <w:r>
-        <w:t xml:space="preserve"> </w:t>
-      </w:r>
-      <w:r>
-        <w:t xml:space="preserve">since it shows the traffic ran both ways.)</w:t>
+        <w:t xml:space="preserve">the fifth line — violated centuries of received wisdom about opening play; commentators</w:t>
+      </w:r>
+      <w:r>
+        <w:t xml:space="preserve"> </w:t>
+      </w:r>
+      <w:r>
+        <w:t xml:space="preserve">assumed it was a mistake, and AlphaGo's own estimate was that a human would have played it</w:t>
+      </w:r>
+      <w:r>
+        <w:t xml:space="preserve"> </w:t>
+      </w:r>
+      <w:r>
+        <w:t xml:space="preserve">roughly one time in ten thousand. A hundred moves later the stone turned out to be perfectly</w:t>
+      </w:r>
+      <w:r>
+        <w:t xml:space="preserve"> </w:t>
+      </w:r>
+      <w:r>
+        <w:t xml:space="preserve">placed, and the game was decided. Lee Sedol said it made him reconsider what creativity in</w:t>
+      </w:r>
+      <w:r>
+        <w:t xml:space="preserve"> </w:t>
+      </w:r>
+      <w:r>
+        <w:t xml:space="preserve">Go could mean. (His own game-four Move 78, the "divine move," beat AlphaGo in return.)</w:t>
       </w:r>
     </w:p>
     <w:p>
@@ -5403,37 +4769,31 @@
         <w:t xml:space="preserve">originated</w:t>
       </w:r>
       <w:r>
-        <w:t xml:space="preserve">? AlphaGo was not given the move by its programmers; none of</w:t>
-      </w:r>
-      <w:r>
-        <w:t xml:space="preserve"> </w:t>
-      </w:r>
-      <w:r>
-        <w:t xml:space="preserve">them could have found it, and its own model of human play said no human would play it. Yet it</w:t>
-      </w:r>
-      <w:r>
-        <w:t xml:space="preserve"> </w:t>
-      </w:r>
-      <w:r>
-        <w:t xml:space="preserve">was produced by search and pattern evaluation over self-play games — precisely the sort of</w:t>
-      </w:r>
-      <w:r>
-        <w:t xml:space="preserve"> </w:t>
-      </w:r>
-      <w:r>
-        <w:t xml:space="preserve">"doing what we know how to order it to perform" that Lovelace had in mind. Both descriptions</w:t>
-      </w:r>
-      <w:r>
-        <w:t xml:space="preserve"> </w:t>
-      </w:r>
-      <w:r>
-        <w:t xml:space="preserve">are accurate. That they can both be accurate at once is the real content of her objection,</w:t>
-      </w:r>
-      <w:r>
-        <w:t xml:space="preserve"> </w:t>
-      </w:r>
-      <w:r>
-        <w:t xml:space="preserve">and the reason it has outlived every specific system it has been raised against.</w:t>
+        <w:t xml:space="preserve">? Its programmers did not give it the move, none of them could</w:t>
+      </w:r>
+      <w:r>
+        <w:t xml:space="preserve"> </w:t>
+      </w:r>
+      <w:r>
+        <w:t xml:space="preserve">have found it, and AlphaGo's own model of human play said no human would play it — yet it</w:t>
+      </w:r>
+      <w:r>
+        <w:t xml:space="preserve"> </w:t>
+      </w:r>
+      <w:r>
+        <w:t xml:space="preserve">was produced by search and pattern evaluation over self-play games, precisely the sort of</w:t>
+      </w:r>
+      <w:r>
+        <w:t xml:space="preserve"> </w:t>
+      </w:r>
+      <w:r>
+        <w:t xml:space="preserve">"doing what we know how to order it to perform" Lovelace had in mind. Both descriptions are</w:t>
+      </w:r>
+      <w:r>
+        <w:t xml:space="preserve"> </w:t>
+      </w:r>
+      <w:r>
+        <w:t xml:space="preserve">accurate at once, which is the real content of her objection.</w:t>
       </w:r>
     </w:p>
     <w:bookmarkEnd w:id="47"/>
@@ -5451,26 +4811,13 @@
         <w:pStyle w:val="FirstParagraph"/>
       </w:pPr>
       <w:r>
-        <w:t xml:space="preserve">The most influential philosophical argument against strong AI was published in 1980 by</w:t>
-      </w:r>
-      <w:r>
-        <w:t xml:space="preserve"> </w:t>
-      </w:r>
-      <w:r>
-        <w:t xml:space="preserve">John Searle, a philosopher at the University of California, Berkeley, in the journal</w:t>
-      </w:r>
-      <w:r>
-        <w:t xml:space="preserve"> </w:t>
-      </w:r>
-      <w:r>
-        <w:rPr>
-          <w:iCs/>
-          <w:i/>
-        </w:rPr>
-        <w:t xml:space="preserve">Behavioral and Brain Sciences</w:t>
-      </w:r>
-      <w:r>
-        <w:t xml:space="preserve">.</w:t>
+        <w:t xml:space="preserve">The most influential argument against strong AI was published in 1980 by John Searle, a</w:t>
+      </w:r>
+      <w:r>
+        <w:t xml:space="preserve"> </w:t>
+      </w:r>
+      <w:r>
+        <w:t xml:space="preserve">philosopher at the University of California, Berkeley.</w:t>
       </w:r>
       <w:r>
         <w:t xml:space="preserve"> </w:t>
@@ -5482,7 +4829,13 @@
         <w:t xml:space="preserve"> </w:t>
       </w:r>
       <w:r>
-        <w:t xml:space="preserve">His Chinese Room thought experiment is elegant and has generated four decades of debate.</w:t>
+        <w:t xml:space="preserve">His Chinese Room thought experiment is elegant</w:t>
+      </w:r>
+      <w:r>
+        <w:t xml:space="preserve"> </w:t>
+      </w:r>
+      <w:r>
+        <w:t xml:space="preserve">and has generated four decades of debate.</w:t>
       </w:r>
     </w:p>
     <w:p>
@@ -5506,37 +4859,31 @@
         <w:pStyle w:val="CaseStudy"/>
       </w:pPr>
       <w:r>
-        <w:t xml:space="preserve">Imagine a person locked in a room who receives cards with Chinese symbols through</w:t>
-      </w:r>
-      <w:r>
-        <w:t xml:space="preserve"> </w:t>
-      </w:r>
-      <w:r>
-        <w:t xml:space="preserve">a slot. The person has a comprehensive rulebook that specifies, for any combination</w:t>
-      </w:r>
-      <w:r>
-        <w:t xml:space="preserve"> </w:t>
-      </w:r>
-      <w:r>
-        <w:t xml:space="preserve">of input symbols, which symbols to output in response. Following these rules, the</w:t>
-      </w:r>
-      <w:r>
-        <w:t xml:space="preserve"> </w:t>
-      </w:r>
-      <w:r>
-        <w:t xml:space="preserve">person produces output cards that are slid back through the slot. From the outside,</w:t>
-      </w:r>
-      <w:r>
-        <w:t xml:space="preserve"> </w:t>
-      </w:r>
-      <w:r>
-        <w:t xml:space="preserve">the exchange looks like a fluent Chinese conversation. Native Chinese speakers</w:t>
-      </w:r>
-      <w:r>
-        <w:t xml:space="preserve"> </w:t>
-      </w:r>
-      <w:r>
-        <w:t xml:space="preserve">interacting with the room might conclude there is a Chinese speaker inside.</w:t>
+        <w:t xml:space="preserve">Imagine a person locked in a room who receives cards with Chinese symbols through a slot. The</w:t>
+      </w:r>
+      <w:r>
+        <w:t xml:space="preserve"> </w:t>
+      </w:r>
+      <w:r>
+        <w:t xml:space="preserve">person has a comprehensive rulebook specifying, for any combination of input symbols, which</w:t>
+      </w:r>
+      <w:r>
+        <w:t xml:space="preserve"> </w:t>
+      </w:r>
+      <w:r>
+        <w:t xml:space="preserve">symbols to output in response. Following these rules, they produce output cards that are</w:t>
+      </w:r>
+      <w:r>
+        <w:t xml:space="preserve"> </w:t>
+      </w:r>
+      <w:r>
+        <w:t xml:space="preserve">slid back through the slot. From the outside, the exchange looks like a fluent Chinese</w:t>
+      </w:r>
+      <w:r>
+        <w:t xml:space="preserve"> </w:t>
+      </w:r>
+      <w:r>
+        <w:t xml:space="preserve">conversation.</w:t>
       </w:r>
     </w:p>
     <w:p>
@@ -5544,25 +4891,19 @@
         <w:pStyle w:val="CaseStudy"/>
       </w:pPr>
       <w:r>
-        <w:t xml:space="preserve">But here is the critical point: the person inside understands no Chinese whatsoever.</w:t>
-      </w:r>
-      <w:r>
-        <w:t xml:space="preserve"> </w:t>
-      </w:r>
-      <w:r>
-        <w:t xml:space="preserve">They are manipulating symbols purely on the basis of their shapes — their syntactic</w:t>
-      </w:r>
-      <w:r>
-        <w:t xml:space="preserve"> </w:t>
-      </w:r>
-      <w:r>
-        <w:t xml:space="preserve">properties — with no grasp of what any of the symbols mean. They are producing</w:t>
-      </w:r>
-      <w:r>
-        <w:t xml:space="preserve"> </w:t>
-      </w:r>
-      <w:r>
-        <w:t xml:space="preserve">semantically correct responses without any semantic understanding.</w:t>
+        <w:t xml:space="preserve">But the person inside understands no Chinese whatsoever. They are manipulating symbols purely</w:t>
+      </w:r>
+      <w:r>
+        <w:t xml:space="preserve"> </w:t>
+      </w:r>
+      <w:r>
+        <w:t xml:space="preserve">on the basis of their shapes — their syntactic properties — with no grasp of what any of the</w:t>
+      </w:r>
+      <w:r>
+        <w:t xml:space="preserve"> </w:t>
+      </w:r>
+      <w:r>
+        <w:t xml:space="preserve">symbols mean: semantically correct responses without any semantic understanding.</w:t>
       </w:r>
     </w:p>
     <w:p>
@@ -5570,25 +4911,25 @@
         <w:pStyle w:val="CaseStudy"/>
       </w:pPr>
       <w:r>
-        <w:t xml:space="preserve">Searle's argument: a digital computer is in exactly the position of the person in</w:t>
-      </w:r>
-      <w:r>
-        <w:t xml:space="preserve"> </w:t>
-      </w:r>
-      <w:r>
-        <w:t xml:space="preserve">the room. It manipulates symbols according to syntactic rules. No matter how perfect</w:t>
-      </w:r>
-      <w:r>
-        <w:t xml:space="preserve"> </w:t>
-      </w:r>
-      <w:r>
-        <w:t xml:space="preserve">its outputs, it has no understanding of their meaning. "Strong AI" — the claim that</w:t>
-      </w:r>
-      <w:r>
-        <w:t xml:space="preserve"> </w:t>
-      </w:r>
-      <w:r>
-        <w:t xml:space="preserve">running the right program is sufficient for genuine mental states — is therefore false.</w:t>
+        <w:t xml:space="preserve">Searle's argument: a digital computer is in exactly the position of the person in the room.</w:t>
+      </w:r>
+      <w:r>
+        <w:t xml:space="preserve"> </w:t>
+      </w:r>
+      <w:r>
+        <w:t xml:space="preserve">It manipulates symbols according to syntactic rules; however perfect its outputs, it has no</w:t>
+      </w:r>
+      <w:r>
+        <w:t xml:space="preserve"> </w:t>
+      </w:r>
+      <w:r>
+        <w:t xml:space="preserve">understanding of their meaning. "Strong AI" — the claim that running the right program</w:t>
+      </w:r>
+      <w:r>
+        <w:t xml:space="preserve"> </w:t>
+      </w:r>
+      <w:r>
+        <w:t xml:space="preserve">suffices for genuine mental states — is therefore false.</w:t>
       </w:r>
     </w:p>
     <w:p>
@@ -5640,7 +4981,7 @@
         <w:pStyle w:val="Compact"/>
       </w:pPr>
       <w:r>
-        <w:t xml:space="preserve">Minds have semantics: they understand meanings, grasp references, comprehend what words are</w:t>
+        <w:t xml:space="preserve">Minds have semantics: they grasp what words are</w:t>
       </w:r>
       <w:r>
         <w:t xml:space="preserve"> </w:t>
@@ -5697,7 +5038,7 @@
         <w:pStyle w:val="FirstParagraph"/>
       </w:pPr>
       <w:r>
-        <w:t xml:space="preserve">The most powerful response to Searle is the</w:t>
+        <w:t xml:space="preserve">The most powerful response is the</w:t>
       </w:r>
       <w:r>
         <w:t xml:space="preserve"> </w:t>
@@ -5710,19 +5051,19 @@
         <w:t xml:space="preserve">systems reply</w:t>
       </w:r>
       <w:r>
-        <w:t xml:space="preserve">. Searle anticipated it in</w:t>
-      </w:r>
-      <w:r>
-        <w:t xml:space="preserve"> </w:t>
-      </w:r>
-      <w:r>
-        <w:t xml:space="preserve">the 1980 paper itself — he credits it to colleagues at Berkeley and Yale — and it has been</w:t>
-      </w:r>
-      <w:r>
-        <w:t xml:space="preserve"> </w:t>
-      </w:r>
-      <w:r>
-        <w:t xml:space="preserve">defended since by a number of philosophers, most prominently Daniel Dennett.</w:t>
+        <w:t xml:space="preserve">. Searle anticipated it in the 1980</w:t>
+      </w:r>
+      <w:r>
+        <w:t xml:space="preserve"> </w:t>
+      </w:r>
+      <w:r>
+        <w:t xml:space="preserve">paper itself, and it has been defended since by a number of philosophers, most prominently</w:t>
+      </w:r>
+      <w:r>
+        <w:t xml:space="preserve"> </w:t>
+      </w:r>
+      <w:r>
+        <w:t xml:space="preserve">Daniel Dennett.</w:t>
       </w:r>
       <w:r>
         <w:t xml:space="preserve"> </w:t>
@@ -5756,7 +5097,13 @@
         <w:pStyle w:val="Compact"/>
       </w:pPr>
       <w:r>
-        <w:t xml:space="preserve">Searle grants that the person in the room doesn't understand Chinese — but this proves only that the</w:t>
+        <w:t xml:space="preserve">Searle grants that the person in the room does not understand Chinese — but that shows</w:t>
+      </w:r>
+      <w:r>
+        <w:t xml:space="preserve"> </w:t>
+      </w:r>
+      <w:r>
+        <w:t xml:space="preserve">only that the</w:t>
       </w:r>
       <w:r>
         <w:t xml:space="preserve"> </w:t>
@@ -5796,7 +5143,13 @@
         <w:pStyle w:val="Compact"/>
       </w:pPr>
       <w:r>
-        <w:t xml:space="preserve">Understanding, like consciousness generally, may be a property of systems, not of their individual components. (Individual neurons don't understand anything either — understanding emerges from the brain as a system.)</w:t>
+        <w:t xml:space="preserve">Understanding may be a property of systems, not of their components — individual neurons</w:t>
+      </w:r>
+      <w:r>
+        <w:t xml:space="preserve"> </w:t>
+      </w:r>
+      <w:r>
+        <w:t xml:space="preserve">do not understand anything either.</w:t>
       </w:r>
     </w:p>
     <w:p>
@@ -5810,7 +5163,7 @@
         <w:t xml:space="preserve"> </w:t>
       </w:r>
       <w:r>
-        <w:t xml:space="preserve">Searle's argument analyzes at the wrong level. It shows that the</w:t>
+        <w:t xml:space="preserve">Searle's argument analyzes at the wrong level: it shows the</w:t>
       </w:r>
       <w:r>
         <w:t xml:space="preserve"> </w:t>
@@ -5826,7 +5179,7 @@
         <w:t xml:space="preserve"> </w:t>
       </w:r>
       <w:r>
-        <w:t xml:space="preserve">doesn't understand,</w:t>
+        <w:t xml:space="preserve">does not understand,</w:t>
       </w:r>
       <w:r>
         <w:t xml:space="preserve"> </w:t>
@@ -5848,7 +5201,7 @@
         <w:t xml:space="preserve"> </w:t>
       </w:r>
       <w:r>
-        <w:t xml:space="preserve">doesn't.</w:t>
+        <w:t xml:space="preserve">does not.</w:t>
       </w:r>
     </w:p>
     <w:p>
@@ -5856,43 +5209,31 @@
         <w:pStyle w:val="BodyText"/>
       </w:pPr>
       <w:r>
-        <w:t xml:space="preserve">Searle's counter to the systems reply is characteristically blunt: imagine the person memorizes</w:t>
-      </w:r>
-      <w:r>
-        <w:t xml:space="preserve"> </w:t>
-      </w:r>
-      <w:r>
-        <w:t xml:space="preserve">all the rules and carries them out entirely in their head, walking around outside the room.</w:t>
-      </w:r>
-      <w:r>
-        <w:t xml:space="preserve"> </w:t>
-      </w:r>
-      <w:r>
-        <w:t xml:space="preserve">They are now the entire system — and they still understand nothing. Dennett's functionalism holds</w:t>
-      </w:r>
-      <w:r>
-        <w:t xml:space="preserve"> </w:t>
-      </w:r>
-      <w:r>
-        <w:t xml:space="preserve">that if something implements the right causal/functional organization — the right patterns of</w:t>
-      </w:r>
-      <w:r>
-        <w:t xml:space="preserve"> </w:t>
-      </w:r>
-      <w:r>
-        <w:t xml:space="preserve">input, processing, and output — it has mental states regardless of what it's made of. Searle's</w:t>
-      </w:r>
-      <w:r>
-        <w:t xml:space="preserve"> </w:t>
-      </w:r>
-      <w:r>
-        <w:t xml:space="preserve">response is that this misses the essential point: syntax, however complex its functional</w:t>
-      </w:r>
-      <w:r>
-        <w:t xml:space="preserve"> </w:t>
-      </w:r>
-      <w:r>
-        <w:t xml:space="preserve">organization, never becomes semantics.</w:t>
+        <w:t xml:space="preserve">Searle's counter is blunt: imagine the person memorizes all the rules and carries them out in</w:t>
+      </w:r>
+      <w:r>
+        <w:t xml:space="preserve"> </w:t>
+      </w:r>
+      <w:r>
+        <w:t xml:space="preserve">their head, outside the room. They are now the entire system — and still understand nothing.</w:t>
+      </w:r>
+      <w:r>
+        <w:t xml:space="preserve"> </w:t>
+      </w:r>
+      <w:r>
+        <w:t xml:space="preserve">Dennett's functionalism holds that anything implementing the right functional organization has</w:t>
+      </w:r>
+      <w:r>
+        <w:t xml:space="preserve"> </w:t>
+      </w:r>
+      <w:r>
+        <w:t xml:space="preserve">mental states regardless of what it is made of; Searle's response is that syntax, however</w:t>
+      </w:r>
+      <w:r>
+        <w:t xml:space="preserve"> </w:t>
+      </w:r>
+      <w:r>
+        <w:t xml:space="preserve">complex, never becomes semantics.</w:t>
       </w:r>
     </w:p>
     <w:p>
@@ -6115,7 +5456,7 @@
         <w:pStyle w:val="BodyText"/>
       </w:pPr>
       <w:r>
-        <w:t xml:space="preserve">Read across the rows and the disagreement turns out to be a single disagreement wearing four</w:t>
+        <w:t xml:space="preserve">Read across the rows and the disagreement turns out to be one disagreement wearing four</w:t>
       </w:r>
       <w:r>
         <w:t xml:space="preserve"> </w:t>
@@ -6127,25 +5468,13 @@
         <w:t xml:space="preserve"> </w:t>
       </w:r>
       <w:r>
-        <w:t xml:space="preserve">the Chinese Room is decisive and no program will ever understand anything; if consciousness is</w:t>
-      </w:r>
-      <w:r>
-        <w:t xml:space="preserve"> </w:t>
-      </w:r>
-      <w:r>
-        <w:t xml:space="preserve">a matter of functional organization, the Chinese Room is a level confusion and silicon is as</w:t>
-      </w:r>
-      <w:r>
-        <w:t xml:space="preserve"> </w:t>
-      </w:r>
-      <w:r>
-        <w:t xml:space="preserve">good a substrate as carbon. Neither side has produced an argument the other accepts, which is</w:t>
-      </w:r>
-      <w:r>
-        <w:t xml:space="preserve"> </w:t>
-      </w:r>
-      <w:r>
-        <w:t xml:space="preserve">worth knowing before you are asked to take a position.</w:t>
+        <w:t xml:space="preserve">the Chinese Room is decisive; if it is functional organization, the Chinese Room is a level</w:t>
+      </w:r>
+      <w:r>
+        <w:t xml:space="preserve"> </w:t>
+      </w:r>
+      <w:r>
+        <w:t xml:space="preserve">confusion. Neither side has produced an argument the other accepts.</w:t>
       </w:r>
     </w:p>
     <w:bookmarkEnd w:id="49"/>
@@ -6163,7 +5492,7 @@
         <w:pStyle w:val="FirstParagraph"/>
       </w:pPr>
       <w:r>
-        <w:t xml:space="preserve">David Chalmers introduced a distinction that has reorganized the entire debate about machine</w:t>
+        <w:t xml:space="preserve">David Chalmers introduced a distinction that reorganized the debate about machine</w:t>
       </w:r>
       <w:r>
         <w:t xml:space="preserve"> </w:t>
@@ -6191,47 +5520,55 @@
           <w:bCs/>
           <w:b/>
         </w:rPr>
-        <w:t xml:space="preserve">easy problems</w:t>
-      </w:r>
-      <w:r>
-        <w:t xml:space="preserve"> </w:t>
-      </w:r>
-      <w:r>
-        <w:t xml:space="preserve">of consciousness — explaining how the brain processes information, controls behavior, and reports</w:t>
-      </w:r>
-      <w:r>
-        <w:t xml:space="preserve"> </w:t>
-      </w:r>
-      <w:r>
-        <w:t xml:space="preserve">internal states — are "easy" only in the sense that they are, in principle, solvable by</w:t>
-      </w:r>
-      <w:r>
-        <w:t xml:space="preserve"> </w:t>
-      </w:r>
-      <w:r>
-        <w:t xml:space="preserve">cognitive science, however difficult in practice. The</w:t>
-      </w:r>
-      <w:r>
-        <w:t xml:space="preserve"> </w:t>
+        <w:t xml:space="preserve">easy</w:t>
       </w:r>
       <w:r>
         <w:rPr>
           <w:bCs/>
           <w:b/>
         </w:rPr>
+        <w:t xml:space="preserve"> </w:t>
+      </w:r>
+      <w:r>
+        <w:rPr>
+          <w:bCs/>
+          <w:b/>
+        </w:rPr>
+        <w:t xml:space="preserve">problems</w:t>
+      </w:r>
+      <w:r>
+        <w:t xml:space="preserve"> </w:t>
+      </w:r>
+      <w:r>
+        <w:t xml:space="preserve">— how the brain processes information, controls behavior, and reports</w:t>
+      </w:r>
+      <w:r>
+        <w:t xml:space="preserve"> </w:t>
+      </w:r>
+      <w:r>
+        <w:t xml:space="preserve">internal states — are "easy" only in that they are in principle solvable by cognitive science.</w:t>
+      </w:r>
+      <w:r>
+        <w:t xml:space="preserve"> </w:t>
+      </w:r>
+      <w:r>
+        <w:t xml:space="preserve">The</w:t>
+      </w:r>
+      <w:r>
+        <w:t xml:space="preserve"> </w:t>
+      </w:r>
+      <w:r>
+        <w:rPr>
+          <w:bCs/>
+          <w:b/>
+        </w:rPr>
         <w:t xml:space="preserve">hard problem</w:t>
       </w:r>
       <w:r>
         <w:t xml:space="preserve"> </w:t>
       </w:r>
       <w:r>
-        <w:t xml:space="preserve">is why</w:t>
-      </w:r>
-      <w:r>
-        <w:t xml:space="preserve"> </w:t>
-      </w:r>
-      <w:r>
-        <w:t xml:space="preserve">any of this processing is accompanied by</w:t>
+        <w:t xml:space="preserve">is why any of that processing is accompanied by</w:t>
       </w:r>
       <w:r>
         <w:t xml:space="preserve"> </w:t>
@@ -6247,13 +5584,7 @@
         <w:t xml:space="preserve"> </w:t>
       </w:r>
       <w:r>
-        <w:t xml:space="preserve">at all. Why does it</w:t>
-      </w:r>
-      <w:r>
-        <w:t xml:space="preserve"> </w:t>
-      </w:r>
-      <w:r>
-        <w:t xml:space="preserve">feel like something to see red, to taste coffee, to feel pain?</w:t>
+        <w:t xml:space="preserve">at all. Why does it feel like something to taste coffee?</w:t>
       </w:r>
     </w:p>
     <w:p>
@@ -6275,19 +5606,13 @@
         <w:t xml:space="preserve"> </w:t>
       </w:r>
       <w:r>
-        <w:t xml:space="preserve">unexplained why that processing is accompanied by subjective, first-person experience —</w:t>
-      </w:r>
-      <w:r>
-        <w:t xml:space="preserve"> </w:t>
-      </w:r>
-      <w:r>
-        <w:t xml:space="preserve">why there is "something it is like" to be conscious. The hard problem is why and how</w:t>
-      </w:r>
-      <w:r>
-        <w:t xml:space="preserve"> </w:t>
-      </w:r>
-      <w:r>
-        <w:t xml:space="preserve">physical processes give rise to phenomenal experience.</w:t>
+        <w:t xml:space="preserve">unexplained why that processing is accompanied by subjective, first-person experience — why</w:t>
+      </w:r>
+      <w:r>
+        <w:t xml:space="preserve"> </w:t>
+      </w:r>
+      <w:r>
+        <w:t xml:space="preserve">there is "something it is like" to be conscious.</w:t>
       </w:r>
     </w:p>
     <w:p>
@@ -6295,49 +5620,37 @@
         <w:pStyle w:val="BodyText"/>
       </w:pPr>
       <w:r>
-        <w:t xml:space="preserve">Chalmers' zombie thought experiment sharpens the point: we can conceive of a being that is</w:t>
-      </w:r>
-      <w:r>
-        <w:t xml:space="preserve"> </w:t>
-      </w:r>
-      <w:r>
-        <w:t xml:space="preserve">physically and functionally identical to a conscious human in every respect — same neurons,</w:t>
-      </w:r>
-      <w:r>
-        <w:t xml:space="preserve"> </w:t>
-      </w:r>
-      <w:r>
-        <w:t xml:space="preserve">same behavior, same outputs to every input — but has no inner experience whatsoever, no "lights</w:t>
-      </w:r>
-      <w:r>
-        <w:t xml:space="preserve"> </w:t>
-      </w:r>
-      <w:r>
-        <w:t xml:space="preserve">on" inside. If such a being is conceivable (Chalmers argues it is), then consciousness is not</w:t>
-      </w:r>
-      <w:r>
-        <w:t xml:space="preserve"> </w:t>
-      </w:r>
-      <w:r>
-        <w:t xml:space="preserve">logically entailed by functional organization alone. This has a direct implication for AI:</w:t>
-      </w:r>
-      <w:r>
-        <w:t xml:space="preserve"> </w:t>
-      </w:r>
-      <w:r>
-        <w:t xml:space="preserve">even if we build a system functionally indistinguishable from a conscious human, we could</w:t>
-      </w:r>
-      <w:r>
-        <w:t xml:space="preserve"> </w:t>
-      </w:r>
-      <w:r>
-        <w:t xml:space="preserve">not be certain it is conscious. We might create AI that behaves exactly as if it suffers</w:t>
-      </w:r>
-      <w:r>
-        <w:t xml:space="preserve"> </w:t>
-      </w:r>
-      <w:r>
-        <w:t xml:space="preserve">without ever being able to know whether it actually does.</w:t>
+        <w:t xml:space="preserve">Chalmers' zombie thought experiment sharpens the point: we can conceive of a being physically</w:t>
+      </w:r>
+      <w:r>
+        <w:t xml:space="preserve"> </w:t>
+      </w:r>
+      <w:r>
+        <w:t xml:space="preserve">and functionally identical to a conscious human but with no inner experience whatsoever. If</w:t>
+      </w:r>
+      <w:r>
+        <w:t xml:space="preserve"> </w:t>
+      </w:r>
+      <w:r>
+        <w:t xml:space="preserve">such a being is conceivable (Chalmers argues it is), consciousness is not entailed by</w:t>
+      </w:r>
+      <w:r>
+        <w:t xml:space="preserve"> </w:t>
+      </w:r>
+      <w:r>
+        <w:t xml:space="preserve">functional organization alone. So even a system functionally indistinguishable from a</w:t>
+      </w:r>
+      <w:r>
+        <w:t xml:space="preserve"> </w:t>
+      </w:r>
+      <w:r>
+        <w:t xml:space="preserve">conscious human might not be conscious, and we could not tell: we might build AI that behaves</w:t>
+      </w:r>
+      <w:r>
+        <w:t xml:space="preserve"> </w:t>
+      </w:r>
+      <w:r>
+        <w:t xml:space="preserve">exactly as if it suffers without ever knowing whether it does.</w:t>
       </w:r>
     </w:p>
     <w:p>
@@ -6357,25 +5670,19 @@
         <w:pStyle w:val="Compact"/>
       </w:pPr>
       <w:r>
-        <w:t xml:space="preserve">In the 2025 study described in Part II, interrogators given five minutes judged a language</w:t>
-      </w:r>
-      <w:r>
-        <w:t xml:space="preserve"> </w:t>
-      </w:r>
-      <w:r>
-        <w:t xml:space="preserve">model to be the human more often than they judged the actual human to be. Turing said</w:t>
-      </w:r>
-      <w:r>
-        <w:t xml:space="preserve"> </w:t>
-      </w:r>
-      <w:r>
-        <w:t xml:space="preserve">that settles the question; Searle says it settles nothing. What would you need to observe,</w:t>
-      </w:r>
-      <w:r>
-        <w:t xml:space="preserve"> </w:t>
-      </w:r>
-      <w:r>
-        <w:t xml:space="preserve">beyond the transcript, to move you toward one of them?</w:t>
+        <w:t xml:space="preserve">In the 2025 study described in Part II, interrogators judged a language model to be the human</w:t>
+      </w:r>
+      <w:r>
+        <w:t xml:space="preserve"> </w:t>
+      </w:r>
+      <w:r>
+        <w:t xml:space="preserve">more often than they judged the actual human to be. Turing says that settles the</w:t>
+      </w:r>
+      <w:r>
+        <w:t xml:space="preserve"> </w:t>
+      </w:r>
+      <w:r>
+        <w:t xml:space="preserve">question; Searle says it settles nothing. What else would you need to observe?</w:t>
       </w:r>
     </w:p>
     <w:p>
@@ -6387,19 +5694,13 @@
         <w:pStyle w:val="Compact"/>
       </w:pPr>
       <w:r>
-        <w:t xml:space="preserve">Lovelace argues machines can only execute instructions, not originate ideas.</w:t>
-      </w:r>
-      <w:r>
-        <w:t xml:space="preserve"> </w:t>
-      </w:r>
-      <w:r>
-        <w:t xml:space="preserve">When ChatGPT writes a poem you've never seen before, has it "originated" something?</w:t>
-      </w:r>
-      <w:r>
-        <w:t xml:space="preserve"> </w:t>
-      </w:r>
-      <w:r>
-        <w:t xml:space="preserve">What would Lovelace say? What would Turing say? Who do you think is right?</w:t>
+        <w:t xml:space="preserve">When ChatGPT writes a poem you have never seen before, has it "originated" something?</w:t>
+      </w:r>
+      <w:r>
+        <w:t xml:space="preserve"> </w:t>
+      </w:r>
+      <w:r>
+        <w:t xml:space="preserve">What would Lovelace say? What would Turing say?</w:t>
       </w:r>
     </w:p>
     <w:p>
@@ -6411,49 +5712,13 @@
         <w:pStyle w:val="Compact"/>
       </w:pPr>
       <w:r>
-        <w:t xml:space="preserve">The systems reply to Searle says understanding is a property of the whole system,</w:t>
-      </w:r>
-      <w:r>
-        <w:t xml:space="preserve"> </w:t>
-      </w:r>
-      <w:r>
-        <w:t xml:space="preserve">not its parts. Do you find this convincing? If you "are" your brain, and your</w:t>
-      </w:r>
-      <w:r>
-        <w:t xml:space="preserve"> </w:t>
-      </w:r>
-      <w:r>
-        <w:t xml:space="preserve">neurons don't understand anything individually, does the systems reply apply</w:t>
-      </w:r>
-      <w:r>
-        <w:t xml:space="preserve"> </w:t>
-      </w:r>
-      <w:r>
-        <w:t xml:space="preserve">to you too?</w:t>
-      </w:r>
-    </w:p>
-    <w:p>
-      <w:pPr>
-        <w:numPr>
-          <w:ilvl w:val="0"/>
-          <w:numId w:val="1009"/>
-        </w:numPr>
-        <w:pStyle w:val="Compact"/>
-      </w:pPr>
-      <w:r>
-        <w:t xml:space="preserve">Chalmers argues we can never be certain whether an AI is conscious. If an AI</w:t>
-      </w:r>
-      <w:r>
-        <w:t xml:space="preserve"> </w:t>
-      </w:r>
-      <w:r>
-        <w:t xml:space="preserve">says it is suffering, should we take it seriously? What would the cost be of</w:t>
-      </w:r>
-      <w:r>
-        <w:t xml:space="preserve"> </w:t>
-      </w:r>
-      <w:r>
-        <w:t xml:space="preserve">being wrong in either direction?</w:t>
+        <w:t xml:space="preserve">If an AI says it is suffering, should we take it seriously? What is the cost of being</w:t>
+      </w:r>
+      <w:r>
+        <w:t xml:space="preserve"> </w:t>
+      </w:r>
+      <w:r>
+        <w:t xml:space="preserve">wrong in either direction?</w:t>
       </w:r>
     </w:p>
     <w:bookmarkEnd w:id="50"/>
@@ -6474,37 +5739,19 @@
         <w:pStyle w:val="FirstParagraph"/>
       </w:pPr>
       <w:r>
-        <w:t xml:space="preserve">The classical philosophical debates remain unresolved. Philosophers still disagree</w:t>
-      </w:r>
-      <w:r>
-        <w:t xml:space="preserve"> </w:t>
-      </w:r>
-      <w:r>
-        <w:t xml:space="preserve">about whether behavioral tests are sufficient for attributing thought, whether syntax</w:t>
-      </w:r>
-      <w:r>
-        <w:t xml:space="preserve"> </w:t>
-      </w:r>
-      <w:r>
-        <w:t xml:space="preserve">can give rise to semantics, and whether consciousness is functional or something more.</w:t>
-      </w:r>
-      <w:r>
-        <w:t xml:space="preserve"> </w:t>
-      </w:r>
-      <w:r>
-        <w:t xml:space="preserve">Meanwhile, AI researchers and ethicists need working definitions to guide their work.</w:t>
-      </w:r>
-      <w:r>
-        <w:t xml:space="preserve"> </w:t>
-      </w:r>
-      <w:r>
-        <w:t xml:space="preserve">Two contemporary approaches — Russell's rational agency view and Floridi's information-theoretic</w:t>
-      </w:r>
-      <w:r>
-        <w:t xml:space="preserve"> </w:t>
-      </w:r>
-      <w:r>
-        <w:t xml:space="preserve">reframing — have proved especially influential.</w:t>
+        <w:t xml:space="preserve">The classical debates remain unresolved, but AI researchers and ethicists still need working</w:t>
+      </w:r>
+      <w:r>
+        <w:t xml:space="preserve"> </w:t>
+      </w:r>
+      <w:r>
+        <w:t xml:space="preserve">definitions. Two contemporary approaches — Russell's rational agency view and Floridi's</w:t>
+      </w:r>
+      <w:r>
+        <w:t xml:space="preserve"> </w:t>
+      </w:r>
+      <w:r>
+        <w:t xml:space="preserve">information-theoretic reframing — have proved especially influential.</w:t>
       </w:r>
     </w:p>
     <w:bookmarkStart w:id="54" w:name="russell-and-norvig-ai-as-rational-agency"/>
@@ -6549,19 +5796,19 @@
         <w:t xml:space="preserve"> </w:t>
       </w:r>
       <w:r>
-        <w:t xml:space="preserve">They organize possible definitions around two axes — thinking vs. acting, human-like vs. rational</w:t>
-      </w:r>
-      <w:r>
-        <w:t xml:space="preserve"> </w:t>
-      </w:r>
-      <w:r>
-        <w:t xml:space="preserve">— producing four possibilities: thinking humanly (cognitive science), acting humanly (Turing Test),</w:t>
-      </w:r>
-      <w:r>
-        <w:t xml:space="preserve"> </w:t>
-      </w:r>
-      <w:r>
-        <w:t xml:space="preserve">thinking rationally (logic), and acting rationally. Their preferred definition is the last:</w:t>
+        <w:t xml:space="preserve">They organize possible definitions around two</w:t>
+      </w:r>
+      <w:r>
+        <w:t xml:space="preserve"> </w:t>
+      </w:r>
+      <w:r>
+        <w:t xml:space="preserve">axes — thinking vs. acting, human-like vs. rational — and prefer the last of the four</w:t>
+      </w:r>
+      <w:r>
+        <w:t xml:space="preserve"> </w:t>
+      </w:r>
+      <w:r>
+        <w:t xml:space="preserve">combinations:</w:t>
       </w:r>
       <w:r>
         <w:t xml:space="preserve"> </w:t>
@@ -6574,16 +5821,13 @@
         <w:t xml:space="preserve">AI is the study of rational agents</w:t>
       </w:r>
       <w:r>
-        <w:t xml:space="preserve"> </w:t>
-      </w:r>
-      <w:r>
-        <w:t xml:space="preserve">— systems that perceive their environment</w:t>
-      </w:r>
-      <w:r>
-        <w:t xml:space="preserve"> </w:t>
-      </w:r>
-      <w:r>
-        <w:t xml:space="preserve">and take actions expected to maximize goal achievement.</w:t>
+        <w:t xml:space="preserve">, systems that perceive their</w:t>
+      </w:r>
+      <w:r>
+        <w:t xml:space="preserve"> </w:t>
+      </w:r>
+      <w:r>
+        <w:t xml:space="preserve">environment and act to maximize goal achievement.</w:t>
       </w:r>
     </w:p>
     <w:p>
@@ -6591,25 +5835,25 @@
         <w:pStyle w:val="BodyText"/>
       </w:pPr>
       <w:r>
-        <w:t xml:space="preserve">This definition has several advantages. It is precise enough to guide research, general enough</w:t>
-      </w:r>
-      <w:r>
-        <w:t xml:space="preserve"> </w:t>
-      </w:r>
-      <w:r>
-        <w:t xml:space="preserve">to cover everything from chess engines to self-driving cars to recommendation systems, and it</w:t>
-      </w:r>
-      <w:r>
-        <w:t xml:space="preserve"> </w:t>
-      </w:r>
-      <w:r>
-        <w:t xml:space="preserve">avoids the philosophically treacherous question of whether systems "really" think. A rational</w:t>
-      </w:r>
-      <w:r>
-        <w:t xml:space="preserve"> </w:t>
-      </w:r>
-      <w:r>
-        <w:t xml:space="preserve">agent framework focuses on what a system</w:t>
+        <w:t xml:space="preserve">This definition is precise enough to guide research, general enough to cover everything from</w:t>
+      </w:r>
+      <w:r>
+        <w:t xml:space="preserve"> </w:t>
+      </w:r>
+      <w:r>
+        <w:t xml:space="preserve">chess engines to self-driving cars to recommendation systems, and it avoids the</w:t>
+      </w:r>
+      <w:r>
+        <w:t xml:space="preserve"> </w:t>
+      </w:r>
+      <w:r>
+        <w:t xml:space="preserve">philosophically treacherous question of whether systems "really" think: it focuses on what a</w:t>
+      </w:r>
+      <w:r>
+        <w:t xml:space="preserve"> </w:t>
+      </w:r>
+      <w:r>
+        <w:t xml:space="preserve">system</w:t>
       </w:r>
       <w:r>
         <w:t xml:space="preserve"> </w:t>
@@ -6625,13 +5869,7 @@
         <w:t xml:space="preserve"> </w:t>
       </w:r>
       <w:r>
-        <w:t xml:space="preserve">— how it perceives, reasons, and acts —</w:t>
-      </w:r>
-      <w:r>
-        <w:t xml:space="preserve"> </w:t>
-      </w:r>
-      <w:r>
-        <w:t xml:space="preserve">rather than on contested questions about what it</w:t>
+        <w:t xml:space="preserve">rather than on what it</w:t>
       </w:r>
       <w:r>
         <w:t xml:space="preserve"> </w:t>
@@ -6693,25 +5931,19 @@
         <w:t xml:space="preserve"> </w:t>
       </w:r>
       <w:r>
-        <w:t xml:space="preserve">Berkeley, whose textbook (with Peter Norvig) has defined the academic field of AI for</w:t>
-      </w:r>
-      <w:r>
-        <w:t xml:space="preserve"> </w:t>
-      </w:r>
-      <w:r>
-        <w:t xml:space="preserve">a generation. But Russell has become increasingly concerned that the rational agent</w:t>
-      </w:r>
-      <w:r>
-        <w:t xml:space="preserve"> </w:t>
-      </w:r>
-      <w:r>
-        <w:t xml:space="preserve">framework he helped popularize contains a fundamental danger — one he now considers</w:t>
-      </w:r>
-      <w:r>
-        <w:t xml:space="preserve"> </w:t>
-      </w:r>
-      <w:r>
-        <w:t xml:space="preserve">the central problem for AI safety.</w:t>
+        <w:t xml:space="preserve">Berkeley, whose textbook with Peter Norvig has defined the academic field of AI for a</w:t>
+      </w:r>
+      <w:r>
+        <w:t xml:space="preserve"> </w:t>
+      </w:r>
+      <w:r>
+        <w:t xml:space="preserve">generation — but who has become increasingly concerned that the rational agent framework</w:t>
+      </w:r>
+      <w:r>
+        <w:t xml:space="preserve"> </w:t>
+      </w:r>
+      <w:r>
+        <w:t xml:space="preserve">he helped popularize contains a fundamental danger.</w:t>
       </w:r>
     </w:p>
     <w:p>
@@ -6735,19 +5967,13 @@
         <w:t xml:space="preserve"> </w:t>
       </w:r>
       <w:r>
-        <w:t xml:space="preserve">(2019), Russell argues that the "standard model" of AI —</w:t>
-      </w:r>
-      <w:r>
-        <w:t xml:space="preserve"> </w:t>
-      </w:r>
-      <w:r>
-        <w:t xml:space="preserve">build systems that optimize fixed objectives — is fundamentally dangerous as systems</w:t>
-      </w:r>
-      <w:r>
-        <w:t xml:space="preserve"> </w:t>
-      </w:r>
-      <w:r>
-        <w:t xml:space="preserve">become more capable.</w:t>
+        <w:t xml:space="preserve">(2019), Russell argues that the "standard model" of AI — build</w:t>
+      </w:r>
+      <w:r>
+        <w:t xml:space="preserve"> </w:t>
+      </w:r>
+      <w:r>
+        <w:t xml:space="preserve">systems that optimize fixed objectives — grows dangerous as systems become more capable.</w:t>
       </w:r>
       <w:r>
         <w:t xml:space="preserve"> </w:t>
@@ -6759,43 +5985,25 @@
         <w:t xml:space="preserve"> </w:t>
       </w:r>
       <w:r>
-        <w:t xml:space="preserve">The problem is</w:t>
-      </w:r>
-      <w:r>
-        <w:t xml:space="preserve"> </w:t>
-      </w:r>
-      <w:r>
-        <w:t xml:space="preserve">not malevolence but specification: we cannot fully enumerate everything we value, and</w:t>
-      </w:r>
-      <w:r>
-        <w:t xml:space="preserve"> </w:t>
-      </w:r>
-      <w:r>
-        <w:t xml:space="preserve">a sufficiently capable optimizer will find ways to achieve its stated objective that</w:t>
-      </w:r>
-      <w:r>
-        <w:t xml:space="preserve"> </w:t>
-      </w:r>
-      <w:r>
-        <w:t xml:space="preserve">violate unstated values. He calls this the "King Midas problem" — you get exactly</w:t>
-      </w:r>
-      <w:r>
-        <w:t xml:space="preserve"> </w:t>
-      </w:r>
-      <w:r>
-        <w:t xml:space="preserve">what you asked for, not what you wanted. "Maximize happiness" might lead to direct</w:t>
-      </w:r>
-      <w:r>
-        <w:t xml:space="preserve"> </w:t>
-      </w:r>
-      <w:r>
-        <w:t xml:space="preserve">stimulation of pleasure centers. "Cure cancer" might lead to eliminating the organism</w:t>
-      </w:r>
-      <w:r>
-        <w:t xml:space="preserve"> </w:t>
-      </w:r>
-      <w:r>
-        <w:t xml:space="preserve">susceptible to cancer.</w:t>
+        <w:t xml:space="preserve">The problem is not malevolence but</w:t>
+      </w:r>
+      <w:r>
+        <w:t xml:space="preserve"> </w:t>
+      </w:r>
+      <w:r>
+        <w:t xml:space="preserve">specification: we cannot enumerate everything we value, and a capable optimizer will find</w:t>
+      </w:r>
+      <w:r>
+        <w:t xml:space="preserve"> </w:t>
+      </w:r>
+      <w:r>
+        <w:t xml:space="preserve">ways to hit its stated objective that violate unstated ones — the "King Midas problem,"</w:t>
+      </w:r>
+      <w:r>
+        <w:t xml:space="preserve"> </w:t>
+      </w:r>
+      <w:r>
+        <w:t xml:space="preserve">where you get exactly what you asked for and not what you wanted.</w:t>
       </w:r>
     </w:p>
     <w:p>
@@ -6803,13 +6011,7 @@
         <w:pStyle w:val="KeyThinker"/>
       </w:pPr>
       <w:r>
-        <w:t xml:space="preserve">Russell's proposed solution reframes the goal: instead of building machines that</w:t>
-      </w:r>
-      <w:r>
-        <w:t xml:space="preserve"> </w:t>
-      </w:r>
-      <w:r>
-        <w:t xml:space="preserve">optimize fixed objectives, build machines that are</w:t>
+        <w:t xml:space="preserve">Russell's solution reframes the goal: build machines that are</w:t>
       </w:r>
       <w:r>
         <w:t xml:space="preserve"> </w:t>
@@ -6831,25 +6033,19 @@
         <w:t xml:space="preserve"> </w:t>
       </w:r>
       <w:r>
-        <w:t xml:space="preserve">preferences and learn them by observing behavior. Uncertainty, he argues, is a safety</w:t>
-      </w:r>
-      <w:r>
-        <w:t xml:space="preserve"> </w:t>
-      </w:r>
-      <w:r>
-        <w:t xml:space="preserve">feature: a machine that knows it doesn't fully understand what we want will ask for</w:t>
-      </w:r>
-      <w:r>
-        <w:t xml:space="preserve"> </w:t>
-      </w:r>
-      <w:r>
-        <w:t xml:space="preserve">clarification, allow itself to be corrected, and defer to human judgment rather than</w:t>
-      </w:r>
-      <w:r>
-        <w:t xml:space="preserve"> </w:t>
-      </w:r>
-      <w:r>
-        <w:t xml:space="preserve">pursuing goals with dangerous single-mindedness.</w:t>
+        <w:t xml:space="preserve">preferences and learn them by observing behavior. Uncertainty is a safety feature — a</w:t>
+      </w:r>
+      <w:r>
+        <w:t xml:space="preserve"> </w:t>
+      </w:r>
+      <w:r>
+        <w:t xml:space="preserve">machine that knows it does not fully understand what we want will ask, allow itself to be</w:t>
+      </w:r>
+      <w:r>
+        <w:t xml:space="preserve"> </w:t>
+      </w:r>
+      <w:r>
+        <w:t xml:space="preserve">corrected, and defer to human judgment.</w:t>
       </w:r>
     </w:p>
     <w:p>
@@ -6889,7 +6085,7 @@
         <w:pStyle w:val="Compact"/>
       </w:pPr>
       <w:r>
-        <w:t xml:space="preserve">Human values are complex, contextual, and often tacit — we cannot fully specify everything we care about.</w:t>
+        <w:t xml:space="preserve">Human values are complex, contextual, and often tacit — we cannot fully specify them.</w:t>
       </w:r>
     </w:p>
     <w:p>
@@ -6901,7 +6097,13 @@
         <w:pStyle w:val="Compact"/>
       </w:pPr>
       <w:r>
-        <w:t xml:space="preserve">A sufficiently capable optimizer will find unexpected ways to achieve its specified objective that violate our unspecified values ("reward hacking").</w:t>
+        <w:t xml:space="preserve">A capable optimizer will find unexpected ways to hit its specified objective that violate</w:t>
+      </w:r>
+      <w:r>
+        <w:t xml:space="preserve"> </w:t>
+      </w:r>
+      <w:r>
+        <w:t xml:space="preserve">our unspecified values ("reward hacking").</w:t>
       </w:r>
     </w:p>
     <w:p>
@@ -6921,7 +6123,7 @@
         <w:t xml:space="preserve"> </w:t>
       </w:r>
       <w:r>
-        <w:t xml:space="preserve">becomes. Capability without alignment is not a path to beneficial AI.</w:t>
+        <w:t xml:space="preserve">becomes.</w:t>
       </w:r>
     </w:p>
     <w:bookmarkEnd w:id="54"/>
@@ -6945,13 +6147,7 @@
         <w:t xml:space="preserve"> </w:t>
       </w:r>
       <w:r>
-        <w:t xml:space="preserve">2023 the founding director of the Digital Ethics Center at Yale — offers a provocative</w:t>
-      </w:r>
-      <w:r>
-        <w:t xml:space="preserve"> </w:t>
-      </w:r>
-      <w:r>
-        <w:t xml:space="preserve">reframing of the entire debate.</w:t>
+        <w:t xml:space="preserve">2023 the founding director of the Digital Ethics Center at Yale — reframes the debate.</w:t>
       </w:r>
       <w:r>
         <w:t xml:space="preserve"> </w:t>
@@ -6963,25 +6159,13 @@
         <w:t xml:space="preserve"> </w:t>
       </w:r>
       <w:r>
-        <w:t xml:space="preserve">Rather than</w:t>
-      </w:r>
-      <w:r>
-        <w:t xml:space="preserve"> </w:t>
-      </w:r>
-      <w:r>
-        <w:t xml:space="preserve">asking whether AI systems are intelligent — a question that may be unanswerable given the</w:t>
-      </w:r>
-      <w:r>
-        <w:t xml:space="preserve"> </w:t>
-      </w:r>
-      <w:r>
-        <w:t xml:space="preserve">philosophical difficulties we have reviewed — Floridi proposes we focus on what AI systems</w:t>
-      </w:r>
-      <w:r>
-        <w:t xml:space="preserve"> </w:t>
-      </w:r>
-      <w:r>
-        <w:t xml:space="preserve">actually are:</w:t>
+        <w:t xml:space="preserve">Rather than asking whether AI systems are</w:t>
+      </w:r>
+      <w:r>
+        <w:t xml:space="preserve"> </w:t>
+      </w:r>
+      <w:r>
+        <w:t xml:space="preserve">intelligent — a question that may be unanswerable — he asks what they are:</w:t>
       </w:r>
       <w:r>
         <w:t xml:space="preserve"> </w:t>
@@ -6991,143 +6175,13 @@
           <w:bCs/>
           <w:b/>
         </w:rPr>
-        <w:t xml:space="preserve">successful agents</w:t>
-      </w:r>
-      <w:r>
-        <w:t xml:space="preserve"> </w:t>
-      </w:r>
-      <w:r>
-        <w:t xml:space="preserve">that achieve goals through means fundamentally</w:t>
-      </w:r>
-      <w:r>
-        <w:t xml:space="preserve"> </w:t>
-      </w:r>
-      <w:r>
-        <w:t xml:space="preserve">different from human cognition.</w:t>
-      </w:r>
-    </w:p>
-    <w:p>
-      <w:pPr>
-        <w:pStyle w:val="BodyText"/>
-      </w:pPr>
-      <w:r>
-        <w:t xml:space="preserve">AI systems, Floridi argues, achieve "</w:t>
+        <w:t xml:space="preserve">successful</w:t>
       </w:r>
       <w:r>
         <w:rPr>
           <w:bCs/>
           <w:b/>
         </w:rPr>
-        <w:t xml:space="preserve">agency without intelligence</w:t>
-      </w:r>
-      <w:r>
-        <w:t xml:space="preserve">." The</w:t>
-      </w:r>
-      <w:r>
-        <w:t xml:space="preserve"> </w:t>
-      </w:r>
-      <w:r>
-        <w:t xml:space="preserve">distinction is between having the</w:t>
-      </w:r>
-      <w:r>
-        <w:t xml:space="preserve"> </w:t>
-      </w:r>
-      <w:r>
-        <w:rPr>
-          <w:iCs/>
-          <w:i/>
-        </w:rPr>
-        <w:t xml:space="preserve">capacity to perform tasks and achieve goals</w:t>
-      </w:r>
-      <w:r>
-        <w:t xml:space="preserve"> </w:t>
-      </w:r>
-      <w:r>
-        <w:t xml:space="preserve">(agency) and having</w:t>
-      </w:r>
-      <w:r>
-        <w:t xml:space="preserve"> </w:t>
-      </w:r>
-      <w:r>
-        <w:rPr>
-          <w:iCs/>
-          <w:i/>
-        </w:rPr>
-        <w:t xml:space="preserve">understanding, consciousness, and semantic grasp</w:t>
-      </w:r>
-      <w:r>
-        <w:t xml:space="preserve"> </w:t>
-      </w:r>
-      <w:r>
-        <w:t xml:space="preserve">(intelligence</w:t>
-      </w:r>
-      <w:r>
-        <w:t xml:space="preserve"> </w:t>
-      </w:r>
-      <w:r>
-        <w:t xml:space="preserve">in the full human sense). A dishwasher cleans dishes without "understanding" cleanliness.</w:t>
-      </w:r>
-      <w:r>
-        <w:t xml:space="preserve"> </w:t>
-      </w:r>
-      <w:r>
-        <w:t xml:space="preserve">A calculator performs arithmetic without "understanding" mathematics. AI systems achieve</w:t>
-      </w:r>
-      <w:r>
-        <w:t xml:space="preserve"> </w:t>
-      </w:r>
-      <w:r>
-        <w:t xml:space="preserve">impressive agency through pattern matching and statistical regularities, not through</w:t>
-      </w:r>
-      <w:r>
-        <w:t xml:space="preserve"> </w:t>
-      </w:r>
-      <w:r>
-        <w:t xml:space="preserve">comprehension.</w:t>
-      </w:r>
-    </w:p>
-    <w:p>
-      <w:pPr>
-        <w:pStyle w:val="DefinitionTerm"/>
-      </w:pPr>
-      <w:r>
-        <w:t xml:space="preserve">Enveloping</w:t>
-      </w:r>
-    </w:p>
-    <w:p>
-      <w:pPr>
-        <w:pStyle w:val="DefinitionBody"/>
-      </w:pPr>
-      <w:r>
-        <w:t xml:space="preserve">Floridi's term for the strategy of adapting the world to AI's limitations rather than</w:t>
-      </w:r>
-      <w:r>
-        <w:t xml:space="preserve"> </w:t>
-      </w:r>
-      <w:r>
-        <w:t xml:space="preserve">making AI smarter. Factories use fixed layouts and barcodes; warehouses are redesigned</w:t>
-      </w:r>
-      <w:r>
-        <w:t xml:space="preserve"> </w:t>
-      </w:r>
-      <w:r>
-        <w:t xml:space="preserve">around robot capabilities; self-driving cars rely on lane markings and detailed HD maps.</w:t>
-      </w:r>
-      <w:r>
-        <w:t xml:space="preserve"> </w:t>
-      </w:r>
-      <w:r>
-        <w:t xml:space="preserve">"AI can do X" often means "AI can do X in environments we have carefully engineered."</w:t>
-      </w:r>
-    </w:p>
-    <w:p>
-      <w:pPr>
-        <w:pStyle w:val="BodyText"/>
-      </w:pPr>
-      <w:r>
-        <w:t xml:space="preserve">Floridi identifies two symmetrical errors to avoid.</w:t>
-      </w:r>
-      <w:r>
         <w:t xml:space="preserve"> </w:t>
       </w:r>
       <w:r>
@@ -7135,59 +6189,147 @@
           <w:bCs/>
           <w:b/>
         </w:rPr>
-        <w:t xml:space="preserve">Overestimating AI</w:t>
-      </w:r>
-      <w:r>
-        <w:t xml:space="preserve"> </w:t>
-      </w:r>
-      <w:r>
-        <w:t xml:space="preserve">—</w:t>
-      </w:r>
-      <w:r>
-        <w:t xml:space="preserve"> </w:t>
-      </w:r>
-      <w:r>
-        <w:t xml:space="preserve">attributing understanding, judgment, or moral agency to systems that have none —</w:t>
-      </w:r>
-      <w:r>
-        <w:t xml:space="preserve"> </w:t>
-      </w:r>
-      <w:r>
-        <w:t xml:space="preserve">leads to misplaced trust and abdicated human responsibility. When a judge relies on COMPAS</w:t>
-      </w:r>
-      <w:r>
-        <w:t xml:space="preserve"> </w:t>
-      </w:r>
-      <w:r>
-        <w:t xml:space="preserve">to set bail without understanding its limitations, or when a doctor defers to an AI diagnosis</w:t>
-      </w:r>
-      <w:r>
-        <w:t xml:space="preserve"> </w:t>
-      </w:r>
-      <w:r>
-        <w:t xml:space="preserve">without exercising independent judgment, these are failures rooted in overestimation.</w:t>
-      </w:r>
-      <w:r>
-        <w:t xml:space="preserve"> </w:t>
+        <w:t xml:space="preserve">agents</w:t>
+      </w:r>
+      <w:r>
+        <w:t xml:space="preserve"> </w:t>
+      </w:r>
+      <w:r>
+        <w:t xml:space="preserve">that achieve goals by means fundamentally different from human cognition.</w:t>
+      </w:r>
+    </w:p>
+    <w:p>
+      <w:pPr>
+        <w:pStyle w:val="BodyText"/>
+      </w:pPr>
+      <w:r>
+        <w:t xml:space="preserve">AI systems, Floridi argues, achieve "</w:t>
       </w:r>
       <w:r>
         <w:rPr>
           <w:bCs/>
           <w:b/>
         </w:rPr>
+        <w:t xml:space="preserve">agency without intelligence</w:t>
+      </w:r>
+      <w:r>
+        <w:t xml:space="preserve">": the</w:t>
+      </w:r>
+      <w:r>
+        <w:t xml:space="preserve"> </w:t>
+      </w:r>
+      <w:r>
+        <w:t xml:space="preserve">capacity to perform tasks and achieve goals, without the understanding, consciousness, and</w:t>
+      </w:r>
+      <w:r>
+        <w:t xml:space="preserve"> </w:t>
+      </w:r>
+      <w:r>
+        <w:t xml:space="preserve">semantic grasp that intelligence in the full human sense implies. A dishwasher cleans dishes</w:t>
+      </w:r>
+      <w:r>
+        <w:t xml:space="preserve"> </w:t>
+      </w:r>
+      <w:r>
+        <w:t xml:space="preserve">without "understanding" cleanliness.</w:t>
+      </w:r>
+    </w:p>
+    <w:p>
+      <w:pPr>
+        <w:pStyle w:val="DefinitionTerm"/>
+      </w:pPr>
+      <w:r>
+        <w:t xml:space="preserve">Enveloping</w:t>
+      </w:r>
+    </w:p>
+    <w:p>
+      <w:pPr>
+        <w:pStyle w:val="DefinitionBody"/>
+      </w:pPr>
+      <w:r>
+        <w:t xml:space="preserve">Floridi's term for adapting the world to AI's limitations rather than making AI smarter.</w:t>
+      </w:r>
+      <w:r>
+        <w:t xml:space="preserve"> </w:t>
+      </w:r>
+      <w:r>
+        <w:t xml:space="preserve">Factories use fixed layouts and barcodes; warehouses are redesigned around robot</w:t>
+      </w:r>
+      <w:r>
+        <w:t xml:space="preserve"> </w:t>
+      </w:r>
+      <w:r>
+        <w:t xml:space="preserve">capabilities; self-driving cars rely on lane markings and HD maps. "AI can do X" often</w:t>
+      </w:r>
+      <w:r>
+        <w:t xml:space="preserve"> </w:t>
+      </w:r>
+      <w:r>
+        <w:t xml:space="preserve">means "AI can do X in environments we have carefully engineered."</w:t>
+      </w:r>
+    </w:p>
+    <w:p>
+      <w:pPr>
+        <w:pStyle w:val="BodyText"/>
+      </w:pPr>
+      <w:r>
+        <w:t xml:space="preserve">Floridi identifies two symmetrical errors.</w:t>
+      </w:r>
+      <w:r>
+        <w:t xml:space="preserve"> </w:t>
+      </w:r>
+      <w:r>
+        <w:rPr>
+          <w:bCs/>
+          <w:b/>
+        </w:rPr>
+        <w:t xml:space="preserve">Overestimating AI</w:t>
+      </w:r>
+      <w:r>
+        <w:t xml:space="preserve"> </w:t>
+      </w:r>
+      <w:r>
+        <w:t xml:space="preserve">— attributing</w:t>
+      </w:r>
+      <w:r>
+        <w:t xml:space="preserve"> </w:t>
+      </w:r>
+      <w:r>
+        <w:t xml:space="preserve">understanding or moral agency to systems that have none — leads to misplaced trust and</w:t>
+      </w:r>
+      <w:r>
+        <w:t xml:space="preserve"> </w:t>
+      </w:r>
+      <w:r>
+        <w:t xml:space="preserve">abdicated responsibility: the judge who relies on COMPAS without understanding its</w:t>
+      </w:r>
+      <w:r>
+        <w:t xml:space="preserve"> </w:t>
+      </w:r>
+      <w:r>
+        <w:t xml:space="preserve">limitations, the doctor who defers to an AI diagnosis.</w:t>
+      </w:r>
+      <w:r>
+        <w:t xml:space="preserve"> </w:t>
+      </w:r>
+      <w:r>
+        <w:rPr>
+          <w:bCs/>
+          <w:b/>
+        </w:rPr>
         <w:t xml:space="preserve">Underestimating AI</w:t>
       </w:r>
       <w:r>
         <w:t xml:space="preserve"> </w:t>
       </w:r>
       <w:r>
-        <w:t xml:space="preserve">— dismissing it as "just a tool" and ignoring its</w:t>
-      </w:r>
-      <w:r>
-        <w:t xml:space="preserve"> </w:t>
-      </w:r>
-      <w:r>
-        <w:t xml:space="preserve">real capacity to affect lives at scale — leads to complacency about genuine harms.</w:t>
+        <w:t xml:space="preserve">—</w:t>
+      </w:r>
+      <w:r>
+        <w:t xml:space="preserve"> </w:t>
+      </w:r>
+      <w:r>
+        <w:t xml:space="preserve">dismissing it as "just a tool" — leads to complacency about genuine harms at scale.</w:t>
       </w:r>
     </w:p>
     <w:p>
@@ -7437,7 +6579,7 @@
               <w:jc w:val="left"/>
             </w:pPr>
             <w:r>
-              <w:t xml:space="preserve">Limited by compute and electricity, not biology — can process vast data at superhuman speed</w:t>
+              <w:t xml:space="preserve">Limited by compute and electricity — vast data at superhuman speed</w:t>
             </w:r>
           </w:p>
         </w:tc>
@@ -7448,43 +6590,31 @@
         <w:pStyle w:val="BodyText"/>
       </w:pPr>
       <w:r>
-        <w:t xml:space="preserve">Floridi's point is that AI's successes and failures follow from its fundamental nature:</w:t>
-      </w:r>
-      <w:r>
-        <w:t xml:space="preserve"> </w:t>
-      </w:r>
-      <w:r>
-        <w:t xml:space="preserve">it exploits patterns in data that may not reflect causal understanding. This is why AI</w:t>
-      </w:r>
-      <w:r>
-        <w:t xml:space="preserve"> </w:t>
-      </w:r>
-      <w:r>
-        <w:t xml:space="preserve">can beat grandmasters at chess while failing at tasks a three-year-old finds trivial —</w:t>
-      </w:r>
-      <w:r>
-        <w:t xml:space="preserve"> </w:t>
-      </w:r>
-      <w:r>
-        <w:t xml:space="preserve">like understanding that a glass of water will spill if tilted, or that a person who</w:t>
-      </w:r>
-      <w:r>
-        <w:t xml:space="preserve"> </w:t>
-      </w:r>
-      <w:r>
-        <w:t xml:space="preserve">leaves a room still exists. Neither human intelligence nor AI agency is simply "better";</w:t>
-      </w:r>
-      <w:r>
-        <w:t xml:space="preserve"> </w:t>
-      </w:r>
-      <w:r>
-        <w:t xml:space="preserve">they are different kinds of capability, suited to different kinds of tasks, and</w:t>
-      </w:r>
-      <w:r>
-        <w:t xml:space="preserve"> </w:t>
-      </w:r>
-      <w:r>
-        <w:t xml:space="preserve">understanding the difference is essential for knowing when to trust AI and when not to</w:t>
+        <w:t xml:space="preserve">Floridi's point is that AI's successes and failures follow from its nature: it exploits</w:t>
+      </w:r>
+      <w:r>
+        <w:t xml:space="preserve"> </w:t>
+      </w:r>
+      <w:r>
+        <w:t xml:space="preserve">patterns in data that may not reflect causal understanding. This is why it can beat</w:t>
+      </w:r>
+      <w:r>
+        <w:t xml:space="preserve"> </w:t>
+      </w:r>
+      <w:r>
+        <w:t xml:space="preserve">grandmasters at chess while failing at tasks a three-year-old finds trivial — like knowing</w:t>
+      </w:r>
+      <w:r>
+        <w:t xml:space="preserve"> </w:t>
+      </w:r>
+      <w:r>
+        <w:t xml:space="preserve">that a person who leaves a room still exists. Neither kind of capability is simply "better,"</w:t>
+      </w:r>
+      <w:r>
+        <w:t xml:space="preserve"> </w:t>
+      </w:r>
+      <w:r>
+        <w:t xml:space="preserve">and knowing the difference is essential to knowing when to trust AI and when not to</w:t>
       </w:r>
       <w:r>
         <w:t xml:space="preserve"> </w:t>
@@ -7513,19 +6643,13 @@
         <w:pStyle w:val="Compact"/>
       </w:pPr>
       <w:r>
-        <w:t xml:space="preserve">Floridi argues that AI has "agency without intelligence." Does this framing help</w:t>
-      </w:r>
-      <w:r>
-        <w:t xml:space="preserve"> </w:t>
-      </w:r>
-      <w:r>
-        <w:t xml:space="preserve">you think more clearly about AI systems you interact with daily? Can you think of</w:t>
-      </w:r>
-      <w:r>
-        <w:t xml:space="preserve"> </w:t>
-      </w:r>
-      <w:r>
-        <w:t xml:space="preserve">an example where the distinction between agency and intelligence matters practically?</w:t>
+        <w:t xml:space="preserve">Does Floridi's "agency without intelligence" help you think more clearly about the AI systems</w:t>
+      </w:r>
+      <w:r>
+        <w:t xml:space="preserve"> </w:t>
+      </w:r>
+      <w:r>
+        <w:t xml:space="preserve">you use daily? Give an example where the distinction matters practically.</w:t>
       </w:r>
     </w:p>
     <w:p>
@@ -7537,19 +6661,13 @@
         <w:pStyle w:val="Compact"/>
       </w:pPr>
       <w:r>
-        <w:t xml:space="preserve">Russell argues that building AI systems to optimize fixed objectives is fundamentally</w:t>
-      </w:r>
-      <w:r>
-        <w:t xml:space="preserve"> </w:t>
-      </w:r>
-      <w:r>
-        <w:t xml:space="preserve">dangerous as systems become more capable. Do you agree? What would "Human Compatible</w:t>
-      </w:r>
-      <w:r>
-        <w:t xml:space="preserve"> </w:t>
-      </w:r>
-      <w:r>
-        <w:t xml:space="preserve">AI" that defers to human preferences actually look like in practice?</w:t>
+        <w:t xml:space="preserve">Russell argues that optimizing fixed objectives becomes dangerous as systems become more</w:t>
+      </w:r>
+      <w:r>
+        <w:t xml:space="preserve"> </w:t>
+      </w:r>
+      <w:r>
+        <w:t xml:space="preserve">capable. Do you agree? What would "Human Compatible AI" look like in practice?</w:t>
       </w:r>
     </w:p>
     <w:p>
@@ -7561,43 +6679,13 @@
         <w:pStyle w:val="Compact"/>
       </w:pPr>
       <w:r>
-        <w:t xml:space="preserve">Floridi's "enveloping" says we often adapt the world to the machine rather than the</w:t>
-      </w:r>
-      <w:r>
-        <w:t xml:space="preserve"> </w:t>
-      </w:r>
-      <w:r>
-        <w:t xml:space="preserve">machine to the world. Find an example on your campus or in your workplace. Who bears</w:t>
-      </w:r>
-      <w:r>
-        <w:t xml:space="preserve"> </w:t>
-      </w:r>
-      <w:r>
-        <w:t xml:space="preserve">the cost of the adaptation, and were they asked?</w:t>
-      </w:r>
-    </w:p>
-    <w:p>
-      <w:pPr>
-        <w:numPr>
-          <w:ilvl w:val="0"/>
-          <w:numId w:val="1011"/>
-        </w:numPr>
-        <w:pStyle w:val="Compact"/>
-      </w:pPr>
-      <w:r>
-        <w:t xml:space="preserve">Russell wants machines that are uncertain about what we want and defer to us. Steelman</w:t>
-      </w:r>
-      <w:r>
-        <w:t xml:space="preserve"> </w:t>
-      </w:r>
-      <w:r>
-        <w:t xml:space="preserve">the objection: what is lost — in usefulness, in speed, in honesty — by a system that</w:t>
-      </w:r>
-      <w:r>
-        <w:t xml:space="preserve"> </w:t>
-      </w:r>
-      <w:r>
-        <w:t xml:space="preserve">constantly asks whether it has understood you correctly?</w:t>
+        <w:t xml:space="preserve">Steelman the objection to Russell: what is lost — in usefulness, speed, honesty — by a</w:t>
+      </w:r>
+      <w:r>
+        <w:t xml:space="preserve"> </w:t>
+      </w:r>
+      <w:r>
+        <w:t xml:space="preserve">system that constantly asks whether it has understood you?</w:t>
       </w:r>
     </w:p>
     <w:bookmarkEnd w:id="55"/>
@@ -7618,37 +6706,25 @@
         <w:pStyle w:val="FirstParagraph"/>
       </w:pPr>
       <w:r>
-        <w:t xml:space="preserve">We began by asking why it is hard to define artificial intelligence. We can now answer</w:t>
-      </w:r>
-      <w:r>
-        <w:t xml:space="preserve"> </w:t>
-      </w:r>
-      <w:r>
-        <w:t xml:space="preserve">more precisely: it is hard because the definition is doing multiple jobs at once —</w:t>
-      </w:r>
-      <w:r>
-        <w:t xml:space="preserve"> </w:t>
-      </w:r>
-      <w:r>
-        <w:t xml:space="preserve">scientific (what counts as a technical achievement?), philosophical (what is intelligence?</w:t>
-      </w:r>
-      <w:r>
-        <w:t xml:space="preserve"> </w:t>
-      </w:r>
-      <w:r>
-        <w:t xml:space="preserve">can machines have minds?), ethical (what moral status do AI systems have?), and political</w:t>
-      </w:r>
-      <w:r>
-        <w:t xml:space="preserve"> </w:t>
-      </w:r>
-      <w:r>
-        <w:t xml:space="preserve">(what should we regulate and how?). Different definitions reflect different priorities in</w:t>
-      </w:r>
-      <w:r>
-        <w:t xml:space="preserve"> </w:t>
-      </w:r>
-      <w:r>
-        <w:t xml:space="preserve">these domains, and changing the definition changes the answers.</w:t>
+        <w:t xml:space="preserve">We began by asking why it is hard to define artificial intelligence. The answer is that the</w:t>
+      </w:r>
+      <w:r>
+        <w:t xml:space="preserve"> </w:t>
+      </w:r>
+      <w:r>
+        <w:t xml:space="preserve">definition does several jobs at once — scientific (what counts as an achievement?),</w:t>
+      </w:r>
+      <w:r>
+        <w:t xml:space="preserve"> </w:t>
+      </w:r>
+      <w:r>
+        <w:t xml:space="preserve">philosophical (can machines have minds?), ethical (what moral status do AI systems have?),</w:t>
+      </w:r>
+      <w:r>
+        <w:t xml:space="preserve"> </w:t>
+      </w:r>
+      <w:r>
+        <w:t xml:space="preserve">and political (what should we regulate?) — and changing it changes the answers.</w:t>
       </w:r>
     </w:p>
     <w:bookmarkStart w:id="58" w:name="definitions-shape-what-we-build"/>
@@ -7665,43 +6741,37 @@
         <w:pStyle w:val="FirstParagraph"/>
       </w:pPr>
       <w:r>
-        <w:t xml:space="preserve">How researchers define AI shapes what they try to build. A Turing Test focus leads toward</w:t>
-      </w:r>
-      <w:r>
-        <w:t xml:space="preserve"> </w:t>
-      </w:r>
-      <w:r>
-        <w:t xml:space="preserve">human-like conversation and imitation. A symbolic AI focus leads toward logic, knowledge</w:t>
-      </w:r>
-      <w:r>
-        <w:t xml:space="preserve"> </w:t>
-      </w:r>
-      <w:r>
-        <w:t xml:space="preserve">representation, and formal reasoning. An agent-based focus leads toward decision-making,</w:t>
-      </w:r>
-      <w:r>
-        <w:t xml:space="preserve"> </w:t>
-      </w:r>
-      <w:r>
-        <w:t xml:space="preserve">optimization, and planning. A connectionist focus leads toward learning architectures and</w:t>
-      </w:r>
-      <w:r>
-        <w:t xml:space="preserve"> </w:t>
-      </w:r>
-      <w:r>
-        <w:t xml:space="preserve">large-scale data. The 1980s expert systems boom — and bust — shows how definitions shape</w:t>
-      </w:r>
-      <w:r>
-        <w:t xml:space="preserve"> </w:t>
-      </w:r>
-      <w:r>
-        <w:t xml:space="preserve">entire research programs: when "real AI" meant explicit knowledge representation, funding</w:t>
-      </w:r>
-      <w:r>
-        <w:t xml:space="preserve"> </w:t>
-      </w:r>
-      <w:r>
-        <w:t xml:space="preserve">flowed to that approach, and when it failed to generalize, the entire field contracted.</w:t>
+        <w:t xml:space="preserve">How researchers define AI shapes what they try to build: a Turing Test focus leads toward</w:t>
+      </w:r>
+      <w:r>
+        <w:t xml:space="preserve"> </w:t>
+      </w:r>
+      <w:r>
+        <w:t xml:space="preserve">human-like conversation; a symbolic focus toward logic and knowledge representation; an</w:t>
+      </w:r>
+      <w:r>
+        <w:t xml:space="preserve"> </w:t>
+      </w:r>
+      <w:r>
+        <w:t xml:space="preserve">agent-based focus toward decision-making; a connectionist focus toward learning architectures</w:t>
+      </w:r>
+      <w:r>
+        <w:t xml:space="preserve"> </w:t>
+      </w:r>
+      <w:r>
+        <w:t xml:space="preserve">and large-scale data. The 1980s expert systems boom and bust shows the stakes: funding flowed</w:t>
+      </w:r>
+      <w:r>
+        <w:t xml:space="preserve"> </w:t>
+      </w:r>
+      <w:r>
+        <w:t xml:space="preserve">to explicit knowledge representation, and when it failed to generalize the whole field</w:t>
+      </w:r>
+      <w:r>
+        <w:t xml:space="preserve"> </w:t>
+      </w:r>
+      <w:r>
+        <w:t xml:space="preserve">contracted.</w:t>
       </w:r>
     </w:p>
     <w:bookmarkEnd w:id="58"/>
@@ -7810,7 +6880,7 @@
               <w:jc w:val="left"/>
             </w:pPr>
             <w:r>
-              <w:t xml:space="preserve">Alignment with human values, control problems, unintended optimization consequences</w:t>
+              <w:t xml:space="preserve">Alignment with human values, control problems, unintended optimization</w:t>
             </w:r>
           </w:p>
         </w:tc>
@@ -7862,7 +6932,7 @@
               <w:jc w:val="left"/>
             </w:pPr>
             <w:r>
-              <w:t xml:space="preserve">Only human responsibility matters; no special AI ethics is needed</w:t>
+              <w:t xml:space="preserve">Only human responsibility matters; no special AI ethics needed</w:t>
             </w:r>
           </w:p>
         </w:tc>
@@ -7873,37 +6943,25 @@
         <w:pStyle w:val="BodyText"/>
       </w:pPr>
       <w:r>
-        <w:t xml:space="preserve">These distinctions have immediate practical implications. If COMPAS (the recidivism prediction</w:t>
-      </w:r>
-      <w:r>
-        <w:t xml:space="preserve"> </w:t>
-      </w:r>
-      <w:r>
-        <w:t xml:space="preserve">system used in US criminal sentencing) is "just software," then only its human designers bear</w:t>
-      </w:r>
-      <w:r>
-        <w:t xml:space="preserve"> </w:t>
-      </w:r>
-      <w:r>
-        <w:t xml:space="preserve">responsibility for its racial disparities. If it is a "rational agent," the question of who is</w:t>
-      </w:r>
-      <w:r>
-        <w:t xml:space="preserve"> </w:t>
-      </w:r>
-      <w:r>
-        <w:t xml:space="preserve">responsible becomes more complex — including questions about the agent's decision-making process</w:t>
-      </w:r>
-      <w:r>
-        <w:t xml:space="preserve"> </w:t>
-      </w:r>
-      <w:r>
-        <w:t xml:space="preserve">and accountability mechanisms. If a large language model might be conscious, we may owe it</w:t>
-      </w:r>
-      <w:r>
-        <w:t xml:space="preserve"> </w:t>
-      </w:r>
-      <w:r>
-        <w:t xml:space="preserve">moral consideration that changes how we treat it and what we permit companies to do to it.</w:t>
+        <w:t xml:space="preserve">The choice has immediate practical implications. If COMPAS is "just software," only its human</w:t>
+      </w:r>
+      <w:r>
+        <w:t xml:space="preserve"> </w:t>
+      </w:r>
+      <w:r>
+        <w:t xml:space="preserve">designers bear responsibility for its racial disparities. If it is a "rational agent,"</w:t>
+      </w:r>
+      <w:r>
+        <w:t xml:space="preserve"> </w:t>
+      </w:r>
+      <w:r>
+        <w:t xml:space="preserve">responsibility becomes more complex. If a large language model might be conscious, we may owe</w:t>
+      </w:r>
+      <w:r>
+        <w:t xml:space="preserve"> </w:t>
+      </w:r>
+      <w:r>
+        <w:t xml:space="preserve">it moral consideration that changes what we permit companies to do to it.</w:t>
       </w:r>
     </w:p>
     <w:p>
@@ -8372,37 +7430,25 @@
         <w:pStyle w:val="BodyText"/>
       </w:pPr>
       <w:r>
-        <w:t xml:space="preserve">The table reveals a striking pattern: under the Turing Test and Searle's strong AI criteria,</w:t>
-      </w:r>
-      <w:r>
-        <w:t xml:space="preserve"> </w:t>
-      </w:r>
-      <w:r>
-        <w:t xml:space="preserve">almost nothing currently qualifies as AI. Under agent-based and agency frameworks, almost</w:t>
-      </w:r>
-      <w:r>
-        <w:t xml:space="preserve"> </w:t>
-      </w:r>
-      <w:r>
-        <w:t xml:space="preserve">everything does. Your definition of AI is therefore not merely a philosophical preference —</w:t>
-      </w:r>
-      <w:r>
-        <w:t xml:space="preserve"> </w:t>
-      </w:r>
-      <w:r>
-        <w:t xml:space="preserve">it determines whether the systems currently shaping decisions about credit, bail, employment,</w:t>
-      </w:r>
-      <w:r>
-        <w:t xml:space="preserve"> </w:t>
-      </w:r>
-      <w:r>
-        <w:t xml:space="preserve">and information access count as AI at all, and therefore whether they fall within the scope</w:t>
-      </w:r>
-      <w:r>
-        <w:t xml:space="preserve"> </w:t>
-      </w:r>
-      <w:r>
-        <w:t xml:space="preserve">of AI ethics and AI regulation.</w:t>
+        <w:t xml:space="preserve">The pattern is striking: under the Turing Test and Searle's criteria almost nothing currently</w:t>
+      </w:r>
+      <w:r>
+        <w:t xml:space="preserve"> </w:t>
+      </w:r>
+      <w:r>
+        <w:t xml:space="preserve">qualifies as AI; under agent-based and agency frameworks almost everything does. Your</w:t>
+      </w:r>
+      <w:r>
+        <w:t xml:space="preserve"> </w:t>
+      </w:r>
+      <w:r>
+        <w:t xml:space="preserve">definition therefore decides whether the systems now shaping decisions about credit, bail,</w:t>
+      </w:r>
+      <w:r>
+        <w:t xml:space="preserve"> </w:t>
+      </w:r>
+      <w:r>
+        <w:t xml:space="preserve">employment, and information access fall within the scope of AI ethics and regulation at all.</w:t>
       </w:r>
     </w:p>
     <w:p>
@@ -8422,25 +7468,19 @@
         <w:pStyle w:val="Compact"/>
       </w:pPr>
       <w:r>
-        <w:t xml:space="preserve">The open-weight release of January 2025 wiped roughly $600 billion off a single</w:t>
-      </w:r>
-      <w:r>
-        <w:t xml:space="preserve"> </w:t>
-      </w:r>
-      <w:r>
-        <w:t xml:space="preserve">company's market value in one session. What does it say about how AI is governed that</w:t>
-      </w:r>
-      <w:r>
-        <w:t xml:space="preserve"> </w:t>
-      </w:r>
-      <w:r>
-        <w:t xml:space="preserve">the fastest and most decisive response came from financial markets rather than from</w:t>
-      </w:r>
-      <w:r>
-        <w:t xml:space="preserve"> </w:t>
-      </w:r>
-      <w:r>
-        <w:t xml:space="preserve">any regulator?</w:t>
+        <w:t xml:space="preserve">The January 2025 open-weight release wiped roughly $600 billion off a single company's market</w:t>
+      </w:r>
+      <w:r>
+        <w:t xml:space="preserve"> </w:t>
+      </w:r>
+      <w:r>
+        <w:t xml:space="preserve">value in one session. What does it say about how AI is governed that the fastest response</w:t>
+      </w:r>
+      <w:r>
+        <w:t xml:space="preserve"> </w:t>
+      </w:r>
+      <w:r>
+        <w:t xml:space="preserve">came from financial markets rather than any regulator?</w:t>
       </w:r>
     </w:p>
     <w:p>
@@ -8458,13 +7498,7 @@
         <w:t xml:space="preserve"> </w:t>
       </w:r>
       <w:r>
-        <w:t xml:space="preserve">industry, none can slow down alone. Is that description true, or is it a convenient</w:t>
-      </w:r>
-      <w:r>
-        <w:t xml:space="preserve"> </w:t>
-      </w:r>
-      <w:r>
-        <w:t xml:space="preserve">excuse? What would have to be in place for it to stop being true?</w:t>
+        <w:t xml:space="preserve">industry, none can slow down alone. Is that true, or a convenient excuse?</w:t>
       </w:r>
     </w:p>
     <w:p>
@@ -8476,55 +7510,13 @@
         <w:pStyle w:val="Compact"/>
       </w:pPr>
       <w:r>
-        <w:t xml:space="preserve">The table above shows that almost all current AI systems qualify as AI under</w:t>
-      </w:r>
-      <w:r>
-        <w:t xml:space="preserve"> </w:t>
-      </w:r>
-      <w:r>
-        <w:t xml:space="preserve">agent-based definitions but not under the Turing Test. Which definition do you</w:t>
-      </w:r>
-      <w:r>
-        <w:t xml:space="preserve"> </w:t>
-      </w:r>
-      <w:r>
-        <w:t xml:space="preserve">think is most useful — for ethics, for policy, for understanding? They need not</w:t>
-      </w:r>
-      <w:r>
-        <w:t xml:space="preserve"> </w:t>
-      </w:r>
-      <w:r>
-        <w:t xml:space="preserve">be the same definition.</w:t>
-      </w:r>
-    </w:p>
-    <w:p>
-      <w:pPr>
-        <w:numPr>
-          <w:ilvl w:val="0"/>
-          <w:numId w:val="1012"/>
-        </w:numPr>
-        <w:pStyle w:val="Compact"/>
-      </w:pPr>
-      <w:r>
-        <w:t xml:space="preserve">AI winters followed every wave of overpromising. We are currently in a period of</w:t>
-      </w:r>
-      <w:r>
-        <w:t xml:space="preserve"> </w:t>
-      </w:r>
-      <w:r>
-        <w:t xml:space="preserve">intense enthusiasm about large language models. Based on the patterns in this</w:t>
-      </w:r>
-      <w:r>
-        <w:t xml:space="preserve"> </w:t>
-      </w:r>
-      <w:r>
-        <w:t xml:space="preserve">chapter's history, what should we be cautious about? What are the most likely</w:t>
-      </w:r>
-      <w:r>
-        <w:t xml:space="preserve"> </w:t>
-      </w:r>
-      <w:r>
-        <w:t xml:space="preserve">sources of disillusionment?</w:t>
+        <w:t xml:space="preserve">AI winters followed every wave of overpromising. Based on this chapter's history, what</w:t>
+      </w:r>
+      <w:r>
+        <w:t xml:space="preserve"> </w:t>
+      </w:r>
+      <w:r>
+        <w:t xml:space="preserve">should we be cautious about now?</w:t>
       </w:r>
     </w:p>
     <w:bookmarkEnd w:id="59"/>
@@ -8545,67 +7537,25 @@
         <w:pStyle w:val="FirstParagraph"/>
       </w:pPr>
       <w:r>
-        <w:t xml:space="preserve">This chapter has examined artificial intelligence from the ground up — from the contested</w:t>
-      </w:r>
-      <w:r>
-        <w:t xml:space="preserve"> </w:t>
-      </w:r>
-      <w:r>
-        <w:t xml:space="preserve">question of definition through the history of the technology to the classical philosophical</w:t>
-      </w:r>
-      <w:r>
-        <w:t xml:space="preserve"> </w:t>
-      </w:r>
-      <w:r>
-        <w:t xml:space="preserve">debates that are newly relevant in the age of LLMs. The central lesson is that how we define</w:t>
-      </w:r>
-      <w:r>
-        <w:t xml:space="preserve"> </w:t>
-      </w:r>
-      <w:r>
-        <w:t xml:space="preserve">AI is not a neutral technical matter: it shapes what we build, how we evaluate it, what risks</w:t>
-      </w:r>
-      <w:r>
-        <w:t xml:space="preserve"> </w:t>
-      </w:r>
-      <w:r>
-        <w:t xml:space="preserve">we take seriously, and who we hold responsible. The philosophical debates between Lovelace,</w:t>
-      </w:r>
-      <w:r>
-        <w:t xml:space="preserve"> </w:t>
-      </w:r>
-      <w:r>
-        <w:t xml:space="preserve">Turing, Searle, and Dennett are not historical curiosities but live questions whose answers</w:t>
-      </w:r>
-      <w:r>
-        <w:t xml:space="preserve"> </w:t>
-      </w:r>
-      <w:r>
-        <w:t xml:space="preserve">determine whether current AI systems have achieved something remarkable or merely sophisticated</w:t>
-      </w:r>
-      <w:r>
-        <w:t xml:space="preserve"> </w:t>
-      </w:r>
-      <w:r>
-        <w:t xml:space="preserve">pattern matching — and whether they might someday deserve moral consideration. The two most</w:t>
-      </w:r>
-      <w:r>
-        <w:t xml:space="preserve"> </w:t>
-      </w:r>
-      <w:r>
-        <w:t xml:space="preserve">recent shifts in the technology, inference-time scaling and the dispersal of frontier capability</w:t>
-      </w:r>
-      <w:r>
-        <w:t xml:space="preserve"> </w:t>
-      </w:r>
-      <w:r>
-        <w:t xml:space="preserve">through open weights, matter here for the same reason: each quietly changes who has to answer</w:t>
-      </w:r>
-      <w:r>
-        <w:t xml:space="preserve"> </w:t>
-      </w:r>
-      <w:r>
-        <w:t xml:space="preserve">for what an AI system does.</w:t>
+        <w:t xml:space="preserve">This chapter has examined artificial intelligence from the contested question of definition,</w:t>
+      </w:r>
+      <w:r>
+        <w:t xml:space="preserve"> </w:t>
+      </w:r>
+      <w:r>
+        <w:t xml:space="preserve">through the history of the technology, to the classical philosophical debates that are newly</w:t>
+      </w:r>
+      <w:r>
+        <w:t xml:space="preserve"> </w:t>
+      </w:r>
+      <w:r>
+        <w:t xml:space="preserve">relevant in the age of LLMs. The central lesson is that how we define AI is not a neutral</w:t>
+      </w:r>
+      <w:r>
+        <w:t xml:space="preserve"> </w:t>
+      </w:r>
+      <w:r>
+        <w:t xml:space="preserve">technical matter: it shapes what we build, how we evaluate it, and who we hold responsible.</w:t>
       </w:r>
     </w:p>
     <w:p>
@@ -8629,25 +7579,19 @@
           <w:bCs/>
           <w:b/>
         </w:rPr>
-        <w:t xml:space="preserve">Tesler's Theorem / moving goalposts:</w:t>
-      </w:r>
-      <w:r>
-        <w:t xml:space="preserve"> </w:t>
-      </w:r>
-      <w:r>
-        <w:t xml:space="preserve">"AI is whatever hasn't been done yet."</w:t>
-      </w:r>
-      <w:r>
-        <w:t xml:space="preserve"> </w:t>
-      </w:r>
-      <w:r>
-        <w:t xml:space="preserve">Once a capability is achieved, it gets reclassified as mere computation — making AI a</w:t>
-      </w:r>
-      <w:r>
-        <w:t xml:space="preserve"> </w:t>
-      </w:r>
-      <w:r>
-        <w:t xml:space="preserve">perpetually retreating horizon and the definition inherently unstable.</w:t>
+        <w:t xml:space="preserve">Tesler's Theorem:</w:t>
+      </w:r>
+      <w:r>
+        <w:t xml:space="preserve"> </w:t>
+      </w:r>
+      <w:r>
+        <w:t xml:space="preserve">"AI is whatever hasn't been done yet" — each achieved</w:t>
+      </w:r>
+      <w:r>
+        <w:t xml:space="preserve"> </w:t>
+      </w:r>
+      <w:r>
+        <w:t xml:space="preserve">capability is reclassified as mere computation, leaving the definition permanently unstable.</w:t>
       </w:r>
     </w:p>
     <w:p>
@@ -8669,19 +7613,19 @@
         <w:t xml:space="preserve"> </w:t>
       </w:r>
       <w:r>
-        <w:t xml:space="preserve">argued that machines can only do what they are programmed</w:t>
-      </w:r>
-      <w:r>
-        <w:t xml:space="preserve"> </w:t>
-      </w:r>
-      <w:r>
-        <w:t xml:space="preserve">to do — they cannot originate anything. Her objection remains alive in debates about</w:t>
-      </w:r>
-      <w:r>
-        <w:t xml:space="preserve"> </w:t>
-      </w:r>
-      <w:r>
-        <w:t xml:space="preserve">whether LLMs are "merely" predicting tokens or genuinely generating novel ideas.</w:t>
+        <w:t xml:space="preserve">argued that the Analytical Engine "has no pretensions whatever</w:t>
+      </w:r>
+      <w:r>
+        <w:t xml:space="preserve"> </w:t>
+      </w:r>
+      <w:r>
+        <w:t xml:space="preserve">to originate any thing," an objection still alive whenever critics say LLMs are "merely"</w:t>
+      </w:r>
+      <w:r>
+        <w:t xml:space="preserve"> </w:t>
+      </w:r>
+      <w:r>
+        <w:t xml:space="preserve">predicting tokens.</w:t>
       </w:r>
     </w:p>
     <w:p>
@@ -8703,25 +7647,19 @@
         <w:t xml:space="preserve"> </w:t>
       </w:r>
       <w:r>
-        <w:t xml:space="preserve">proposed replacing the vague question "Can machines think?"</w:t>
-      </w:r>
-      <w:r>
-        <w:t xml:space="preserve"> </w:t>
-      </w:r>
-      <w:r>
-        <w:t xml:space="preserve">with a behavioral test: if a machine fools a human interrogator, call it intelligent.</w:t>
-      </w:r>
-      <w:r>
-        <w:t xml:space="preserve"> </w:t>
-      </w:r>
-      <w:r>
-        <w:t xml:space="preserve">The Turing Test is pragmatic — but whether behavioral equivalence is sufficient for</w:t>
-      </w:r>
-      <w:r>
-        <w:t xml:space="preserve"> </w:t>
-      </w:r>
-      <w:r>
-        <w:t xml:space="preserve">attributing thought remains contested.</w:t>
+        <w:t xml:space="preserve">replaced "Can machines think?" with a behavioral test, but</w:t>
+      </w:r>
+      <w:r>
+        <w:t xml:space="preserve"> </w:t>
+      </w:r>
+      <w:r>
+        <w:t xml:space="preserve">whether behavioral equivalence suffices for attributing thought remains as contested as it</w:t>
+      </w:r>
+      <w:r>
+        <w:t xml:space="preserve"> </w:t>
+      </w:r>
+      <w:r>
+        <w:t xml:space="preserve">was in 1950.</w:t>
       </w:r>
     </w:p>
     <w:p>
@@ -8743,25 +7681,19 @@
         <w:t xml:space="preserve"> </w:t>
       </w:r>
       <w:r>
-        <w:t xml:space="preserve">(1974–80 and 1987–93) followed the same pattern:</w:t>
-      </w:r>
-      <w:r>
-        <w:t xml:space="preserve"> </w:t>
-      </w:r>
-      <w:r>
-        <w:t xml:space="preserve">narrow successes led to overconfident predictions about general capability; when</w:t>
-      </w:r>
-      <w:r>
-        <w:t xml:space="preserve"> </w:t>
-      </w:r>
-      <w:r>
-        <w:t xml:space="preserve">predictions failed, funding collapsed. Expert systems failed due to the "knowledge</w:t>
-      </w:r>
-      <w:r>
-        <w:t xml:space="preserve"> </w:t>
-      </w:r>
-      <w:r>
-        <w:t xml:space="preserve">bottleneck" — human expertise is largely tacit and cannot be fully extracted and encoded.</w:t>
+        <w:t xml:space="preserve">(1974–80, 1987–93) followed one pattern — narrow success bred</w:t>
+      </w:r>
+      <w:r>
+        <w:t xml:space="preserve"> </w:t>
+      </w:r>
+      <w:r>
+        <w:t xml:space="preserve">overconfident predictions — and expert systems in particular foundered on the "knowledge</w:t>
+      </w:r>
+      <w:r>
+        <w:t xml:space="preserve"> </w:t>
+      </w:r>
+      <w:r>
+        <w:t xml:space="preserve">bottleneck," since human expertise is largely tacit.</w:t>
       </w:r>
     </w:p>
     <w:p>
@@ -8783,25 +7715,7 @@
         <w:t xml:space="preserve"> </w:t>
       </w:r>
       <w:r>
-        <w:t xml:space="preserve">argues that syntax (symbol manipulation) is</w:t>
-      </w:r>
-      <w:r>
-        <w:t xml:space="preserve"> </w:t>
-      </w:r>
-      <w:r>
-        <w:t xml:space="preserve">never sufficient for semantics (understanding meaning). A system can pass the Turing</w:t>
-      </w:r>
-      <w:r>
-        <w:t xml:space="preserve"> </w:t>
-      </w:r>
-      <w:r>
-        <w:t xml:space="preserve">Test by following rules without understanding a word. Strong AI — the claim that</w:t>
-      </w:r>
-      <w:r>
-        <w:t xml:space="preserve"> </w:t>
-      </w:r>
-      <w:r>
-        <w:t xml:space="preserve">running the right program produces genuine mentality — is therefore false.</w:t>
+        <w:t xml:space="preserve">holds that syntax is never sufficient for semantics;</w:t>
       </w:r>
       <w:r>
         <w:t xml:space="preserve"> </w:t>
@@ -8811,31 +7725,19 @@
           <w:bCs/>
           <w:b/>
         </w:rPr>
-        <w:t xml:space="preserve">Dennett's functionalism and the systems reply</w:t>
-      </w:r>
-      <w:r>
-        <w:t xml:space="preserve"> </w:t>
-      </w:r>
-      <w:r>
-        <w:t xml:space="preserve">answer that mental states</w:t>
-      </w:r>
-      <w:r>
-        <w:t xml:space="preserve"> </w:t>
-      </w:r>
-      <w:r>
-        <w:t xml:space="preserve">are constituted by functional organization rather than physical substrate, and that</w:t>
-      </w:r>
-      <w:r>
-        <w:t xml:space="preserve"> </w:t>
-      </w:r>
-      <w:r>
-        <w:t xml:space="preserve">Searle analyzes the wrong level: understanding is a property of the whole system, not its</w:t>
-      </w:r>
-      <w:r>
-        <w:t xml:space="preserve"> </w:t>
-      </w:r>
-      <w:r>
-        <w:t xml:space="preserve">parts — individual neurons don't understand anything either.</w:t>
+        <w:t xml:space="preserve">Dennett's systems reply</w:t>
+      </w:r>
+      <w:r>
+        <w:t xml:space="preserve"> </w:t>
+      </w:r>
+      <w:r>
+        <w:t xml:space="preserve">answers that understanding belongs to the whole</w:t>
+      </w:r>
+      <w:r>
+        <w:t xml:space="preserve"> </w:t>
+      </w:r>
+      <w:r>
+        <w:t xml:space="preserve">system rather than the part, since individual neurons do not understand anything either.</w:t>
       </w:r>
     </w:p>
     <w:p>
@@ -8887,31 +7789,19 @@
         <w:t xml:space="preserve"> </w:t>
       </w:r>
       <w:r>
-        <w:t xml:space="preserve">— thinking time at the moment of use — so capability is now bought per</w:t>
-      </w:r>
-      <w:r>
-        <w:t xml:space="preserve"> </w:t>
-      </w:r>
-      <w:r>
-        <w:t xml:space="preserve">query rather than once at training; the January 2025 open-weight release erased about</w:t>
-      </w:r>
-      <w:r>
-        <w:t xml:space="preserve"> </w:t>
-      </w:r>
-      <w:r>
-        <w:t xml:space="preserve">$600 billion of Nvidia's market value in a day and weakened the assumption that frontier</w:t>
-      </w:r>
-      <w:r>
-        <w:t xml:space="preserve"> </w:t>
-      </w:r>
-      <w:r>
-        <w:t xml:space="preserve">capability stays inside a few governable labs; and in 2026, for the first time,</w:t>
-      </w:r>
-      <w:r>
-        <w:t xml:space="preserve"> </w:t>
-      </w:r>
-      <w:r>
-        <w:t xml:space="preserve">capability itself began constraining what gets released.</w:t>
+        <w:t xml:space="preserve">and is now bought per query; the January 2025 open-weight release erased about</w:t>
+      </w:r>
+      <w:r>
+        <w:t xml:space="preserve"> </w:t>
+      </w:r>
+      <w:r>
+        <w:t xml:space="preserve">$600 billion of Nvidia's market value in a day; and in 2026 capability itself began</w:t>
+      </w:r>
+      <w:r>
+        <w:t xml:space="preserve"> </w:t>
+      </w:r>
+      <w:r>
+        <w:t xml:space="preserve">constraining release.</w:t>
       </w:r>
     </w:p>
     <w:p>
@@ -8927,31 +7817,25 @@
           <w:bCs/>
           <w:b/>
         </w:rPr>
-        <w:t xml:space="preserve">Chalmers' hard problem</w:t>
-      </w:r>
-      <w:r>
-        <w:t xml:space="preserve"> </w:t>
-      </w:r>
-      <w:r>
-        <w:t xml:space="preserve">shows that even a complete functional account</w:t>
-      </w:r>
-      <w:r>
-        <w:t xml:space="preserve"> </w:t>
-      </w:r>
-      <w:r>
-        <w:t xml:space="preserve">of intelligence leaves unexplained why processing is accompanied by subjective</w:t>
-      </w:r>
-      <w:r>
-        <w:t xml:space="preserve"> </w:t>
-      </w:r>
-      <w:r>
-        <w:t xml:space="preserve">experience. We may build AI that behaves exactly as if it is conscious without ever</w:t>
-      </w:r>
-      <w:r>
-        <w:t xml:space="preserve"> </w:t>
-      </w:r>
-      <w:r>
-        <w:t xml:space="preserve">being able to know whether it actually is.</w:t>
+        <w:t xml:space="preserve">Chalmers' hard problem:</w:t>
+      </w:r>
+      <w:r>
+        <w:t xml:space="preserve"> </w:t>
+      </w:r>
+      <w:r>
+        <w:t xml:space="preserve">even a complete functional account leaves</w:t>
+      </w:r>
+      <w:r>
+        <w:t xml:space="preserve"> </w:t>
+      </w:r>
+      <w:r>
+        <w:t xml:space="preserve">unexplained why processing is accompanied by subjective experience, so we may never know</w:t>
+      </w:r>
+      <w:r>
+        <w:t xml:space="preserve"> </w:t>
+      </w:r>
+      <w:r>
+        <w:t xml:space="preserve">whether an AI that behaves as if conscious actually is.</w:t>
       </w:r>
     </w:p>
     <w:p>
@@ -8967,31 +7851,19 @@
           <w:bCs/>
           <w:b/>
         </w:rPr>
-        <w:t xml:space="preserve">Stuart Russell's alignment problem:</w:t>
-      </w:r>
-      <w:r>
-        <w:t xml:space="preserve"> </w:t>
-      </w:r>
-      <w:r>
-        <w:t xml:space="preserve">the more capable AI systems</w:t>
-      </w:r>
-      <w:r>
-        <w:t xml:space="preserve"> </w:t>
-      </w:r>
-      <w:r>
-        <w:t xml:space="preserve">become, the more dangerous it is to build them as fixed-objective optimizers —</w:t>
-      </w:r>
-      <w:r>
-        <w:t xml:space="preserve"> </w:t>
-      </w:r>
-      <w:r>
-        <w:t xml:space="preserve">since we cannot fully specify human values in advance. The solution is systems that</w:t>
-      </w:r>
-      <w:r>
-        <w:t xml:space="preserve"> </w:t>
-      </w:r>
-      <w:r>
-        <w:t xml:space="preserve">are uncertain about preferences and learn them through human interaction.</w:t>
+        <w:t xml:space="preserve">Russell's alignment problem:</w:t>
+      </w:r>
+      <w:r>
+        <w:t xml:space="preserve"> </w:t>
+      </w:r>
+      <w:r>
+        <w:t xml:space="preserve">fixed-objective optimizers grow more dangerous</w:t>
+      </w:r>
+      <w:r>
+        <w:t xml:space="preserve"> </w:t>
+      </w:r>
+      <w:r>
+        <w:t xml:space="preserve">as they grow more capable, because human values cannot be fully specified in advance.</w:t>
       </w:r>
     </w:p>
     <w:p>
@@ -9013,25 +7885,19 @@
         <w:t xml:space="preserve"> </w:t>
       </w:r>
       <w:r>
-        <w:t xml:space="preserve">AI systems achieve goals</w:t>
-      </w:r>
-      <w:r>
-        <w:t xml:space="preserve"> </w:t>
-      </w:r>
-      <w:r>
-        <w:t xml:space="preserve">through means fundamentally different from human cognition — pattern matching without</w:t>
-      </w:r>
-      <w:r>
-        <w:t xml:space="preserve"> </w:t>
-      </w:r>
-      <w:r>
-        <w:t xml:space="preserve">semantic understanding. The risks are overestimating AI (misplaced trust, abdicated</w:t>
-      </w:r>
-      <w:r>
-        <w:t xml:space="preserve"> </w:t>
-      </w:r>
-      <w:r>
-        <w:t xml:space="preserve">responsibility) and underestimating it (ignoring real harms at scale).</w:t>
+        <w:t xml:space="preserve">AI achieves goals without semantic</w:t>
+      </w:r>
+      <w:r>
+        <w:t xml:space="preserve"> </w:t>
+      </w:r>
+      <w:r>
+        <w:t xml:space="preserve">understanding, and the twin risks are overestimating it (misplaced trust) and underestimating</w:t>
+      </w:r>
+      <w:r>
+        <w:t xml:space="preserve"> </w:t>
+      </w:r>
+      <w:r>
+        <w:t xml:space="preserve">it (ignoring real harms at scale).</w:t>
       </w:r>
     </w:p>
     <w:p>
@@ -9053,19 +7919,19 @@
         <w:t xml:space="preserve"> </w:t>
       </w:r>
       <w:r>
-        <w:t xml:space="preserve">whether AI is classified as a tool,</w:t>
-      </w:r>
-      <w:r>
-        <w:t xml:space="preserve"> </w:t>
-      </w:r>
-      <w:r>
-        <w:t xml:space="preserve">rational agent, or potentially conscious system determines what ethical questions apply</w:t>
-      </w:r>
-      <w:r>
-        <w:t xml:space="preserve"> </w:t>
-      </w:r>
-      <w:r>
-        <w:t xml:space="preserve">and who bears responsibility when things go wrong.</w:t>
+        <w:t xml:space="preserve">whether AI counts as a tool, a rational agent,</w:t>
+      </w:r>
+      <w:r>
+        <w:t xml:space="preserve"> </w:t>
+      </w:r>
+      <w:r>
+        <w:t xml:space="preserve">or a potentially conscious system determines which ethical questions apply and who bears</w:t>
+      </w:r>
+      <w:r>
+        <w:t xml:space="preserve"> </w:t>
+      </w:r>
+      <w:r>
+        <w:t xml:space="preserve">responsibility when things go wrong.</w:t>
       </w:r>
     </w:p>
     <w:bookmarkEnd w:id="62"/>
